--- a/docs/worksheets/worksheet_0_guided_build.docx
+++ b/docs/worksheets/worksheet_0_guided_build.docx
@@ -1,31 +1,31 @@
 
 <file path=word/document.xml><?xml version="1.0" encoding="utf-8"?>
-<w:document xmlns:wpc="http://schemas.microsoft.com/office/word/2010/wordprocessingCanvas" xmlns:mc="http://schemas.openxmlformats.org/markup-compatibility/2006" xmlns:o="urn:schemas-microsoft-com:office:office" xmlns:r="http://schemas.openxmlformats.org/officeDocument/2006/relationships" xmlns:m="http://schemas.openxmlformats.org/officeDocument/2006/math" xmlns:v="urn:schemas-microsoft-com:vml" xmlns:wp14="http://schemas.microsoft.com/office/word/2010/wordprocessingDrawing" xmlns:wp="http://schemas.openxmlformats.org/drawingml/2006/wordprocessingDrawing" xmlns:w10="urn:schemas-microsoft-com:office:word" xmlns:w="http://schemas.openxmlformats.org/wordprocessingml/2006/main" xmlns:w14="http://schemas.microsoft.com/office/word/2010/wordml" xmlns:w15="http://schemas.microsoft.com/office/word/2012/wordml" xmlns:wpg="http://schemas.microsoft.com/office/word/2010/wordprocessingGroup" xmlns:wpi="http://schemas.microsoft.com/office/word/2010/wordprocessingInk" xmlns:wne="http://schemas.microsoft.com/office/word/2006/wordml" xmlns:wps="http://schemas.microsoft.com/office/word/2010/wordprocessingShape" xmlns:cx="http://schemas.microsoft.com/office/drawing/2014/chartex" xmlns:cx1="http://schemas.microsoft.com/office/drawing/2015/9/8/chartex" xmlns:cx2="http://schemas.microsoft.com/office/drawing/2015/10/21/chartex" xmlns:cx3="http://schemas.microsoft.com/office/drawing/2016/5/9/chartex" xmlns:cx4="http://schemas.microsoft.com/office/drawing/2016/5/10/chartex" xmlns:cx5="http://schemas.microsoft.com/office/drawing/2016/5/11/chartex" xmlns:cx6="http://schemas.microsoft.com/office/drawing/2016/5/12/chartex" xmlns:cx7="http://schemas.microsoft.com/office/drawing/2016/5/13/chartex" xmlns:cx8="http://schemas.microsoft.com/office/drawing/2016/5/14/chartex" xmlns:aink="http://schemas.microsoft.com/office/drawing/2016/ink" xmlns:am3d="http://schemas.microsoft.com/office/drawing/2017/model3d" xmlns:w16cex="http://schemas.microsoft.com/office/word/2018/wordml/cex" xmlns:w16cid="http://schemas.microsoft.com/office/word/2016/wordml/cid" xmlns:w16="http://schemas.microsoft.com/office/word/2018/wordml" xmlns:w16sdtdh="http://schemas.microsoft.com/office/word/2020/wordml/sdtdatahash" xmlns:w16se="http://schemas.microsoft.com/office/word/2015/wordml/symex" mc:Ignorable="w14 w15 wp14">
+<w:document xmlns:wpc="http://schemas.microsoft.com/office/word/2010/wordprocessingCanvas" xmlns:cx="http://schemas.microsoft.com/office/drawing/2014/chartex" xmlns:cx1="http://schemas.microsoft.com/office/drawing/2015/9/8/chartex" xmlns:cx2="http://schemas.microsoft.com/office/drawing/2015/10/21/chartex" xmlns:cx3="http://schemas.microsoft.com/office/drawing/2016/5/9/chartex" xmlns:cx4="http://schemas.microsoft.com/office/drawing/2016/5/10/chartex" xmlns:cx5="http://schemas.microsoft.com/office/drawing/2016/5/11/chartex" xmlns:cx6="http://schemas.microsoft.com/office/drawing/2016/5/12/chartex" xmlns:cx7="http://schemas.microsoft.com/office/drawing/2016/5/13/chartex" xmlns:cx8="http://schemas.microsoft.com/office/drawing/2016/5/14/chartex" xmlns:mc="http://schemas.openxmlformats.org/markup-compatibility/2006" xmlns:aink="http://schemas.microsoft.com/office/drawing/2016/ink" xmlns:am3d="http://schemas.microsoft.com/office/drawing/2017/model3d" xmlns:o="urn:schemas-microsoft-com:office:office" xmlns:oel="http://schemas.microsoft.com/office/2019/extlst" xmlns:r="http://schemas.openxmlformats.org/officeDocument/2006/relationships" xmlns:m="http://schemas.openxmlformats.org/officeDocument/2006/math" xmlns:v="urn:schemas-microsoft-com:vml" xmlns:wp14="http://schemas.microsoft.com/office/word/2010/wordprocessingDrawing" xmlns:wp="http://schemas.openxmlformats.org/drawingml/2006/wordprocessingDrawing" xmlns:w10="urn:schemas-microsoft-com:office:word" xmlns:w="http://schemas.openxmlformats.org/wordprocessingml/2006/main" xmlns:w14="http://schemas.microsoft.com/office/word/2010/wordml" xmlns:w15="http://schemas.microsoft.com/office/word/2012/wordml" xmlns:w16cex="http://schemas.microsoft.com/office/word/2018/wordml/cex" xmlns:w16cid="http://schemas.microsoft.com/office/word/2016/wordml/cid" xmlns:w16="http://schemas.microsoft.com/office/word/2018/wordml" xmlns:w16du="http://schemas.microsoft.com/office/word/2023/wordml/word16du" xmlns:w16sdtdh="http://schemas.microsoft.com/office/word/2020/wordml/sdtdatahash" xmlns:w16sdtfl="http://schemas.microsoft.com/office/word/2024/wordml/sdtformatlock" xmlns:w16se="http://schemas.microsoft.com/office/word/2015/wordml/symex" xmlns:wpg="http://schemas.microsoft.com/office/word/2010/wordprocessingGroup" xmlns:wpi="http://schemas.microsoft.com/office/word/2010/wordprocessingInk" xmlns:wne="http://schemas.microsoft.com/office/word/2006/wordml" xmlns:wps="http://schemas.microsoft.com/office/word/2010/wordprocessingShape" mc:Ignorable="w14 w15 w16se w16cid w16 w16cex w16sdtdh w16sdtfl w16du wp14">
   <w:body>
     <w:p>
       <w:pPr>
         <w:pStyle w:val="Heading1"/>
-        <w:spacing w:after="120" w:before="0"/>
-      </w:pPr>
-      <w:r>
-        <w:t xml:space="preserve">Worksheet 0 - The Guided Build (Morning, Everyone Together)</w:t>
-      </w:r>
-    </w:p>
-    <w:p>
-      <w:pPr>
         <w:spacing w:after="120"/>
       </w:pPr>
       <w:r>
-        <w:t xml:space="preserve">This is the follow-along sheet for the morning session. The teacher does every step on the projector - this sheet is your safety net if you fall behind, miss a step, or want to race ahead. Tick off each checkpoint as you hit it.</w:t>
+        <w:t>Worksheet 0 - The Guided Build (Morning, Everyone Together)</w:t>
+      </w:r>
+    </w:p>
+    <w:p>
+      <w:pPr>
+        <w:spacing w:after="120"/>
+      </w:pPr>
+      <w:r>
+        <w:t>This is the follow-along sheet for the morning session. The teacher does every step on the projector - this sheet is your safety net if you fall behind, miss a step, or want to race ahead. Tick off each checkpoint as you hit it.</w:t>
       </w:r>
     </w:p>
     <w:p>
       <w:pPr>
         <w:pStyle w:val="Heading2"/>
-        <w:spacing w:after="120" w:before="240"/>
-      </w:pPr>
-      <w:r>
-        <w:t xml:space="preserve">Part 1 - Open The Project</w:t>
+        <w:spacing w:before="240" w:after="120"/>
+      </w:pPr>
+      <w:r>
+        <w:t>Part 1 - Open The Project</w:t>
       </w:r>
     </w:p>
     <w:p>
@@ -38,7 +38,7 @@
         <w:spacing w:after="60"/>
       </w:pPr>
       <w:r>
-        <w:t xml:space="preserve">Open Godot 4.7 and open the games-industry-insight project.</w:t>
+        <w:t>Open Godot 4.7 and open the games-industry-insight project.</w:t>
       </w:r>
     </w:p>
     <w:p>
@@ -58,7 +58,7 @@
           <w:b/>
           <w:bCs/>
         </w:rPr>
-        <w:t xml:space="preserve">F5</w:t>
+        <w:t>F5</w:t>
       </w:r>
       <w:r>
         <w:t xml:space="preserve"> to run the game.</w:t>
@@ -74,7 +74,7 @@
         <w:spacing w:after="60"/>
       </w:pPr>
       <w:r>
-        <w:t xml:space="preserve">Play a few turns with the person next to you.</w:t>
+        <w:t>Play a few turns with the person next to you.</w:t>
       </w:r>
     </w:p>
     <w:p>
@@ -87,7 +87,7 @@
         <w:spacing w:after="60"/>
       </w:pPr>
       <w:r>
-        <w:t xml:space="preserve">Before anyone shows you code, write down three rules you can spot just from playing. (What wins? What hurts? What do the purple tiles do?)</w:t>
+        <w:t>Before anyone shows you code, write down three rules you can spot just from playing. (What wins? What hurts? What do the purple tiles do?)</w:t>
       </w:r>
     </w:p>
     <w:p>
@@ -102,7 +102,7 @@
           <w:b/>
           <w:bCs/>
         </w:rPr>
-        <w:t xml:space="preserve">CHECKPOINT:</w:t>
+        <w:t>CHECKPOINT:</w:t>
       </w:r>
       <w:r>
         <w:t xml:space="preserve"> You have played the game and can name three of its rules.</w:t>
@@ -111,10 +111,10 @@
     <w:p>
       <w:pPr>
         <w:pStyle w:val="Heading2"/>
-        <w:spacing w:after="120" w:before="240"/>
-      </w:pPr>
-      <w:r>
-        <w:t xml:space="preserve">Part 2 - Tour The Scene</w:t>
+        <w:spacing w:before="240" w:after="120"/>
+      </w:pPr>
+      <w:r>
+        <w:t>Part 2 - Tour The Scene</w:t>
       </w:r>
     </w:p>
     <w:p>
@@ -129,27 +129,47 @@
       <w:r>
         <w:t xml:space="preserve">In the </w:t>
       </w:r>
+      <w:proofErr w:type="spellStart"/>
       <w:r>
         <w:rPr>
           <w:b/>
           <w:bCs/>
         </w:rPr>
-        <w:t xml:space="preserve">FileSystem dock</w:t>
+        <w:t>FileSystem</w:t>
+      </w:r>
+      <w:proofErr w:type="spellEnd"/>
+      <w:r>
+        <w:rPr>
+          <w:b/>
+          <w:bCs/>
+        </w:rPr>
+        <w:t xml:space="preserve"> dock</w:t>
       </w:r>
       <w:r>
         <w:t xml:space="preserve"> (bottom-left), double-click </w:t>
       </w:r>
       <w:r>
         <w:rPr>
-          <w:rFonts w:ascii="Consolas" w:cs="Consolas" w:eastAsia="Consolas" w:hAnsi="Consolas"/>
-          <w:sz w:val="18"/>
-          <w:szCs w:val="18"/>
-          <w:shd w:fill="EEEEEE" w:val="clear"/>
-        </w:rPr>
-        <w:t xml:space="preserve">scenes/Main.tscn</w:t>
-      </w:r>
-      <w:r>
-        <w:t xml:space="preserve">.</w:t>
+          <w:rFonts w:ascii="Consolas" w:eastAsia="Consolas" w:hAnsi="Consolas" w:cs="Consolas"/>
+          <w:sz w:val="18"/>
+          <w:szCs w:val="18"/>
+          <w:shd w:val="clear" w:color="auto" w:fill="EEEEEE"/>
+        </w:rPr>
+        <w:t>scenes/</w:t>
+      </w:r>
+      <w:proofErr w:type="spellStart"/>
+      <w:r>
+        <w:rPr>
+          <w:rFonts w:ascii="Consolas" w:eastAsia="Consolas" w:hAnsi="Consolas" w:cs="Consolas"/>
+          <w:sz w:val="18"/>
+          <w:szCs w:val="18"/>
+          <w:shd w:val="clear" w:color="auto" w:fill="EEEEEE"/>
+        </w:rPr>
+        <w:t>Main.tscn</w:t>
+      </w:r>
+      <w:proofErr w:type="spellEnd"/>
+      <w:r>
+        <w:t>.</w:t>
       </w:r>
     </w:p>
     <w:p>
@@ -169,7 +189,7 @@
           <w:b/>
           <w:bCs/>
         </w:rPr>
-        <w:t xml:space="preserve">Scene dock</w:t>
+        <w:t>Scene dock</w:t>
       </w:r>
       <w:r>
         <w:t xml:space="preserve"> (top-left), click the arrow next to </w:t>
@@ -179,10 +199,10 @@
           <w:b/>
           <w:bCs/>
         </w:rPr>
-        <w:t xml:space="preserve">Board</w:t>
-      </w:r>
-      <w:r>
-        <w:t xml:space="preserve">. There they are - all 36 tiles, as editable nodes.</w:t>
+        <w:t>Board</w:t>
+      </w:r>
+      <w:r>
+        <w:t>. There they are - all 36 tiles, as editable nodes.</w:t>
       </w:r>
     </w:p>
     <w:p>
@@ -202,7 +222,7 @@
           <w:b/>
           <w:bCs/>
         </w:rPr>
-        <w:t xml:space="preserve">F5</w:t>
+        <w:t>F5</w:t>
       </w:r>
       <w:r>
         <w:t xml:space="preserve"> - the board really is just things you can move, and the glowing track follows automatically.</w:t>
@@ -220,13 +240,15 @@
       <w:r>
         <w:t xml:space="preserve">Press </w:t>
       </w:r>
+      <w:proofErr w:type="spellStart"/>
       <w:r>
         <w:rPr>
           <w:b/>
           <w:bCs/>
         </w:rPr>
-        <w:t xml:space="preserve">Ctrl+Z</w:t>
-      </w:r>
+        <w:t>Ctrl+Z</w:t>
+      </w:r>
+      <w:proofErr w:type="spellEnd"/>
       <w:r>
         <w:t xml:space="preserve"> to put it back!</w:t>
       </w:r>
@@ -248,46 +270,52 @@
           <w:b/>
           <w:bCs/>
         </w:rPr>
-        <w:t xml:space="preserve">Inspector</w:t>
+        <w:t>Inspector</w:t>
       </w:r>
       <w:r>
         <w:t xml:space="preserve"> (right-hand panel): </w:t>
       </w:r>
-      <w:r>
-        <w:rPr>
-          <w:rFonts w:ascii="Consolas" w:cs="Consolas" w:eastAsia="Consolas" w:hAnsi="Consolas"/>
-          <w:sz w:val="18"/>
-          <w:szCs w:val="18"/>
-          <w:shd w:fill="EEEEEE" w:val="clear"/>
-        </w:rPr>
-        <w:t xml:space="preserve">tile_index</w:t>
-      </w:r>
+      <w:proofErr w:type="spellStart"/>
+      <w:r>
+        <w:rPr>
+          <w:rFonts w:ascii="Consolas" w:eastAsia="Consolas" w:hAnsi="Consolas" w:cs="Consolas"/>
+          <w:sz w:val="18"/>
+          <w:szCs w:val="18"/>
+          <w:shd w:val="clear" w:color="auto" w:fill="EEEEEE"/>
+        </w:rPr>
+        <w:t>tile_index</w:t>
+      </w:r>
+      <w:proofErr w:type="spellEnd"/>
       <w:r>
         <w:t xml:space="preserve">, </w:t>
       </w:r>
-      <w:r>
-        <w:rPr>
-          <w:rFonts w:ascii="Consolas" w:cs="Consolas" w:eastAsia="Consolas" w:hAnsi="Consolas"/>
-          <w:sz w:val="18"/>
-          <w:szCs w:val="18"/>
-          <w:shd w:fill="EEEEEE" w:val="clear"/>
-        </w:rPr>
-        <w:t xml:space="preserve">tile_type</w:t>
-      </w:r>
+      <w:proofErr w:type="spellStart"/>
+      <w:r>
+        <w:rPr>
+          <w:rFonts w:ascii="Consolas" w:eastAsia="Consolas" w:hAnsi="Consolas" w:cs="Consolas"/>
+          <w:sz w:val="18"/>
+          <w:szCs w:val="18"/>
+          <w:shd w:val="clear" w:color="auto" w:fill="EEEEEE"/>
+        </w:rPr>
+        <w:t>tile_type</w:t>
+      </w:r>
+      <w:proofErr w:type="spellEnd"/>
       <w:r>
         <w:t xml:space="preserve">, </w:t>
       </w:r>
-      <w:r>
-        <w:rPr>
-          <w:rFonts w:ascii="Consolas" w:cs="Consolas" w:eastAsia="Consolas" w:hAnsi="Consolas"/>
-          <w:sz w:val="18"/>
-          <w:szCs w:val="18"/>
-          <w:shd w:fill="EEEEEE" w:val="clear"/>
-        </w:rPr>
-        <w:t xml:space="preserve">has_star_token</w:t>
-      </w:r>
-      <w:r>
-        <w:t xml:space="preserve">... every tile setting, no code required.</w:t>
+      <w:proofErr w:type="spellStart"/>
+      <w:r>
+        <w:rPr>
+          <w:rFonts w:ascii="Consolas" w:eastAsia="Consolas" w:hAnsi="Consolas" w:cs="Consolas"/>
+          <w:sz w:val="18"/>
+          <w:szCs w:val="18"/>
+          <w:shd w:val="clear" w:color="auto" w:fill="EEEEEE"/>
+        </w:rPr>
+        <w:t>has_star_token</w:t>
+      </w:r>
+      <w:proofErr w:type="spellEnd"/>
+      <w:r>
+        <w:t>... every tile setting, no code required.</w:t>
       </w:r>
     </w:p>
     <w:p>
@@ -302,7 +330,7 @@
           <w:b/>
           <w:bCs/>
         </w:rPr>
-        <w:t xml:space="preserve">CHECKPOINT:</w:t>
+        <w:t>CHECKPOINT:</w:t>
       </w:r>
       <w:r>
         <w:t xml:space="preserve"> You moved a tile, saw it move in the game, and undid it.</w:t>
@@ -311,10 +339,10 @@
     <w:p>
       <w:pPr>
         <w:pStyle w:val="Heading2"/>
-        <w:spacing w:after="120" w:before="240"/>
-      </w:pPr>
-      <w:r>
-        <w:t xml:space="preserve">Part 3 - Change A Tile</w:t>
+        <w:spacing w:before="240" w:after="120"/>
+      </w:pPr>
+      <w:r>
+        <w:t>Part 3 - Change A Tile</w:t>
       </w:r>
     </w:p>
     <w:p>
@@ -327,7 +355,7 @@
         <w:spacing w:after="60"/>
       </w:pPr>
       <w:r>
-        <w:t xml:space="preserve">Pick any plain dark-blue NORMAL tile and click it.</w:t>
+        <w:t>Pick any plain dark-blue NORMAL tile and click it.</w:t>
       </w:r>
     </w:p>
     <w:p>
@@ -347,7 +375,7 @@
           <w:b/>
           <w:bCs/>
         </w:rPr>
-        <w:t xml:space="preserve">Inspector</w:t>
+        <w:t>Inspector</w:t>
       </w:r>
       <w:r>
         <w:t xml:space="preserve">, change </w:t>
@@ -357,22 +385,22 @@
           <w:b/>
           <w:bCs/>
         </w:rPr>
-        <w:t xml:space="preserve">Tile Type</w:t>
+        <w:t>Tile Type</w:t>
       </w:r>
       <w:r>
         <w:t xml:space="preserve"> to </w:t>
       </w:r>
       <w:r>
         <w:rPr>
-          <w:rFonts w:ascii="Consolas" w:cs="Consolas" w:eastAsia="Consolas" w:hAnsi="Consolas"/>
-          <w:sz w:val="18"/>
-          <w:szCs w:val="18"/>
-          <w:shd w:fill="EEEEEE" w:val="clear"/>
-        </w:rPr>
-        <w:t xml:space="preserve">MOVE_FORWARD</w:t>
-      </w:r>
-      <w:r>
-        <w:t xml:space="preserve">.</w:t>
+          <w:rFonts w:ascii="Consolas" w:eastAsia="Consolas" w:hAnsi="Consolas" w:cs="Consolas"/>
+          <w:sz w:val="18"/>
+          <w:szCs w:val="18"/>
+          <w:shd w:val="clear" w:color="auto" w:fill="EEEEEE"/>
+        </w:rPr>
+        <w:t>MOVE_FORWARD</w:t>
+      </w:r>
+      <w:r>
+        <w:t>.</w:t>
       </w:r>
     </w:p>
     <w:p>
@@ -392,22 +420,22 @@
           <w:b/>
           <w:bCs/>
         </w:rPr>
-        <w:t xml:space="preserve">Move Forward Amount</w:t>
+        <w:t>Move Forward Amount</w:t>
       </w:r>
       <w:r>
         <w:t xml:space="preserve"> to </w:t>
       </w:r>
       <w:r>
         <w:rPr>
-          <w:rFonts w:ascii="Consolas" w:cs="Consolas" w:eastAsia="Consolas" w:hAnsi="Consolas"/>
-          <w:sz w:val="18"/>
-          <w:szCs w:val="18"/>
-          <w:shd w:fill="EEEEEE" w:val="clear"/>
-        </w:rPr>
-        <w:t xml:space="preserve">3</w:t>
-      </w:r>
-      <w:r>
-        <w:t xml:space="preserve">.</w:t>
+          <w:rFonts w:ascii="Consolas" w:eastAsia="Consolas" w:hAnsi="Consolas" w:cs="Consolas"/>
+          <w:sz w:val="18"/>
+          <w:szCs w:val="18"/>
+          <w:shd w:val="clear" w:color="auto" w:fill="EEEEEE"/>
+        </w:rPr>
+        <w:t>3</w:t>
+      </w:r>
+      <w:r>
+        <w:t>.</w:t>
       </w:r>
     </w:p>
     <w:p>
@@ -419,13 +447,15 @@
         </w:numPr>
         <w:spacing w:after="60"/>
       </w:pPr>
+      <w:proofErr w:type="spellStart"/>
       <w:r>
         <w:rPr>
           <w:b/>
           <w:bCs/>
         </w:rPr>
-        <w:t xml:space="preserve">Ctrl+S</w:t>
-      </w:r>
+        <w:t>Ctrl+S</w:t>
+      </w:r>
+      <w:proofErr w:type="spellEnd"/>
       <w:r>
         <w:t xml:space="preserve">, then </w:t>
       </w:r>
@@ -434,7 +464,7 @@
           <w:b/>
           <w:bCs/>
         </w:rPr>
-        <w:t xml:space="preserve">F5</w:t>
+        <w:t>F5</w:t>
       </w:r>
       <w:r>
         <w:t xml:space="preserve"> - the tile has changed colour and gained an arrow. Play until someone lands on it and gets boosted.</w:t>
@@ -452,7 +482,7 @@
           <w:b/>
           <w:bCs/>
         </w:rPr>
-        <w:t xml:space="preserve">CHECKPOINT:</w:t>
+        <w:t>CHECKPOINT:</w:t>
       </w:r>
       <w:r>
         <w:t xml:space="preserve"> Your boost tile works in-game.</w:t>
@@ -461,10 +491,10 @@
     <w:p>
       <w:pPr>
         <w:pStyle w:val="Heading2"/>
-        <w:spacing w:after="120" w:before="240"/>
-      </w:pPr>
-      <w:r>
-        <w:t xml:space="preserve">Part 4 - Stars</w:t>
+        <w:spacing w:before="240" w:after="120"/>
+      </w:pPr>
+      <w:r>
+        <w:t>Part 4 - Stars</w:t>
       </w:r>
     </w:p>
     <w:p>
@@ -484,7 +514,7 @@
           <w:b/>
           <w:bCs/>
         </w:rPr>
-        <w:t xml:space="preserve">Inspector</w:t>
+        <w:t>Inspector</w:t>
       </w:r>
       <w:r>
         <w:t xml:space="preserve">, find the ticked </w:t>
@@ -494,7 +524,7 @@
           <w:b/>
           <w:bCs/>
         </w:rPr>
-        <w:t xml:space="preserve">Has Star Token</w:t>
+        <w:t>Has Star Token</w:t>
       </w:r>
       <w:r>
         <w:t xml:space="preserve"> checkbox.</w:t>
@@ -510,7 +540,7 @@
         <w:spacing w:after="60"/>
       </w:pPr>
       <w:r>
-        <w:t xml:space="preserve">Untick it - the star vanishes from the board instantly.</w:t>
+        <w:t>Untick it - the star vanishes from the board instantly.</w:t>
       </w:r>
     </w:p>
     <w:p>
@@ -530,7 +560,7 @@
           <w:b/>
           <w:bCs/>
         </w:rPr>
-        <w:t xml:space="preserve">Has Star Token</w:t>
+        <w:t>Has Star Token</w:t>
       </w:r>
       <w:r>
         <w:t xml:space="preserve"> on a different tile. You have just "moved" a star.</w:t>
@@ -546,7 +576,7 @@
         <w:spacing w:after="60"/>
       </w:pPr>
       <w:r>
-        <w:t xml:space="preserve">Two facts worth remembering:</w:t>
+        <w:t>Two facts worth remembering:</w:t>
       </w:r>
     </w:p>
     <w:p>
@@ -559,7 +589,7 @@
         <w:spacing w:after="60"/>
       </w:pPr>
       <w:r>
-        <w:t xml:space="preserve">Stars stay put when tile effects are swapped in-game - swapping a hazard onto a star tile does not drag the star away.</w:t>
+        <w:t>Stars stay put when tile effects are swapped in-game - swapping a hazard onto a star tile does not drag the star away.</w:t>
       </w:r>
     </w:p>
     <w:p>
@@ -579,10 +609,10 @@
           <w:b/>
           <w:bCs/>
         </w:rPr>
-        <w:t xml:space="preserve">at least 5 stars</w:t>
-      </w:r>
-      <w:r>
-        <w:t xml:space="preserve">, or two players can split them 2-2 and nobody can ever reach 3. Count yours!</w:t>
+        <w:t>at least 5 stars</w:t>
+      </w:r>
+      <w:r>
+        <w:t>, or two players can split them 2-2 and nobody can ever reach 3. Count yours!</w:t>
       </w:r>
     </w:p>
     <w:p>
@@ -597,7 +627,7 @@
           <w:b/>
           <w:bCs/>
         </w:rPr>
-        <w:t xml:space="preserve">CHECKPOINT:</w:t>
+        <w:t>CHECKPOINT:</w:t>
       </w:r>
       <w:r>
         <w:t xml:space="preserve"> You can add, remove and move stars - and you know why 4 stars is a broken board.</w:t>
@@ -606,10 +636,11 @@
     <w:p>
       <w:pPr>
         <w:pStyle w:val="Heading2"/>
-        <w:spacing w:after="120" w:before="240"/>
-      </w:pPr>
-      <w:r>
-        <w:t xml:space="preserve">Part 5 - Read The Rules Code</w:t>
+        <w:spacing w:before="240" w:after="120"/>
+      </w:pPr>
+      <w:r>
+        <w:lastRenderedPageBreak/>
+        <w:t>Part 5 - Read The Rules Code</w:t>
       </w:r>
     </w:p>
     <w:p>
@@ -624,27 +655,36 @@
       <w:r>
         <w:t xml:space="preserve">In the </w:t>
       </w:r>
+      <w:proofErr w:type="spellStart"/>
       <w:r>
         <w:rPr>
           <w:b/>
           <w:bCs/>
         </w:rPr>
-        <w:t xml:space="preserve">FileSystem dock</w:t>
+        <w:t>FileSystem</w:t>
+      </w:r>
+      <w:proofErr w:type="spellEnd"/>
+      <w:r>
+        <w:rPr>
+          <w:b/>
+          <w:bCs/>
+        </w:rPr>
+        <w:t xml:space="preserve"> dock</w:t>
       </w:r>
       <w:r>
         <w:t xml:space="preserve">, double-click </w:t>
       </w:r>
       <w:r>
         <w:rPr>
-          <w:rFonts w:ascii="Consolas" w:cs="Consolas" w:eastAsia="Consolas" w:hAnsi="Consolas"/>
-          <w:sz w:val="18"/>
-          <w:szCs w:val="18"/>
-          <w:shd w:fill="EEEEEE" w:val="clear"/>
-        </w:rPr>
-        <w:t xml:space="preserve">scripts/game_manager.gd</w:t>
-      </w:r>
-      <w:r>
-        <w:t xml:space="preserve">.</w:t>
+          <w:rFonts w:ascii="Consolas" w:eastAsia="Consolas" w:hAnsi="Consolas" w:cs="Consolas"/>
+          <w:sz w:val="18"/>
+          <w:szCs w:val="18"/>
+          <w:shd w:val="clear" w:color="auto" w:fill="EEEEEE"/>
+        </w:rPr>
+        <w:t>scripts/game_manager.gd</w:t>
+      </w:r>
+      <w:r>
+        <w:t>.</w:t>
       </w:r>
     </w:p>
     <w:p>
@@ -659,13 +699,15 @@
       <w:r>
         <w:t xml:space="preserve">Use </w:t>
       </w:r>
+      <w:proofErr w:type="spellStart"/>
       <w:r>
         <w:rPr>
           <w:b/>
           <w:bCs/>
         </w:rPr>
-        <w:t xml:space="preserve">Ctrl+F</w:t>
-      </w:r>
+        <w:t>Ctrl+F</w:t>
+      </w:r>
+      <w:proofErr w:type="spellEnd"/>
       <w:r>
         <w:t xml:space="preserve"> to find each of these, and read it with your partner:</w:t>
       </w:r>
@@ -679,14 +721,45 @@
         </w:numPr>
         <w:spacing w:after="60"/>
       </w:pPr>
-      <w:r>
-        <w:rPr>
-          <w:rFonts w:ascii="Consolas" w:cs="Consolas" w:eastAsia="Consolas" w:hAnsi="Consolas"/>
-          <w:sz w:val="18"/>
-          <w:szCs w:val="18"/>
-          <w:shd w:fill="EEEEEE" w:val="clear"/>
-        </w:rPr>
-        <w:t xml:space="preserve">roll_dice()</w:t>
+      <w:proofErr w:type="spellStart"/>
+      <w:r>
+        <w:rPr>
+          <w:rFonts w:ascii="Consolas" w:eastAsia="Consolas" w:hAnsi="Consolas" w:cs="Consolas"/>
+          <w:sz w:val="18"/>
+          <w:szCs w:val="18"/>
+          <w:shd w:val="clear" w:color="auto" w:fill="EEEEEE"/>
+        </w:rPr>
+        <w:t>roll_</w:t>
+      </w:r>
+      <w:proofErr w:type="gramStart"/>
+      <w:r>
+        <w:rPr>
+          <w:rFonts w:ascii="Consolas" w:eastAsia="Consolas" w:hAnsi="Consolas" w:cs="Consolas"/>
+          <w:sz w:val="18"/>
+          <w:szCs w:val="18"/>
+          <w:shd w:val="clear" w:color="auto" w:fill="EEEEEE"/>
+        </w:rPr>
+        <w:t>dice</w:t>
+      </w:r>
+      <w:proofErr w:type="spellEnd"/>
+      <w:r>
+        <w:rPr>
+          <w:rFonts w:ascii="Consolas" w:eastAsia="Consolas" w:hAnsi="Consolas" w:cs="Consolas"/>
+          <w:sz w:val="18"/>
+          <w:szCs w:val="18"/>
+          <w:shd w:val="clear" w:color="auto" w:fill="EEEEEE"/>
+        </w:rPr>
+        <w:t>(</w:t>
+      </w:r>
+      <w:proofErr w:type="gramEnd"/>
+      <w:r>
+        <w:rPr>
+          <w:rFonts w:ascii="Consolas" w:eastAsia="Consolas" w:hAnsi="Consolas" w:cs="Consolas"/>
+          <w:sz w:val="18"/>
+          <w:szCs w:val="18"/>
+          <w:shd w:val="clear" w:color="auto" w:fill="EEEEEE"/>
+        </w:rPr>
+        <w:t>)</w:t>
       </w:r>
       <w:r>
         <w:t xml:space="preserve"> - every turn starts here.</w:t>
@@ -701,26 +774,57 @@
         </w:numPr>
         <w:spacing w:after="60"/>
       </w:pPr>
-      <w:r>
-        <w:rPr>
-          <w:rFonts w:ascii="Consolas" w:cs="Consolas" w:eastAsia="Consolas" w:hAnsi="Consolas"/>
-          <w:sz w:val="18"/>
-          <w:szCs w:val="18"/>
-          <w:shd w:fill="EEEEEE" w:val="clear"/>
-        </w:rPr>
-        <w:t xml:space="preserve">move_current_player()</w:t>
+      <w:proofErr w:type="spellStart"/>
+      <w:r>
+        <w:rPr>
+          <w:rFonts w:ascii="Consolas" w:eastAsia="Consolas" w:hAnsi="Consolas" w:cs="Consolas"/>
+          <w:sz w:val="18"/>
+          <w:szCs w:val="18"/>
+          <w:shd w:val="clear" w:color="auto" w:fill="EEEEEE"/>
+        </w:rPr>
+        <w:t>move_current_</w:t>
+      </w:r>
+      <w:proofErr w:type="gramStart"/>
+      <w:r>
+        <w:rPr>
+          <w:rFonts w:ascii="Consolas" w:eastAsia="Consolas" w:hAnsi="Consolas" w:cs="Consolas"/>
+          <w:sz w:val="18"/>
+          <w:szCs w:val="18"/>
+          <w:shd w:val="clear" w:color="auto" w:fill="EEEEEE"/>
+        </w:rPr>
+        <w:t>player</w:t>
+      </w:r>
+      <w:proofErr w:type="spellEnd"/>
+      <w:r>
+        <w:rPr>
+          <w:rFonts w:ascii="Consolas" w:eastAsia="Consolas" w:hAnsi="Consolas" w:cs="Consolas"/>
+          <w:sz w:val="18"/>
+          <w:szCs w:val="18"/>
+          <w:shd w:val="clear" w:color="auto" w:fill="EEEEEE"/>
+        </w:rPr>
+        <w:t>(</w:t>
+      </w:r>
+      <w:proofErr w:type="gramEnd"/>
+      <w:r>
+        <w:rPr>
+          <w:rFonts w:ascii="Consolas" w:eastAsia="Consolas" w:hAnsi="Consolas" w:cs="Consolas"/>
+          <w:sz w:val="18"/>
+          <w:szCs w:val="18"/>
+          <w:shd w:val="clear" w:color="auto" w:fill="EEEEEE"/>
+        </w:rPr>
+        <w:t>)</w:t>
       </w:r>
       <w:r>
         <w:t xml:space="preserve"> - one step at a time, and </w:t>
       </w:r>
       <w:r>
         <w:rPr>
-          <w:rFonts w:ascii="Consolas" w:cs="Consolas" w:eastAsia="Consolas" w:hAnsi="Consolas"/>
-          <w:sz w:val="18"/>
-          <w:szCs w:val="18"/>
-          <w:shd w:fill="EEEEEE" w:val="clear"/>
-        </w:rPr>
-        <w:t xml:space="preserve">%</w:t>
+          <w:rFonts w:ascii="Consolas" w:eastAsia="Consolas" w:hAnsi="Consolas" w:cs="Consolas"/>
+          <w:sz w:val="18"/>
+          <w:szCs w:val="18"/>
+          <w:shd w:val="clear" w:color="auto" w:fill="EEEEEE"/>
+        </w:rPr>
+        <w:t>%</w:t>
       </w:r>
       <w:r>
         <w:t xml:space="preserve"> wraps tile 35 back to 0.</w:t>
@@ -735,29 +839,60 @@
         </w:numPr>
         <w:spacing w:after="60"/>
       </w:pPr>
-      <w:r>
-        <w:rPr>
-          <w:rFonts w:ascii="Consolas" w:cs="Consolas" w:eastAsia="Consolas" w:hAnsi="Consolas"/>
-          <w:sz w:val="18"/>
-          <w:szCs w:val="18"/>
-          <w:shd w:fill="EEEEEE" w:val="clear"/>
-        </w:rPr>
-        <w:t xml:space="preserve">resolve_landed_tile()</w:t>
+      <w:proofErr w:type="spellStart"/>
+      <w:r>
+        <w:rPr>
+          <w:rFonts w:ascii="Consolas" w:eastAsia="Consolas" w:hAnsi="Consolas" w:cs="Consolas"/>
+          <w:sz w:val="18"/>
+          <w:szCs w:val="18"/>
+          <w:shd w:val="clear" w:color="auto" w:fill="EEEEEE"/>
+        </w:rPr>
+        <w:t>resolve_landed_</w:t>
+      </w:r>
+      <w:proofErr w:type="gramStart"/>
+      <w:r>
+        <w:rPr>
+          <w:rFonts w:ascii="Consolas" w:eastAsia="Consolas" w:hAnsi="Consolas" w:cs="Consolas"/>
+          <w:sz w:val="18"/>
+          <w:szCs w:val="18"/>
+          <w:shd w:val="clear" w:color="auto" w:fill="EEEEEE"/>
+        </w:rPr>
+        <w:t>tile</w:t>
+      </w:r>
+      <w:proofErr w:type="spellEnd"/>
+      <w:r>
+        <w:rPr>
+          <w:rFonts w:ascii="Consolas" w:eastAsia="Consolas" w:hAnsi="Consolas" w:cs="Consolas"/>
+          <w:sz w:val="18"/>
+          <w:szCs w:val="18"/>
+          <w:shd w:val="clear" w:color="auto" w:fill="EEEEEE"/>
+        </w:rPr>
+        <w:t>(</w:t>
+      </w:r>
+      <w:proofErr w:type="gramEnd"/>
+      <w:r>
+        <w:rPr>
+          <w:rFonts w:ascii="Consolas" w:eastAsia="Consolas" w:hAnsi="Consolas" w:cs="Consolas"/>
+          <w:sz w:val="18"/>
+          <w:szCs w:val="18"/>
+          <w:shd w:val="clear" w:color="auto" w:fill="EEEEEE"/>
+        </w:rPr>
+        <w:t>)</w:t>
       </w:r>
       <w:r>
         <w:t xml:space="preserve"> - the big </w:t>
       </w:r>
       <w:r>
         <w:rPr>
-          <w:rFonts w:ascii="Consolas" w:cs="Consolas" w:eastAsia="Consolas" w:hAnsi="Consolas"/>
-          <w:sz w:val="18"/>
-          <w:szCs w:val="18"/>
-          <w:shd w:fill="EEEEEE" w:val="clear"/>
-        </w:rPr>
-        <w:t xml:space="preserve">match</w:t>
-      </w:r>
-      <w:r>
-        <w:t xml:space="preserve">: what happens where you landed.</w:t>
+          <w:rFonts w:ascii="Consolas" w:eastAsia="Consolas" w:hAnsi="Consolas" w:cs="Consolas"/>
+          <w:sz w:val="18"/>
+          <w:szCs w:val="18"/>
+          <w:shd w:val="clear" w:color="auto" w:fill="EEEEEE"/>
+        </w:rPr>
+        <w:t>match</w:t>
+      </w:r>
+      <w:r>
+        <w:t>: what happens where you landed.</w:t>
       </w:r>
     </w:p>
     <w:p>
@@ -769,29 +904,99 @@
         </w:numPr>
         <w:spacing w:after="60"/>
       </w:pPr>
-      <w:r>
-        <w:rPr>
-          <w:rFonts w:ascii="Consolas" w:cs="Consolas" w:eastAsia="Consolas" w:hAnsi="Consolas"/>
-          <w:sz w:val="18"/>
-          <w:szCs w:val="18"/>
-          <w:shd w:fill="EEEEEE" w:val="clear"/>
-        </w:rPr>
-        <w:t xml:space="preserve">check_for_winner()</w:t>
+      <w:proofErr w:type="spellStart"/>
+      <w:r>
+        <w:rPr>
+          <w:rFonts w:ascii="Consolas" w:eastAsia="Consolas" w:hAnsi="Consolas" w:cs="Consolas"/>
+          <w:sz w:val="18"/>
+          <w:szCs w:val="18"/>
+          <w:shd w:val="clear" w:color="auto" w:fill="EEEEEE"/>
+        </w:rPr>
+        <w:t>check_for_</w:t>
+      </w:r>
+      <w:proofErr w:type="gramStart"/>
+      <w:r>
+        <w:rPr>
+          <w:rFonts w:ascii="Consolas" w:eastAsia="Consolas" w:hAnsi="Consolas" w:cs="Consolas"/>
+          <w:sz w:val="18"/>
+          <w:szCs w:val="18"/>
+          <w:shd w:val="clear" w:color="auto" w:fill="EEEEEE"/>
+        </w:rPr>
+        <w:t>winner</w:t>
+      </w:r>
+      <w:proofErr w:type="spellEnd"/>
+      <w:r>
+        <w:rPr>
+          <w:rFonts w:ascii="Consolas" w:eastAsia="Consolas" w:hAnsi="Consolas" w:cs="Consolas"/>
+          <w:sz w:val="18"/>
+          <w:szCs w:val="18"/>
+          <w:shd w:val="clear" w:color="auto" w:fill="EEEEEE"/>
+        </w:rPr>
+        <w:t>(</w:t>
+      </w:r>
+      <w:proofErr w:type="gramEnd"/>
+      <w:r>
+        <w:rPr>
+          <w:rFonts w:ascii="Consolas" w:eastAsia="Consolas" w:hAnsi="Consolas" w:cs="Consolas"/>
+          <w:sz w:val="18"/>
+          <w:szCs w:val="18"/>
+          <w:shd w:val="clear" w:color="auto" w:fill="EEEEEE"/>
+        </w:rPr>
+        <w:t>)</w:t>
       </w:r>
       <w:r>
         <w:t xml:space="preserve"> and </w:t>
       </w:r>
-      <w:r>
-        <w:rPr>
-          <w:rFonts w:ascii="Consolas" w:cs="Consolas" w:eastAsia="Consolas" w:hAnsi="Consolas"/>
-          <w:sz w:val="18"/>
-          <w:szCs w:val="18"/>
-          <w:shd w:fill="EEEEEE" w:val="clear"/>
-        </w:rPr>
-        <w:t xml:space="preserve">check_for_knockout()</w:t>
-      </w:r>
-      <w:r>
-        <w:t xml:space="preserve"> - the two ways a game ends.</w:t>
+      <w:proofErr w:type="spellStart"/>
+      <w:r>
+        <w:rPr>
+          <w:rFonts w:ascii="Consolas" w:eastAsia="Consolas" w:hAnsi="Consolas" w:cs="Consolas"/>
+          <w:sz w:val="18"/>
+          <w:szCs w:val="18"/>
+          <w:shd w:val="clear" w:color="auto" w:fill="EEEEEE"/>
+        </w:rPr>
+        <w:t>check_for_</w:t>
+      </w:r>
+      <w:proofErr w:type="gramStart"/>
+      <w:r>
+        <w:rPr>
+          <w:rFonts w:ascii="Consolas" w:eastAsia="Consolas" w:hAnsi="Consolas" w:cs="Consolas"/>
+          <w:sz w:val="18"/>
+          <w:szCs w:val="18"/>
+          <w:shd w:val="clear" w:color="auto" w:fill="EEEEEE"/>
+        </w:rPr>
+        <w:t>knockout</w:t>
+      </w:r>
+      <w:proofErr w:type="spellEnd"/>
+      <w:r>
+        <w:rPr>
+          <w:rFonts w:ascii="Consolas" w:eastAsia="Consolas" w:hAnsi="Consolas" w:cs="Consolas"/>
+          <w:sz w:val="18"/>
+          <w:szCs w:val="18"/>
+          <w:shd w:val="clear" w:color="auto" w:fill="EEEEEE"/>
+        </w:rPr>
+        <w:t>(</w:t>
+      </w:r>
+      <w:proofErr w:type="gramEnd"/>
+      <w:r>
+        <w:rPr>
+          <w:rFonts w:ascii="Consolas" w:eastAsia="Consolas" w:hAnsi="Consolas" w:cs="Consolas"/>
+          <w:sz w:val="18"/>
+          <w:szCs w:val="18"/>
+          <w:shd w:val="clear" w:color="auto" w:fill="EEEEEE"/>
+        </w:rPr>
+        <w:t>)</w:t>
+      </w:r>
+      <w:r>
+        <w:t xml:space="preserve"> - the two ways a game </w:t>
+      </w:r>
+      <w:proofErr w:type="gramStart"/>
+      <w:r>
+        <w:t>ends</w:t>
+      </w:r>
+      <w:proofErr w:type="gramEnd"/>
+      <w:r>
+        <w:t>.</w:t>
       </w:r>
     </w:p>
     <w:p>
@@ -808,12 +1013,12 @@
       </w:r>
       <w:r>
         <w:rPr>
-          <w:rFonts w:ascii="Consolas" w:cs="Consolas" w:eastAsia="Consolas" w:hAnsi="Consolas"/>
-          <w:sz w:val="18"/>
-          <w:szCs w:val="18"/>
-          <w:shd w:fill="EEEEEE" w:val="clear"/>
-        </w:rPr>
-        <w:t xml:space="preserve">STUDENT EXTENSION SPACE</w:t>
+          <w:rFonts w:ascii="Consolas" w:eastAsia="Consolas" w:hAnsi="Consolas" w:cs="Consolas"/>
+          <w:sz w:val="18"/>
+          <w:szCs w:val="18"/>
+          <w:shd w:val="clear" w:color="auto" w:fill="EEEEEE"/>
+        </w:rPr>
+        <w:t>STUDENT EXTENSION SPACE</w:t>
       </w:r>
       <w:r>
         <w:t xml:space="preserve"> - they mark exactly where this afternoon's worksheets plug in.</w:t>
@@ -831,7 +1036,7 @@
           <w:b/>
           <w:bCs/>
         </w:rPr>
-        <w:t xml:space="preserve">CHECKPOINT:</w:t>
+        <w:t>CHECKPOINT:</w:t>
       </w:r>
       <w:r>
         <w:t xml:space="preserve"> For each function above, you can finish the sentence "this one..." in your own words.</w:t>
@@ -840,10 +1045,10 @@
     <w:p>
       <w:pPr>
         <w:pStyle w:val="Heading3"/>
-        <w:spacing w:after="120" w:before="240"/>
-      </w:pPr>
-      <w:r>
-        <w:t xml:space="preserve">Tweak The Dials</w:t>
+        <w:spacing w:before="240" w:after="120"/>
+      </w:pPr>
+      <w:r>
+        <w:t>Tweak The Dials</w:t>
       </w:r>
     </w:p>
     <w:p>
@@ -855,25 +1060,27 @@
       </w:r>
       <w:r>
         <w:rPr>
-          <w:rFonts w:ascii="Consolas" w:cs="Consolas" w:eastAsia="Consolas" w:hAnsi="Consolas"/>
-          <w:sz w:val="18"/>
-          <w:szCs w:val="18"/>
-          <w:shd w:fill="EEEEEE" w:val="clear"/>
-        </w:rPr>
-        <w:t xml:space="preserve">game_manager.gd</w:t>
+          <w:rFonts w:ascii="Consolas" w:eastAsia="Consolas" w:hAnsi="Consolas" w:cs="Consolas"/>
+          <w:sz w:val="18"/>
+          <w:szCs w:val="18"/>
+          <w:shd w:val="clear" w:color="auto" w:fill="EEEEEE"/>
+        </w:rPr>
+        <w:t>game_manager.gd</w:t>
       </w:r>
       <w:r>
         <w:t xml:space="preserve"> is a block of </w:t>
       </w:r>
-      <w:r>
-        <w:rPr>
-          <w:rFonts w:ascii="Consolas" w:cs="Consolas" w:eastAsia="Consolas" w:hAnsi="Consolas"/>
-          <w:sz w:val="18"/>
-          <w:szCs w:val="18"/>
-          <w:shd w:fill="EEEEEE" w:val="clear"/>
-        </w:rPr>
-        <w:t xml:space="preserve">const</w:t>
-      </w:r>
+      <w:proofErr w:type="spellStart"/>
+      <w:r>
+        <w:rPr>
+          <w:rFonts w:ascii="Consolas" w:eastAsia="Consolas" w:hAnsi="Consolas" w:cs="Consolas"/>
+          <w:sz w:val="18"/>
+          <w:szCs w:val="18"/>
+          <w:shd w:val="clear" w:color="auto" w:fill="EEEEEE"/>
+        </w:rPr>
+        <w:t>const</w:t>
+      </w:r>
+      <w:proofErr w:type="spellEnd"/>
       <w:r>
         <w:t xml:space="preserve"> values - the game's settings. Change one, press </w:t>
       </w:r>
@@ -882,10 +1089,10 @@
           <w:b/>
           <w:bCs/>
         </w:rPr>
-        <w:t xml:space="preserve">F5</w:t>
-      </w:r>
-      <w:r>
-        <w:t xml:space="preserve">, and feel the difference. There is no logic to follow, so experiment freely:</w:t>
+        <w:t>F5</w:t>
+      </w:r>
+      <w:r>
+        <w:t>, and feel the difference. There is no logic to follow, so experiment freely:</w:t>
       </w:r>
     </w:p>
     <w:p>
@@ -899,24 +1106,24 @@
       </w:pPr>
       <w:r>
         <w:rPr>
-          <w:rFonts w:ascii="Consolas" w:cs="Consolas" w:eastAsia="Consolas" w:hAnsi="Consolas"/>
-          <w:sz w:val="18"/>
-          <w:szCs w:val="18"/>
-          <w:shd w:fill="EEEEEE" w:val="clear"/>
-        </w:rPr>
-        <w:t xml:space="preserve">WINNING_STAR_COUNT</w:t>
+          <w:rFonts w:ascii="Consolas" w:eastAsia="Consolas" w:hAnsi="Consolas" w:cs="Consolas"/>
+          <w:sz w:val="18"/>
+          <w:szCs w:val="18"/>
+          <w:shd w:val="clear" w:color="auto" w:fill="EEEEEE"/>
+        </w:rPr>
+        <w:t>WINNING_STAR_COUNT</w:t>
       </w:r>
       <w:r>
         <w:t xml:space="preserve"> - how many stars it takes to win. Try </w:t>
       </w:r>
       <w:r>
         <w:rPr>
-          <w:rFonts w:ascii="Consolas" w:cs="Consolas" w:eastAsia="Consolas" w:hAnsi="Consolas"/>
-          <w:sz w:val="18"/>
-          <w:szCs w:val="18"/>
-          <w:shd w:fill="EEEEEE" w:val="clear"/>
-        </w:rPr>
-        <w:t xml:space="preserve">1</w:t>
+          <w:rFonts w:ascii="Consolas" w:eastAsia="Consolas" w:hAnsi="Consolas" w:cs="Consolas"/>
+          <w:sz w:val="18"/>
+          <w:szCs w:val="18"/>
+          <w:shd w:val="clear" w:color="auto" w:fill="EEEEEE"/>
+        </w:rPr>
+        <w:t>1</w:t>
       </w:r>
       <w:r>
         <w:t xml:space="preserve"> for a lightning game.</w:t>
@@ -933,12 +1140,12 @@
       </w:pPr>
       <w:r>
         <w:rPr>
-          <w:rFonts w:ascii="Consolas" w:cs="Consolas" w:eastAsia="Consolas" w:hAnsi="Consolas"/>
-          <w:sz w:val="18"/>
-          <w:szCs w:val="18"/>
-          <w:shd w:fill="EEEEEE" w:val="clear"/>
-        </w:rPr>
-        <w:t xml:space="preserve">STEP_GLIDE_TIME</w:t>
+          <w:rFonts w:ascii="Consolas" w:eastAsia="Consolas" w:hAnsi="Consolas" w:cs="Consolas"/>
+          <w:sz w:val="18"/>
+          <w:szCs w:val="18"/>
+          <w:shd w:val="clear" w:color="auto" w:fill="EEEEEE"/>
+        </w:rPr>
+        <w:t>STEP_GLIDE_TIME</w:t>
       </w:r>
       <w:r>
         <w:t xml:space="preserve"> - how many seconds a token takes to slide one tile. Lower = zippier.</w:t>
@@ -955,12 +1162,12 @@
       </w:pPr>
       <w:r>
         <w:rPr>
-          <w:rFonts w:ascii="Consolas" w:cs="Consolas" w:eastAsia="Consolas" w:hAnsi="Consolas"/>
-          <w:sz w:val="18"/>
-          <w:szCs w:val="18"/>
-          <w:shd w:fill="EEEEEE" w:val="clear"/>
-        </w:rPr>
-        <w:t xml:space="preserve">SPECIAL_GLIDE_TIME</w:t>
+          <w:rFonts w:ascii="Consolas" w:eastAsia="Consolas" w:hAnsi="Consolas" w:cs="Consolas"/>
+          <w:sz w:val="18"/>
+          <w:szCs w:val="18"/>
+          <w:shd w:val="clear" w:color="auto" w:fill="EEEEEE"/>
+        </w:rPr>
+        <w:t>SPECIAL_GLIDE_TIME</w:t>
       </w:r>
       <w:r>
         <w:t xml:space="preserve"> - the slower slide used for portals and player swaps.</w:t>
@@ -977,12 +1184,12 @@
       </w:pPr>
       <w:r>
         <w:rPr>
-          <w:rFonts w:ascii="Consolas" w:cs="Consolas" w:eastAsia="Consolas" w:hAnsi="Consolas"/>
-          <w:sz w:val="18"/>
-          <w:szCs w:val="18"/>
-          <w:shd w:fill="EEEEEE" w:val="clear"/>
-        </w:rPr>
-        <w:t xml:space="preserve">TILE_FEEDBACK_TIME</w:t>
+          <w:rFonts w:ascii="Consolas" w:eastAsia="Consolas" w:hAnsi="Consolas" w:cs="Consolas"/>
+          <w:sz w:val="18"/>
+          <w:szCs w:val="18"/>
+          <w:shd w:val="clear" w:color="auto" w:fill="EEEEEE"/>
+        </w:rPr>
+        <w:t>TILE_FEEDBACK_TIME</w:t>
       </w:r>
       <w:r>
         <w:t xml:space="preserve"> - the pause after you land, before the next turn starts.</w:t>
@@ -997,50 +1204,50 @@
       </w:r>
       <w:r>
         <w:rPr>
-          <w:rFonts w:ascii="Consolas" w:cs="Consolas" w:eastAsia="Consolas" w:hAnsi="Consolas"/>
-          <w:sz w:val="18"/>
-          <w:szCs w:val="18"/>
-          <w:shd w:fill="EEEEEE" w:val="clear"/>
-        </w:rPr>
-        <w:t xml:space="preserve">scripts/player_token.gd</w:t>
+          <w:rFonts w:ascii="Consolas" w:eastAsia="Consolas" w:hAnsi="Consolas" w:cs="Consolas"/>
+          <w:sz w:val="18"/>
+          <w:szCs w:val="18"/>
+          <w:shd w:val="clear" w:color="auto" w:fill="EEEEEE"/>
+        </w:rPr>
+        <w:t>scripts/player_token.gd</w:t>
       </w:r>
       <w:r>
         <w:t xml:space="preserve"> and find </w:t>
       </w:r>
       <w:r>
         <w:rPr>
-          <w:rFonts w:ascii="Consolas" w:cs="Consolas" w:eastAsia="Consolas" w:hAnsi="Consolas"/>
+          <w:rFonts w:ascii="Consolas" w:eastAsia="Consolas" w:hAnsi="Consolas" w:cs="Consolas"/>
           <w:b/>
           <w:bCs/>
           <w:sz w:val="18"/>
           <w:szCs w:val="18"/>
-          <w:shd w:fill="EEEEEE" w:val="clear"/>
-        </w:rPr>
-        <w:t xml:space="preserve">STEP_FRAME_TIME</w:t>
+          <w:shd w:val="clear" w:color="auto" w:fill="EEEEEE"/>
+        </w:rPr>
+        <w:t>STEP_FRAME_TIME</w:t>
       </w:r>
       <w:r>
         <w:t xml:space="preserve"> near the top - it controls how fast the little walking sprite flips between its two frames. Drop it to </w:t>
       </w:r>
       <w:r>
         <w:rPr>
-          <w:rFonts w:ascii="Consolas" w:cs="Consolas" w:eastAsia="Consolas" w:hAnsi="Consolas"/>
-          <w:sz w:val="18"/>
-          <w:szCs w:val="18"/>
-          <w:shd w:fill="EEEEEE" w:val="clear"/>
-        </w:rPr>
-        <w:t xml:space="preserve">0.15</w:t>
+          <w:rFonts w:ascii="Consolas" w:eastAsia="Consolas" w:hAnsi="Consolas" w:cs="Consolas"/>
+          <w:sz w:val="18"/>
+          <w:szCs w:val="18"/>
+          <w:shd w:val="clear" w:color="auto" w:fill="EEEEEE"/>
+        </w:rPr>
+        <w:t>0.15</w:t>
       </w:r>
       <w:r>
         <w:t xml:space="preserve"> for frantic legs, or push it to </w:t>
       </w:r>
       <w:r>
         <w:rPr>
-          <w:rFonts w:ascii="Consolas" w:cs="Consolas" w:eastAsia="Consolas" w:hAnsi="Consolas"/>
-          <w:sz w:val="18"/>
-          <w:szCs w:val="18"/>
-          <w:shd w:fill="EEEEEE" w:val="clear"/>
-        </w:rPr>
-        <w:t xml:space="preserve">1.0</w:t>
+          <w:rFonts w:ascii="Consolas" w:eastAsia="Consolas" w:hAnsi="Consolas" w:cs="Consolas"/>
+          <w:sz w:val="18"/>
+          <w:szCs w:val="18"/>
+          <w:shd w:val="clear" w:color="auto" w:fill="EEEEEE"/>
+        </w:rPr>
+        <w:t>1.0</w:t>
       </w:r>
       <w:r>
         <w:t xml:space="preserve"> for a slow plod, then run and watch a token move.</w:t>
@@ -1058,7 +1265,7 @@
           <w:b/>
           <w:bCs/>
         </w:rPr>
-        <w:t xml:space="preserve">CHECKPOINT:</w:t>
+        <w:t>CHECKPOINT:</w:t>
       </w:r>
       <w:r>
         <w:t xml:space="preserve"> You changed at least one dial, ran the game, and saw (or felt) the difference. Keep whichever settings you like best!</w:t>
@@ -1067,10 +1274,10 @@
     <w:p>
       <w:pPr>
         <w:pStyle w:val="Heading2"/>
-        <w:spacing w:after="120" w:before="240"/>
-      </w:pPr>
-      <w:r>
-        <w:t xml:space="preserve">Part 6 - Make Your Own Dial: Dice Sides</w:t>
+        <w:spacing w:before="240" w:after="120"/>
+      </w:pPr>
+      <w:r>
+        <w:t>Part 6 - Make Your Own Dial: Dice Sides</w:t>
       </w:r>
     </w:p>
     <w:p>
@@ -1078,7 +1285,7 @@
         <w:spacing w:after="120"/>
       </w:pPr>
       <w:r>
-        <w:t xml:space="preserve">In the last part you turned dials that already existed. Now you make your own and plug it into the rules.</w:t>
+        <w:t>In the last part you turned dials that already existed. Now you make your own and plug it into the rules.</w:t>
       </w:r>
     </w:p>
     <w:p>
@@ -1095,44 +1302,46 @@
       </w:r>
       <w:r>
         <w:rPr>
-          <w:rFonts w:ascii="Consolas" w:cs="Consolas" w:eastAsia="Consolas" w:hAnsi="Consolas"/>
-          <w:sz w:val="18"/>
-          <w:szCs w:val="18"/>
-          <w:shd w:fill="EEEEEE" w:val="clear"/>
-        </w:rPr>
-        <w:t xml:space="preserve">scripts/game_manager.gd</w:t>
+          <w:rFonts w:ascii="Consolas" w:eastAsia="Consolas" w:hAnsi="Consolas" w:cs="Consolas"/>
+          <w:sz w:val="18"/>
+          <w:szCs w:val="18"/>
+          <w:shd w:val="clear" w:color="auto" w:fill="EEEEEE"/>
+        </w:rPr>
+        <w:t>scripts/game_manager.gd</w:t>
       </w:r>
       <w:r>
         <w:t xml:space="preserve">, find the block of </w:t>
       </w:r>
-      <w:r>
-        <w:rPr>
-          <w:rFonts w:ascii="Consolas" w:cs="Consolas" w:eastAsia="Consolas" w:hAnsi="Consolas"/>
-          <w:sz w:val="18"/>
-          <w:szCs w:val="18"/>
-          <w:shd w:fill="EEEEEE" w:val="clear"/>
-        </w:rPr>
-        <w:t xml:space="preserve">const</w:t>
-      </w:r>
+      <w:proofErr w:type="spellStart"/>
+      <w:r>
+        <w:rPr>
+          <w:rFonts w:ascii="Consolas" w:eastAsia="Consolas" w:hAnsi="Consolas" w:cs="Consolas"/>
+          <w:sz w:val="18"/>
+          <w:szCs w:val="18"/>
+          <w:shd w:val="clear" w:color="auto" w:fill="EEEEEE"/>
+        </w:rPr>
+        <w:t>const</w:t>
+      </w:r>
+      <w:proofErr w:type="spellEnd"/>
       <w:r>
         <w:t xml:space="preserve"> values near the top (the ones you just tweaked, like </w:t>
       </w:r>
       <w:r>
         <w:rPr>
-          <w:rFonts w:ascii="Consolas" w:cs="Consolas" w:eastAsia="Consolas" w:hAnsi="Consolas"/>
-          <w:sz w:val="18"/>
-          <w:szCs w:val="18"/>
-          <w:shd w:fill="EEEEEE" w:val="clear"/>
-        </w:rPr>
-        <w:t xml:space="preserve">WINNING_STAR_COUNT</w:t>
-      </w:r>
-      <w:r>
-        <w:t xml:space="preserve">). Add your own on a new line:</w:t>
-      </w:r>
-    </w:p>
-    <w:p>
-      <w:pPr>
-        <w:shd w:fill="F2F2F2" w:val="clear"/>
+          <w:rFonts w:ascii="Consolas" w:eastAsia="Consolas" w:hAnsi="Consolas" w:cs="Consolas"/>
+          <w:sz w:val="18"/>
+          <w:szCs w:val="18"/>
+          <w:shd w:val="clear" w:color="auto" w:fill="EEEEEE"/>
+        </w:rPr>
+        <w:t>WINNING_STAR_COUNT</w:t>
+      </w:r>
+      <w:r>
+        <w:t>). Add your own on a new line:</w:t>
+      </w:r>
+    </w:p>
+    <w:p>
+      <w:pPr>
+        <w:shd w:val="clear" w:color="auto" w:fill="F2F2F2"/>
         <w:tabs>
           <w:tab w:val="left" w:pos="240"/>
           <w:tab w:val="left" w:pos="480"/>
@@ -1147,16 +1356,44 @@
           <w:tab w:val="left" w:pos="2640"/>
           <w:tab w:val="left" w:pos="2880"/>
         </w:tabs>
-        <w:spacing w:after="160" w:before="0" w:line="240"/>
+        <w:spacing w:after="160"/>
         <w:ind w:left="720"/>
       </w:pPr>
-      <w:r>
-        <w:rPr>
-          <w:rFonts w:ascii="Consolas" w:cs="Consolas" w:eastAsia="Consolas" w:hAnsi="Consolas"/>
-          <w:sz w:val="16"/>
-          <w:szCs w:val="16"/>
-        </w:rPr>
-        <w:t xml:space="preserve">const DICE_SIDES := 6</w:t>
+      <w:proofErr w:type="spellStart"/>
+      <w:r>
+        <w:rPr>
+          <w:rFonts w:ascii="Consolas" w:eastAsia="Consolas" w:hAnsi="Consolas" w:cs="Consolas"/>
+          <w:sz w:val="16"/>
+          <w:szCs w:val="16"/>
+        </w:rPr>
+        <w:t>const</w:t>
+      </w:r>
+      <w:proofErr w:type="spellEnd"/>
+      <w:r>
+        <w:rPr>
+          <w:rFonts w:ascii="Consolas" w:eastAsia="Consolas" w:hAnsi="Consolas" w:cs="Consolas"/>
+          <w:sz w:val="16"/>
+          <w:szCs w:val="16"/>
+        </w:rPr>
+        <w:t xml:space="preserve"> DICE_</w:t>
+      </w:r>
+      <w:proofErr w:type="gramStart"/>
+      <w:r>
+        <w:rPr>
+          <w:rFonts w:ascii="Consolas" w:eastAsia="Consolas" w:hAnsi="Consolas" w:cs="Consolas"/>
+          <w:sz w:val="16"/>
+          <w:szCs w:val="16"/>
+        </w:rPr>
+        <w:t>SIDES :</w:t>
+      </w:r>
+      <w:proofErr w:type="gramEnd"/>
+      <w:r>
+        <w:rPr>
+          <w:rFonts w:ascii="Consolas" w:eastAsia="Consolas" w:hAnsi="Consolas" w:cs="Consolas"/>
+          <w:sz w:val="16"/>
+          <w:szCs w:val="16"/>
+        </w:rPr>
+        <w:t>= 6</w:t>
       </w:r>
     </w:p>
     <w:p>
@@ -1171,32 +1408,65 @@
       <w:r>
         <w:t xml:space="preserve">Now use it. Press </w:t>
       </w:r>
+      <w:proofErr w:type="spellStart"/>
       <w:r>
         <w:rPr>
           <w:b/>
           <w:bCs/>
         </w:rPr>
-        <w:t xml:space="preserve">Ctrl+F</w:t>
-      </w:r>
+        <w:t>Ctrl+F</w:t>
+      </w:r>
+      <w:proofErr w:type="spellEnd"/>
       <w:r>
         <w:t xml:space="preserve"> and find </w:t>
       </w:r>
-      <w:r>
-        <w:rPr>
-          <w:rFonts w:ascii="Consolas" w:cs="Consolas" w:eastAsia="Consolas" w:hAnsi="Consolas"/>
-          <w:sz w:val="18"/>
-          <w:szCs w:val="18"/>
-          <w:shd w:fill="EEEEEE" w:val="clear"/>
-        </w:rPr>
-        <w:t xml:space="preserve">roll_dice()</w:t>
-      </w:r>
-      <w:r>
-        <w:t xml:space="preserve">. Inside it is this line:</w:t>
-      </w:r>
-    </w:p>
-    <w:p>
-      <w:pPr>
-        <w:shd w:fill="F2F2F2" w:val="clear"/>
+      <w:proofErr w:type="spellStart"/>
+      <w:r>
+        <w:rPr>
+          <w:rFonts w:ascii="Consolas" w:eastAsia="Consolas" w:hAnsi="Consolas" w:cs="Consolas"/>
+          <w:sz w:val="18"/>
+          <w:szCs w:val="18"/>
+          <w:shd w:val="clear" w:color="auto" w:fill="EEEEEE"/>
+        </w:rPr>
+        <w:t>roll_</w:t>
+      </w:r>
+      <w:proofErr w:type="gramStart"/>
+      <w:r>
+        <w:rPr>
+          <w:rFonts w:ascii="Consolas" w:eastAsia="Consolas" w:hAnsi="Consolas" w:cs="Consolas"/>
+          <w:sz w:val="18"/>
+          <w:szCs w:val="18"/>
+          <w:shd w:val="clear" w:color="auto" w:fill="EEEEEE"/>
+        </w:rPr>
+        <w:t>dice</w:t>
+      </w:r>
+      <w:proofErr w:type="spellEnd"/>
+      <w:r>
+        <w:rPr>
+          <w:rFonts w:ascii="Consolas" w:eastAsia="Consolas" w:hAnsi="Consolas" w:cs="Consolas"/>
+          <w:sz w:val="18"/>
+          <w:szCs w:val="18"/>
+          <w:shd w:val="clear" w:color="auto" w:fill="EEEEEE"/>
+        </w:rPr>
+        <w:t>(</w:t>
+      </w:r>
+      <w:proofErr w:type="gramEnd"/>
+      <w:r>
+        <w:rPr>
+          <w:rFonts w:ascii="Consolas" w:eastAsia="Consolas" w:hAnsi="Consolas" w:cs="Consolas"/>
+          <w:sz w:val="18"/>
+          <w:szCs w:val="18"/>
+          <w:shd w:val="clear" w:color="auto" w:fill="EEEEEE"/>
+        </w:rPr>
+        <w:t>)</w:t>
+      </w:r>
+      <w:r>
+        <w:t>. Inside it is this line:</w:t>
+      </w:r>
+    </w:p>
+    <w:p>
+      <w:pPr>
+        <w:shd w:val="clear" w:color="auto" w:fill="F2F2F2"/>
         <w:tabs>
           <w:tab w:val="left" w:pos="240"/>
           <w:tab w:val="left" w:pos="480"/>
@@ -1211,24 +1481,81 @@
           <w:tab w:val="left" w:pos="2640"/>
           <w:tab w:val="left" w:pos="2880"/>
         </w:tabs>
-        <w:spacing w:after="160" w:before="0" w:line="240"/>
+        <w:spacing w:after="160"/>
         <w:ind w:left="720"/>
       </w:pPr>
       <w:r>
         <w:rPr>
-          <w:rFonts w:ascii="Consolas" w:cs="Consolas" w:eastAsia="Consolas" w:hAnsi="Consolas"/>
-          <w:sz w:val="16"/>
-          <w:szCs w:val="16"/>
-        </w:rPr>
-        <w:tab/>
-      </w:r>
-      <w:r>
-        <w:rPr>
-          <w:rFonts w:ascii="Consolas" w:cs="Consolas" w:eastAsia="Consolas" w:hAnsi="Consolas"/>
-          <w:sz w:val="16"/>
-          <w:szCs w:val="16"/>
-        </w:rPr>
-        <w:t xml:space="preserve">var roll := rng.randi_range(1, 6)</w:t>
+          <w:rFonts w:ascii="Consolas" w:eastAsia="Consolas" w:hAnsi="Consolas" w:cs="Consolas"/>
+          <w:sz w:val="16"/>
+          <w:szCs w:val="16"/>
+        </w:rPr>
+        <w:tab/>
+        <w:t xml:space="preserve">var </w:t>
+      </w:r>
+      <w:proofErr w:type="gramStart"/>
+      <w:r>
+        <w:rPr>
+          <w:rFonts w:ascii="Consolas" w:eastAsia="Consolas" w:hAnsi="Consolas" w:cs="Consolas"/>
+          <w:sz w:val="16"/>
+          <w:szCs w:val="16"/>
+        </w:rPr>
+        <w:t>roll :</w:t>
+      </w:r>
+      <w:proofErr w:type="gramEnd"/>
+      <w:r>
+        <w:rPr>
+          <w:rFonts w:ascii="Consolas" w:eastAsia="Consolas" w:hAnsi="Consolas" w:cs="Consolas"/>
+          <w:sz w:val="16"/>
+          <w:szCs w:val="16"/>
+        </w:rPr>
+        <w:t xml:space="preserve">= </w:t>
+      </w:r>
+      <w:proofErr w:type="spellStart"/>
+      <w:proofErr w:type="gramStart"/>
+      <w:r>
+        <w:rPr>
+          <w:rFonts w:ascii="Consolas" w:eastAsia="Consolas" w:hAnsi="Consolas" w:cs="Consolas"/>
+          <w:sz w:val="16"/>
+          <w:szCs w:val="16"/>
+        </w:rPr>
+        <w:t>rng.randi</w:t>
+      </w:r>
+      <w:proofErr w:type="gramEnd"/>
+      <w:r>
+        <w:rPr>
+          <w:rFonts w:ascii="Consolas" w:eastAsia="Consolas" w:hAnsi="Consolas" w:cs="Consolas"/>
+          <w:sz w:val="16"/>
+          <w:szCs w:val="16"/>
+        </w:rPr>
+        <w:t>_</w:t>
+      </w:r>
+      <w:proofErr w:type="gramStart"/>
+      <w:r>
+        <w:rPr>
+          <w:rFonts w:ascii="Consolas" w:eastAsia="Consolas" w:hAnsi="Consolas" w:cs="Consolas"/>
+          <w:sz w:val="16"/>
+          <w:szCs w:val="16"/>
+        </w:rPr>
+        <w:t>range</w:t>
+      </w:r>
+      <w:proofErr w:type="spellEnd"/>
+      <w:r>
+        <w:rPr>
+          <w:rFonts w:ascii="Consolas" w:eastAsia="Consolas" w:hAnsi="Consolas" w:cs="Consolas"/>
+          <w:sz w:val="16"/>
+          <w:szCs w:val="16"/>
+        </w:rPr>
+        <w:t>(</w:t>
+      </w:r>
+      <w:proofErr w:type="gramEnd"/>
+      <w:r>
+        <w:rPr>
+          <w:rFonts w:ascii="Consolas" w:eastAsia="Consolas" w:hAnsi="Consolas" w:cs="Consolas"/>
+          <w:sz w:val="16"/>
+          <w:szCs w:val="16"/>
+        </w:rPr>
+        <w:t>1, 6)</w:t>
       </w:r>
     </w:p>
     <w:p>
@@ -1241,12 +1568,12 @@
       </w:r>
       <w:r>
         <w:rPr>
-          <w:rFonts w:ascii="Consolas" w:cs="Consolas" w:eastAsia="Consolas" w:hAnsi="Consolas"/>
-          <w:sz w:val="18"/>
-          <w:szCs w:val="18"/>
-          <w:shd w:fill="EEEEEE" w:val="clear"/>
-        </w:rPr>
-        <w:t xml:space="preserve">6</w:t>
+          <w:rFonts w:ascii="Consolas" w:eastAsia="Consolas" w:hAnsi="Consolas" w:cs="Consolas"/>
+          <w:sz w:val="18"/>
+          <w:szCs w:val="18"/>
+          <w:shd w:val="clear" w:color="auto" w:fill="EEEEEE"/>
+        </w:rPr>
+        <w:t>6</w:t>
       </w:r>
       <w:r>
         <w:t xml:space="preserve"> to your new constant:</w:t>
@@ -1254,7 +1581,7 @@
     </w:p>
     <w:p>
       <w:pPr>
-        <w:shd w:fill="F2F2F2" w:val="clear"/>
+        <w:shd w:val="clear" w:color="auto" w:fill="F2F2F2"/>
         <w:tabs>
           <w:tab w:val="left" w:pos="240"/>
           <w:tab w:val="left" w:pos="480"/>
@@ -1269,24 +1596,81 @@
           <w:tab w:val="left" w:pos="2640"/>
           <w:tab w:val="left" w:pos="2880"/>
         </w:tabs>
-        <w:spacing w:after="160" w:before="0" w:line="240"/>
+        <w:spacing w:after="160"/>
         <w:ind w:left="720"/>
       </w:pPr>
       <w:r>
         <w:rPr>
-          <w:rFonts w:ascii="Consolas" w:cs="Consolas" w:eastAsia="Consolas" w:hAnsi="Consolas"/>
-          <w:sz w:val="16"/>
-          <w:szCs w:val="16"/>
-        </w:rPr>
-        <w:tab/>
-      </w:r>
-      <w:r>
-        <w:rPr>
-          <w:rFonts w:ascii="Consolas" w:cs="Consolas" w:eastAsia="Consolas" w:hAnsi="Consolas"/>
-          <w:sz w:val="16"/>
-          <w:szCs w:val="16"/>
-        </w:rPr>
-        <w:t xml:space="preserve">var roll := rng.randi_range(1, DICE_SIDES)</w:t>
+          <w:rFonts w:ascii="Consolas" w:eastAsia="Consolas" w:hAnsi="Consolas" w:cs="Consolas"/>
+          <w:sz w:val="16"/>
+          <w:szCs w:val="16"/>
+        </w:rPr>
+        <w:tab/>
+        <w:t xml:space="preserve">var </w:t>
+      </w:r>
+      <w:proofErr w:type="gramStart"/>
+      <w:r>
+        <w:rPr>
+          <w:rFonts w:ascii="Consolas" w:eastAsia="Consolas" w:hAnsi="Consolas" w:cs="Consolas"/>
+          <w:sz w:val="16"/>
+          <w:szCs w:val="16"/>
+        </w:rPr>
+        <w:t>roll :</w:t>
+      </w:r>
+      <w:proofErr w:type="gramEnd"/>
+      <w:r>
+        <w:rPr>
+          <w:rFonts w:ascii="Consolas" w:eastAsia="Consolas" w:hAnsi="Consolas" w:cs="Consolas"/>
+          <w:sz w:val="16"/>
+          <w:szCs w:val="16"/>
+        </w:rPr>
+        <w:t xml:space="preserve">= </w:t>
+      </w:r>
+      <w:proofErr w:type="spellStart"/>
+      <w:proofErr w:type="gramStart"/>
+      <w:r>
+        <w:rPr>
+          <w:rFonts w:ascii="Consolas" w:eastAsia="Consolas" w:hAnsi="Consolas" w:cs="Consolas"/>
+          <w:sz w:val="16"/>
+          <w:szCs w:val="16"/>
+        </w:rPr>
+        <w:t>rng.randi</w:t>
+      </w:r>
+      <w:proofErr w:type="gramEnd"/>
+      <w:r>
+        <w:rPr>
+          <w:rFonts w:ascii="Consolas" w:eastAsia="Consolas" w:hAnsi="Consolas" w:cs="Consolas"/>
+          <w:sz w:val="16"/>
+          <w:szCs w:val="16"/>
+        </w:rPr>
+        <w:t>_</w:t>
+      </w:r>
+      <w:proofErr w:type="gramStart"/>
+      <w:r>
+        <w:rPr>
+          <w:rFonts w:ascii="Consolas" w:eastAsia="Consolas" w:hAnsi="Consolas" w:cs="Consolas"/>
+          <w:sz w:val="16"/>
+          <w:szCs w:val="16"/>
+        </w:rPr>
+        <w:t>range</w:t>
+      </w:r>
+      <w:proofErr w:type="spellEnd"/>
+      <w:r>
+        <w:rPr>
+          <w:rFonts w:ascii="Consolas" w:eastAsia="Consolas" w:hAnsi="Consolas" w:cs="Consolas"/>
+          <w:sz w:val="16"/>
+          <w:szCs w:val="16"/>
+        </w:rPr>
+        <w:t>(</w:t>
+      </w:r>
+      <w:proofErr w:type="gramEnd"/>
+      <w:r>
+        <w:rPr>
+          <w:rFonts w:ascii="Consolas" w:eastAsia="Consolas" w:hAnsi="Consolas" w:cs="Consolas"/>
+          <w:sz w:val="16"/>
+          <w:szCs w:val="16"/>
+        </w:rPr>
+        <w:t>1, DICE_SIDES)</w:t>
       </w:r>
     </w:p>
     <w:p>
@@ -1298,13 +1682,15 @@
         </w:numPr>
         <w:spacing w:after="60"/>
       </w:pPr>
+      <w:proofErr w:type="spellStart"/>
       <w:r>
         <w:rPr>
           <w:b/>
           <w:bCs/>
         </w:rPr>
-        <w:t xml:space="preserve">Ctrl+S</w:t>
-      </w:r>
+        <w:t>Ctrl+S</w:t>
+      </w:r>
+      <w:proofErr w:type="spellEnd"/>
       <w:r>
         <w:t xml:space="preserve">, then </w:t>
       </w:r>
@@ -1313,19 +1699,27 @@
           <w:b/>
           <w:bCs/>
         </w:rPr>
-        <w:t xml:space="preserve">F5</w:t>
-      </w:r>
-      <w:r>
-        <w:t xml:space="preserve">. The game plays exactly the same - </w:t>
-      </w:r>
-      <w:r>
-        <w:rPr>
-          <w:rFonts w:ascii="Consolas" w:cs="Consolas" w:eastAsia="Consolas" w:hAnsi="Consolas"/>
-          <w:sz w:val="18"/>
-          <w:szCs w:val="18"/>
-          <w:shd w:fill="EEEEEE" w:val="clear"/>
-        </w:rPr>
-        <w:t xml:space="preserve">DICE_SIDES</w:t>
+        <w:t>F5</w:t>
+      </w:r>
+      <w:r>
+        <w:t xml:space="preserve">. The game plays </w:t>
+      </w:r>
+      <w:proofErr w:type="gramStart"/>
+      <w:r>
+        <w:t>exactly the same</w:t>
+      </w:r>
+      <w:proofErr w:type="gramEnd"/>
+      <w:r>
+        <w:t xml:space="preserve"> - </w:t>
+      </w:r>
+      <w:r>
+        <w:rPr>
+          <w:rFonts w:ascii="Consolas" w:eastAsia="Consolas" w:hAnsi="Consolas" w:cs="Consolas"/>
+          <w:sz w:val="18"/>
+          <w:szCs w:val="18"/>
+          <w:shd w:val="clear" w:color="auto" w:fill="EEEEEE"/>
+        </w:rPr>
+        <w:t>DICE_SIDES</w:t>
       </w:r>
       <w:r>
         <w:t xml:space="preserve"> is 6, so nothing has really changed yet.</w:t>
@@ -1343,48 +1737,116 @@
       <w:r>
         <w:t xml:space="preserve">Go back and change </w:t>
       </w:r>
-      <w:r>
-        <w:rPr>
-          <w:rFonts w:ascii="Consolas" w:cs="Consolas" w:eastAsia="Consolas" w:hAnsi="Consolas"/>
-          <w:sz w:val="18"/>
-          <w:szCs w:val="18"/>
-          <w:shd w:fill="EEEEEE" w:val="clear"/>
-        </w:rPr>
-        <w:t xml:space="preserve">const DICE_SIDES := 6</w:t>
+      <w:proofErr w:type="spellStart"/>
+      <w:r>
+        <w:rPr>
+          <w:rFonts w:ascii="Consolas" w:eastAsia="Consolas" w:hAnsi="Consolas" w:cs="Consolas"/>
+          <w:sz w:val="18"/>
+          <w:szCs w:val="18"/>
+          <w:shd w:val="clear" w:color="auto" w:fill="EEEEEE"/>
+        </w:rPr>
+        <w:t>const</w:t>
+      </w:r>
+      <w:proofErr w:type="spellEnd"/>
+      <w:r>
+        <w:rPr>
+          <w:rFonts w:ascii="Consolas" w:eastAsia="Consolas" w:hAnsi="Consolas" w:cs="Consolas"/>
+          <w:sz w:val="18"/>
+          <w:szCs w:val="18"/>
+          <w:shd w:val="clear" w:color="auto" w:fill="EEEEEE"/>
+        </w:rPr>
+        <w:t xml:space="preserve"> DICE_</w:t>
+      </w:r>
+      <w:proofErr w:type="gramStart"/>
+      <w:r>
+        <w:rPr>
+          <w:rFonts w:ascii="Consolas" w:eastAsia="Consolas" w:hAnsi="Consolas" w:cs="Consolas"/>
+          <w:sz w:val="18"/>
+          <w:szCs w:val="18"/>
+          <w:shd w:val="clear" w:color="auto" w:fill="EEEEEE"/>
+        </w:rPr>
+        <w:t>SIDES :</w:t>
+      </w:r>
+      <w:proofErr w:type="gramEnd"/>
+      <w:r>
+        <w:rPr>
+          <w:rFonts w:ascii="Consolas" w:eastAsia="Consolas" w:hAnsi="Consolas" w:cs="Consolas"/>
+          <w:sz w:val="18"/>
+          <w:szCs w:val="18"/>
+          <w:shd w:val="clear" w:color="auto" w:fill="EEEEEE"/>
+        </w:rPr>
+        <w:t>= 6</w:t>
       </w:r>
       <w:r>
         <w:t xml:space="preserve"> to </w:t>
       </w:r>
-      <w:r>
-        <w:rPr>
-          <w:rFonts w:ascii="Consolas" w:cs="Consolas" w:eastAsia="Consolas" w:hAnsi="Consolas"/>
-          <w:sz w:val="18"/>
-          <w:szCs w:val="18"/>
-          <w:shd w:fill="EEEEEE" w:val="clear"/>
-        </w:rPr>
-        <w:t xml:space="preserve">const DICE_SIDES := 12</w:t>
+      <w:proofErr w:type="spellStart"/>
+      <w:r>
+        <w:rPr>
+          <w:rFonts w:ascii="Consolas" w:eastAsia="Consolas" w:hAnsi="Consolas" w:cs="Consolas"/>
+          <w:sz w:val="18"/>
+          <w:szCs w:val="18"/>
+          <w:shd w:val="clear" w:color="auto" w:fill="EEEEEE"/>
+        </w:rPr>
+        <w:t>const</w:t>
+      </w:r>
+      <w:proofErr w:type="spellEnd"/>
+      <w:r>
+        <w:rPr>
+          <w:rFonts w:ascii="Consolas" w:eastAsia="Consolas" w:hAnsi="Consolas" w:cs="Consolas"/>
+          <w:sz w:val="18"/>
+          <w:szCs w:val="18"/>
+          <w:shd w:val="clear" w:color="auto" w:fill="EEEEEE"/>
+        </w:rPr>
+        <w:t xml:space="preserve"> DICE_</w:t>
+      </w:r>
+      <w:proofErr w:type="gramStart"/>
+      <w:r>
+        <w:rPr>
+          <w:rFonts w:ascii="Consolas" w:eastAsia="Consolas" w:hAnsi="Consolas" w:cs="Consolas"/>
+          <w:sz w:val="18"/>
+          <w:szCs w:val="18"/>
+          <w:shd w:val="clear" w:color="auto" w:fill="EEEEEE"/>
+        </w:rPr>
+        <w:t>SIDES :</w:t>
+      </w:r>
+      <w:proofErr w:type="gramEnd"/>
+      <w:r>
+        <w:rPr>
+          <w:rFonts w:ascii="Consolas" w:eastAsia="Consolas" w:hAnsi="Consolas" w:cs="Consolas"/>
+          <w:sz w:val="18"/>
+          <w:szCs w:val="18"/>
+          <w:shd w:val="clear" w:color="auto" w:fill="EEEEEE"/>
+        </w:rPr>
+        <w:t>= 12</w:t>
       </w:r>
       <w:r>
         <w:t xml:space="preserve">. Save and run - you rolled a 12-sided dice! Try </w:t>
       </w:r>
       <w:r>
         <w:rPr>
-          <w:rFonts w:ascii="Consolas" w:cs="Consolas" w:eastAsia="Consolas" w:hAnsi="Consolas"/>
-          <w:sz w:val="18"/>
-          <w:szCs w:val="18"/>
-          <w:shd w:fill="EEEEEE" w:val="clear"/>
-        </w:rPr>
-        <w:t xml:space="preserve">3</w:t>
+          <w:rFonts w:ascii="Consolas" w:eastAsia="Consolas" w:hAnsi="Consolas" w:cs="Consolas"/>
+          <w:sz w:val="18"/>
+          <w:szCs w:val="18"/>
+          <w:shd w:val="clear" w:color="auto" w:fill="EEEEEE"/>
+        </w:rPr>
+        <w:t>3</w:t>
       </w:r>
       <w:r>
         <w:t xml:space="preserve"> for a tiny one.</w:t>
       </w:r>
     </w:p>
     <w:p>
+      <w:r>
+        <w:br w:type="page"/>
+      </w:r>
+    </w:p>
+    <w:p>
       <w:pPr>
         <w:spacing w:after="120"/>
       </w:pPr>
       <w:r>
+        <w:lastRenderedPageBreak/>
         <w:t xml:space="preserve">✅ </w:t>
       </w:r>
       <w:r>
@@ -1392,31 +1854,31 @@
           <w:b/>
           <w:bCs/>
         </w:rPr>
-        <w:t xml:space="preserve">CHECKPOINT:</w:t>
+        <w:t>CHECKPOINT:</w:t>
       </w:r>
       <w:r>
         <w:t xml:space="preserve"> You created your own constant and used it in the dice roll. Because the roll reads </w:t>
       </w:r>
       <w:r>
         <w:rPr>
-          <w:rFonts w:ascii="Consolas" w:cs="Consolas" w:eastAsia="Consolas" w:hAnsi="Consolas"/>
-          <w:sz w:val="18"/>
-          <w:szCs w:val="18"/>
-          <w:shd w:fill="EEEEEE" w:val="clear"/>
-        </w:rPr>
-        <w:t xml:space="preserve">DICE_SIDES</w:t>
-      </w:r>
-      <w:r>
-        <w:t xml:space="preserve">, changing that one line changes the whole game - that is why named values beat scattering numbers through the code.</w:t>
+          <w:rFonts w:ascii="Consolas" w:eastAsia="Consolas" w:hAnsi="Consolas" w:cs="Consolas"/>
+          <w:sz w:val="18"/>
+          <w:szCs w:val="18"/>
+          <w:shd w:val="clear" w:color="auto" w:fill="EEEEEE"/>
+        </w:rPr>
+        <w:t>DICE_SIDES</w:t>
+      </w:r>
+      <w:r>
+        <w:t>, changing that one line changes the whole game - that is why named values beat scattering numbers through the code.</w:t>
       </w:r>
     </w:p>
     <w:p>
       <w:pPr>
         <w:pStyle w:val="Heading2"/>
-        <w:spacing w:after="120" w:before="240"/>
-      </w:pPr>
-      <w:r>
-        <w:t xml:space="preserve">Part 7 - Code A New Tile Type: MOVE_BACK</w:t>
+        <w:spacing w:before="240" w:after="120"/>
+      </w:pPr>
+      <w:r>
+        <w:t>Part 7 - Code A New Tile Type: MOVE_BACK</w:t>
       </w:r>
     </w:p>
     <w:p>
@@ -1424,28 +1886,28 @@
         <w:spacing w:after="120"/>
       </w:pPr>
       <w:r>
-        <w:t xml:space="preserve">The game has boost tiles that push you forward. Together we are building the evil twin: a tile that slides you backwards. Same pattern, opposite direction.</w:t>
+        <w:t>The game has boost tiles that push you forward. Together we are building the evil twin: a tile that slides you backwards. Same pattern, opposite direction.</w:t>
       </w:r>
     </w:p>
     <w:p>
       <w:pPr>
         <w:pStyle w:val="Heading3"/>
-        <w:spacing w:after="120" w:before="240"/>
+        <w:spacing w:before="240" w:after="120"/>
       </w:pPr>
       <w:r>
         <w:t xml:space="preserve">In </w:t>
       </w:r>
       <w:r>
         <w:rPr>
-          <w:rFonts w:ascii="Consolas" w:cs="Consolas" w:eastAsia="Consolas" w:hAnsi="Consolas"/>
-          <w:sz w:val="18"/>
-          <w:szCs w:val="18"/>
-          <w:shd w:fill="EEEEEE" w:val="clear"/>
-        </w:rPr>
-        <w:t xml:space="preserve">scripts/board_position.gd</w:t>
-      </w:r>
-      <w:r>
-        <w:t xml:space="preserve">:</w:t>
+          <w:rFonts w:ascii="Consolas" w:eastAsia="Consolas" w:hAnsi="Consolas" w:cs="Consolas"/>
+          <w:sz w:val="18"/>
+          <w:szCs w:val="18"/>
+          <w:shd w:val="clear" w:color="auto" w:fill="EEEEEE"/>
+        </w:rPr>
+        <w:t>scripts/board_position.gd</w:t>
+      </w:r>
+      <w:r>
+        <w:t>:</w:t>
       </w:r>
     </w:p>
     <w:p>
@@ -1460,26 +1922,36 @@
       <w:r>
         <w:t xml:space="preserve">Find the </w:t>
       </w:r>
-      <w:r>
-        <w:rPr>
-          <w:rFonts w:ascii="Consolas" w:cs="Consolas" w:eastAsia="Consolas" w:hAnsi="Consolas"/>
-          <w:sz w:val="18"/>
-          <w:szCs w:val="18"/>
-          <w:shd w:fill="EEEEEE" w:val="clear"/>
-        </w:rPr>
-        <w:t xml:space="preserve">TileType</w:t>
-      </w:r>
-      <w:r>
-        <w:t xml:space="preserve"> enum near the top. Add </w:t>
-      </w:r>
-      <w:r>
-        <w:rPr>
-          <w:rFonts w:ascii="Consolas" w:cs="Consolas" w:eastAsia="Consolas" w:hAnsi="Consolas"/>
-          <w:sz w:val="18"/>
-          <w:szCs w:val="18"/>
-          <w:shd w:fill="EEEEEE" w:val="clear"/>
-        </w:rPr>
-        <w:t xml:space="preserve">MOVE_BACK</w:t>
+      <w:proofErr w:type="spellStart"/>
+      <w:r>
+        <w:rPr>
+          <w:rFonts w:ascii="Consolas" w:eastAsia="Consolas" w:hAnsi="Consolas" w:cs="Consolas"/>
+          <w:sz w:val="18"/>
+          <w:szCs w:val="18"/>
+          <w:shd w:val="clear" w:color="auto" w:fill="EEEEEE"/>
+        </w:rPr>
+        <w:t>TileType</w:t>
+      </w:r>
+      <w:proofErr w:type="spellEnd"/>
+      <w:r>
+        <w:t xml:space="preserve"> </w:t>
+      </w:r>
+      <w:proofErr w:type="spellStart"/>
+      <w:r>
+        <w:t>enum</w:t>
+      </w:r>
+      <w:proofErr w:type="spellEnd"/>
+      <w:r>
+        <w:t xml:space="preserve"> near the top. Add </w:t>
+      </w:r>
+      <w:r>
+        <w:rPr>
+          <w:rFonts w:ascii="Consolas" w:eastAsia="Consolas" w:hAnsi="Consolas" w:cs="Consolas"/>
+          <w:sz w:val="18"/>
+          <w:szCs w:val="18"/>
+          <w:shd w:val="clear" w:color="auto" w:fill="EEEEEE"/>
+        </w:rPr>
+        <w:t>MOVE_BACK</w:t>
       </w:r>
       <w:r>
         <w:t xml:space="preserve"> at the </w:t>
@@ -1489,27 +1961,27 @@
           <w:b/>
           <w:bCs/>
         </w:rPr>
-        <w:t xml:space="preserve">END</w:t>
+        <w:t>END</w:t>
       </w:r>
       <w:r>
         <w:t xml:space="preserve"> (and add the comma after </w:t>
       </w:r>
       <w:r>
         <w:rPr>
-          <w:rFonts w:ascii="Consolas" w:cs="Consolas" w:eastAsia="Consolas" w:hAnsi="Consolas"/>
-          <w:sz w:val="18"/>
-          <w:szCs w:val="18"/>
-          <w:shd w:fill="EEEEEE" w:val="clear"/>
-        </w:rPr>
-        <w:t xml:space="preserve">HAZARD</w:t>
-      </w:r>
-      <w:r>
-        <w:t xml:space="preserve">):</w:t>
-      </w:r>
-    </w:p>
-    <w:p>
-      <w:pPr>
-        <w:shd w:fill="F2F2F2" w:val="clear"/>
+          <w:rFonts w:ascii="Consolas" w:eastAsia="Consolas" w:hAnsi="Consolas" w:cs="Consolas"/>
+          <w:sz w:val="18"/>
+          <w:szCs w:val="18"/>
+          <w:shd w:val="clear" w:color="auto" w:fill="EEEEEE"/>
+        </w:rPr>
+        <w:t>HAZARD</w:t>
+      </w:r>
+      <w:r>
+        <w:t>):</w:t>
+      </w:r>
+    </w:p>
+    <w:p>
+      <w:pPr>
+        <w:shd w:val="clear" w:color="auto" w:fill="F2F2F2"/>
         <w:tabs>
           <w:tab w:val="left" w:pos="240"/>
           <w:tab w:val="left" w:pos="480"/>
@@ -1524,21 +1996,48 @@
           <w:tab w:val="left" w:pos="2640"/>
           <w:tab w:val="left" w:pos="2880"/>
         </w:tabs>
-        <w:spacing w:after="0" w:before="0" w:line="240"/>
         <w:ind w:left="720"/>
       </w:pPr>
-      <w:r>
-        <w:rPr>
-          <w:rFonts w:ascii="Consolas" w:cs="Consolas" w:eastAsia="Consolas" w:hAnsi="Consolas"/>
-          <w:sz w:val="16"/>
-          <w:szCs w:val="16"/>
-        </w:rPr>
-        <w:t xml:space="preserve">enum TileType {</w:t>
-      </w:r>
-    </w:p>
-    <w:p>
-      <w:pPr>
-        <w:shd w:fill="F2F2F2" w:val="clear"/>
+      <w:proofErr w:type="spellStart"/>
+      <w:r>
+        <w:rPr>
+          <w:rFonts w:ascii="Consolas" w:eastAsia="Consolas" w:hAnsi="Consolas" w:cs="Consolas"/>
+          <w:sz w:val="16"/>
+          <w:szCs w:val="16"/>
+        </w:rPr>
+        <w:t>enum</w:t>
+      </w:r>
+      <w:proofErr w:type="spellEnd"/>
+      <w:r>
+        <w:rPr>
+          <w:rFonts w:ascii="Consolas" w:eastAsia="Consolas" w:hAnsi="Consolas" w:cs="Consolas"/>
+          <w:sz w:val="16"/>
+          <w:szCs w:val="16"/>
+        </w:rPr>
+        <w:t xml:space="preserve"> </w:t>
+      </w:r>
+      <w:proofErr w:type="spellStart"/>
+      <w:r>
+        <w:rPr>
+          <w:rFonts w:ascii="Consolas" w:eastAsia="Consolas" w:hAnsi="Consolas" w:cs="Consolas"/>
+          <w:sz w:val="16"/>
+          <w:szCs w:val="16"/>
+        </w:rPr>
+        <w:t>TileType</w:t>
+      </w:r>
+      <w:proofErr w:type="spellEnd"/>
+      <w:r>
+        <w:rPr>
+          <w:rFonts w:ascii="Consolas" w:eastAsia="Consolas" w:hAnsi="Consolas" w:cs="Consolas"/>
+          <w:sz w:val="16"/>
+          <w:szCs w:val="16"/>
+        </w:rPr>
+        <w:t xml:space="preserve"> {</w:t>
+      </w:r>
+    </w:p>
+    <w:p>
+      <w:pPr>
+        <w:shd w:val="clear" w:color="auto" w:fill="F2F2F2"/>
         <w:tabs>
           <w:tab w:val="left" w:pos="240"/>
           <w:tab w:val="left" w:pos="480"/>
@@ -1553,29 +2052,21 @@
           <w:tab w:val="left" w:pos="2640"/>
           <w:tab w:val="left" w:pos="2880"/>
         </w:tabs>
-        <w:spacing w:after="0" w:before="0" w:line="240"/>
         <w:ind w:left="720"/>
       </w:pPr>
       <w:r>
         <w:rPr>
-          <w:rFonts w:ascii="Consolas" w:cs="Consolas" w:eastAsia="Consolas" w:hAnsi="Consolas"/>
-          <w:sz w:val="16"/>
-          <w:szCs w:val="16"/>
-        </w:rPr>
-        <w:tab/>
-      </w:r>
-      <w:r>
-        <w:rPr>
-          <w:rFonts w:ascii="Consolas" w:cs="Consolas" w:eastAsia="Consolas" w:hAnsi="Consolas"/>
-          <w:sz w:val="16"/>
-          <w:szCs w:val="16"/>
-        </w:rPr>
-        <w:t xml:space="preserve">NORMAL,</w:t>
-      </w:r>
-    </w:p>
-    <w:p>
-      <w:pPr>
-        <w:shd w:fill="F2F2F2" w:val="clear"/>
+          <w:rFonts w:ascii="Consolas" w:eastAsia="Consolas" w:hAnsi="Consolas" w:cs="Consolas"/>
+          <w:sz w:val="16"/>
+          <w:szCs w:val="16"/>
+        </w:rPr>
+        <w:tab/>
+        <w:t>NORMAL,</w:t>
+      </w:r>
+    </w:p>
+    <w:p>
+      <w:pPr>
+        <w:shd w:val="clear" w:color="auto" w:fill="F2F2F2"/>
         <w:tabs>
           <w:tab w:val="left" w:pos="240"/>
           <w:tab w:val="left" w:pos="480"/>
@@ -1590,29 +2081,21 @@
           <w:tab w:val="left" w:pos="2640"/>
           <w:tab w:val="left" w:pos="2880"/>
         </w:tabs>
-        <w:spacing w:after="0" w:before="0" w:line="240"/>
         <w:ind w:left="720"/>
       </w:pPr>
       <w:r>
         <w:rPr>
-          <w:rFonts w:ascii="Consolas" w:cs="Consolas" w:eastAsia="Consolas" w:hAnsi="Consolas"/>
-          <w:sz w:val="16"/>
-          <w:szCs w:val="16"/>
-        </w:rPr>
-        <w:tab/>
-      </w:r>
-      <w:r>
-        <w:rPr>
-          <w:rFonts w:ascii="Consolas" w:cs="Consolas" w:eastAsia="Consolas" w:hAnsi="Consolas"/>
-          <w:sz w:val="16"/>
-          <w:szCs w:val="16"/>
-        </w:rPr>
-        <w:t xml:space="preserve">MOVE_FORWARD,</w:t>
-      </w:r>
-    </w:p>
-    <w:p>
-      <w:pPr>
-        <w:shd w:fill="F2F2F2" w:val="clear"/>
+          <w:rFonts w:ascii="Consolas" w:eastAsia="Consolas" w:hAnsi="Consolas" w:cs="Consolas"/>
+          <w:sz w:val="16"/>
+          <w:szCs w:val="16"/>
+        </w:rPr>
+        <w:tab/>
+        <w:t>MOVE_FORWARD,</w:t>
+      </w:r>
+    </w:p>
+    <w:p>
+      <w:pPr>
+        <w:shd w:val="clear" w:color="auto" w:fill="F2F2F2"/>
         <w:tabs>
           <w:tab w:val="left" w:pos="240"/>
           <w:tab w:val="left" w:pos="480"/>
@@ -1627,29 +2110,21 @@
           <w:tab w:val="left" w:pos="2640"/>
           <w:tab w:val="left" w:pos="2880"/>
         </w:tabs>
-        <w:spacing w:after="0" w:before="0" w:line="240"/>
         <w:ind w:left="720"/>
       </w:pPr>
       <w:r>
         <w:rPr>
-          <w:rFonts w:ascii="Consolas" w:cs="Consolas" w:eastAsia="Consolas" w:hAnsi="Consolas"/>
-          <w:sz w:val="16"/>
-          <w:szCs w:val="16"/>
-        </w:rPr>
-        <w:tab/>
-      </w:r>
-      <w:r>
-        <w:rPr>
-          <w:rFonts w:ascii="Consolas" w:cs="Consolas" w:eastAsia="Consolas" w:hAnsi="Consolas"/>
-          <w:sz w:val="16"/>
-          <w:szCs w:val="16"/>
-        </w:rPr>
-        <w:t xml:space="preserve">JUMP,</w:t>
-      </w:r>
-    </w:p>
-    <w:p>
-      <w:pPr>
-        <w:shd w:fill="F2F2F2" w:val="clear"/>
+          <w:rFonts w:ascii="Consolas" w:eastAsia="Consolas" w:hAnsi="Consolas" w:cs="Consolas"/>
+          <w:sz w:val="16"/>
+          <w:szCs w:val="16"/>
+        </w:rPr>
+        <w:tab/>
+        <w:t>JUMP,</w:t>
+      </w:r>
+    </w:p>
+    <w:p>
+      <w:pPr>
+        <w:shd w:val="clear" w:color="auto" w:fill="F2F2F2"/>
         <w:tabs>
           <w:tab w:val="left" w:pos="240"/>
           <w:tab w:val="left" w:pos="480"/>
@@ -1664,29 +2139,21 @@
           <w:tab w:val="left" w:pos="2640"/>
           <w:tab w:val="left" w:pos="2880"/>
         </w:tabs>
-        <w:spacing w:after="0" w:before="0" w:line="240"/>
         <w:ind w:left="720"/>
       </w:pPr>
       <w:r>
         <w:rPr>
-          <w:rFonts w:ascii="Consolas" w:cs="Consolas" w:eastAsia="Consolas" w:hAnsi="Consolas"/>
-          <w:sz w:val="16"/>
-          <w:szCs w:val="16"/>
-        </w:rPr>
-        <w:tab/>
-      </w:r>
-      <w:r>
-        <w:rPr>
-          <w:rFonts w:ascii="Consolas" w:cs="Consolas" w:eastAsia="Consolas" w:hAnsi="Consolas"/>
-          <w:sz w:val="16"/>
-          <w:szCs w:val="16"/>
-        </w:rPr>
-        <w:t xml:space="preserve">SWAP_PLAYERS,</w:t>
-      </w:r>
-    </w:p>
-    <w:p>
-      <w:pPr>
-        <w:shd w:fill="F2F2F2" w:val="clear"/>
+          <w:rFonts w:ascii="Consolas" w:eastAsia="Consolas" w:hAnsi="Consolas" w:cs="Consolas"/>
+          <w:sz w:val="16"/>
+          <w:szCs w:val="16"/>
+        </w:rPr>
+        <w:tab/>
+        <w:t>SWAP_PLAYERS,</w:t>
+      </w:r>
+    </w:p>
+    <w:p>
+      <w:pPr>
+        <w:shd w:val="clear" w:color="auto" w:fill="F2F2F2"/>
         <w:tabs>
           <w:tab w:val="left" w:pos="240"/>
           <w:tab w:val="left" w:pos="480"/>
@@ -1701,29 +2168,21 @@
           <w:tab w:val="left" w:pos="2640"/>
           <w:tab w:val="left" w:pos="2880"/>
         </w:tabs>
-        <w:spacing w:after="0" w:before="0" w:line="240"/>
         <w:ind w:left="720"/>
       </w:pPr>
       <w:r>
         <w:rPr>
-          <w:rFonts w:ascii="Consolas" w:cs="Consolas" w:eastAsia="Consolas" w:hAnsi="Consolas"/>
-          <w:sz w:val="16"/>
-          <w:szCs w:val="16"/>
-        </w:rPr>
-        <w:tab/>
-      </w:r>
-      <w:r>
-        <w:rPr>
-          <w:rFonts w:ascii="Consolas" w:cs="Consolas" w:eastAsia="Consolas" w:hAnsi="Consolas"/>
-          <w:sz w:val="16"/>
-          <w:szCs w:val="16"/>
-        </w:rPr>
-        <w:t xml:space="preserve">GAIN_LIFE,</w:t>
-      </w:r>
-    </w:p>
-    <w:p>
-      <w:pPr>
-        <w:shd w:fill="F2F2F2" w:val="clear"/>
+          <w:rFonts w:ascii="Consolas" w:eastAsia="Consolas" w:hAnsi="Consolas" w:cs="Consolas"/>
+          <w:sz w:val="16"/>
+          <w:szCs w:val="16"/>
+        </w:rPr>
+        <w:tab/>
+        <w:t>GAIN_LIFE,</w:t>
+      </w:r>
+    </w:p>
+    <w:p>
+      <w:pPr>
+        <w:shd w:val="clear" w:color="auto" w:fill="F2F2F2"/>
         <w:tabs>
           <w:tab w:val="left" w:pos="240"/>
           <w:tab w:val="left" w:pos="480"/>
@@ -1738,29 +2197,21 @@
           <w:tab w:val="left" w:pos="2640"/>
           <w:tab w:val="left" w:pos="2880"/>
         </w:tabs>
-        <w:spacing w:after="0" w:before="0" w:line="240"/>
         <w:ind w:left="720"/>
       </w:pPr>
       <w:r>
         <w:rPr>
-          <w:rFonts w:ascii="Consolas" w:cs="Consolas" w:eastAsia="Consolas" w:hAnsi="Consolas"/>
-          <w:sz w:val="16"/>
-          <w:szCs w:val="16"/>
-        </w:rPr>
-        <w:tab/>
-      </w:r>
-      <w:r>
-        <w:rPr>
-          <w:rFonts w:ascii="Consolas" w:cs="Consolas" w:eastAsia="Consolas" w:hAnsi="Consolas"/>
-          <w:sz w:val="16"/>
-          <w:szCs w:val="16"/>
-        </w:rPr>
-        <w:t xml:space="preserve">HAZARD,</w:t>
-      </w:r>
-    </w:p>
-    <w:p>
-      <w:pPr>
-        <w:shd w:fill="F2F2F2" w:val="clear"/>
+          <w:rFonts w:ascii="Consolas" w:eastAsia="Consolas" w:hAnsi="Consolas" w:cs="Consolas"/>
+          <w:sz w:val="16"/>
+          <w:szCs w:val="16"/>
+        </w:rPr>
+        <w:tab/>
+        <w:t>HAZARD,</w:t>
+      </w:r>
+    </w:p>
+    <w:p>
+      <w:pPr>
+        <w:shd w:val="clear" w:color="auto" w:fill="F2F2F2"/>
         <w:tabs>
           <w:tab w:val="left" w:pos="240"/>
           <w:tab w:val="left" w:pos="480"/>
@@ -1775,29 +2226,21 @@
           <w:tab w:val="left" w:pos="2640"/>
           <w:tab w:val="left" w:pos="2880"/>
         </w:tabs>
-        <w:spacing w:after="0" w:before="0" w:line="240"/>
         <w:ind w:left="720"/>
       </w:pPr>
       <w:r>
         <w:rPr>
-          <w:rFonts w:ascii="Consolas" w:cs="Consolas" w:eastAsia="Consolas" w:hAnsi="Consolas"/>
-          <w:sz w:val="16"/>
-          <w:szCs w:val="16"/>
-        </w:rPr>
-        <w:tab/>
-      </w:r>
-      <w:r>
-        <w:rPr>
-          <w:rFonts w:ascii="Consolas" w:cs="Consolas" w:eastAsia="Consolas" w:hAnsi="Consolas"/>
-          <w:sz w:val="16"/>
-          <w:szCs w:val="16"/>
-        </w:rPr>
-        <w:t xml:space="preserve">MOVE_BACK</w:t>
-      </w:r>
-    </w:p>
-    <w:p>
-      <w:pPr>
-        <w:shd w:fill="F2F2F2" w:val="clear"/>
+          <w:rFonts w:ascii="Consolas" w:eastAsia="Consolas" w:hAnsi="Consolas" w:cs="Consolas"/>
+          <w:sz w:val="16"/>
+          <w:szCs w:val="16"/>
+        </w:rPr>
+        <w:tab/>
+        <w:t>MOVE_BACK</w:t>
+      </w:r>
+    </w:p>
+    <w:p>
+      <w:pPr>
+        <w:shd w:val="clear" w:color="auto" w:fill="F2F2F2"/>
         <w:tabs>
           <w:tab w:val="left" w:pos="240"/>
           <w:tab w:val="left" w:pos="480"/>
@@ -1812,16 +2255,16 @@
           <w:tab w:val="left" w:pos="2640"/>
           <w:tab w:val="left" w:pos="2880"/>
         </w:tabs>
-        <w:spacing w:after="160" w:before="0" w:line="240"/>
+        <w:spacing w:after="160"/>
         <w:ind w:left="720"/>
       </w:pPr>
       <w:r>
         <w:rPr>
-          <w:rFonts w:ascii="Consolas" w:cs="Consolas" w:eastAsia="Consolas" w:hAnsi="Consolas"/>
-          <w:sz w:val="16"/>
-          <w:szCs w:val="16"/>
-        </w:rPr>
-        <w:t xml:space="preserve">}</w:t>
+          <w:rFonts w:ascii="Consolas" w:eastAsia="Consolas" w:hAnsi="Consolas" w:cs="Consolas"/>
+          <w:sz w:val="16"/>
+          <w:szCs w:val="16"/>
+        </w:rPr>
+        <w:t>}</w:t>
       </w:r>
     </w:p>
     <w:p>
@@ -1832,15 +2275,17 @@
       <w:r>
         <w:t xml:space="preserve">Why the END? Saved scenes store the tile type as a number. Squeeze a new entry into the middle and every tile already placed in </w:t>
       </w:r>
-      <w:r>
-        <w:rPr>
-          <w:rFonts w:ascii="Consolas" w:cs="Consolas" w:eastAsia="Consolas" w:hAnsi="Consolas"/>
-          <w:sz w:val="18"/>
-          <w:szCs w:val="18"/>
-          <w:shd w:fill="EEEEEE" w:val="clear"/>
-        </w:rPr>
-        <w:t xml:space="preserve">Main.tscn</w:t>
-      </w:r>
+      <w:proofErr w:type="spellStart"/>
+      <w:r>
+        <w:rPr>
+          <w:rFonts w:ascii="Consolas" w:eastAsia="Consolas" w:hAnsi="Consolas" w:cs="Consolas"/>
+          <w:sz w:val="18"/>
+          <w:szCs w:val="18"/>
+          <w:shd w:val="clear" w:color="auto" w:fill="EEEEEE"/>
+        </w:rPr>
+        <w:t>Main.tscn</w:t>
+      </w:r>
+      <w:proofErr w:type="spellEnd"/>
       <w:r>
         <w:t xml:space="preserve"> silently becomes a different type. At the end, nothing shifts.</w:t>
       </w:r>
@@ -1855,24 +2300,43 @@
         <w:spacing w:after="60"/>
       </w:pPr>
       <w:r>
-        <w:t xml:space="preserve">Our new tile needs to know how far to slide you back. That is a new piece of information, so it needs its own variable. Find the </w:t>
-      </w:r>
-      <w:r>
-        <w:rPr>
-          <w:rFonts w:ascii="Consolas" w:cs="Consolas" w:eastAsia="Consolas" w:hAnsi="Consolas"/>
-          <w:sz w:val="18"/>
-          <w:szCs w:val="18"/>
-          <w:shd w:fill="EEEEEE" w:val="clear"/>
-        </w:rPr>
-        <w:t xml:space="preserve">@export var jump_target_index</w:t>
-      </w:r>
+        <w:t xml:space="preserve">Our new tile needs to know how far to slide </w:t>
+      </w:r>
+      <w:proofErr w:type="gramStart"/>
+      <w:r>
+        <w:t>you</w:t>
+      </w:r>
+      <w:proofErr w:type="gramEnd"/>
+      <w:r>
+        <w:t xml:space="preserve"> back. That is a new piece of information, so it needs its own variable. Find the </w:t>
+      </w:r>
+      <w:r>
+        <w:rPr>
+          <w:rFonts w:ascii="Consolas" w:eastAsia="Consolas" w:hAnsi="Consolas" w:cs="Consolas"/>
+          <w:sz w:val="18"/>
+          <w:szCs w:val="18"/>
+          <w:shd w:val="clear" w:color="auto" w:fill="EEEEEE"/>
+        </w:rPr>
+        <w:t xml:space="preserve">@export var </w:t>
+      </w:r>
+      <w:proofErr w:type="spellStart"/>
+      <w:r>
+        <w:rPr>
+          <w:rFonts w:ascii="Consolas" w:eastAsia="Consolas" w:hAnsi="Consolas" w:cs="Consolas"/>
+          <w:sz w:val="18"/>
+          <w:szCs w:val="18"/>
+          <w:shd w:val="clear" w:color="auto" w:fill="EEEEEE"/>
+        </w:rPr>
+        <w:t>jump_target_index</w:t>
+      </w:r>
+      <w:proofErr w:type="spellEnd"/>
       <w:r>
         <w:t xml:space="preserve"> block and add this just below it:</w:t>
       </w:r>
     </w:p>
     <w:p>
       <w:pPr>
-        <w:shd w:fill="F2F2F2" w:val="clear"/>
+        <w:shd w:val="clear" w:color="auto" w:fill="F2F2F2"/>
         <w:tabs>
           <w:tab w:val="left" w:pos="240"/>
           <w:tab w:val="left" w:pos="480"/>
@@ -1887,21 +2351,38 @@
           <w:tab w:val="left" w:pos="2640"/>
           <w:tab w:val="left" w:pos="2880"/>
         </w:tabs>
-        <w:spacing w:after="0" w:before="0" w:line="240"/>
         <w:ind w:left="720"/>
       </w:pPr>
       <w:r>
         <w:rPr>
-          <w:rFonts w:ascii="Consolas" w:cs="Consolas" w:eastAsia="Consolas" w:hAnsi="Consolas"/>
-          <w:sz w:val="16"/>
-          <w:szCs w:val="16"/>
-        </w:rPr>
-        <w:t xml:space="preserve"># Used when tile_type is MOVE_BACK.</w:t>
-      </w:r>
-    </w:p>
-    <w:p>
-      <w:pPr>
-        <w:shd w:fill="F2F2F2" w:val="clear"/>
+          <w:rFonts w:ascii="Consolas" w:eastAsia="Consolas" w:hAnsi="Consolas" w:cs="Consolas"/>
+          <w:sz w:val="16"/>
+          <w:szCs w:val="16"/>
+        </w:rPr>
+        <w:t xml:space="preserve"># Used when </w:t>
+      </w:r>
+      <w:proofErr w:type="spellStart"/>
+      <w:r>
+        <w:rPr>
+          <w:rFonts w:ascii="Consolas" w:eastAsia="Consolas" w:hAnsi="Consolas" w:cs="Consolas"/>
+          <w:sz w:val="16"/>
+          <w:szCs w:val="16"/>
+        </w:rPr>
+        <w:t>tile_type</w:t>
+      </w:r>
+      <w:proofErr w:type="spellEnd"/>
+      <w:r>
+        <w:rPr>
+          <w:rFonts w:ascii="Consolas" w:eastAsia="Consolas" w:hAnsi="Consolas" w:cs="Consolas"/>
+          <w:sz w:val="16"/>
+          <w:szCs w:val="16"/>
+        </w:rPr>
+        <w:t xml:space="preserve"> is MOVE_BACK.</w:t>
+      </w:r>
+    </w:p>
+    <w:p>
+      <w:pPr>
+        <w:shd w:val="clear" w:color="auto" w:fill="F2F2F2"/>
         <w:tabs>
           <w:tab w:val="left" w:pos="240"/>
           <w:tab w:val="left" w:pos="480"/>
@@ -1916,21 +2397,38 @@
           <w:tab w:val="left" w:pos="2640"/>
           <w:tab w:val="left" w:pos="2880"/>
         </w:tabs>
-        <w:spacing w:after="0" w:before="0" w:line="240"/>
         <w:ind w:left="720"/>
       </w:pPr>
       <w:r>
         <w:rPr>
-          <w:rFonts w:ascii="Consolas" w:cs="Consolas" w:eastAsia="Consolas" w:hAnsi="Consolas"/>
-          <w:sz w:val="16"/>
-          <w:szCs w:val="16"/>
-        </w:rPr>
-        <w:t xml:space="preserve">@export var move_back_amount: int = 0:</w:t>
-      </w:r>
-    </w:p>
-    <w:p>
-      <w:pPr>
-        <w:shd w:fill="F2F2F2" w:val="clear"/>
+          <w:rFonts w:ascii="Consolas" w:eastAsia="Consolas" w:hAnsi="Consolas" w:cs="Consolas"/>
+          <w:sz w:val="16"/>
+          <w:szCs w:val="16"/>
+        </w:rPr>
+        <w:t xml:space="preserve">@export var </w:t>
+      </w:r>
+      <w:proofErr w:type="spellStart"/>
+      <w:r>
+        <w:rPr>
+          <w:rFonts w:ascii="Consolas" w:eastAsia="Consolas" w:hAnsi="Consolas" w:cs="Consolas"/>
+          <w:sz w:val="16"/>
+          <w:szCs w:val="16"/>
+        </w:rPr>
+        <w:t>move_back_amount</w:t>
+      </w:r>
+      <w:proofErr w:type="spellEnd"/>
+      <w:r>
+        <w:rPr>
+          <w:rFonts w:ascii="Consolas" w:eastAsia="Consolas" w:hAnsi="Consolas" w:cs="Consolas"/>
+          <w:sz w:val="16"/>
+          <w:szCs w:val="16"/>
+        </w:rPr>
+        <w:t>: int = 0:</w:t>
+      </w:r>
+    </w:p>
+    <w:p>
+      <w:pPr>
+        <w:shd w:val="clear" w:color="auto" w:fill="F2F2F2"/>
         <w:tabs>
           <w:tab w:val="left" w:pos="240"/>
           <w:tab w:val="left" w:pos="480"/>
@@ -1945,29 +2443,21 @@
           <w:tab w:val="left" w:pos="2640"/>
           <w:tab w:val="left" w:pos="2880"/>
         </w:tabs>
-        <w:spacing w:after="0" w:before="0" w:line="240"/>
         <w:ind w:left="720"/>
       </w:pPr>
       <w:r>
         <w:rPr>
-          <w:rFonts w:ascii="Consolas" w:cs="Consolas" w:eastAsia="Consolas" w:hAnsi="Consolas"/>
-          <w:sz w:val="16"/>
-          <w:szCs w:val="16"/>
-        </w:rPr>
-        <w:tab/>
-      </w:r>
-      <w:r>
-        <w:rPr>
-          <w:rFonts w:ascii="Consolas" w:cs="Consolas" w:eastAsia="Consolas" w:hAnsi="Consolas"/>
-          <w:sz w:val="16"/>
-          <w:szCs w:val="16"/>
-        </w:rPr>
-        <w:t xml:space="preserve">set(value):</w:t>
-      </w:r>
-    </w:p>
-    <w:p>
-      <w:pPr>
-        <w:shd w:fill="F2F2F2" w:val="clear"/>
+          <w:rFonts w:ascii="Consolas" w:eastAsia="Consolas" w:hAnsi="Consolas" w:cs="Consolas"/>
+          <w:sz w:val="16"/>
+          <w:szCs w:val="16"/>
+        </w:rPr>
+        <w:tab/>
+        <w:t>set(value):</w:t>
+      </w:r>
+    </w:p>
+    <w:p>
+      <w:pPr>
+        <w:shd w:val="clear" w:color="auto" w:fill="F2F2F2"/>
         <w:tabs>
           <w:tab w:val="left" w:pos="240"/>
           <w:tab w:val="left" w:pos="480"/>
@@ -1982,37 +2472,46 @@
           <w:tab w:val="left" w:pos="2640"/>
           <w:tab w:val="left" w:pos="2880"/>
         </w:tabs>
-        <w:spacing w:after="0" w:before="0" w:line="240"/>
         <w:ind w:left="720"/>
       </w:pPr>
       <w:r>
         <w:rPr>
-          <w:rFonts w:ascii="Consolas" w:cs="Consolas" w:eastAsia="Consolas" w:hAnsi="Consolas"/>
-          <w:sz w:val="16"/>
-          <w:szCs w:val="16"/>
-        </w:rPr>
-        <w:tab/>
-      </w:r>
-      <w:r>
-        <w:rPr>
-          <w:rFonts w:ascii="Consolas" w:cs="Consolas" w:eastAsia="Consolas" w:hAnsi="Consolas"/>
-          <w:sz w:val="16"/>
-          <w:szCs w:val="16"/>
-        </w:rPr>
-        <w:tab/>
-      </w:r>
-      <w:r>
-        <w:rPr>
-          <w:rFonts w:ascii="Consolas" w:cs="Consolas" w:eastAsia="Consolas" w:hAnsi="Consolas"/>
-          <w:sz w:val="16"/>
-          <w:szCs w:val="16"/>
-        </w:rPr>
-        <w:t xml:space="preserve">move_back_amount = value</w:t>
-      </w:r>
-    </w:p>
-    <w:p>
-      <w:pPr>
-        <w:shd w:fill="F2F2F2" w:val="clear"/>
+          <w:rFonts w:ascii="Consolas" w:eastAsia="Consolas" w:hAnsi="Consolas" w:cs="Consolas"/>
+          <w:sz w:val="16"/>
+          <w:szCs w:val="16"/>
+        </w:rPr>
+        <w:tab/>
+      </w:r>
+      <w:r>
+        <w:rPr>
+          <w:rFonts w:ascii="Consolas" w:eastAsia="Consolas" w:hAnsi="Consolas" w:cs="Consolas"/>
+          <w:sz w:val="16"/>
+          <w:szCs w:val="16"/>
+        </w:rPr>
+        <w:tab/>
+      </w:r>
+      <w:proofErr w:type="spellStart"/>
+      <w:r>
+        <w:rPr>
+          <w:rFonts w:ascii="Consolas" w:eastAsia="Consolas" w:hAnsi="Consolas" w:cs="Consolas"/>
+          <w:sz w:val="16"/>
+          <w:szCs w:val="16"/>
+        </w:rPr>
+        <w:t>move_back_amount</w:t>
+      </w:r>
+      <w:proofErr w:type="spellEnd"/>
+      <w:r>
+        <w:rPr>
+          <w:rFonts w:ascii="Consolas" w:eastAsia="Consolas" w:hAnsi="Consolas" w:cs="Consolas"/>
+          <w:sz w:val="16"/>
+          <w:szCs w:val="16"/>
+        </w:rPr>
+        <w:t xml:space="preserve"> = value</w:t>
+      </w:r>
+    </w:p>
+    <w:p>
+      <w:pPr>
+        <w:shd w:val="clear" w:color="auto" w:fill="F2F2F2"/>
         <w:tabs>
           <w:tab w:val="left" w:pos="240"/>
           <w:tab w:val="left" w:pos="480"/>
@@ -2027,32 +2526,60 @@
           <w:tab w:val="left" w:pos="2640"/>
           <w:tab w:val="left" w:pos="2880"/>
         </w:tabs>
-        <w:spacing w:after="160" w:before="0" w:line="240"/>
+        <w:spacing w:after="160"/>
         <w:ind w:left="720"/>
       </w:pPr>
       <w:r>
         <w:rPr>
-          <w:rFonts w:ascii="Consolas" w:cs="Consolas" w:eastAsia="Consolas" w:hAnsi="Consolas"/>
-          <w:sz w:val="16"/>
-          <w:szCs w:val="16"/>
-        </w:rPr>
-        <w:tab/>
-      </w:r>
-      <w:r>
-        <w:rPr>
-          <w:rFonts w:ascii="Consolas" w:cs="Consolas" w:eastAsia="Consolas" w:hAnsi="Consolas"/>
-          <w:sz w:val="16"/>
-          <w:szCs w:val="16"/>
-        </w:rPr>
-        <w:tab/>
-      </w:r>
-      <w:r>
-        <w:rPr>
-          <w:rFonts w:ascii="Consolas" w:cs="Consolas" w:eastAsia="Consolas" w:hAnsi="Consolas"/>
-          <w:sz w:val="16"/>
-          <w:szCs w:val="16"/>
-        </w:rPr>
-        <w:t xml:space="preserve">update_visuals()</w:t>
+          <w:rFonts w:ascii="Consolas" w:eastAsia="Consolas" w:hAnsi="Consolas" w:cs="Consolas"/>
+          <w:sz w:val="16"/>
+          <w:szCs w:val="16"/>
+        </w:rPr>
+        <w:tab/>
+      </w:r>
+      <w:r>
+        <w:rPr>
+          <w:rFonts w:ascii="Consolas" w:eastAsia="Consolas" w:hAnsi="Consolas" w:cs="Consolas"/>
+          <w:sz w:val="16"/>
+          <w:szCs w:val="16"/>
+        </w:rPr>
+        <w:tab/>
+      </w:r>
+      <w:proofErr w:type="spellStart"/>
+      <w:r>
+        <w:rPr>
+          <w:rFonts w:ascii="Consolas" w:eastAsia="Consolas" w:hAnsi="Consolas" w:cs="Consolas"/>
+          <w:sz w:val="16"/>
+          <w:szCs w:val="16"/>
+        </w:rPr>
+        <w:t>update_</w:t>
+      </w:r>
+      <w:proofErr w:type="gramStart"/>
+      <w:r>
+        <w:rPr>
+          <w:rFonts w:ascii="Consolas" w:eastAsia="Consolas" w:hAnsi="Consolas" w:cs="Consolas"/>
+          <w:sz w:val="16"/>
+          <w:szCs w:val="16"/>
+        </w:rPr>
+        <w:t>visuals</w:t>
+      </w:r>
+      <w:proofErr w:type="spellEnd"/>
+      <w:r>
+        <w:rPr>
+          <w:rFonts w:ascii="Consolas" w:eastAsia="Consolas" w:hAnsi="Consolas" w:cs="Consolas"/>
+          <w:sz w:val="16"/>
+          <w:szCs w:val="16"/>
+        </w:rPr>
+        <w:t>(</w:t>
+      </w:r>
+      <w:proofErr w:type="gramEnd"/>
+      <w:r>
+        <w:rPr>
+          <w:rFonts w:ascii="Consolas" w:eastAsia="Consolas" w:hAnsi="Consolas" w:cs="Consolas"/>
+          <w:sz w:val="16"/>
+          <w:szCs w:val="16"/>
+        </w:rPr>
+        <w:t>)</w:t>
       </w:r>
     </w:p>
     <w:p>
@@ -2061,7 +2588,7 @@
         <w:ind w:left="720"/>
       </w:pPr>
       <w:r>
-        <w:t xml:space="preserve">Let's unpack that - it is a real Godot pattern you will reuse constantly:</w:t>
+        <w:t>Let's unpack that - it is a real Godot pattern you will reuse constantly:</w:t>
       </w:r>
     </w:p>
     <w:p>
@@ -2075,12 +2602,12 @@
       </w:pPr>
       <w:r>
         <w:rPr>
-          <w:rFonts w:ascii="Consolas" w:cs="Consolas" w:eastAsia="Consolas" w:hAnsi="Consolas"/>
-          <w:sz w:val="18"/>
-          <w:szCs w:val="18"/>
-          <w:shd w:fill="EEEEEE" w:val="clear"/>
-        </w:rPr>
-        <w:t xml:space="preserve">@export</w:t>
+          <w:rFonts w:ascii="Consolas" w:eastAsia="Consolas" w:hAnsi="Consolas" w:cs="Consolas"/>
+          <w:sz w:val="18"/>
+          <w:szCs w:val="18"/>
+          <w:shd w:val="clear" w:color="auto" w:fill="EEEEEE"/>
+        </w:rPr>
+        <w:t>@export</w:t>
       </w:r>
       <w:r>
         <w:t xml:space="preserve"> makes the variable appear in the </w:t>
@@ -2090,32 +2617,36 @@
           <w:b/>
           <w:bCs/>
         </w:rPr>
-        <w:t xml:space="preserve">Inspector</w:t>
+        <w:t>Inspector</w:t>
       </w:r>
       <w:r>
         <w:t xml:space="preserve">, so a game designer can set it per tile with no code - just like </w:t>
       </w:r>
-      <w:r>
-        <w:rPr>
-          <w:rFonts w:ascii="Consolas" w:cs="Consolas" w:eastAsia="Consolas" w:hAnsi="Consolas"/>
-          <w:sz w:val="18"/>
-          <w:szCs w:val="18"/>
-          <w:shd w:fill="EEEEEE" w:val="clear"/>
-        </w:rPr>
-        <w:t xml:space="preserve">move_forward_amount</w:t>
-      </w:r>
+      <w:proofErr w:type="spellStart"/>
+      <w:r>
+        <w:rPr>
+          <w:rFonts w:ascii="Consolas" w:eastAsia="Consolas" w:hAnsi="Consolas" w:cs="Consolas"/>
+          <w:sz w:val="18"/>
+          <w:szCs w:val="18"/>
+          <w:shd w:val="clear" w:color="auto" w:fill="EEEEEE"/>
+        </w:rPr>
+        <w:t>move_forward_amount</w:t>
+      </w:r>
+      <w:proofErr w:type="spellEnd"/>
       <w:r>
         <w:t xml:space="preserve"> and </w:t>
       </w:r>
-      <w:r>
-        <w:rPr>
-          <w:rFonts w:ascii="Consolas" w:cs="Consolas" w:eastAsia="Consolas" w:hAnsi="Consolas"/>
-          <w:sz w:val="18"/>
-          <w:szCs w:val="18"/>
-          <w:shd w:fill="EEEEEE" w:val="clear"/>
-        </w:rPr>
-        <w:t xml:space="preserve">jump_target_index</w:t>
-      </w:r>
+      <w:proofErr w:type="spellStart"/>
+      <w:r>
+        <w:rPr>
+          <w:rFonts w:ascii="Consolas" w:eastAsia="Consolas" w:hAnsi="Consolas" w:cs="Consolas"/>
+          <w:sz w:val="18"/>
+          <w:szCs w:val="18"/>
+          <w:shd w:val="clear" w:color="auto" w:fill="EEEEEE"/>
+        </w:rPr>
+        <w:t>jump_target_index</w:t>
+      </w:r>
+      <w:proofErr w:type="spellEnd"/>
       <w:r>
         <w:t xml:space="preserve"> already do.</w:t>
       </w:r>
@@ -2131,12 +2662,12 @@
       </w:pPr>
       <w:r>
         <w:rPr>
-          <w:rFonts w:ascii="Consolas" w:cs="Consolas" w:eastAsia="Consolas" w:hAnsi="Consolas"/>
-          <w:sz w:val="18"/>
-          <w:szCs w:val="18"/>
-          <w:shd w:fill="EEEEEE" w:val="clear"/>
-        </w:rPr>
-        <w:t xml:space="preserve">int = 0</w:t>
+          <w:rFonts w:ascii="Consolas" w:eastAsia="Consolas" w:hAnsi="Consolas" w:cs="Consolas"/>
+          <w:sz w:val="18"/>
+          <w:szCs w:val="18"/>
+          <w:shd w:val="clear" w:color="auto" w:fill="EEEEEE"/>
+        </w:rPr>
+        <w:t>int = 0</w:t>
       </w:r>
       <w:r>
         <w:t xml:space="preserve"> says it holds a whole number, starting at 0.</w:t>
@@ -2156,12 +2687,12 @@
       </w:r>
       <w:r>
         <w:rPr>
-          <w:rFonts w:ascii="Consolas" w:cs="Consolas" w:eastAsia="Consolas" w:hAnsi="Consolas"/>
-          <w:sz w:val="18"/>
-          <w:szCs w:val="18"/>
-          <w:shd w:fill="EEEEEE" w:val="clear"/>
-        </w:rPr>
-        <w:t xml:space="preserve">set(value):</w:t>
+          <w:rFonts w:ascii="Consolas" w:eastAsia="Consolas" w:hAnsi="Consolas" w:cs="Consolas"/>
+          <w:sz w:val="18"/>
+          <w:szCs w:val="18"/>
+          <w:shd w:val="clear" w:color="auto" w:fill="EEEEEE"/>
+        </w:rPr>
+        <w:t>set(value):</w:t>
       </w:r>
       <w:r>
         <w:t xml:space="preserve"> block is a </w:t>
@@ -2171,20 +2702,42 @@
           <w:b/>
           <w:bCs/>
         </w:rPr>
-        <w:t xml:space="preserve">setter</w:t>
+        <w:t>setter</w:t>
       </w:r>
       <w:r>
         <w:t xml:space="preserve">: it runs every time the value changes (even from the Inspector) and calls </w:t>
       </w:r>
-      <w:r>
-        <w:rPr>
-          <w:rFonts w:ascii="Consolas" w:cs="Consolas" w:eastAsia="Consolas" w:hAnsi="Consolas"/>
-          <w:sz w:val="18"/>
-          <w:szCs w:val="18"/>
-          <w:shd w:fill="EEEEEE" w:val="clear"/>
-        </w:rPr>
-        <w:t xml:space="preserve">update_visuals()</w:t>
-      </w:r>
+      <w:proofErr w:type="spellStart"/>
+      <w:r>
+        <w:rPr>
+          <w:rFonts w:ascii="Consolas" w:eastAsia="Consolas" w:hAnsi="Consolas" w:cs="Consolas"/>
+          <w:sz w:val="18"/>
+          <w:szCs w:val="18"/>
+          <w:shd w:val="clear" w:color="auto" w:fill="EEEEEE"/>
+        </w:rPr>
+        <w:t>update_</w:t>
+      </w:r>
+      <w:proofErr w:type="gramStart"/>
+      <w:r>
+        <w:rPr>
+          <w:rFonts w:ascii="Consolas" w:eastAsia="Consolas" w:hAnsi="Consolas" w:cs="Consolas"/>
+          <w:sz w:val="18"/>
+          <w:szCs w:val="18"/>
+          <w:shd w:val="clear" w:color="auto" w:fill="EEEEEE"/>
+        </w:rPr>
+        <w:t>visuals</w:t>
+      </w:r>
+      <w:proofErr w:type="spellEnd"/>
+      <w:r>
+        <w:rPr>
+          <w:rFonts w:ascii="Consolas" w:eastAsia="Consolas" w:hAnsi="Consolas" w:cs="Consolas"/>
+          <w:sz w:val="18"/>
+          <w:szCs w:val="18"/>
+          <w:shd w:val="clear" w:color="auto" w:fill="EEEEEE"/>
+        </w:rPr>
+        <w:t>()</w:t>
+      </w:r>
+      <w:proofErr w:type="gramEnd"/>
       <w:r>
         <w:t xml:space="preserve"> so the tile redraws instantly.</w:t>
       </w:r>
@@ -2203,12 +2756,12 @@
       </w:r>
       <w:r>
         <w:rPr>
-          <w:rFonts w:ascii="Consolas" w:cs="Consolas" w:eastAsia="Consolas" w:hAnsi="Consolas"/>
-          <w:sz w:val="18"/>
-          <w:szCs w:val="18"/>
-          <w:shd w:fill="EEEEEE" w:val="clear"/>
-        </w:rPr>
-        <w:t xml:space="preserve">TILE_PALETTES</w:t>
+          <w:rFonts w:ascii="Consolas" w:eastAsia="Consolas" w:hAnsi="Consolas" w:cs="Consolas"/>
+          <w:sz w:val="18"/>
+          <w:szCs w:val="18"/>
+          <w:shd w:val="clear" w:color="auto" w:fill="EEEEEE"/>
+        </w:rPr>
+        <w:t>TILE_PALETTES</w:t>
       </w:r>
       <w:r>
         <w:t xml:space="preserve"> and add an amber colour scheme (comma after the HAZARD line first):</w:t>
@@ -2216,7 +2769,7 @@
     </w:p>
     <w:p>
       <w:pPr>
-        <w:shd w:fill="F2F2F2" w:val="clear"/>
+        <w:shd w:val="clear" w:color="auto" w:fill="F2F2F2"/>
         <w:tabs>
           <w:tab w:val="left" w:pos="240"/>
           <w:tab w:val="left" w:pos="480"/>
@@ -2231,16 +2784,82 @@
           <w:tab w:val="left" w:pos="2640"/>
           <w:tab w:val="left" w:pos="2880"/>
         </w:tabs>
-        <w:spacing w:after="160" w:before="0" w:line="240"/>
+        <w:spacing w:after="160"/>
         <w:ind w:left="720"/>
       </w:pPr>
-      <w:r>
-        <w:rPr>
-          <w:rFonts w:ascii="Consolas" w:cs="Consolas" w:eastAsia="Consolas" w:hAnsi="Consolas"/>
-          <w:sz w:val="16"/>
-          <w:szCs w:val="16"/>
-        </w:rPr>
-        <w:t xml:space="preserve">TileType.MOVE_BACK: {"base": Color(0.28, 0.17, 0.06), "accent": Color(1.0, 0.72, 0.30)}</w:t>
+      <w:proofErr w:type="spellStart"/>
+      <w:r>
+        <w:rPr>
+          <w:rFonts w:ascii="Consolas" w:eastAsia="Consolas" w:hAnsi="Consolas" w:cs="Consolas"/>
+          <w:sz w:val="16"/>
+          <w:szCs w:val="16"/>
+        </w:rPr>
+        <w:t>TileType.MOVE_BACK</w:t>
+      </w:r>
+      <w:proofErr w:type="spellEnd"/>
+      <w:r>
+        <w:rPr>
+          <w:rFonts w:ascii="Consolas" w:eastAsia="Consolas" w:hAnsi="Consolas" w:cs="Consolas"/>
+          <w:sz w:val="16"/>
+          <w:szCs w:val="16"/>
+        </w:rPr>
+        <w:t xml:space="preserve">: {"base": </w:t>
+      </w:r>
+      <w:proofErr w:type="spellStart"/>
+      <w:proofErr w:type="gramStart"/>
+      <w:r>
+        <w:rPr>
+          <w:rFonts w:ascii="Consolas" w:eastAsia="Consolas" w:hAnsi="Consolas" w:cs="Consolas"/>
+          <w:sz w:val="16"/>
+          <w:szCs w:val="16"/>
+        </w:rPr>
+        <w:t>Color</w:t>
+      </w:r>
+      <w:proofErr w:type="spellEnd"/>
+      <w:r>
+        <w:rPr>
+          <w:rFonts w:ascii="Consolas" w:eastAsia="Consolas" w:hAnsi="Consolas" w:cs="Consolas"/>
+          <w:sz w:val="16"/>
+          <w:szCs w:val="16"/>
+        </w:rPr>
+        <w:t>(</w:t>
+      </w:r>
+      <w:proofErr w:type="gramEnd"/>
+      <w:r>
+        <w:rPr>
+          <w:rFonts w:ascii="Consolas" w:eastAsia="Consolas" w:hAnsi="Consolas" w:cs="Consolas"/>
+          <w:sz w:val="16"/>
+          <w:szCs w:val="16"/>
+        </w:rPr>
+        <w:t xml:space="preserve">0.28, 0.17, 0.06), "accent": </w:t>
+      </w:r>
+      <w:proofErr w:type="spellStart"/>
+      <w:proofErr w:type="gramStart"/>
+      <w:r>
+        <w:rPr>
+          <w:rFonts w:ascii="Consolas" w:eastAsia="Consolas" w:hAnsi="Consolas" w:cs="Consolas"/>
+          <w:sz w:val="16"/>
+          <w:szCs w:val="16"/>
+        </w:rPr>
+        <w:t>Color</w:t>
+      </w:r>
+      <w:proofErr w:type="spellEnd"/>
+      <w:r>
+        <w:rPr>
+          <w:rFonts w:ascii="Consolas" w:eastAsia="Consolas" w:hAnsi="Consolas" w:cs="Consolas"/>
+          <w:sz w:val="16"/>
+          <w:szCs w:val="16"/>
+        </w:rPr>
+        <w:t>(</w:t>
+      </w:r>
+      <w:proofErr w:type="gramEnd"/>
+      <w:r>
+        <w:rPr>
+          <w:rFonts w:ascii="Consolas" w:eastAsia="Consolas" w:hAnsi="Consolas" w:cs="Consolas"/>
+          <w:sz w:val="16"/>
+          <w:szCs w:val="16"/>
+        </w:rPr>
+        <w:t>1.0, 0.72, 0.30)}</w:t>
       </w:r>
     </w:p>
     <w:p>
@@ -2257,12 +2876,12 @@
       </w:r>
       <w:r>
         <w:rPr>
-          <w:rFonts w:ascii="Consolas" w:cs="Consolas" w:eastAsia="Consolas" w:hAnsi="Consolas"/>
-          <w:sz w:val="18"/>
-          <w:szCs w:val="18"/>
-          <w:shd w:fill="EEEEEE" w:val="clear"/>
-        </w:rPr>
-        <w:t xml:space="preserve">ICON_TEXTURES</w:t>
+          <w:rFonts w:ascii="Consolas" w:eastAsia="Consolas" w:hAnsi="Consolas" w:cs="Consolas"/>
+          <w:sz w:val="18"/>
+          <w:szCs w:val="18"/>
+          <w:shd w:val="clear" w:color="auto" w:fill="EEEEEE"/>
+        </w:rPr>
+        <w:t>ICON_TEXTURES</w:t>
       </w:r>
       <w:r>
         <w:t xml:space="preserve"> and give it an icon - we borrow the boost arrow for now (comma after the HAZARD line again):</w:t>
@@ -2270,7 +2889,7 @@
     </w:p>
     <w:p>
       <w:pPr>
-        <w:shd w:fill="F2F2F2" w:val="clear"/>
+        <w:shd w:val="clear" w:color="auto" w:fill="F2F2F2"/>
         <w:tabs>
           <w:tab w:val="left" w:pos="240"/>
           <w:tab w:val="left" w:pos="480"/>
@@ -2285,16 +2904,26 @@
           <w:tab w:val="left" w:pos="2640"/>
           <w:tab w:val="left" w:pos="2880"/>
         </w:tabs>
-        <w:spacing w:after="160" w:before="0" w:line="240"/>
+        <w:spacing w:after="160"/>
         <w:ind w:left="720"/>
       </w:pPr>
-      <w:r>
-        <w:rPr>
-          <w:rFonts w:ascii="Consolas" w:cs="Consolas" w:eastAsia="Consolas" w:hAnsi="Consolas"/>
-          <w:sz w:val="16"/>
-          <w:szCs w:val="16"/>
-        </w:rPr>
-        <w:t xml:space="preserve">TileType.MOVE_BACK: preload("res://assets/sprites/icon_move.png")</w:t>
+      <w:proofErr w:type="spellStart"/>
+      <w:r>
+        <w:rPr>
+          <w:rFonts w:ascii="Consolas" w:eastAsia="Consolas" w:hAnsi="Consolas" w:cs="Consolas"/>
+          <w:sz w:val="16"/>
+          <w:szCs w:val="16"/>
+        </w:rPr>
+        <w:t>TileType.MOVE_BACK</w:t>
+      </w:r>
+      <w:proofErr w:type="spellEnd"/>
+      <w:r>
+        <w:rPr>
+          <w:rFonts w:ascii="Consolas" w:eastAsia="Consolas" w:hAnsi="Consolas" w:cs="Consolas"/>
+          <w:sz w:val="16"/>
+          <w:szCs w:val="16"/>
+        </w:rPr>
+        <w:t>: preload("res://assets/sprites/icon_move.png")</w:t>
       </w:r>
     </w:p>
     <w:p>
@@ -2309,46 +2938,79 @@
       <w:r>
         <w:t xml:space="preserve">Find </w:t>
       </w:r>
-      <w:r>
-        <w:rPr>
-          <w:rFonts w:ascii="Consolas" w:cs="Consolas" w:eastAsia="Consolas" w:hAnsi="Consolas"/>
-          <w:sz w:val="18"/>
-          <w:szCs w:val="18"/>
-          <w:shd w:fill="EEEEEE" w:val="clear"/>
-        </w:rPr>
-        <w:t xml:space="preserve">get_action_name()</w:t>
+      <w:proofErr w:type="spellStart"/>
+      <w:r>
+        <w:rPr>
+          <w:rFonts w:ascii="Consolas" w:eastAsia="Consolas" w:hAnsi="Consolas" w:cs="Consolas"/>
+          <w:sz w:val="18"/>
+          <w:szCs w:val="18"/>
+          <w:shd w:val="clear" w:color="auto" w:fill="EEEEEE"/>
+        </w:rPr>
+        <w:t>get_action_</w:t>
+      </w:r>
+      <w:proofErr w:type="gramStart"/>
+      <w:r>
+        <w:rPr>
+          <w:rFonts w:ascii="Consolas" w:eastAsia="Consolas" w:hAnsi="Consolas" w:cs="Consolas"/>
+          <w:sz w:val="18"/>
+          <w:szCs w:val="18"/>
+          <w:shd w:val="clear" w:color="auto" w:fill="EEEEEE"/>
+        </w:rPr>
+        <w:t>name</w:t>
+      </w:r>
+      <w:proofErr w:type="spellEnd"/>
+      <w:r>
+        <w:rPr>
+          <w:rFonts w:ascii="Consolas" w:eastAsia="Consolas" w:hAnsi="Consolas" w:cs="Consolas"/>
+          <w:sz w:val="18"/>
+          <w:szCs w:val="18"/>
+          <w:shd w:val="clear" w:color="auto" w:fill="EEEEEE"/>
+        </w:rPr>
+        <w:t>(</w:t>
+      </w:r>
+      <w:proofErr w:type="gramEnd"/>
+      <w:r>
+        <w:rPr>
+          <w:rFonts w:ascii="Consolas" w:eastAsia="Consolas" w:hAnsi="Consolas" w:cs="Consolas"/>
+          <w:sz w:val="18"/>
+          <w:szCs w:val="18"/>
+          <w:shd w:val="clear" w:color="auto" w:fill="EEEEEE"/>
+        </w:rPr>
+        <w:t>)</w:t>
       </w:r>
       <w:r>
         <w:t xml:space="preserve"> and add a case above the final </w:t>
       </w:r>
       <w:r>
         <w:rPr>
-          <w:rFonts w:ascii="Consolas" w:cs="Consolas" w:eastAsia="Consolas" w:hAnsi="Consolas"/>
-          <w:sz w:val="18"/>
-          <w:szCs w:val="18"/>
-          <w:shd w:fill="EEEEEE" w:val="clear"/>
-        </w:rPr>
-        <w:t xml:space="preserve">return "Unknown"</w:t>
+          <w:rFonts w:ascii="Consolas" w:eastAsia="Consolas" w:hAnsi="Consolas" w:cs="Consolas"/>
+          <w:sz w:val="18"/>
+          <w:szCs w:val="18"/>
+          <w:shd w:val="clear" w:color="auto" w:fill="EEEEEE"/>
+        </w:rPr>
+        <w:t>return "Unknown"</w:t>
       </w:r>
       <w:r>
         <w:t xml:space="preserve">. Notice it uses your new </w:t>
       </w:r>
-      <w:r>
-        <w:rPr>
-          <w:rFonts w:ascii="Consolas" w:cs="Consolas" w:eastAsia="Consolas" w:hAnsi="Consolas"/>
-          <w:sz w:val="18"/>
-          <w:szCs w:val="18"/>
-          <w:shd w:fill="EEEEEE" w:val="clear"/>
-        </w:rPr>
-        <w:t xml:space="preserve">move_back_amount</w:t>
-      </w:r>
-      <w:r>
-        <w:t xml:space="preserve">:</w:t>
-      </w:r>
-    </w:p>
-    <w:p>
-      <w:pPr>
-        <w:shd w:fill="F2F2F2" w:val="clear"/>
+      <w:proofErr w:type="spellStart"/>
+      <w:r>
+        <w:rPr>
+          <w:rFonts w:ascii="Consolas" w:eastAsia="Consolas" w:hAnsi="Consolas" w:cs="Consolas"/>
+          <w:sz w:val="18"/>
+          <w:szCs w:val="18"/>
+          <w:shd w:val="clear" w:color="auto" w:fill="EEEEEE"/>
+        </w:rPr>
+        <w:t>move_back_amount</w:t>
+      </w:r>
+      <w:proofErr w:type="spellEnd"/>
+      <w:r>
+        <w:t>:</w:t>
+      </w:r>
+    </w:p>
+    <w:p>
+      <w:pPr>
+        <w:shd w:val="clear" w:color="auto" w:fill="F2F2F2"/>
         <w:tabs>
           <w:tab w:val="left" w:pos="240"/>
           <w:tab w:val="left" w:pos="480"/>
@@ -2363,37 +3025,46 @@
           <w:tab w:val="left" w:pos="2640"/>
           <w:tab w:val="left" w:pos="2880"/>
         </w:tabs>
-        <w:spacing w:after="0" w:before="0" w:line="240"/>
         <w:ind w:left="720"/>
       </w:pPr>
       <w:r>
         <w:rPr>
-          <w:rFonts w:ascii="Consolas" w:cs="Consolas" w:eastAsia="Consolas" w:hAnsi="Consolas"/>
-          <w:sz w:val="16"/>
-          <w:szCs w:val="16"/>
-        </w:rPr>
-        <w:tab/>
-      </w:r>
-      <w:r>
-        <w:rPr>
-          <w:rFonts w:ascii="Consolas" w:cs="Consolas" w:eastAsia="Consolas" w:hAnsi="Consolas"/>
-          <w:sz w:val="16"/>
-          <w:szCs w:val="16"/>
-        </w:rPr>
-        <w:tab/>
-      </w:r>
-      <w:r>
-        <w:rPr>
-          <w:rFonts w:ascii="Consolas" w:cs="Consolas" w:eastAsia="Consolas" w:hAnsi="Consolas"/>
-          <w:sz w:val="16"/>
-          <w:szCs w:val="16"/>
-        </w:rPr>
-        <w:t xml:space="preserve">TileType.MOVE_BACK:</w:t>
-      </w:r>
-    </w:p>
-    <w:p>
-      <w:pPr>
-        <w:shd w:fill="F2F2F2" w:val="clear"/>
+          <w:rFonts w:ascii="Consolas" w:eastAsia="Consolas" w:hAnsi="Consolas" w:cs="Consolas"/>
+          <w:sz w:val="16"/>
+          <w:szCs w:val="16"/>
+        </w:rPr>
+        <w:tab/>
+      </w:r>
+      <w:r>
+        <w:rPr>
+          <w:rFonts w:ascii="Consolas" w:eastAsia="Consolas" w:hAnsi="Consolas" w:cs="Consolas"/>
+          <w:sz w:val="16"/>
+          <w:szCs w:val="16"/>
+        </w:rPr>
+        <w:tab/>
+      </w:r>
+      <w:proofErr w:type="spellStart"/>
+      <w:r>
+        <w:rPr>
+          <w:rFonts w:ascii="Consolas" w:eastAsia="Consolas" w:hAnsi="Consolas" w:cs="Consolas"/>
+          <w:sz w:val="16"/>
+          <w:szCs w:val="16"/>
+        </w:rPr>
+        <w:t>TileType.MOVE_BACK</w:t>
+      </w:r>
+      <w:proofErr w:type="spellEnd"/>
+      <w:r>
+        <w:rPr>
+          <w:rFonts w:ascii="Consolas" w:eastAsia="Consolas" w:hAnsi="Consolas" w:cs="Consolas"/>
+          <w:sz w:val="16"/>
+          <w:szCs w:val="16"/>
+        </w:rPr>
+        <w:t>:</w:t>
+      </w:r>
+    </w:p>
+    <w:p>
+      <w:pPr>
+        <w:shd w:val="clear" w:color="auto" w:fill="F2F2F2"/>
         <w:tabs>
           <w:tab w:val="left" w:pos="240"/>
           <w:tab w:val="left" w:pos="480"/>
@@ -2408,41 +3079,44 @@
           <w:tab w:val="left" w:pos="2640"/>
           <w:tab w:val="left" w:pos="2880"/>
         </w:tabs>
-        <w:spacing w:after="160" w:before="0" w:line="240"/>
+        <w:spacing w:after="160"/>
         <w:ind w:left="720"/>
       </w:pPr>
       <w:r>
         <w:rPr>
-          <w:rFonts w:ascii="Consolas" w:cs="Consolas" w:eastAsia="Consolas" w:hAnsi="Consolas"/>
-          <w:sz w:val="16"/>
-          <w:szCs w:val="16"/>
-        </w:rPr>
-        <w:tab/>
-      </w:r>
-      <w:r>
-        <w:rPr>
-          <w:rFonts w:ascii="Consolas" w:cs="Consolas" w:eastAsia="Consolas" w:hAnsi="Consolas"/>
-          <w:sz w:val="16"/>
-          <w:szCs w:val="16"/>
-        </w:rPr>
-        <w:tab/>
-      </w:r>
-      <w:r>
-        <w:rPr>
-          <w:rFonts w:ascii="Consolas" w:cs="Consolas" w:eastAsia="Consolas" w:hAnsi="Consolas"/>
-          <w:sz w:val="16"/>
-          <w:szCs w:val="16"/>
-        </w:rPr>
-        <w:tab/>
-      </w:r>
-      <w:r>
-        <w:rPr>
-          <w:rFonts w:ascii="Consolas" w:cs="Consolas" w:eastAsia="Consolas" w:hAnsi="Consolas"/>
-          <w:sz w:val="16"/>
-          <w:szCs w:val="16"/>
-        </w:rPr>
-        <w:t xml:space="preserve">return "Slip Back %d" % move_back_amount</w:t>
-      </w:r>
+          <w:rFonts w:ascii="Consolas" w:eastAsia="Consolas" w:hAnsi="Consolas" w:cs="Consolas"/>
+          <w:sz w:val="16"/>
+          <w:szCs w:val="16"/>
+        </w:rPr>
+        <w:tab/>
+      </w:r>
+      <w:r>
+        <w:rPr>
+          <w:rFonts w:ascii="Consolas" w:eastAsia="Consolas" w:hAnsi="Consolas" w:cs="Consolas"/>
+          <w:sz w:val="16"/>
+          <w:szCs w:val="16"/>
+        </w:rPr>
+        <w:tab/>
+      </w:r>
+      <w:r>
+        <w:rPr>
+          <w:rFonts w:ascii="Consolas" w:eastAsia="Consolas" w:hAnsi="Consolas" w:cs="Consolas"/>
+          <w:sz w:val="16"/>
+          <w:szCs w:val="16"/>
+        </w:rPr>
+        <w:tab/>
+        <w:t xml:space="preserve">return "Slip Back %d" % </w:t>
+      </w:r>
+      <w:proofErr w:type="spellStart"/>
+      <w:r>
+        <w:rPr>
+          <w:rFonts w:ascii="Consolas" w:eastAsia="Consolas" w:hAnsi="Consolas" w:cs="Consolas"/>
+          <w:sz w:val="16"/>
+          <w:szCs w:val="16"/>
+        </w:rPr>
+        <w:t>move_back_amount</w:t>
+      </w:r>
+      <w:proofErr w:type="spellEnd"/>
     </w:p>
     <w:p>
       <w:pPr>
@@ -2458,32 +3132,72 @@
       </w:r>
       <w:r>
         <w:rPr>
-          <w:rFonts w:ascii="Consolas" w:cs="Consolas" w:eastAsia="Consolas" w:hAnsi="Consolas"/>
-          <w:sz w:val="18"/>
-          <w:szCs w:val="18"/>
-          <w:shd w:fill="EEEEEE" w:val="clear"/>
-        </w:rPr>
-        <w:t xml:space="preserve">_short_action_label()</w:t>
+          <w:rFonts w:ascii="Consolas" w:eastAsia="Consolas" w:hAnsi="Consolas" w:cs="Consolas"/>
+          <w:sz w:val="18"/>
+          <w:szCs w:val="18"/>
+          <w:shd w:val="clear" w:color="auto" w:fill="EEEEEE"/>
+        </w:rPr>
+        <w:t>_</w:t>
+      </w:r>
+      <w:proofErr w:type="spellStart"/>
+      <w:r>
+        <w:rPr>
+          <w:rFonts w:ascii="Consolas" w:eastAsia="Consolas" w:hAnsi="Consolas" w:cs="Consolas"/>
+          <w:sz w:val="18"/>
+          <w:szCs w:val="18"/>
+          <w:shd w:val="clear" w:color="auto" w:fill="EEEEEE"/>
+        </w:rPr>
+        <w:t>short_action_</w:t>
+      </w:r>
+      <w:proofErr w:type="gramStart"/>
+      <w:r>
+        <w:rPr>
+          <w:rFonts w:ascii="Consolas" w:eastAsia="Consolas" w:hAnsi="Consolas" w:cs="Consolas"/>
+          <w:sz w:val="18"/>
+          <w:szCs w:val="18"/>
+          <w:shd w:val="clear" w:color="auto" w:fill="EEEEEE"/>
+        </w:rPr>
+        <w:t>label</w:t>
+      </w:r>
+      <w:proofErr w:type="spellEnd"/>
+      <w:r>
+        <w:rPr>
+          <w:rFonts w:ascii="Consolas" w:eastAsia="Consolas" w:hAnsi="Consolas" w:cs="Consolas"/>
+          <w:sz w:val="18"/>
+          <w:szCs w:val="18"/>
+          <w:shd w:val="clear" w:color="auto" w:fill="EEEEEE"/>
+        </w:rPr>
+        <w:t>(</w:t>
+      </w:r>
+      <w:proofErr w:type="gramEnd"/>
+      <w:r>
+        <w:rPr>
+          <w:rFonts w:ascii="Consolas" w:eastAsia="Consolas" w:hAnsi="Consolas" w:cs="Consolas"/>
+          <w:sz w:val="18"/>
+          <w:szCs w:val="18"/>
+          <w:shd w:val="clear" w:color="auto" w:fill="EEEEEE"/>
+        </w:rPr>
+        <w:t>)</w:t>
       </w:r>
       <w:r>
         <w:t xml:space="preserve"> and add a case above the final </w:t>
       </w:r>
       <w:r>
         <w:rPr>
-          <w:rFonts w:ascii="Consolas" w:cs="Consolas" w:eastAsia="Consolas" w:hAnsi="Consolas"/>
-          <w:sz w:val="18"/>
-          <w:szCs w:val="18"/>
-          <w:shd w:fill="EEEEEE" w:val="clear"/>
-        </w:rPr>
-        <w:t xml:space="preserve">return ""</w:t>
-      </w:r>
-      <w:r>
-        <w:t xml:space="preserve">:</w:t>
-      </w:r>
-    </w:p>
-    <w:p>
-      <w:pPr>
-        <w:shd w:fill="F2F2F2" w:val="clear"/>
+          <w:rFonts w:ascii="Consolas" w:eastAsia="Consolas" w:hAnsi="Consolas" w:cs="Consolas"/>
+          <w:sz w:val="18"/>
+          <w:szCs w:val="18"/>
+          <w:shd w:val="clear" w:color="auto" w:fill="EEEEEE"/>
+        </w:rPr>
+        <w:t>return ""</w:t>
+      </w:r>
+      <w:r>
+        <w:t>:</w:t>
+      </w:r>
+    </w:p>
+    <w:p>
+      <w:pPr>
+        <w:shd w:val="clear" w:color="auto" w:fill="F2F2F2"/>
         <w:tabs>
           <w:tab w:val="left" w:pos="240"/>
           <w:tab w:val="left" w:pos="480"/>
@@ -2498,37 +3212,46 @@
           <w:tab w:val="left" w:pos="2640"/>
           <w:tab w:val="left" w:pos="2880"/>
         </w:tabs>
-        <w:spacing w:after="0" w:before="0" w:line="240"/>
         <w:ind w:left="720"/>
       </w:pPr>
       <w:r>
         <w:rPr>
-          <w:rFonts w:ascii="Consolas" w:cs="Consolas" w:eastAsia="Consolas" w:hAnsi="Consolas"/>
-          <w:sz w:val="16"/>
-          <w:szCs w:val="16"/>
-        </w:rPr>
-        <w:tab/>
-      </w:r>
-      <w:r>
-        <w:rPr>
-          <w:rFonts w:ascii="Consolas" w:cs="Consolas" w:eastAsia="Consolas" w:hAnsi="Consolas"/>
-          <w:sz w:val="16"/>
-          <w:szCs w:val="16"/>
-        </w:rPr>
-        <w:tab/>
-      </w:r>
-      <w:r>
-        <w:rPr>
-          <w:rFonts w:ascii="Consolas" w:cs="Consolas" w:eastAsia="Consolas" w:hAnsi="Consolas"/>
-          <w:sz w:val="16"/>
-          <w:szCs w:val="16"/>
-        </w:rPr>
-        <w:t xml:space="preserve">TileType.MOVE_BACK:</w:t>
-      </w:r>
-    </w:p>
-    <w:p>
-      <w:pPr>
-        <w:shd w:fill="F2F2F2" w:val="clear"/>
+          <w:rFonts w:ascii="Consolas" w:eastAsia="Consolas" w:hAnsi="Consolas" w:cs="Consolas"/>
+          <w:sz w:val="16"/>
+          <w:szCs w:val="16"/>
+        </w:rPr>
+        <w:tab/>
+      </w:r>
+      <w:r>
+        <w:rPr>
+          <w:rFonts w:ascii="Consolas" w:eastAsia="Consolas" w:hAnsi="Consolas" w:cs="Consolas"/>
+          <w:sz w:val="16"/>
+          <w:szCs w:val="16"/>
+        </w:rPr>
+        <w:tab/>
+      </w:r>
+      <w:proofErr w:type="spellStart"/>
+      <w:r>
+        <w:rPr>
+          <w:rFonts w:ascii="Consolas" w:eastAsia="Consolas" w:hAnsi="Consolas" w:cs="Consolas"/>
+          <w:sz w:val="16"/>
+          <w:szCs w:val="16"/>
+        </w:rPr>
+        <w:t>TileType.MOVE_BACK</w:t>
+      </w:r>
+      <w:proofErr w:type="spellEnd"/>
+      <w:r>
+        <w:rPr>
+          <w:rFonts w:ascii="Consolas" w:eastAsia="Consolas" w:hAnsi="Consolas" w:cs="Consolas"/>
+          <w:sz w:val="16"/>
+          <w:szCs w:val="16"/>
+        </w:rPr>
+        <w:t>:</w:t>
+      </w:r>
+    </w:p>
+    <w:p>
+      <w:pPr>
+        <w:shd w:val="clear" w:color="auto" w:fill="F2F2F2"/>
         <w:tabs>
           <w:tab w:val="left" w:pos="240"/>
           <w:tab w:val="left" w:pos="480"/>
@@ -2543,41 +3266,44 @@
           <w:tab w:val="left" w:pos="2640"/>
           <w:tab w:val="left" w:pos="2880"/>
         </w:tabs>
-        <w:spacing w:after="160" w:before="0" w:line="240"/>
+        <w:spacing w:after="160"/>
         <w:ind w:left="720"/>
       </w:pPr>
       <w:r>
         <w:rPr>
-          <w:rFonts w:ascii="Consolas" w:cs="Consolas" w:eastAsia="Consolas" w:hAnsi="Consolas"/>
-          <w:sz w:val="16"/>
-          <w:szCs w:val="16"/>
-        </w:rPr>
-        <w:tab/>
-      </w:r>
-      <w:r>
-        <w:rPr>
-          <w:rFonts w:ascii="Consolas" w:cs="Consolas" w:eastAsia="Consolas" w:hAnsi="Consolas"/>
-          <w:sz w:val="16"/>
-          <w:szCs w:val="16"/>
-        </w:rPr>
-        <w:tab/>
-      </w:r>
-      <w:r>
-        <w:rPr>
-          <w:rFonts w:ascii="Consolas" w:cs="Consolas" w:eastAsia="Consolas" w:hAnsi="Consolas"/>
-          <w:sz w:val="16"/>
-          <w:szCs w:val="16"/>
-        </w:rPr>
-        <w:tab/>
-      </w:r>
-      <w:r>
-        <w:rPr>
-          <w:rFonts w:ascii="Consolas" w:cs="Consolas" w:eastAsia="Consolas" w:hAnsi="Consolas"/>
-          <w:sz w:val="16"/>
-          <w:szCs w:val="16"/>
-        </w:rPr>
-        <w:t xml:space="preserve">return "-%d" % move_back_amount</w:t>
-      </w:r>
+          <w:rFonts w:ascii="Consolas" w:eastAsia="Consolas" w:hAnsi="Consolas" w:cs="Consolas"/>
+          <w:sz w:val="16"/>
+          <w:szCs w:val="16"/>
+        </w:rPr>
+        <w:tab/>
+      </w:r>
+      <w:r>
+        <w:rPr>
+          <w:rFonts w:ascii="Consolas" w:eastAsia="Consolas" w:hAnsi="Consolas" w:cs="Consolas"/>
+          <w:sz w:val="16"/>
+          <w:szCs w:val="16"/>
+        </w:rPr>
+        <w:tab/>
+      </w:r>
+      <w:r>
+        <w:rPr>
+          <w:rFonts w:ascii="Consolas" w:eastAsia="Consolas" w:hAnsi="Consolas" w:cs="Consolas"/>
+          <w:sz w:val="16"/>
+          <w:szCs w:val="16"/>
+        </w:rPr>
+        <w:tab/>
+        <w:t xml:space="preserve">return "-%d" % </w:t>
+      </w:r>
+      <w:proofErr w:type="spellStart"/>
+      <w:r>
+        <w:rPr>
+          <w:rFonts w:ascii="Consolas" w:eastAsia="Consolas" w:hAnsi="Consolas" w:cs="Consolas"/>
+          <w:sz w:val="16"/>
+          <w:szCs w:val="16"/>
+        </w:rPr>
+        <w:t>move_back_amount</w:t>
+      </w:r>
+      <w:proofErr w:type="spellEnd"/>
     </w:p>
     <w:p>
       <w:pPr>
@@ -2589,48 +3315,92 @@
         <w:spacing w:after="60"/>
       </w:pPr>
       <w:r>
-        <w:t xml:space="preserve">One more spot - and this is the price of a new variable. The square-swap feature copies a tile's effect data from one square to another. Right now it does not know about </w:t>
-      </w:r>
-      <w:r>
-        <w:rPr>
-          <w:rFonts w:ascii="Consolas" w:cs="Consolas" w:eastAsia="Consolas" w:hAnsi="Consolas"/>
-          <w:sz w:val="18"/>
-          <w:szCs w:val="18"/>
-          <w:shd w:fill="EEEEEE" w:val="clear"/>
-        </w:rPr>
-        <w:t xml:space="preserve">move_back_amount</w:t>
-      </w:r>
+        <w:lastRenderedPageBreak/>
+        <w:t xml:space="preserve">One more spot - and this is the price of a new variable. The square-swap feature copies a tile's effect data from one square to another. Right </w:t>
+      </w:r>
+      <w:proofErr w:type="gramStart"/>
+      <w:r>
+        <w:t>now</w:t>
+      </w:r>
+      <w:proofErr w:type="gramEnd"/>
+      <w:r>
+        <w:t xml:space="preserve"> it does not know about </w:t>
+      </w:r>
+      <w:proofErr w:type="spellStart"/>
+      <w:r>
+        <w:rPr>
+          <w:rFonts w:ascii="Consolas" w:eastAsia="Consolas" w:hAnsi="Consolas" w:cs="Consolas"/>
+          <w:sz w:val="18"/>
+          <w:szCs w:val="18"/>
+          <w:shd w:val="clear" w:color="auto" w:fill="EEEEEE"/>
+        </w:rPr>
+        <w:t>move_back_amount</w:t>
+      </w:r>
+      <w:proofErr w:type="spellEnd"/>
       <w:r>
         <w:t xml:space="preserve">, so a swapped MOVE_BACK tile would forget how far it slides. Teach it. Find </w:t>
       </w:r>
-      <w:r>
-        <w:rPr>
-          <w:rFonts w:ascii="Consolas" w:cs="Consolas" w:eastAsia="Consolas" w:hAnsi="Consolas"/>
-          <w:sz w:val="18"/>
-          <w:szCs w:val="18"/>
-          <w:shd w:fill="EEEEEE" w:val="clear"/>
-        </w:rPr>
-        <w:t xml:space="preserve">get_swappable_data()</w:t>
+      <w:proofErr w:type="spellStart"/>
+      <w:r>
+        <w:rPr>
+          <w:rFonts w:ascii="Consolas" w:eastAsia="Consolas" w:hAnsi="Consolas" w:cs="Consolas"/>
+          <w:sz w:val="18"/>
+          <w:szCs w:val="18"/>
+          <w:shd w:val="clear" w:color="auto" w:fill="EEEEEE"/>
+        </w:rPr>
+        <w:t>get_swappable_</w:t>
+      </w:r>
+      <w:proofErr w:type="gramStart"/>
+      <w:r>
+        <w:rPr>
+          <w:rFonts w:ascii="Consolas" w:eastAsia="Consolas" w:hAnsi="Consolas" w:cs="Consolas"/>
+          <w:sz w:val="18"/>
+          <w:szCs w:val="18"/>
+          <w:shd w:val="clear" w:color="auto" w:fill="EEEEEE"/>
+        </w:rPr>
+        <w:t>data</w:t>
+      </w:r>
+      <w:proofErr w:type="spellEnd"/>
+      <w:r>
+        <w:rPr>
+          <w:rFonts w:ascii="Consolas" w:eastAsia="Consolas" w:hAnsi="Consolas" w:cs="Consolas"/>
+          <w:sz w:val="18"/>
+          <w:szCs w:val="18"/>
+          <w:shd w:val="clear" w:color="auto" w:fill="EEEEEE"/>
+        </w:rPr>
+        <w:t>(</w:t>
+      </w:r>
+      <w:proofErr w:type="gramEnd"/>
+      <w:r>
+        <w:rPr>
+          <w:rFonts w:ascii="Consolas" w:eastAsia="Consolas" w:hAnsi="Consolas" w:cs="Consolas"/>
+          <w:sz w:val="18"/>
+          <w:szCs w:val="18"/>
+          <w:shd w:val="clear" w:color="auto" w:fill="EEEEEE"/>
+        </w:rPr>
+        <w:t>)</w:t>
       </w:r>
       <w:r>
         <w:t xml:space="preserve"> and add your variable to the list (comma after </w:t>
       </w:r>
-      <w:r>
-        <w:rPr>
-          <w:rFonts w:ascii="Consolas" w:cs="Consolas" w:eastAsia="Consolas" w:hAnsi="Consolas"/>
-          <w:sz w:val="18"/>
-          <w:szCs w:val="18"/>
-          <w:shd w:fill="EEEEEE" w:val="clear"/>
-        </w:rPr>
-        <w:t xml:space="preserve">jump_target_index</w:t>
-      </w:r>
+      <w:proofErr w:type="spellStart"/>
+      <w:r>
+        <w:rPr>
+          <w:rFonts w:ascii="Consolas" w:eastAsia="Consolas" w:hAnsi="Consolas" w:cs="Consolas"/>
+          <w:sz w:val="18"/>
+          <w:szCs w:val="18"/>
+          <w:shd w:val="clear" w:color="auto" w:fill="EEEEEE"/>
+        </w:rPr>
+        <w:t>jump_target_index</w:t>
+      </w:r>
+      <w:proofErr w:type="spellEnd"/>
       <w:r>
         <w:t xml:space="preserve"> first):</w:t>
       </w:r>
     </w:p>
     <w:p>
       <w:pPr>
-        <w:shd w:fill="F2F2F2" w:val="clear"/>
+        <w:shd w:val="clear" w:color="auto" w:fill="F2F2F2"/>
         <w:tabs>
           <w:tab w:val="left" w:pos="240"/>
           <w:tab w:val="left" w:pos="480"/>
@@ -2645,21 +3415,66 @@
           <w:tab w:val="left" w:pos="2640"/>
           <w:tab w:val="left" w:pos="2880"/>
         </w:tabs>
-        <w:spacing w:after="0" w:before="0" w:line="240"/>
         <w:ind w:left="720"/>
       </w:pPr>
-      <w:r>
-        <w:rPr>
-          <w:rFonts w:ascii="Consolas" w:cs="Consolas" w:eastAsia="Consolas" w:hAnsi="Consolas"/>
-          <w:sz w:val="16"/>
-          <w:szCs w:val="16"/>
-        </w:rPr>
-        <w:t xml:space="preserve">func get_swappable_data() -&gt; Dictionary:</w:t>
-      </w:r>
-    </w:p>
-    <w:p>
-      <w:pPr>
-        <w:shd w:fill="F2F2F2" w:val="clear"/>
+      <w:proofErr w:type="spellStart"/>
+      <w:r>
+        <w:rPr>
+          <w:rFonts w:ascii="Consolas" w:eastAsia="Consolas" w:hAnsi="Consolas" w:cs="Consolas"/>
+          <w:sz w:val="16"/>
+          <w:szCs w:val="16"/>
+        </w:rPr>
+        <w:t>func</w:t>
+      </w:r>
+      <w:proofErr w:type="spellEnd"/>
+      <w:r>
+        <w:rPr>
+          <w:rFonts w:ascii="Consolas" w:eastAsia="Consolas" w:hAnsi="Consolas" w:cs="Consolas"/>
+          <w:sz w:val="16"/>
+          <w:szCs w:val="16"/>
+        </w:rPr>
+        <w:t xml:space="preserve"> </w:t>
+      </w:r>
+      <w:proofErr w:type="spellStart"/>
+      <w:r>
+        <w:rPr>
+          <w:rFonts w:ascii="Consolas" w:eastAsia="Consolas" w:hAnsi="Consolas" w:cs="Consolas"/>
+          <w:sz w:val="16"/>
+          <w:szCs w:val="16"/>
+        </w:rPr>
+        <w:t>get_swappable_</w:t>
+      </w:r>
+      <w:proofErr w:type="gramStart"/>
+      <w:r>
+        <w:rPr>
+          <w:rFonts w:ascii="Consolas" w:eastAsia="Consolas" w:hAnsi="Consolas" w:cs="Consolas"/>
+          <w:sz w:val="16"/>
+          <w:szCs w:val="16"/>
+        </w:rPr>
+        <w:t>data</w:t>
+      </w:r>
+      <w:proofErr w:type="spellEnd"/>
+      <w:r>
+        <w:rPr>
+          <w:rFonts w:ascii="Consolas" w:eastAsia="Consolas" w:hAnsi="Consolas" w:cs="Consolas"/>
+          <w:sz w:val="16"/>
+          <w:szCs w:val="16"/>
+        </w:rPr>
+        <w:t>(</w:t>
+      </w:r>
+      <w:proofErr w:type="gramEnd"/>
+      <w:r>
+        <w:rPr>
+          <w:rFonts w:ascii="Consolas" w:eastAsia="Consolas" w:hAnsi="Consolas" w:cs="Consolas"/>
+          <w:sz w:val="16"/>
+          <w:szCs w:val="16"/>
+        </w:rPr>
+        <w:t>) -&gt; Dictionary:</w:t>
+      </w:r>
+    </w:p>
+    <w:p>
+      <w:pPr>
+        <w:shd w:val="clear" w:color="auto" w:fill="F2F2F2"/>
         <w:tabs>
           <w:tab w:val="left" w:pos="240"/>
           <w:tab w:val="left" w:pos="480"/>
@@ -2674,29 +3489,21 @@
           <w:tab w:val="left" w:pos="2640"/>
           <w:tab w:val="left" w:pos="2880"/>
         </w:tabs>
-        <w:spacing w:after="0" w:before="0" w:line="240"/>
         <w:ind w:left="720"/>
       </w:pPr>
       <w:r>
         <w:rPr>
-          <w:rFonts w:ascii="Consolas" w:cs="Consolas" w:eastAsia="Consolas" w:hAnsi="Consolas"/>
-          <w:sz w:val="16"/>
-          <w:szCs w:val="16"/>
-        </w:rPr>
-        <w:tab/>
-      </w:r>
-      <w:r>
-        <w:rPr>
-          <w:rFonts w:ascii="Consolas" w:cs="Consolas" w:eastAsia="Consolas" w:hAnsi="Consolas"/>
-          <w:sz w:val="16"/>
-          <w:szCs w:val="16"/>
-        </w:rPr>
-        <w:t xml:space="preserve">return {</w:t>
-      </w:r>
-    </w:p>
-    <w:p>
-      <w:pPr>
-        <w:shd w:fill="F2F2F2" w:val="clear"/>
+          <w:rFonts w:ascii="Consolas" w:eastAsia="Consolas" w:hAnsi="Consolas" w:cs="Consolas"/>
+          <w:sz w:val="16"/>
+          <w:szCs w:val="16"/>
+        </w:rPr>
+        <w:tab/>
+        <w:t>return {</w:t>
+      </w:r>
+    </w:p>
+    <w:p>
+      <w:pPr>
+        <w:shd w:val="clear" w:color="auto" w:fill="F2F2F2"/>
         <w:tabs>
           <w:tab w:val="left" w:pos="240"/>
           <w:tab w:val="left" w:pos="480"/>
@@ -2711,37 +3518,75 @@
           <w:tab w:val="left" w:pos="2640"/>
           <w:tab w:val="left" w:pos="2880"/>
         </w:tabs>
-        <w:spacing w:after="0" w:before="0" w:line="240"/>
         <w:ind w:left="720"/>
       </w:pPr>
       <w:r>
         <w:rPr>
-          <w:rFonts w:ascii="Consolas" w:cs="Consolas" w:eastAsia="Consolas" w:hAnsi="Consolas"/>
-          <w:sz w:val="16"/>
-          <w:szCs w:val="16"/>
-        </w:rPr>
-        <w:tab/>
-      </w:r>
-      <w:r>
-        <w:rPr>
-          <w:rFonts w:ascii="Consolas" w:cs="Consolas" w:eastAsia="Consolas" w:hAnsi="Consolas"/>
-          <w:sz w:val="16"/>
-          <w:szCs w:val="16"/>
-        </w:rPr>
-        <w:tab/>
-      </w:r>
-      <w:r>
-        <w:rPr>
-          <w:rFonts w:ascii="Consolas" w:cs="Consolas" w:eastAsia="Consolas" w:hAnsi="Consolas"/>
-          <w:sz w:val="16"/>
-          <w:szCs w:val="16"/>
-        </w:rPr>
-        <w:t xml:space="preserve">"tile_type": tile_type,</w:t>
-      </w:r>
-    </w:p>
-    <w:p>
-      <w:pPr>
-        <w:shd w:fill="F2F2F2" w:val="clear"/>
+          <w:rFonts w:ascii="Consolas" w:eastAsia="Consolas" w:hAnsi="Consolas" w:cs="Consolas"/>
+          <w:sz w:val="16"/>
+          <w:szCs w:val="16"/>
+        </w:rPr>
+        <w:tab/>
+      </w:r>
+      <w:r>
+        <w:rPr>
+          <w:rFonts w:ascii="Consolas" w:eastAsia="Consolas" w:hAnsi="Consolas" w:cs="Consolas"/>
+          <w:sz w:val="16"/>
+          <w:szCs w:val="16"/>
+        </w:rPr>
+        <w:tab/>
+        <w:t>"</w:t>
+      </w:r>
+      <w:proofErr w:type="spellStart"/>
+      <w:proofErr w:type="gramStart"/>
+      <w:r>
+        <w:rPr>
+          <w:rFonts w:ascii="Consolas" w:eastAsia="Consolas" w:hAnsi="Consolas" w:cs="Consolas"/>
+          <w:sz w:val="16"/>
+          <w:szCs w:val="16"/>
+        </w:rPr>
+        <w:t>tile</w:t>
+      </w:r>
+      <w:proofErr w:type="gramEnd"/>
+      <w:r>
+        <w:rPr>
+          <w:rFonts w:ascii="Consolas" w:eastAsia="Consolas" w:hAnsi="Consolas" w:cs="Consolas"/>
+          <w:sz w:val="16"/>
+          <w:szCs w:val="16"/>
+        </w:rPr>
+        <w:t>_type</w:t>
+      </w:r>
+      <w:proofErr w:type="spellEnd"/>
+      <w:r>
+        <w:rPr>
+          <w:rFonts w:ascii="Consolas" w:eastAsia="Consolas" w:hAnsi="Consolas" w:cs="Consolas"/>
+          <w:sz w:val="16"/>
+          <w:szCs w:val="16"/>
+        </w:rPr>
+        <w:t xml:space="preserve">": </w:t>
+      </w:r>
+      <w:proofErr w:type="spellStart"/>
+      <w:r>
+        <w:rPr>
+          <w:rFonts w:ascii="Consolas" w:eastAsia="Consolas" w:hAnsi="Consolas" w:cs="Consolas"/>
+          <w:sz w:val="16"/>
+          <w:szCs w:val="16"/>
+        </w:rPr>
+        <w:t>tile_type</w:t>
+      </w:r>
+      <w:proofErr w:type="spellEnd"/>
+      <w:r>
+        <w:rPr>
+          <w:rFonts w:ascii="Consolas" w:eastAsia="Consolas" w:hAnsi="Consolas" w:cs="Consolas"/>
+          <w:sz w:val="16"/>
+          <w:szCs w:val="16"/>
+        </w:rPr>
+        <w:t>,</w:t>
+      </w:r>
+    </w:p>
+    <w:p>
+      <w:pPr>
+        <w:shd w:val="clear" w:color="auto" w:fill="F2F2F2"/>
         <w:tabs>
           <w:tab w:val="left" w:pos="240"/>
           <w:tab w:val="left" w:pos="480"/>
@@ -2756,37 +3601,75 @@
           <w:tab w:val="left" w:pos="2640"/>
           <w:tab w:val="left" w:pos="2880"/>
         </w:tabs>
-        <w:spacing w:after="0" w:before="0" w:line="240"/>
         <w:ind w:left="720"/>
       </w:pPr>
       <w:r>
         <w:rPr>
-          <w:rFonts w:ascii="Consolas" w:cs="Consolas" w:eastAsia="Consolas" w:hAnsi="Consolas"/>
-          <w:sz w:val="16"/>
-          <w:szCs w:val="16"/>
-        </w:rPr>
-        <w:tab/>
-      </w:r>
-      <w:r>
-        <w:rPr>
-          <w:rFonts w:ascii="Consolas" w:cs="Consolas" w:eastAsia="Consolas" w:hAnsi="Consolas"/>
-          <w:sz w:val="16"/>
-          <w:szCs w:val="16"/>
-        </w:rPr>
-        <w:tab/>
-      </w:r>
-      <w:r>
-        <w:rPr>
-          <w:rFonts w:ascii="Consolas" w:cs="Consolas" w:eastAsia="Consolas" w:hAnsi="Consolas"/>
-          <w:sz w:val="16"/>
-          <w:szCs w:val="16"/>
-        </w:rPr>
-        <w:t xml:space="preserve">"move_forward_amount": move_forward_amount,</w:t>
-      </w:r>
-    </w:p>
-    <w:p>
-      <w:pPr>
-        <w:shd w:fill="F2F2F2" w:val="clear"/>
+          <w:rFonts w:ascii="Consolas" w:eastAsia="Consolas" w:hAnsi="Consolas" w:cs="Consolas"/>
+          <w:sz w:val="16"/>
+          <w:szCs w:val="16"/>
+        </w:rPr>
+        <w:tab/>
+      </w:r>
+      <w:r>
+        <w:rPr>
+          <w:rFonts w:ascii="Consolas" w:eastAsia="Consolas" w:hAnsi="Consolas" w:cs="Consolas"/>
+          <w:sz w:val="16"/>
+          <w:szCs w:val="16"/>
+        </w:rPr>
+        <w:tab/>
+        <w:t>"</w:t>
+      </w:r>
+      <w:proofErr w:type="spellStart"/>
+      <w:proofErr w:type="gramStart"/>
+      <w:r>
+        <w:rPr>
+          <w:rFonts w:ascii="Consolas" w:eastAsia="Consolas" w:hAnsi="Consolas" w:cs="Consolas"/>
+          <w:sz w:val="16"/>
+          <w:szCs w:val="16"/>
+        </w:rPr>
+        <w:t>move</w:t>
+      </w:r>
+      <w:proofErr w:type="gramEnd"/>
+      <w:r>
+        <w:rPr>
+          <w:rFonts w:ascii="Consolas" w:eastAsia="Consolas" w:hAnsi="Consolas" w:cs="Consolas"/>
+          <w:sz w:val="16"/>
+          <w:szCs w:val="16"/>
+        </w:rPr>
+        <w:t>_forward_amount</w:t>
+      </w:r>
+      <w:proofErr w:type="spellEnd"/>
+      <w:r>
+        <w:rPr>
+          <w:rFonts w:ascii="Consolas" w:eastAsia="Consolas" w:hAnsi="Consolas" w:cs="Consolas"/>
+          <w:sz w:val="16"/>
+          <w:szCs w:val="16"/>
+        </w:rPr>
+        <w:t xml:space="preserve">": </w:t>
+      </w:r>
+      <w:proofErr w:type="spellStart"/>
+      <w:r>
+        <w:rPr>
+          <w:rFonts w:ascii="Consolas" w:eastAsia="Consolas" w:hAnsi="Consolas" w:cs="Consolas"/>
+          <w:sz w:val="16"/>
+          <w:szCs w:val="16"/>
+        </w:rPr>
+        <w:t>move_forward_amount</w:t>
+      </w:r>
+      <w:proofErr w:type="spellEnd"/>
+      <w:r>
+        <w:rPr>
+          <w:rFonts w:ascii="Consolas" w:eastAsia="Consolas" w:hAnsi="Consolas" w:cs="Consolas"/>
+          <w:sz w:val="16"/>
+          <w:szCs w:val="16"/>
+        </w:rPr>
+        <w:t>,</w:t>
+      </w:r>
+    </w:p>
+    <w:p>
+      <w:pPr>
+        <w:shd w:val="clear" w:color="auto" w:fill="F2F2F2"/>
         <w:tabs>
           <w:tab w:val="left" w:pos="240"/>
           <w:tab w:val="left" w:pos="480"/>
@@ -2801,37 +3684,75 @@
           <w:tab w:val="left" w:pos="2640"/>
           <w:tab w:val="left" w:pos="2880"/>
         </w:tabs>
-        <w:spacing w:after="0" w:before="0" w:line="240"/>
         <w:ind w:left="720"/>
       </w:pPr>
       <w:r>
         <w:rPr>
-          <w:rFonts w:ascii="Consolas" w:cs="Consolas" w:eastAsia="Consolas" w:hAnsi="Consolas"/>
-          <w:sz w:val="16"/>
-          <w:szCs w:val="16"/>
-        </w:rPr>
-        <w:tab/>
-      </w:r>
-      <w:r>
-        <w:rPr>
-          <w:rFonts w:ascii="Consolas" w:cs="Consolas" w:eastAsia="Consolas" w:hAnsi="Consolas"/>
-          <w:sz w:val="16"/>
-          <w:szCs w:val="16"/>
-        </w:rPr>
-        <w:tab/>
-      </w:r>
-      <w:r>
-        <w:rPr>
-          <w:rFonts w:ascii="Consolas" w:cs="Consolas" w:eastAsia="Consolas" w:hAnsi="Consolas"/>
-          <w:sz w:val="16"/>
-          <w:szCs w:val="16"/>
-        </w:rPr>
-        <w:t xml:space="preserve">"jump_target_index": jump_target_index,</w:t>
-      </w:r>
-    </w:p>
-    <w:p>
-      <w:pPr>
-        <w:shd w:fill="F2F2F2" w:val="clear"/>
+          <w:rFonts w:ascii="Consolas" w:eastAsia="Consolas" w:hAnsi="Consolas" w:cs="Consolas"/>
+          <w:sz w:val="16"/>
+          <w:szCs w:val="16"/>
+        </w:rPr>
+        <w:tab/>
+      </w:r>
+      <w:r>
+        <w:rPr>
+          <w:rFonts w:ascii="Consolas" w:eastAsia="Consolas" w:hAnsi="Consolas" w:cs="Consolas"/>
+          <w:sz w:val="16"/>
+          <w:szCs w:val="16"/>
+        </w:rPr>
+        <w:tab/>
+        <w:t>"</w:t>
+      </w:r>
+      <w:proofErr w:type="spellStart"/>
+      <w:proofErr w:type="gramStart"/>
+      <w:r>
+        <w:rPr>
+          <w:rFonts w:ascii="Consolas" w:eastAsia="Consolas" w:hAnsi="Consolas" w:cs="Consolas"/>
+          <w:sz w:val="16"/>
+          <w:szCs w:val="16"/>
+        </w:rPr>
+        <w:t>jump</w:t>
+      </w:r>
+      <w:proofErr w:type="gramEnd"/>
+      <w:r>
+        <w:rPr>
+          <w:rFonts w:ascii="Consolas" w:eastAsia="Consolas" w:hAnsi="Consolas" w:cs="Consolas"/>
+          <w:sz w:val="16"/>
+          <w:szCs w:val="16"/>
+        </w:rPr>
+        <w:t>_target_index</w:t>
+      </w:r>
+      <w:proofErr w:type="spellEnd"/>
+      <w:r>
+        <w:rPr>
+          <w:rFonts w:ascii="Consolas" w:eastAsia="Consolas" w:hAnsi="Consolas" w:cs="Consolas"/>
+          <w:sz w:val="16"/>
+          <w:szCs w:val="16"/>
+        </w:rPr>
+        <w:t xml:space="preserve">": </w:t>
+      </w:r>
+      <w:proofErr w:type="spellStart"/>
+      <w:r>
+        <w:rPr>
+          <w:rFonts w:ascii="Consolas" w:eastAsia="Consolas" w:hAnsi="Consolas" w:cs="Consolas"/>
+          <w:sz w:val="16"/>
+          <w:szCs w:val="16"/>
+        </w:rPr>
+        <w:t>jump_target_index</w:t>
+      </w:r>
+      <w:proofErr w:type="spellEnd"/>
+      <w:r>
+        <w:rPr>
+          <w:rFonts w:ascii="Consolas" w:eastAsia="Consolas" w:hAnsi="Consolas" w:cs="Consolas"/>
+          <w:sz w:val="16"/>
+          <w:szCs w:val="16"/>
+        </w:rPr>
+        <w:t>,</w:t>
+      </w:r>
+    </w:p>
+    <w:p>
+      <w:pPr>
+        <w:shd w:val="clear" w:color="auto" w:fill="F2F2F2"/>
         <w:tabs>
           <w:tab w:val="left" w:pos="240"/>
           <w:tab w:val="left" w:pos="480"/>
@@ -2846,37 +3767,67 @@
           <w:tab w:val="left" w:pos="2640"/>
           <w:tab w:val="left" w:pos="2880"/>
         </w:tabs>
-        <w:spacing w:after="0" w:before="0" w:line="240"/>
         <w:ind w:left="720"/>
       </w:pPr>
       <w:r>
         <w:rPr>
-          <w:rFonts w:ascii="Consolas" w:cs="Consolas" w:eastAsia="Consolas" w:hAnsi="Consolas"/>
-          <w:sz w:val="16"/>
-          <w:szCs w:val="16"/>
-        </w:rPr>
-        <w:tab/>
-      </w:r>
-      <w:r>
-        <w:rPr>
-          <w:rFonts w:ascii="Consolas" w:cs="Consolas" w:eastAsia="Consolas" w:hAnsi="Consolas"/>
-          <w:sz w:val="16"/>
-          <w:szCs w:val="16"/>
-        </w:rPr>
-        <w:tab/>
-      </w:r>
-      <w:r>
-        <w:rPr>
-          <w:rFonts w:ascii="Consolas" w:cs="Consolas" w:eastAsia="Consolas" w:hAnsi="Consolas"/>
-          <w:sz w:val="16"/>
-          <w:szCs w:val="16"/>
-        </w:rPr>
-        <w:t xml:space="preserve">"move_back_amount": move_back_amount</w:t>
-      </w:r>
-    </w:p>
-    <w:p>
-      <w:pPr>
-        <w:shd w:fill="F2F2F2" w:val="clear"/>
+          <w:rFonts w:ascii="Consolas" w:eastAsia="Consolas" w:hAnsi="Consolas" w:cs="Consolas"/>
+          <w:sz w:val="16"/>
+          <w:szCs w:val="16"/>
+        </w:rPr>
+        <w:tab/>
+      </w:r>
+      <w:r>
+        <w:rPr>
+          <w:rFonts w:ascii="Consolas" w:eastAsia="Consolas" w:hAnsi="Consolas" w:cs="Consolas"/>
+          <w:sz w:val="16"/>
+          <w:szCs w:val="16"/>
+        </w:rPr>
+        <w:tab/>
+        <w:t>"</w:t>
+      </w:r>
+      <w:proofErr w:type="spellStart"/>
+      <w:proofErr w:type="gramStart"/>
+      <w:r>
+        <w:rPr>
+          <w:rFonts w:ascii="Consolas" w:eastAsia="Consolas" w:hAnsi="Consolas" w:cs="Consolas"/>
+          <w:sz w:val="16"/>
+          <w:szCs w:val="16"/>
+        </w:rPr>
+        <w:t>move</w:t>
+      </w:r>
+      <w:proofErr w:type="gramEnd"/>
+      <w:r>
+        <w:rPr>
+          <w:rFonts w:ascii="Consolas" w:eastAsia="Consolas" w:hAnsi="Consolas" w:cs="Consolas"/>
+          <w:sz w:val="16"/>
+          <w:szCs w:val="16"/>
+        </w:rPr>
+        <w:t>_back_amount</w:t>
+      </w:r>
+      <w:proofErr w:type="spellEnd"/>
+      <w:r>
+        <w:rPr>
+          <w:rFonts w:ascii="Consolas" w:eastAsia="Consolas" w:hAnsi="Consolas" w:cs="Consolas"/>
+          <w:sz w:val="16"/>
+          <w:szCs w:val="16"/>
+        </w:rPr>
+        <w:t xml:space="preserve">": </w:t>
+      </w:r>
+      <w:proofErr w:type="spellStart"/>
+      <w:r>
+        <w:rPr>
+          <w:rFonts w:ascii="Consolas" w:eastAsia="Consolas" w:hAnsi="Consolas" w:cs="Consolas"/>
+          <w:sz w:val="16"/>
+          <w:szCs w:val="16"/>
+        </w:rPr>
+        <w:t>move_back_amount</w:t>
+      </w:r>
+      <w:proofErr w:type="spellEnd"/>
+    </w:p>
+    <w:p>
+      <w:pPr>
+        <w:shd w:val="clear" w:color="auto" w:fill="F2F2F2"/>
         <w:tabs>
           <w:tab w:val="left" w:pos="240"/>
           <w:tab w:val="left" w:pos="480"/>
@@ -2891,24 +3842,17 @@
           <w:tab w:val="left" w:pos="2640"/>
           <w:tab w:val="left" w:pos="2880"/>
         </w:tabs>
-        <w:spacing w:after="160" w:before="0" w:line="240"/>
+        <w:spacing w:after="160"/>
         <w:ind w:left="720"/>
       </w:pPr>
       <w:r>
         <w:rPr>
-          <w:rFonts w:ascii="Consolas" w:cs="Consolas" w:eastAsia="Consolas" w:hAnsi="Consolas"/>
-          <w:sz w:val="16"/>
-          <w:szCs w:val="16"/>
-        </w:rPr>
-        <w:tab/>
-      </w:r>
-      <w:r>
-        <w:rPr>
-          <w:rFonts w:ascii="Consolas" w:cs="Consolas" w:eastAsia="Consolas" w:hAnsi="Consolas"/>
-          <w:sz w:val="16"/>
-          <w:szCs w:val="16"/>
-        </w:rPr>
-        <w:t xml:space="preserve">}</w:t>
+          <w:rFonts w:ascii="Consolas" w:eastAsia="Consolas" w:hAnsi="Consolas" w:cs="Consolas"/>
+          <w:sz w:val="16"/>
+          <w:szCs w:val="16"/>
+        </w:rPr>
+        <w:tab/>
+        <w:t>}</w:t>
       </w:r>
     </w:p>
     <w:p>
@@ -2919,14 +3863,45 @@
       <w:r>
         <w:t xml:space="preserve">Then find </w:t>
       </w:r>
-      <w:r>
-        <w:rPr>
-          <w:rFonts w:ascii="Consolas" w:cs="Consolas" w:eastAsia="Consolas" w:hAnsi="Consolas"/>
-          <w:sz w:val="18"/>
-          <w:szCs w:val="18"/>
-          <w:shd w:fill="EEEEEE" w:val="clear"/>
-        </w:rPr>
-        <w:t xml:space="preserve">apply_swappable_data()</w:t>
+      <w:proofErr w:type="spellStart"/>
+      <w:r>
+        <w:rPr>
+          <w:rFonts w:ascii="Consolas" w:eastAsia="Consolas" w:hAnsi="Consolas" w:cs="Consolas"/>
+          <w:sz w:val="18"/>
+          <w:szCs w:val="18"/>
+          <w:shd w:val="clear" w:color="auto" w:fill="EEEEEE"/>
+        </w:rPr>
+        <w:t>apply_swappable_</w:t>
+      </w:r>
+      <w:proofErr w:type="gramStart"/>
+      <w:r>
+        <w:rPr>
+          <w:rFonts w:ascii="Consolas" w:eastAsia="Consolas" w:hAnsi="Consolas" w:cs="Consolas"/>
+          <w:sz w:val="18"/>
+          <w:szCs w:val="18"/>
+          <w:shd w:val="clear" w:color="auto" w:fill="EEEEEE"/>
+        </w:rPr>
+        <w:t>data</w:t>
+      </w:r>
+      <w:proofErr w:type="spellEnd"/>
+      <w:r>
+        <w:rPr>
+          <w:rFonts w:ascii="Consolas" w:eastAsia="Consolas" w:hAnsi="Consolas" w:cs="Consolas"/>
+          <w:sz w:val="18"/>
+          <w:szCs w:val="18"/>
+          <w:shd w:val="clear" w:color="auto" w:fill="EEEEEE"/>
+        </w:rPr>
+        <w:t>(</w:t>
+      </w:r>
+      <w:proofErr w:type="gramEnd"/>
+      <w:r>
+        <w:rPr>
+          <w:rFonts w:ascii="Consolas" w:eastAsia="Consolas" w:hAnsi="Consolas" w:cs="Consolas"/>
+          <w:sz w:val="18"/>
+          <w:szCs w:val="18"/>
+          <w:shd w:val="clear" w:color="auto" w:fill="EEEEEE"/>
+        </w:rPr>
+        <w:t>)</w:t>
       </w:r>
       <w:r>
         <w:t xml:space="preserve"> just below it and add the matching line:</w:t>
@@ -2934,7 +3909,7 @@
     </w:p>
     <w:p>
       <w:pPr>
-        <w:shd w:fill="F2F2F2" w:val="clear"/>
+        <w:shd w:val="clear" w:color="auto" w:fill="F2F2F2"/>
         <w:tabs>
           <w:tab w:val="left" w:pos="240"/>
           <w:tab w:val="left" w:pos="480"/>
@@ -2949,45 +3924,73 @@
           <w:tab w:val="left" w:pos="2640"/>
           <w:tab w:val="left" w:pos="2880"/>
         </w:tabs>
-        <w:spacing w:after="160" w:before="0" w:line="240"/>
+        <w:spacing w:after="160"/>
         <w:ind w:left="720"/>
       </w:pPr>
       <w:r>
         <w:rPr>
-          <w:rFonts w:ascii="Consolas" w:cs="Consolas" w:eastAsia="Consolas" w:hAnsi="Consolas"/>
-          <w:sz w:val="16"/>
-          <w:szCs w:val="16"/>
-        </w:rPr>
-        <w:tab/>
-      </w:r>
-      <w:r>
-        <w:rPr>
-          <w:rFonts w:ascii="Consolas" w:cs="Consolas" w:eastAsia="Consolas" w:hAnsi="Consolas"/>
-          <w:sz w:val="16"/>
-          <w:szCs w:val="16"/>
-        </w:rPr>
-        <w:t xml:space="preserve">move_back_amount = data["move_back_amount"]</w:t>
+          <w:rFonts w:ascii="Consolas" w:eastAsia="Consolas" w:hAnsi="Consolas" w:cs="Consolas"/>
+          <w:sz w:val="16"/>
+          <w:szCs w:val="16"/>
+        </w:rPr>
+        <w:tab/>
+      </w:r>
+      <w:proofErr w:type="spellStart"/>
+      <w:r>
+        <w:rPr>
+          <w:rFonts w:ascii="Consolas" w:eastAsia="Consolas" w:hAnsi="Consolas" w:cs="Consolas"/>
+          <w:sz w:val="16"/>
+          <w:szCs w:val="16"/>
+        </w:rPr>
+        <w:t>move_back_amount</w:t>
+      </w:r>
+      <w:proofErr w:type="spellEnd"/>
+      <w:r>
+        <w:rPr>
+          <w:rFonts w:ascii="Consolas" w:eastAsia="Consolas" w:hAnsi="Consolas" w:cs="Consolas"/>
+          <w:sz w:val="16"/>
+          <w:szCs w:val="16"/>
+        </w:rPr>
+        <w:t xml:space="preserve"> = data["</w:t>
+      </w:r>
+      <w:proofErr w:type="spellStart"/>
+      <w:r>
+        <w:rPr>
+          <w:rFonts w:ascii="Consolas" w:eastAsia="Consolas" w:hAnsi="Consolas" w:cs="Consolas"/>
+          <w:sz w:val="16"/>
+          <w:szCs w:val="16"/>
+        </w:rPr>
+        <w:t>move_back_amount</w:t>
+      </w:r>
+      <w:proofErr w:type="spellEnd"/>
+      <w:r>
+        <w:rPr>
+          <w:rFonts w:ascii="Consolas" w:eastAsia="Consolas" w:hAnsi="Consolas" w:cs="Consolas"/>
+          <w:sz w:val="16"/>
+          <w:szCs w:val="16"/>
+        </w:rPr>
+        <w:t>"]</w:t>
       </w:r>
     </w:p>
     <w:p>
       <w:pPr>
         <w:pStyle w:val="Heading3"/>
-        <w:spacing w:after="120" w:before="240"/>
+        <w:spacing w:before="240" w:after="120"/>
       </w:pPr>
       <w:r>
         <w:t xml:space="preserve">In </w:t>
       </w:r>
       <w:r>
         <w:rPr>
-          <w:rFonts w:ascii="Consolas" w:cs="Consolas" w:eastAsia="Consolas" w:hAnsi="Consolas"/>
-          <w:sz w:val="18"/>
-          <w:szCs w:val="18"/>
-          <w:shd w:fill="EEEEEE" w:val="clear"/>
-        </w:rPr>
-        <w:t xml:space="preserve">scripts/game_manager.gd</w:t>
-      </w:r>
-      <w:r>
-        <w:t xml:space="preserve">:</w:t>
+          <w:rFonts w:ascii="Consolas" w:eastAsia="Consolas" w:hAnsi="Consolas" w:cs="Consolas"/>
+          <w:sz w:val="18"/>
+          <w:szCs w:val="18"/>
+          <w:shd w:val="clear" w:color="auto" w:fill="EEEEEE"/>
+        </w:rPr>
+        <w:t>scripts/game_manager.gd</w:t>
+      </w:r>
+      <w:r>
+        <w:t>:</w:t>
       </w:r>
     </w:p>
     <w:p>
@@ -3004,56 +4007,100 @@
       </w:r>
       <w:r>
         <w:rPr>
-          <w:rFonts w:ascii="Consolas" w:cs="Consolas" w:eastAsia="Consolas" w:hAnsi="Consolas"/>
-          <w:sz w:val="18"/>
-          <w:szCs w:val="18"/>
-          <w:shd w:fill="EEEEEE" w:val="clear"/>
-        </w:rPr>
-        <w:t xml:space="preserve">match</w:t>
+          <w:rFonts w:ascii="Consolas" w:eastAsia="Consolas" w:hAnsi="Consolas" w:cs="Consolas"/>
+          <w:sz w:val="18"/>
+          <w:szCs w:val="18"/>
+          <w:shd w:val="clear" w:color="auto" w:fill="EEEEEE"/>
+        </w:rPr>
+        <w:t>match</w:t>
       </w:r>
       <w:r>
         <w:t xml:space="preserve"> inside </w:t>
       </w:r>
-      <w:r>
-        <w:rPr>
-          <w:rFonts w:ascii="Consolas" w:cs="Consolas" w:eastAsia="Consolas" w:hAnsi="Consolas"/>
-          <w:sz w:val="18"/>
-          <w:szCs w:val="18"/>
-          <w:shd w:fill="EEEEEE" w:val="clear"/>
-        </w:rPr>
-        <w:t xml:space="preserve">resolve_landed_tile()</w:t>
+      <w:proofErr w:type="spellStart"/>
+      <w:r>
+        <w:rPr>
+          <w:rFonts w:ascii="Consolas" w:eastAsia="Consolas" w:hAnsi="Consolas" w:cs="Consolas"/>
+          <w:sz w:val="18"/>
+          <w:szCs w:val="18"/>
+          <w:shd w:val="clear" w:color="auto" w:fill="EEEEEE"/>
+        </w:rPr>
+        <w:t>resolve_landed_</w:t>
+      </w:r>
+      <w:proofErr w:type="gramStart"/>
+      <w:r>
+        <w:rPr>
+          <w:rFonts w:ascii="Consolas" w:eastAsia="Consolas" w:hAnsi="Consolas" w:cs="Consolas"/>
+          <w:sz w:val="18"/>
+          <w:szCs w:val="18"/>
+          <w:shd w:val="clear" w:color="auto" w:fill="EEEEEE"/>
+        </w:rPr>
+        <w:t>tile</w:t>
+      </w:r>
+      <w:proofErr w:type="spellEnd"/>
+      <w:r>
+        <w:rPr>
+          <w:rFonts w:ascii="Consolas" w:eastAsia="Consolas" w:hAnsi="Consolas" w:cs="Consolas"/>
+          <w:sz w:val="18"/>
+          <w:szCs w:val="18"/>
+          <w:shd w:val="clear" w:color="auto" w:fill="EEEEEE"/>
+        </w:rPr>
+        <w:t>(</w:t>
+      </w:r>
+      <w:proofErr w:type="gramEnd"/>
+      <w:r>
+        <w:rPr>
+          <w:rFonts w:ascii="Consolas" w:eastAsia="Consolas" w:hAnsi="Consolas" w:cs="Consolas"/>
+          <w:sz w:val="18"/>
+          <w:szCs w:val="18"/>
+          <w:shd w:val="clear" w:color="auto" w:fill="EEEEEE"/>
+        </w:rPr>
+        <w:t>)</w:t>
       </w:r>
       <w:r>
         <w:t xml:space="preserve"> and add this branch next to the </w:t>
       </w:r>
       <w:r>
         <w:rPr>
-          <w:rFonts w:ascii="Consolas" w:cs="Consolas" w:eastAsia="Consolas" w:hAnsi="Consolas"/>
-          <w:sz w:val="18"/>
-          <w:szCs w:val="18"/>
-          <w:shd w:fill="EEEEEE" w:val="clear"/>
-        </w:rPr>
-        <w:t xml:space="preserve">MOVE_FORWARD</w:t>
+          <w:rFonts w:ascii="Consolas" w:eastAsia="Consolas" w:hAnsi="Consolas" w:cs="Consolas"/>
+          <w:sz w:val="18"/>
+          <w:szCs w:val="18"/>
+          <w:shd w:val="clear" w:color="auto" w:fill="EEEEEE"/>
+        </w:rPr>
+        <w:t>MOVE_FORWARD</w:t>
       </w:r>
       <w:r>
         <w:t xml:space="preserve"> one. It reads your new variable off the tile as </w:t>
       </w:r>
-      <w:r>
-        <w:rPr>
-          <w:rFonts w:ascii="Consolas" w:cs="Consolas" w:eastAsia="Consolas" w:hAnsi="Consolas"/>
-          <w:sz w:val="18"/>
-          <w:szCs w:val="18"/>
-          <w:shd w:fill="EEEEEE" w:val="clear"/>
-        </w:rPr>
-        <w:t xml:space="preserve">tile.move_back_amount</w:t>
-      </w:r>
-      <w:r>
-        <w:t xml:space="preserve">:</w:t>
-      </w:r>
-    </w:p>
-    <w:p>
-      <w:pPr>
-        <w:shd w:fill="F2F2F2" w:val="clear"/>
+      <w:proofErr w:type="spellStart"/>
+      <w:proofErr w:type="gramStart"/>
+      <w:r>
+        <w:rPr>
+          <w:rFonts w:ascii="Consolas" w:eastAsia="Consolas" w:hAnsi="Consolas" w:cs="Consolas"/>
+          <w:sz w:val="18"/>
+          <w:szCs w:val="18"/>
+          <w:shd w:val="clear" w:color="auto" w:fill="EEEEEE"/>
+        </w:rPr>
+        <w:t>tile.move</w:t>
+      </w:r>
+      <w:proofErr w:type="gramEnd"/>
+      <w:r>
+        <w:rPr>
+          <w:rFonts w:ascii="Consolas" w:eastAsia="Consolas" w:hAnsi="Consolas" w:cs="Consolas"/>
+          <w:sz w:val="18"/>
+          <w:szCs w:val="18"/>
+          <w:shd w:val="clear" w:color="auto" w:fill="EEEEEE"/>
+        </w:rPr>
+        <w:t>_back_amount</w:t>
+      </w:r>
+      <w:proofErr w:type="spellEnd"/>
+      <w:r>
+        <w:t>:</w:t>
+      </w:r>
+    </w:p>
+    <w:p>
+      <w:pPr>
+        <w:shd w:val="clear" w:color="auto" w:fill="F2F2F2"/>
         <w:tabs>
           <w:tab w:val="left" w:pos="240"/>
           <w:tab w:val="left" w:pos="480"/>
@@ -3068,37 +4115,56 @@
           <w:tab w:val="left" w:pos="2640"/>
           <w:tab w:val="left" w:pos="2880"/>
         </w:tabs>
-        <w:spacing w:after="0" w:before="0" w:line="240"/>
         <w:ind w:left="720"/>
       </w:pPr>
       <w:r>
         <w:rPr>
-          <w:rFonts w:ascii="Consolas" w:cs="Consolas" w:eastAsia="Consolas" w:hAnsi="Consolas"/>
-          <w:sz w:val="16"/>
-          <w:szCs w:val="16"/>
-        </w:rPr>
-        <w:tab/>
-      </w:r>
-      <w:r>
-        <w:rPr>
-          <w:rFonts w:ascii="Consolas" w:cs="Consolas" w:eastAsia="Consolas" w:hAnsi="Consolas"/>
-          <w:sz w:val="16"/>
-          <w:szCs w:val="16"/>
-        </w:rPr>
-        <w:tab/>
-      </w:r>
-      <w:r>
-        <w:rPr>
-          <w:rFonts w:ascii="Consolas" w:cs="Consolas" w:eastAsia="Consolas" w:hAnsi="Consolas"/>
-          <w:sz w:val="16"/>
-          <w:szCs w:val="16"/>
-        </w:rPr>
-        <w:t xml:space="preserve">BoardPosition.TileType.MOVE_BACK:</w:t>
-      </w:r>
-    </w:p>
-    <w:p>
-      <w:pPr>
-        <w:shd w:fill="F2F2F2" w:val="clear"/>
+          <w:rFonts w:ascii="Consolas" w:eastAsia="Consolas" w:hAnsi="Consolas" w:cs="Consolas"/>
+          <w:sz w:val="16"/>
+          <w:szCs w:val="16"/>
+        </w:rPr>
+        <w:tab/>
+      </w:r>
+      <w:r>
+        <w:rPr>
+          <w:rFonts w:ascii="Consolas" w:eastAsia="Consolas" w:hAnsi="Consolas" w:cs="Consolas"/>
+          <w:sz w:val="16"/>
+          <w:szCs w:val="16"/>
+        </w:rPr>
+        <w:tab/>
+      </w:r>
+      <w:proofErr w:type="spellStart"/>
+      <w:proofErr w:type="gramStart"/>
+      <w:r>
+        <w:rPr>
+          <w:rFonts w:ascii="Consolas" w:eastAsia="Consolas" w:hAnsi="Consolas" w:cs="Consolas"/>
+          <w:sz w:val="16"/>
+          <w:szCs w:val="16"/>
+        </w:rPr>
+        <w:t>BoardPosition.TileType.MOVE</w:t>
+      </w:r>
+      <w:proofErr w:type="gramEnd"/>
+      <w:r>
+        <w:rPr>
+          <w:rFonts w:ascii="Consolas" w:eastAsia="Consolas" w:hAnsi="Consolas" w:cs="Consolas"/>
+          <w:sz w:val="16"/>
+          <w:szCs w:val="16"/>
+        </w:rPr>
+        <w:t>_BACK</w:t>
+      </w:r>
+      <w:proofErr w:type="spellEnd"/>
+      <w:r>
+        <w:rPr>
+          <w:rFonts w:ascii="Consolas" w:eastAsia="Consolas" w:hAnsi="Consolas" w:cs="Consolas"/>
+          <w:sz w:val="16"/>
+          <w:szCs w:val="16"/>
+        </w:rPr>
+        <w:t>:</w:t>
+      </w:r>
+    </w:p>
+    <w:p>
+      <w:pPr>
+        <w:shd w:val="clear" w:color="auto" w:fill="F2F2F2"/>
         <w:tabs>
           <w:tab w:val="left" w:pos="240"/>
           <w:tab w:val="left" w:pos="480"/>
@@ -3113,45 +4179,37 @@
           <w:tab w:val="left" w:pos="2640"/>
           <w:tab w:val="left" w:pos="2880"/>
         </w:tabs>
-        <w:spacing w:after="0" w:before="0" w:line="240"/>
         <w:ind w:left="720"/>
       </w:pPr>
       <w:r>
         <w:rPr>
-          <w:rFonts w:ascii="Consolas" w:cs="Consolas" w:eastAsia="Consolas" w:hAnsi="Consolas"/>
-          <w:sz w:val="16"/>
-          <w:szCs w:val="16"/>
-        </w:rPr>
-        <w:tab/>
-      </w:r>
-      <w:r>
-        <w:rPr>
-          <w:rFonts w:ascii="Consolas" w:cs="Consolas" w:eastAsia="Consolas" w:hAnsi="Consolas"/>
-          <w:sz w:val="16"/>
-          <w:szCs w:val="16"/>
-        </w:rPr>
-        <w:tab/>
-      </w:r>
-      <w:r>
-        <w:rPr>
-          <w:rFonts w:ascii="Consolas" w:cs="Consolas" w:eastAsia="Consolas" w:hAnsi="Consolas"/>
-          <w:sz w:val="16"/>
-          <w:szCs w:val="16"/>
-        </w:rPr>
-        <w:tab/>
-      </w:r>
-      <w:r>
-        <w:rPr>
-          <w:rFonts w:ascii="Consolas" w:cs="Consolas" w:eastAsia="Consolas" w:hAnsi="Consolas"/>
-          <w:sz w:val="16"/>
-          <w:szCs w:val="16"/>
-        </w:rPr>
-        <w:t xml:space="preserve"># Slide the player backwards, then resolve whatever they land on, so</w:t>
-      </w:r>
-    </w:p>
-    <w:p>
-      <w:pPr>
-        <w:shd w:fill="F2F2F2" w:val="clear"/>
+          <w:rFonts w:ascii="Consolas" w:eastAsia="Consolas" w:hAnsi="Consolas" w:cs="Consolas"/>
+          <w:sz w:val="16"/>
+          <w:szCs w:val="16"/>
+        </w:rPr>
+        <w:tab/>
+      </w:r>
+      <w:r>
+        <w:rPr>
+          <w:rFonts w:ascii="Consolas" w:eastAsia="Consolas" w:hAnsi="Consolas" w:cs="Consolas"/>
+          <w:sz w:val="16"/>
+          <w:szCs w:val="16"/>
+        </w:rPr>
+        <w:tab/>
+      </w:r>
+      <w:r>
+        <w:rPr>
+          <w:rFonts w:ascii="Consolas" w:eastAsia="Consolas" w:hAnsi="Consolas" w:cs="Consolas"/>
+          <w:sz w:val="16"/>
+          <w:szCs w:val="16"/>
+        </w:rPr>
+        <w:tab/>
+        <w:t># Slide the player backwards, then resolve whatever they land on, so</w:t>
+      </w:r>
+    </w:p>
+    <w:p>
+      <w:pPr>
+        <w:shd w:val="clear" w:color="auto" w:fill="F2F2F2"/>
         <w:tabs>
           <w:tab w:val="left" w:pos="240"/>
           <w:tab w:val="left" w:pos="480"/>
@@ -3166,45 +4224,55 @@
           <w:tab w:val="left" w:pos="2640"/>
           <w:tab w:val="left" w:pos="2880"/>
         </w:tabs>
-        <w:spacing w:after="0" w:before="0" w:line="240"/>
         <w:ind w:left="720"/>
       </w:pPr>
       <w:r>
         <w:rPr>
-          <w:rFonts w:ascii="Consolas" w:cs="Consolas" w:eastAsia="Consolas" w:hAnsi="Consolas"/>
-          <w:sz w:val="16"/>
-          <w:szCs w:val="16"/>
-        </w:rPr>
-        <w:tab/>
-      </w:r>
-      <w:r>
-        <w:rPr>
-          <w:rFonts w:ascii="Consolas" w:cs="Consolas" w:eastAsia="Consolas" w:hAnsi="Consolas"/>
-          <w:sz w:val="16"/>
-          <w:szCs w:val="16"/>
-        </w:rPr>
-        <w:tab/>
-      </w:r>
-      <w:r>
-        <w:rPr>
-          <w:rFonts w:ascii="Consolas" w:cs="Consolas" w:eastAsia="Consolas" w:hAnsi="Consolas"/>
-          <w:sz w:val="16"/>
-          <w:szCs w:val="16"/>
-        </w:rPr>
-        <w:tab/>
-      </w:r>
-      <w:r>
-        <w:rPr>
-          <w:rFonts w:ascii="Consolas" w:cs="Consolas" w:eastAsia="Consolas" w:hAnsi="Consolas"/>
-          <w:sz w:val="16"/>
-          <w:szCs w:val="16"/>
-        </w:rPr>
-        <w:t xml:space="preserve"># the new tile's effect (hazard, portal, star...) still counts.</w:t>
-      </w:r>
-    </w:p>
-    <w:p>
-      <w:pPr>
-        <w:shd w:fill="F2F2F2" w:val="clear"/>
+          <w:rFonts w:ascii="Consolas" w:eastAsia="Consolas" w:hAnsi="Consolas" w:cs="Consolas"/>
+          <w:sz w:val="16"/>
+          <w:szCs w:val="16"/>
+        </w:rPr>
+        <w:tab/>
+      </w:r>
+      <w:r>
+        <w:rPr>
+          <w:rFonts w:ascii="Consolas" w:eastAsia="Consolas" w:hAnsi="Consolas" w:cs="Consolas"/>
+          <w:sz w:val="16"/>
+          <w:szCs w:val="16"/>
+        </w:rPr>
+        <w:tab/>
+      </w:r>
+      <w:r>
+        <w:rPr>
+          <w:rFonts w:ascii="Consolas" w:eastAsia="Consolas" w:hAnsi="Consolas" w:cs="Consolas"/>
+          <w:sz w:val="16"/>
+          <w:szCs w:val="16"/>
+        </w:rPr>
+        <w:tab/>
+        <w:t xml:space="preserve"># </w:t>
+      </w:r>
+      <w:proofErr w:type="gramStart"/>
+      <w:r>
+        <w:rPr>
+          <w:rFonts w:ascii="Consolas" w:eastAsia="Consolas" w:hAnsi="Consolas" w:cs="Consolas"/>
+          <w:sz w:val="16"/>
+          <w:szCs w:val="16"/>
+        </w:rPr>
+        <w:t>the</w:t>
+      </w:r>
+      <w:proofErr w:type="gramEnd"/>
+      <w:r>
+        <w:rPr>
+          <w:rFonts w:ascii="Consolas" w:eastAsia="Consolas" w:hAnsi="Consolas" w:cs="Consolas"/>
+          <w:sz w:val="16"/>
+          <w:szCs w:val="16"/>
+        </w:rPr>
+        <w:t xml:space="preserve"> new tile's effect (hazard, portal, star...) still counts.</w:t>
+      </w:r>
+    </w:p>
+    <w:p>
+      <w:pPr>
+        <w:shd w:val="clear" w:color="auto" w:fill="F2F2F2"/>
         <w:tabs>
           <w:tab w:val="left" w:pos="240"/>
           <w:tab w:val="left" w:pos="480"/>
@@ -3219,45 +4287,110 @@
           <w:tab w:val="left" w:pos="2640"/>
           <w:tab w:val="left" w:pos="2880"/>
         </w:tabs>
-        <w:spacing w:after="0" w:before="0" w:line="240"/>
         <w:ind w:left="720"/>
       </w:pPr>
       <w:r>
         <w:rPr>
-          <w:rFonts w:ascii="Consolas" w:cs="Consolas" w:eastAsia="Consolas" w:hAnsi="Consolas"/>
-          <w:sz w:val="16"/>
-          <w:szCs w:val="16"/>
-        </w:rPr>
-        <w:tab/>
-      </w:r>
-      <w:r>
-        <w:rPr>
-          <w:rFonts w:ascii="Consolas" w:cs="Consolas" w:eastAsia="Consolas" w:hAnsi="Consolas"/>
-          <w:sz w:val="16"/>
-          <w:szCs w:val="16"/>
-        </w:rPr>
-        <w:tab/>
-      </w:r>
-      <w:r>
-        <w:rPr>
-          <w:rFonts w:ascii="Consolas" w:cs="Consolas" w:eastAsia="Consolas" w:hAnsi="Consolas"/>
-          <w:sz w:val="16"/>
-          <w:szCs w:val="16"/>
-        </w:rPr>
-        <w:tab/>
-      </w:r>
-      <w:r>
-        <w:rPr>
-          <w:rFonts w:ascii="Consolas" w:cs="Consolas" w:eastAsia="Consolas" w:hAnsi="Consolas"/>
-          <w:sz w:val="16"/>
-          <w:szCs w:val="16"/>
-        </w:rPr>
-        <w:t xml:space="preserve">status_label.text = "%s slipped back %d!" % [player.player_name, tile.move_back_amount]</w:t>
-      </w:r>
-    </w:p>
-    <w:p>
-      <w:pPr>
-        <w:shd w:fill="F2F2F2" w:val="clear"/>
+          <w:rFonts w:ascii="Consolas" w:eastAsia="Consolas" w:hAnsi="Consolas" w:cs="Consolas"/>
+          <w:sz w:val="16"/>
+          <w:szCs w:val="16"/>
+        </w:rPr>
+        <w:tab/>
+      </w:r>
+      <w:r>
+        <w:rPr>
+          <w:rFonts w:ascii="Consolas" w:eastAsia="Consolas" w:hAnsi="Consolas" w:cs="Consolas"/>
+          <w:sz w:val="16"/>
+          <w:szCs w:val="16"/>
+        </w:rPr>
+        <w:tab/>
+      </w:r>
+      <w:r>
+        <w:rPr>
+          <w:rFonts w:ascii="Consolas" w:eastAsia="Consolas" w:hAnsi="Consolas" w:cs="Consolas"/>
+          <w:sz w:val="16"/>
+          <w:szCs w:val="16"/>
+        </w:rPr>
+        <w:tab/>
+      </w:r>
+      <w:proofErr w:type="spellStart"/>
+      <w:r>
+        <w:rPr>
+          <w:rFonts w:ascii="Consolas" w:eastAsia="Consolas" w:hAnsi="Consolas" w:cs="Consolas"/>
+          <w:sz w:val="16"/>
+          <w:szCs w:val="16"/>
+        </w:rPr>
+        <w:t>status_label.text</w:t>
+      </w:r>
+      <w:proofErr w:type="spellEnd"/>
+      <w:r>
+        <w:rPr>
+          <w:rFonts w:ascii="Consolas" w:eastAsia="Consolas" w:hAnsi="Consolas" w:cs="Consolas"/>
+          <w:sz w:val="16"/>
+          <w:szCs w:val="16"/>
+        </w:rPr>
+        <w:t xml:space="preserve"> = "%s slipped back %d!" % [</w:t>
+      </w:r>
+      <w:proofErr w:type="spellStart"/>
+      <w:proofErr w:type="gramStart"/>
+      <w:r>
+        <w:rPr>
+          <w:rFonts w:ascii="Consolas" w:eastAsia="Consolas" w:hAnsi="Consolas" w:cs="Consolas"/>
+          <w:sz w:val="16"/>
+          <w:szCs w:val="16"/>
+        </w:rPr>
+        <w:t>player.player</w:t>
+      </w:r>
+      <w:proofErr w:type="gramEnd"/>
+      <w:r>
+        <w:rPr>
+          <w:rFonts w:ascii="Consolas" w:eastAsia="Consolas" w:hAnsi="Consolas" w:cs="Consolas"/>
+          <w:sz w:val="16"/>
+          <w:szCs w:val="16"/>
+        </w:rPr>
+        <w:t>_name</w:t>
+      </w:r>
+      <w:proofErr w:type="spellEnd"/>
+      <w:r>
+        <w:rPr>
+          <w:rFonts w:ascii="Consolas" w:eastAsia="Consolas" w:hAnsi="Consolas" w:cs="Consolas"/>
+          <w:sz w:val="16"/>
+          <w:szCs w:val="16"/>
+        </w:rPr>
+        <w:t xml:space="preserve">, </w:t>
+      </w:r>
+      <w:proofErr w:type="spellStart"/>
+      <w:proofErr w:type="gramStart"/>
+      <w:r>
+        <w:rPr>
+          <w:rFonts w:ascii="Consolas" w:eastAsia="Consolas" w:hAnsi="Consolas" w:cs="Consolas"/>
+          <w:sz w:val="16"/>
+          <w:szCs w:val="16"/>
+        </w:rPr>
+        <w:t>tile.move</w:t>
+      </w:r>
+      <w:proofErr w:type="gramEnd"/>
+      <w:r>
+        <w:rPr>
+          <w:rFonts w:ascii="Consolas" w:eastAsia="Consolas" w:hAnsi="Consolas" w:cs="Consolas"/>
+          <w:sz w:val="16"/>
+          <w:szCs w:val="16"/>
+        </w:rPr>
+        <w:t>_back_amount</w:t>
+      </w:r>
+      <w:proofErr w:type="spellEnd"/>
+      <w:r>
+        <w:rPr>
+          <w:rFonts w:ascii="Consolas" w:eastAsia="Consolas" w:hAnsi="Consolas" w:cs="Consolas"/>
+          <w:sz w:val="16"/>
+          <w:szCs w:val="16"/>
+        </w:rPr>
+        <w:t>]</w:t>
+      </w:r>
+    </w:p>
+    <w:p>
+      <w:pPr>
+        <w:shd w:val="clear" w:color="auto" w:fill="F2F2F2"/>
         <w:tabs>
           <w:tab w:val="left" w:pos="240"/>
           <w:tab w:val="left" w:pos="480"/>
@@ -3272,45 +4405,119 @@
           <w:tab w:val="left" w:pos="2640"/>
           <w:tab w:val="left" w:pos="2880"/>
         </w:tabs>
-        <w:spacing w:after="0" w:before="0" w:line="240"/>
         <w:ind w:left="720"/>
       </w:pPr>
       <w:r>
         <w:rPr>
-          <w:rFonts w:ascii="Consolas" w:cs="Consolas" w:eastAsia="Consolas" w:hAnsi="Consolas"/>
-          <w:sz w:val="16"/>
-          <w:szCs w:val="16"/>
-        </w:rPr>
-        <w:tab/>
-      </w:r>
-      <w:r>
-        <w:rPr>
-          <w:rFonts w:ascii="Consolas" w:cs="Consolas" w:eastAsia="Consolas" w:hAnsi="Consolas"/>
-          <w:sz w:val="16"/>
-          <w:szCs w:val="16"/>
-        </w:rPr>
-        <w:tab/>
-      </w:r>
-      <w:r>
-        <w:rPr>
-          <w:rFonts w:ascii="Consolas" w:cs="Consolas" w:eastAsia="Consolas" w:hAnsi="Consolas"/>
-          <w:sz w:val="16"/>
-          <w:szCs w:val="16"/>
-        </w:rPr>
-        <w:tab/>
-      </w:r>
-      <w:r>
-        <w:rPr>
-          <w:rFonts w:ascii="Consolas" w:cs="Consolas" w:eastAsia="Consolas" w:hAnsi="Consolas"/>
-          <w:sz w:val="16"/>
-          <w:szCs w:val="16"/>
-        </w:rPr>
-        <w:t xml:space="preserve">await get_tree().create_timer(0.4).timeout</w:t>
-      </w:r>
-    </w:p>
-    <w:p>
-      <w:pPr>
-        <w:shd w:fill="F2F2F2" w:val="clear"/>
+          <w:rFonts w:ascii="Consolas" w:eastAsia="Consolas" w:hAnsi="Consolas" w:cs="Consolas"/>
+          <w:sz w:val="16"/>
+          <w:szCs w:val="16"/>
+        </w:rPr>
+        <w:tab/>
+      </w:r>
+      <w:r>
+        <w:rPr>
+          <w:rFonts w:ascii="Consolas" w:eastAsia="Consolas" w:hAnsi="Consolas" w:cs="Consolas"/>
+          <w:sz w:val="16"/>
+          <w:szCs w:val="16"/>
+        </w:rPr>
+        <w:tab/>
+      </w:r>
+      <w:r>
+        <w:rPr>
+          <w:rFonts w:ascii="Consolas" w:eastAsia="Consolas" w:hAnsi="Consolas" w:cs="Consolas"/>
+          <w:sz w:val="16"/>
+          <w:szCs w:val="16"/>
+        </w:rPr>
+        <w:tab/>
+        <w:t xml:space="preserve">await </w:t>
+      </w:r>
+      <w:proofErr w:type="spellStart"/>
+      <w:r>
+        <w:rPr>
+          <w:rFonts w:ascii="Consolas" w:eastAsia="Consolas" w:hAnsi="Consolas" w:cs="Consolas"/>
+          <w:sz w:val="16"/>
+          <w:szCs w:val="16"/>
+        </w:rPr>
+        <w:t>get_tree</w:t>
+      </w:r>
+      <w:proofErr w:type="spellEnd"/>
+      <w:r>
+        <w:rPr>
+          <w:rFonts w:ascii="Consolas" w:eastAsia="Consolas" w:hAnsi="Consolas" w:cs="Consolas"/>
+          <w:sz w:val="16"/>
+          <w:szCs w:val="16"/>
+        </w:rPr>
+        <w:t>(</w:t>
+      </w:r>
+      <w:proofErr w:type="gramStart"/>
+      <w:r>
+        <w:rPr>
+          <w:rFonts w:ascii="Consolas" w:eastAsia="Consolas" w:hAnsi="Consolas" w:cs="Consolas"/>
+          <w:sz w:val="16"/>
+          <w:szCs w:val="16"/>
+        </w:rPr>
+        <w:t>).</w:t>
+      </w:r>
+      <w:proofErr w:type="spellStart"/>
+      <w:r>
+        <w:rPr>
+          <w:rFonts w:ascii="Consolas" w:eastAsia="Consolas" w:hAnsi="Consolas" w:cs="Consolas"/>
+          <w:sz w:val="16"/>
+          <w:szCs w:val="16"/>
+        </w:rPr>
+        <w:t>create</w:t>
+      </w:r>
+      <w:proofErr w:type="gramEnd"/>
+      <w:r>
+        <w:rPr>
+          <w:rFonts w:ascii="Consolas" w:eastAsia="Consolas" w:hAnsi="Consolas" w:cs="Consolas"/>
+          <w:sz w:val="16"/>
+          <w:szCs w:val="16"/>
+        </w:rPr>
+        <w:t>_</w:t>
+      </w:r>
+      <w:proofErr w:type="gramStart"/>
+      <w:r>
+        <w:rPr>
+          <w:rFonts w:ascii="Consolas" w:eastAsia="Consolas" w:hAnsi="Consolas" w:cs="Consolas"/>
+          <w:sz w:val="16"/>
+          <w:szCs w:val="16"/>
+        </w:rPr>
+        <w:t>timer</w:t>
+      </w:r>
+      <w:proofErr w:type="spellEnd"/>
+      <w:r>
+        <w:rPr>
+          <w:rFonts w:ascii="Consolas" w:eastAsia="Consolas" w:hAnsi="Consolas" w:cs="Consolas"/>
+          <w:sz w:val="16"/>
+          <w:szCs w:val="16"/>
+        </w:rPr>
+        <w:t>(</w:t>
+      </w:r>
+      <w:proofErr w:type="gramEnd"/>
+      <w:r>
+        <w:rPr>
+          <w:rFonts w:ascii="Consolas" w:eastAsia="Consolas" w:hAnsi="Consolas" w:cs="Consolas"/>
+          <w:sz w:val="16"/>
+          <w:szCs w:val="16"/>
+        </w:rPr>
+        <w:t>0.4</w:t>
+      </w:r>
+      <w:proofErr w:type="gramStart"/>
+      <w:r>
+        <w:rPr>
+          <w:rFonts w:ascii="Consolas" w:eastAsia="Consolas" w:hAnsi="Consolas" w:cs="Consolas"/>
+          <w:sz w:val="16"/>
+          <w:szCs w:val="16"/>
+        </w:rPr>
+        <w:t>).timeout</w:t>
+      </w:r>
+      <w:proofErr w:type="gramEnd"/>
+    </w:p>
+    <w:p>
+      <w:pPr>
+        <w:shd w:val="clear" w:color="auto" w:fill="F2F2F2"/>
         <w:tabs>
           <w:tab w:val="left" w:pos="240"/>
           <w:tab w:val="left" w:pos="480"/>
@@ -3325,45 +4532,65 @@
           <w:tab w:val="left" w:pos="2640"/>
           <w:tab w:val="left" w:pos="2880"/>
         </w:tabs>
-        <w:spacing w:after="0" w:before="0" w:line="240"/>
         <w:ind w:left="720"/>
       </w:pPr>
       <w:r>
         <w:rPr>
-          <w:rFonts w:ascii="Consolas" w:cs="Consolas" w:eastAsia="Consolas" w:hAnsi="Consolas"/>
-          <w:sz w:val="16"/>
-          <w:szCs w:val="16"/>
-        </w:rPr>
-        <w:tab/>
-      </w:r>
-      <w:r>
-        <w:rPr>
-          <w:rFonts w:ascii="Consolas" w:cs="Consolas" w:eastAsia="Consolas" w:hAnsi="Consolas"/>
-          <w:sz w:val="16"/>
-          <w:szCs w:val="16"/>
-        </w:rPr>
-        <w:tab/>
-      </w:r>
-      <w:r>
-        <w:rPr>
-          <w:rFonts w:ascii="Consolas" w:cs="Consolas" w:eastAsia="Consolas" w:hAnsi="Consolas"/>
-          <w:sz w:val="16"/>
-          <w:szCs w:val="16"/>
-        </w:rPr>
-        <w:tab/>
-      </w:r>
-      <w:r>
-        <w:rPr>
-          <w:rFonts w:ascii="Consolas" w:cs="Consolas" w:eastAsia="Consolas" w:hAnsi="Consolas"/>
-          <w:sz w:val="16"/>
-          <w:szCs w:val="16"/>
-        </w:rPr>
-        <w:t xml:space="preserve">for _step in range(tile.move_back_amount):</w:t>
-      </w:r>
-    </w:p>
-    <w:p>
-      <w:pPr>
-        <w:shd w:fill="F2F2F2" w:val="clear"/>
+          <w:rFonts w:ascii="Consolas" w:eastAsia="Consolas" w:hAnsi="Consolas" w:cs="Consolas"/>
+          <w:sz w:val="16"/>
+          <w:szCs w:val="16"/>
+        </w:rPr>
+        <w:tab/>
+      </w:r>
+      <w:r>
+        <w:rPr>
+          <w:rFonts w:ascii="Consolas" w:eastAsia="Consolas" w:hAnsi="Consolas" w:cs="Consolas"/>
+          <w:sz w:val="16"/>
+          <w:szCs w:val="16"/>
+        </w:rPr>
+        <w:tab/>
+      </w:r>
+      <w:r>
+        <w:rPr>
+          <w:rFonts w:ascii="Consolas" w:eastAsia="Consolas" w:hAnsi="Consolas" w:cs="Consolas"/>
+          <w:sz w:val="16"/>
+          <w:szCs w:val="16"/>
+        </w:rPr>
+        <w:tab/>
+        <w:t>for _step in range(</w:t>
+      </w:r>
+      <w:proofErr w:type="spellStart"/>
+      <w:proofErr w:type="gramStart"/>
+      <w:r>
+        <w:rPr>
+          <w:rFonts w:ascii="Consolas" w:eastAsia="Consolas" w:hAnsi="Consolas" w:cs="Consolas"/>
+          <w:sz w:val="16"/>
+          <w:szCs w:val="16"/>
+        </w:rPr>
+        <w:t>tile.move</w:t>
+      </w:r>
+      <w:proofErr w:type="gramEnd"/>
+      <w:r>
+        <w:rPr>
+          <w:rFonts w:ascii="Consolas" w:eastAsia="Consolas" w:hAnsi="Consolas" w:cs="Consolas"/>
+          <w:sz w:val="16"/>
+          <w:szCs w:val="16"/>
+        </w:rPr>
+        <w:t>_back_amount</w:t>
+      </w:r>
+      <w:proofErr w:type="spellEnd"/>
+      <w:r>
+        <w:rPr>
+          <w:rFonts w:ascii="Consolas" w:eastAsia="Consolas" w:hAnsi="Consolas" w:cs="Consolas"/>
+          <w:sz w:val="16"/>
+          <w:szCs w:val="16"/>
+        </w:rPr>
+        <w:t>):</w:t>
+      </w:r>
+    </w:p>
+    <w:p>
+      <w:pPr>
+        <w:shd w:val="clear" w:color="auto" w:fill="F2F2F2"/>
         <w:tabs>
           <w:tab w:val="left" w:pos="240"/>
           <w:tab w:val="left" w:pos="480"/>
@@ -3378,53 +4605,126 @@
           <w:tab w:val="left" w:pos="2640"/>
           <w:tab w:val="left" w:pos="2880"/>
         </w:tabs>
-        <w:spacing w:after="0" w:before="0" w:line="240"/>
         <w:ind w:left="720"/>
       </w:pPr>
       <w:r>
         <w:rPr>
-          <w:rFonts w:ascii="Consolas" w:cs="Consolas" w:eastAsia="Consolas" w:hAnsi="Consolas"/>
-          <w:sz w:val="16"/>
-          <w:szCs w:val="16"/>
-        </w:rPr>
-        <w:tab/>
-      </w:r>
-      <w:r>
-        <w:rPr>
-          <w:rFonts w:ascii="Consolas" w:cs="Consolas" w:eastAsia="Consolas" w:hAnsi="Consolas"/>
-          <w:sz w:val="16"/>
-          <w:szCs w:val="16"/>
-        </w:rPr>
-        <w:tab/>
-      </w:r>
-      <w:r>
-        <w:rPr>
-          <w:rFonts w:ascii="Consolas" w:cs="Consolas" w:eastAsia="Consolas" w:hAnsi="Consolas"/>
-          <w:sz w:val="16"/>
-          <w:szCs w:val="16"/>
-        </w:rPr>
-        <w:tab/>
-      </w:r>
-      <w:r>
-        <w:rPr>
-          <w:rFonts w:ascii="Consolas" w:cs="Consolas" w:eastAsia="Consolas" w:hAnsi="Consolas"/>
-          <w:sz w:val="16"/>
-          <w:szCs w:val="16"/>
-        </w:rPr>
-        <w:tab/>
-      </w:r>
-      <w:r>
-        <w:rPr>
-          <w:rFonts w:ascii="Consolas" w:cs="Consolas" w:eastAsia="Consolas" w:hAnsi="Consolas"/>
-          <w:sz w:val="16"/>
-          <w:szCs w:val="16"/>
-        </w:rPr>
-        <w:t xml:space="preserve">player.tile_index = _wrap_tile_index(player.tile_index - 1)</w:t>
-      </w:r>
-    </w:p>
-    <w:p>
-      <w:pPr>
-        <w:shd w:fill="F2F2F2" w:val="clear"/>
+          <w:rFonts w:ascii="Consolas" w:eastAsia="Consolas" w:hAnsi="Consolas" w:cs="Consolas"/>
+          <w:sz w:val="16"/>
+          <w:szCs w:val="16"/>
+        </w:rPr>
+        <w:tab/>
+      </w:r>
+      <w:r>
+        <w:rPr>
+          <w:rFonts w:ascii="Consolas" w:eastAsia="Consolas" w:hAnsi="Consolas" w:cs="Consolas"/>
+          <w:sz w:val="16"/>
+          <w:szCs w:val="16"/>
+        </w:rPr>
+        <w:tab/>
+      </w:r>
+      <w:r>
+        <w:rPr>
+          <w:rFonts w:ascii="Consolas" w:eastAsia="Consolas" w:hAnsi="Consolas" w:cs="Consolas"/>
+          <w:sz w:val="16"/>
+          <w:szCs w:val="16"/>
+        </w:rPr>
+        <w:tab/>
+      </w:r>
+      <w:r>
+        <w:rPr>
+          <w:rFonts w:ascii="Consolas" w:eastAsia="Consolas" w:hAnsi="Consolas" w:cs="Consolas"/>
+          <w:sz w:val="16"/>
+          <w:szCs w:val="16"/>
+        </w:rPr>
+        <w:tab/>
+      </w:r>
+      <w:proofErr w:type="spellStart"/>
+      <w:proofErr w:type="gramStart"/>
+      <w:r>
+        <w:rPr>
+          <w:rFonts w:ascii="Consolas" w:eastAsia="Consolas" w:hAnsi="Consolas" w:cs="Consolas"/>
+          <w:sz w:val="16"/>
+          <w:szCs w:val="16"/>
+        </w:rPr>
+        <w:t>player.tile</w:t>
+      </w:r>
+      <w:proofErr w:type="gramEnd"/>
+      <w:r>
+        <w:rPr>
+          <w:rFonts w:ascii="Consolas" w:eastAsia="Consolas" w:hAnsi="Consolas" w:cs="Consolas"/>
+          <w:sz w:val="16"/>
+          <w:szCs w:val="16"/>
+        </w:rPr>
+        <w:t>_index</w:t>
+      </w:r>
+      <w:proofErr w:type="spellEnd"/>
+      <w:r>
+        <w:rPr>
+          <w:rFonts w:ascii="Consolas" w:eastAsia="Consolas" w:hAnsi="Consolas" w:cs="Consolas"/>
+          <w:sz w:val="16"/>
+          <w:szCs w:val="16"/>
+        </w:rPr>
+        <w:t xml:space="preserve"> = _</w:t>
+      </w:r>
+      <w:proofErr w:type="spellStart"/>
+      <w:r>
+        <w:rPr>
+          <w:rFonts w:ascii="Consolas" w:eastAsia="Consolas" w:hAnsi="Consolas" w:cs="Consolas"/>
+          <w:sz w:val="16"/>
+          <w:szCs w:val="16"/>
+        </w:rPr>
+        <w:t>wrap_tile_</w:t>
+      </w:r>
+      <w:proofErr w:type="gramStart"/>
+      <w:r>
+        <w:rPr>
+          <w:rFonts w:ascii="Consolas" w:eastAsia="Consolas" w:hAnsi="Consolas" w:cs="Consolas"/>
+          <w:sz w:val="16"/>
+          <w:szCs w:val="16"/>
+        </w:rPr>
+        <w:t>index</w:t>
+      </w:r>
+      <w:proofErr w:type="spellEnd"/>
+      <w:r>
+        <w:rPr>
+          <w:rFonts w:ascii="Consolas" w:eastAsia="Consolas" w:hAnsi="Consolas" w:cs="Consolas"/>
+          <w:sz w:val="16"/>
+          <w:szCs w:val="16"/>
+        </w:rPr>
+        <w:t>(</w:t>
+      </w:r>
+      <w:proofErr w:type="spellStart"/>
+      <w:r>
+        <w:rPr>
+          <w:rFonts w:ascii="Consolas" w:eastAsia="Consolas" w:hAnsi="Consolas" w:cs="Consolas"/>
+          <w:sz w:val="16"/>
+          <w:szCs w:val="16"/>
+        </w:rPr>
+        <w:t>player.tile</w:t>
+      </w:r>
+      <w:proofErr w:type="gramEnd"/>
+      <w:r>
+        <w:rPr>
+          <w:rFonts w:ascii="Consolas" w:eastAsia="Consolas" w:hAnsi="Consolas" w:cs="Consolas"/>
+          <w:sz w:val="16"/>
+          <w:szCs w:val="16"/>
+        </w:rPr>
+        <w:t>_index</w:t>
+      </w:r>
+      <w:proofErr w:type="spellEnd"/>
+      <w:r>
+        <w:rPr>
+          <w:rFonts w:ascii="Consolas" w:eastAsia="Consolas" w:hAnsi="Consolas" w:cs="Consolas"/>
+          <w:sz w:val="16"/>
+          <w:szCs w:val="16"/>
+        </w:rPr>
+        <w:t xml:space="preserve"> - 1)</w:t>
+      </w:r>
+    </w:p>
+    <w:p>
+      <w:pPr>
+        <w:shd w:val="clear" w:color="auto" w:fill="F2F2F2"/>
         <w:tabs>
           <w:tab w:val="left" w:pos="240"/>
           <w:tab w:val="left" w:pos="480"/>
@@ -3439,53 +4739,99 @@
           <w:tab w:val="left" w:pos="2640"/>
           <w:tab w:val="left" w:pos="2880"/>
         </w:tabs>
-        <w:spacing w:after="0" w:before="0" w:line="240"/>
         <w:ind w:left="720"/>
       </w:pPr>
       <w:r>
         <w:rPr>
-          <w:rFonts w:ascii="Consolas" w:cs="Consolas" w:eastAsia="Consolas" w:hAnsi="Consolas"/>
-          <w:sz w:val="16"/>
-          <w:szCs w:val="16"/>
-        </w:rPr>
-        <w:tab/>
-      </w:r>
-      <w:r>
-        <w:rPr>
-          <w:rFonts w:ascii="Consolas" w:cs="Consolas" w:eastAsia="Consolas" w:hAnsi="Consolas"/>
-          <w:sz w:val="16"/>
-          <w:szCs w:val="16"/>
-        </w:rPr>
-        <w:tab/>
-      </w:r>
-      <w:r>
-        <w:rPr>
-          <w:rFonts w:ascii="Consolas" w:cs="Consolas" w:eastAsia="Consolas" w:hAnsi="Consolas"/>
-          <w:sz w:val="16"/>
-          <w:szCs w:val="16"/>
-        </w:rPr>
-        <w:tab/>
-      </w:r>
-      <w:r>
-        <w:rPr>
-          <w:rFonts w:ascii="Consolas" w:cs="Consolas" w:eastAsia="Consolas" w:hAnsi="Consolas"/>
-          <w:sz w:val="16"/>
-          <w:szCs w:val="16"/>
-        </w:rPr>
-        <w:tab/>
-      </w:r>
-      <w:r>
-        <w:rPr>
-          <w:rFonts w:ascii="Consolas" w:cs="Consolas" w:eastAsia="Consolas" w:hAnsi="Consolas"/>
-          <w:sz w:val="16"/>
-          <w:szCs w:val="16"/>
-        </w:rPr>
-        <w:t xml:space="preserve">await _glide_player_to_current_tile(player, current_player_index, STEP_GLIDE_TIME)</w:t>
-      </w:r>
-    </w:p>
-    <w:p>
-      <w:pPr>
-        <w:shd w:fill="F2F2F2" w:val="clear"/>
+          <w:rFonts w:ascii="Consolas" w:eastAsia="Consolas" w:hAnsi="Consolas" w:cs="Consolas"/>
+          <w:sz w:val="16"/>
+          <w:szCs w:val="16"/>
+        </w:rPr>
+        <w:tab/>
+      </w:r>
+      <w:r>
+        <w:rPr>
+          <w:rFonts w:ascii="Consolas" w:eastAsia="Consolas" w:hAnsi="Consolas" w:cs="Consolas"/>
+          <w:sz w:val="16"/>
+          <w:szCs w:val="16"/>
+        </w:rPr>
+        <w:tab/>
+      </w:r>
+      <w:r>
+        <w:rPr>
+          <w:rFonts w:ascii="Consolas" w:eastAsia="Consolas" w:hAnsi="Consolas" w:cs="Consolas"/>
+          <w:sz w:val="16"/>
+          <w:szCs w:val="16"/>
+        </w:rPr>
+        <w:tab/>
+      </w:r>
+      <w:r>
+        <w:rPr>
+          <w:rFonts w:ascii="Consolas" w:eastAsia="Consolas" w:hAnsi="Consolas" w:cs="Consolas"/>
+          <w:sz w:val="16"/>
+          <w:szCs w:val="16"/>
+        </w:rPr>
+        <w:tab/>
+        <w:t>await _</w:t>
+      </w:r>
+      <w:proofErr w:type="spellStart"/>
+      <w:r>
+        <w:rPr>
+          <w:rFonts w:ascii="Consolas" w:eastAsia="Consolas" w:hAnsi="Consolas" w:cs="Consolas"/>
+          <w:sz w:val="16"/>
+          <w:szCs w:val="16"/>
+        </w:rPr>
+        <w:t>glide_player_to_current_</w:t>
+      </w:r>
+      <w:proofErr w:type="gramStart"/>
+      <w:r>
+        <w:rPr>
+          <w:rFonts w:ascii="Consolas" w:eastAsia="Consolas" w:hAnsi="Consolas" w:cs="Consolas"/>
+          <w:sz w:val="16"/>
+          <w:szCs w:val="16"/>
+        </w:rPr>
+        <w:t>tile</w:t>
+      </w:r>
+      <w:proofErr w:type="spellEnd"/>
+      <w:r>
+        <w:rPr>
+          <w:rFonts w:ascii="Consolas" w:eastAsia="Consolas" w:hAnsi="Consolas" w:cs="Consolas"/>
+          <w:sz w:val="16"/>
+          <w:szCs w:val="16"/>
+        </w:rPr>
+        <w:t>(</w:t>
+      </w:r>
+      <w:proofErr w:type="gramEnd"/>
+      <w:r>
+        <w:rPr>
+          <w:rFonts w:ascii="Consolas" w:eastAsia="Consolas" w:hAnsi="Consolas" w:cs="Consolas"/>
+          <w:sz w:val="16"/>
+          <w:szCs w:val="16"/>
+        </w:rPr>
+        <w:t xml:space="preserve">player, </w:t>
+      </w:r>
+      <w:proofErr w:type="spellStart"/>
+      <w:r>
+        <w:rPr>
+          <w:rFonts w:ascii="Consolas" w:eastAsia="Consolas" w:hAnsi="Consolas" w:cs="Consolas"/>
+          <w:sz w:val="16"/>
+          <w:szCs w:val="16"/>
+        </w:rPr>
+        <w:t>current_player_index</w:t>
+      </w:r>
+      <w:proofErr w:type="spellEnd"/>
+      <w:r>
+        <w:rPr>
+          <w:rFonts w:ascii="Consolas" w:eastAsia="Consolas" w:hAnsi="Consolas" w:cs="Consolas"/>
+          <w:sz w:val="16"/>
+          <w:szCs w:val="16"/>
+        </w:rPr>
+        <w:t>, STEP_GLIDE_TIME)</w:t>
+      </w:r>
+    </w:p>
+    <w:p>
+      <w:pPr>
+        <w:shd w:val="clear" w:color="auto" w:fill="F2F2F2"/>
         <w:tabs>
           <w:tab w:val="left" w:pos="240"/>
           <w:tab w:val="left" w:pos="480"/>
@@ -3500,45 +4846,119 @@
           <w:tab w:val="left" w:pos="2640"/>
           <w:tab w:val="left" w:pos="2880"/>
         </w:tabs>
-        <w:spacing w:after="0" w:before="0" w:line="240"/>
         <w:ind w:left="720"/>
       </w:pPr>
       <w:r>
         <w:rPr>
-          <w:rFonts w:ascii="Consolas" w:cs="Consolas" w:eastAsia="Consolas" w:hAnsi="Consolas"/>
-          <w:sz w:val="16"/>
-          <w:szCs w:val="16"/>
-        </w:rPr>
-        <w:tab/>
-      </w:r>
-      <w:r>
-        <w:rPr>
-          <w:rFonts w:ascii="Consolas" w:cs="Consolas" w:eastAsia="Consolas" w:hAnsi="Consolas"/>
-          <w:sz w:val="16"/>
-          <w:szCs w:val="16"/>
-        </w:rPr>
-        <w:tab/>
-      </w:r>
-      <w:r>
-        <w:rPr>
-          <w:rFonts w:ascii="Consolas" w:cs="Consolas" w:eastAsia="Consolas" w:hAnsi="Consolas"/>
-          <w:sz w:val="16"/>
-          <w:szCs w:val="16"/>
-        </w:rPr>
-        <w:tab/>
-      </w:r>
-      <w:r>
-        <w:rPr>
-          <w:rFonts w:ascii="Consolas" w:cs="Consolas" w:eastAsia="Consolas" w:hAnsi="Consolas"/>
-          <w:sz w:val="16"/>
-          <w:szCs w:val="16"/>
-        </w:rPr>
-        <w:t xml:space="preserve">var landed_tile := _tile_at(player.tile_index)</w:t>
-      </w:r>
-    </w:p>
-    <w:p>
-      <w:pPr>
-        <w:shd w:fill="F2F2F2" w:val="clear"/>
+          <w:rFonts w:ascii="Consolas" w:eastAsia="Consolas" w:hAnsi="Consolas" w:cs="Consolas"/>
+          <w:sz w:val="16"/>
+          <w:szCs w:val="16"/>
+        </w:rPr>
+        <w:tab/>
+      </w:r>
+      <w:r>
+        <w:rPr>
+          <w:rFonts w:ascii="Consolas" w:eastAsia="Consolas" w:hAnsi="Consolas" w:cs="Consolas"/>
+          <w:sz w:val="16"/>
+          <w:szCs w:val="16"/>
+        </w:rPr>
+        <w:tab/>
+      </w:r>
+      <w:r>
+        <w:rPr>
+          <w:rFonts w:ascii="Consolas" w:eastAsia="Consolas" w:hAnsi="Consolas" w:cs="Consolas"/>
+          <w:sz w:val="16"/>
+          <w:szCs w:val="16"/>
+        </w:rPr>
+        <w:tab/>
+        <w:t xml:space="preserve">var </w:t>
+      </w:r>
+      <w:proofErr w:type="spellStart"/>
+      <w:r>
+        <w:rPr>
+          <w:rFonts w:ascii="Consolas" w:eastAsia="Consolas" w:hAnsi="Consolas" w:cs="Consolas"/>
+          <w:sz w:val="16"/>
+          <w:szCs w:val="16"/>
+        </w:rPr>
+        <w:t>landed_</w:t>
+      </w:r>
+      <w:proofErr w:type="gramStart"/>
+      <w:r>
+        <w:rPr>
+          <w:rFonts w:ascii="Consolas" w:eastAsia="Consolas" w:hAnsi="Consolas" w:cs="Consolas"/>
+          <w:sz w:val="16"/>
+          <w:szCs w:val="16"/>
+        </w:rPr>
+        <w:t>tile</w:t>
+      </w:r>
+      <w:proofErr w:type="spellEnd"/>
+      <w:r>
+        <w:rPr>
+          <w:rFonts w:ascii="Consolas" w:eastAsia="Consolas" w:hAnsi="Consolas" w:cs="Consolas"/>
+          <w:sz w:val="16"/>
+          <w:szCs w:val="16"/>
+        </w:rPr>
+        <w:t xml:space="preserve"> :</w:t>
+      </w:r>
+      <w:proofErr w:type="gramEnd"/>
+      <w:r>
+        <w:rPr>
+          <w:rFonts w:ascii="Consolas" w:eastAsia="Consolas" w:hAnsi="Consolas" w:cs="Consolas"/>
+          <w:sz w:val="16"/>
+          <w:szCs w:val="16"/>
+        </w:rPr>
+        <w:t>= _</w:t>
+      </w:r>
+      <w:proofErr w:type="spellStart"/>
+      <w:r>
+        <w:rPr>
+          <w:rFonts w:ascii="Consolas" w:eastAsia="Consolas" w:hAnsi="Consolas" w:cs="Consolas"/>
+          <w:sz w:val="16"/>
+          <w:szCs w:val="16"/>
+        </w:rPr>
+        <w:t>tile_at</w:t>
+      </w:r>
+      <w:proofErr w:type="spellEnd"/>
+      <w:r>
+        <w:rPr>
+          <w:rFonts w:ascii="Consolas" w:eastAsia="Consolas" w:hAnsi="Consolas" w:cs="Consolas"/>
+          <w:sz w:val="16"/>
+          <w:szCs w:val="16"/>
+        </w:rPr>
+        <w:t>(</w:t>
+      </w:r>
+      <w:proofErr w:type="spellStart"/>
+      <w:proofErr w:type="gramStart"/>
+      <w:r>
+        <w:rPr>
+          <w:rFonts w:ascii="Consolas" w:eastAsia="Consolas" w:hAnsi="Consolas" w:cs="Consolas"/>
+          <w:sz w:val="16"/>
+          <w:szCs w:val="16"/>
+        </w:rPr>
+        <w:t>player.tile</w:t>
+      </w:r>
+      <w:proofErr w:type="gramEnd"/>
+      <w:r>
+        <w:rPr>
+          <w:rFonts w:ascii="Consolas" w:eastAsia="Consolas" w:hAnsi="Consolas" w:cs="Consolas"/>
+          <w:sz w:val="16"/>
+          <w:szCs w:val="16"/>
+        </w:rPr>
+        <w:t>_index</w:t>
+      </w:r>
+      <w:proofErr w:type="spellEnd"/>
+      <w:r>
+        <w:rPr>
+          <w:rFonts w:ascii="Consolas" w:eastAsia="Consolas" w:hAnsi="Consolas" w:cs="Consolas"/>
+          <w:sz w:val="16"/>
+          <w:szCs w:val="16"/>
+        </w:rPr>
+        <w:t>)</w:t>
+      </w:r>
+    </w:p>
+    <w:p>
+      <w:pPr>
+        <w:shd w:val="clear" w:color="auto" w:fill="F2F2F2"/>
         <w:tabs>
           <w:tab w:val="left" w:pos="240"/>
           <w:tab w:val="left" w:pos="480"/>
@@ -3553,45 +4973,55 @@
           <w:tab w:val="left" w:pos="2640"/>
           <w:tab w:val="left" w:pos="2880"/>
         </w:tabs>
-        <w:spacing w:after="0" w:before="0" w:line="240"/>
         <w:ind w:left="720"/>
       </w:pPr>
       <w:r>
         <w:rPr>
-          <w:rFonts w:ascii="Consolas" w:cs="Consolas" w:eastAsia="Consolas" w:hAnsi="Consolas"/>
-          <w:sz w:val="16"/>
-          <w:szCs w:val="16"/>
-        </w:rPr>
-        <w:tab/>
-      </w:r>
-      <w:r>
-        <w:rPr>
-          <w:rFonts w:ascii="Consolas" w:cs="Consolas" w:eastAsia="Consolas" w:hAnsi="Consolas"/>
-          <w:sz w:val="16"/>
-          <w:szCs w:val="16"/>
-        </w:rPr>
-        <w:tab/>
-      </w:r>
-      <w:r>
-        <w:rPr>
-          <w:rFonts w:ascii="Consolas" w:cs="Consolas" w:eastAsia="Consolas" w:hAnsi="Consolas"/>
-          <w:sz w:val="16"/>
-          <w:szCs w:val="16"/>
-        </w:rPr>
-        <w:tab/>
-      </w:r>
-      <w:r>
-        <w:rPr>
-          <w:rFonts w:ascii="Consolas" w:cs="Consolas" w:eastAsia="Consolas" w:hAnsi="Consolas"/>
-          <w:sz w:val="16"/>
-          <w:szCs w:val="16"/>
-        </w:rPr>
-        <w:t xml:space="preserve">if chain_depth &lt; 4:</w:t>
-      </w:r>
-    </w:p>
-    <w:p>
-      <w:pPr>
-        <w:shd w:fill="F2F2F2" w:val="clear"/>
+          <w:rFonts w:ascii="Consolas" w:eastAsia="Consolas" w:hAnsi="Consolas" w:cs="Consolas"/>
+          <w:sz w:val="16"/>
+          <w:szCs w:val="16"/>
+        </w:rPr>
+        <w:tab/>
+      </w:r>
+      <w:r>
+        <w:rPr>
+          <w:rFonts w:ascii="Consolas" w:eastAsia="Consolas" w:hAnsi="Consolas" w:cs="Consolas"/>
+          <w:sz w:val="16"/>
+          <w:szCs w:val="16"/>
+        </w:rPr>
+        <w:tab/>
+      </w:r>
+      <w:r>
+        <w:rPr>
+          <w:rFonts w:ascii="Consolas" w:eastAsia="Consolas" w:hAnsi="Consolas" w:cs="Consolas"/>
+          <w:sz w:val="16"/>
+          <w:szCs w:val="16"/>
+        </w:rPr>
+        <w:tab/>
+        <w:t xml:space="preserve">if </w:t>
+      </w:r>
+      <w:proofErr w:type="spellStart"/>
+      <w:r>
+        <w:rPr>
+          <w:rFonts w:ascii="Consolas" w:eastAsia="Consolas" w:hAnsi="Consolas" w:cs="Consolas"/>
+          <w:sz w:val="16"/>
+          <w:szCs w:val="16"/>
+        </w:rPr>
+        <w:t>chain_depth</w:t>
+      </w:r>
+      <w:proofErr w:type="spellEnd"/>
+      <w:r>
+        <w:rPr>
+          <w:rFonts w:ascii="Consolas" w:eastAsia="Consolas" w:hAnsi="Consolas" w:cs="Consolas"/>
+          <w:sz w:val="16"/>
+          <w:szCs w:val="16"/>
+        </w:rPr>
+        <w:t xml:space="preserve"> &lt; 4:</w:t>
+      </w:r>
+    </w:p>
+    <w:p>
+      <w:pPr>
+        <w:shd w:val="clear" w:color="auto" w:fill="F2F2F2"/>
         <w:tabs>
           <w:tab w:val="left" w:pos="240"/>
           <w:tab w:val="left" w:pos="480"/>
@@ -3606,53 +5036,109 @@
           <w:tab w:val="left" w:pos="2640"/>
           <w:tab w:val="left" w:pos="2880"/>
         </w:tabs>
-        <w:spacing w:after="0" w:before="0" w:line="240"/>
         <w:ind w:left="720"/>
       </w:pPr>
       <w:r>
         <w:rPr>
-          <w:rFonts w:ascii="Consolas" w:cs="Consolas" w:eastAsia="Consolas" w:hAnsi="Consolas"/>
-          <w:sz w:val="16"/>
-          <w:szCs w:val="16"/>
-        </w:rPr>
-        <w:tab/>
-      </w:r>
-      <w:r>
-        <w:rPr>
-          <w:rFonts w:ascii="Consolas" w:cs="Consolas" w:eastAsia="Consolas" w:hAnsi="Consolas"/>
-          <w:sz w:val="16"/>
-          <w:szCs w:val="16"/>
-        </w:rPr>
-        <w:tab/>
-      </w:r>
-      <w:r>
-        <w:rPr>
-          <w:rFonts w:ascii="Consolas" w:cs="Consolas" w:eastAsia="Consolas" w:hAnsi="Consolas"/>
-          <w:sz w:val="16"/>
-          <w:szCs w:val="16"/>
-        </w:rPr>
-        <w:tab/>
-      </w:r>
-      <w:r>
-        <w:rPr>
-          <w:rFonts w:ascii="Consolas" w:cs="Consolas" w:eastAsia="Consolas" w:hAnsi="Consolas"/>
-          <w:sz w:val="16"/>
-          <w:szCs w:val="16"/>
-        </w:rPr>
-        <w:tab/>
-      </w:r>
-      <w:r>
-        <w:rPr>
-          <w:rFonts w:ascii="Consolas" w:cs="Consolas" w:eastAsia="Consolas" w:hAnsi="Consolas"/>
-          <w:sz w:val="16"/>
-          <w:szCs w:val="16"/>
-        </w:rPr>
-        <w:t xml:space="preserve">await resolve_landed_tile(landed_tile, chain_depth + 1)</w:t>
-      </w:r>
-    </w:p>
-    <w:p>
-      <w:pPr>
-        <w:shd w:fill="F2F2F2" w:val="clear"/>
+          <w:rFonts w:ascii="Consolas" w:eastAsia="Consolas" w:hAnsi="Consolas" w:cs="Consolas"/>
+          <w:sz w:val="16"/>
+          <w:szCs w:val="16"/>
+        </w:rPr>
+        <w:tab/>
+      </w:r>
+      <w:r>
+        <w:rPr>
+          <w:rFonts w:ascii="Consolas" w:eastAsia="Consolas" w:hAnsi="Consolas" w:cs="Consolas"/>
+          <w:sz w:val="16"/>
+          <w:szCs w:val="16"/>
+        </w:rPr>
+        <w:tab/>
+      </w:r>
+      <w:r>
+        <w:rPr>
+          <w:rFonts w:ascii="Consolas" w:eastAsia="Consolas" w:hAnsi="Consolas" w:cs="Consolas"/>
+          <w:sz w:val="16"/>
+          <w:szCs w:val="16"/>
+        </w:rPr>
+        <w:tab/>
+      </w:r>
+      <w:r>
+        <w:rPr>
+          <w:rFonts w:ascii="Consolas" w:eastAsia="Consolas" w:hAnsi="Consolas" w:cs="Consolas"/>
+          <w:sz w:val="16"/>
+          <w:szCs w:val="16"/>
+        </w:rPr>
+        <w:tab/>
+        <w:t xml:space="preserve">await </w:t>
+      </w:r>
+      <w:proofErr w:type="spellStart"/>
+      <w:r>
+        <w:rPr>
+          <w:rFonts w:ascii="Consolas" w:eastAsia="Consolas" w:hAnsi="Consolas" w:cs="Consolas"/>
+          <w:sz w:val="16"/>
+          <w:szCs w:val="16"/>
+        </w:rPr>
+        <w:t>resolve_landed_</w:t>
+      </w:r>
+      <w:proofErr w:type="gramStart"/>
+      <w:r>
+        <w:rPr>
+          <w:rFonts w:ascii="Consolas" w:eastAsia="Consolas" w:hAnsi="Consolas" w:cs="Consolas"/>
+          <w:sz w:val="16"/>
+          <w:szCs w:val="16"/>
+        </w:rPr>
+        <w:t>tile</w:t>
+      </w:r>
+      <w:proofErr w:type="spellEnd"/>
+      <w:r>
+        <w:rPr>
+          <w:rFonts w:ascii="Consolas" w:eastAsia="Consolas" w:hAnsi="Consolas" w:cs="Consolas"/>
+          <w:sz w:val="16"/>
+          <w:szCs w:val="16"/>
+        </w:rPr>
+        <w:t>(</w:t>
+      </w:r>
+      <w:proofErr w:type="spellStart"/>
+      <w:proofErr w:type="gramEnd"/>
+      <w:r>
+        <w:rPr>
+          <w:rFonts w:ascii="Consolas" w:eastAsia="Consolas" w:hAnsi="Consolas" w:cs="Consolas"/>
+          <w:sz w:val="16"/>
+          <w:szCs w:val="16"/>
+        </w:rPr>
+        <w:t>landed_tile</w:t>
+      </w:r>
+      <w:proofErr w:type="spellEnd"/>
+      <w:r>
+        <w:rPr>
+          <w:rFonts w:ascii="Consolas" w:eastAsia="Consolas" w:hAnsi="Consolas" w:cs="Consolas"/>
+          <w:sz w:val="16"/>
+          <w:szCs w:val="16"/>
+        </w:rPr>
+        <w:t xml:space="preserve">, </w:t>
+      </w:r>
+      <w:proofErr w:type="spellStart"/>
+      <w:r>
+        <w:rPr>
+          <w:rFonts w:ascii="Consolas" w:eastAsia="Consolas" w:hAnsi="Consolas" w:cs="Consolas"/>
+          <w:sz w:val="16"/>
+          <w:szCs w:val="16"/>
+        </w:rPr>
+        <w:t>chain_depth</w:t>
+      </w:r>
+      <w:proofErr w:type="spellEnd"/>
+      <w:r>
+        <w:rPr>
+          <w:rFonts w:ascii="Consolas" w:eastAsia="Consolas" w:hAnsi="Consolas" w:cs="Consolas"/>
+          <w:sz w:val="16"/>
+          <w:szCs w:val="16"/>
+        </w:rPr>
+        <w:t xml:space="preserve"> + 1)</w:t>
+      </w:r>
+    </w:p>
+    <w:p>
+      <w:pPr>
+        <w:shd w:val="clear" w:color="auto" w:fill="F2F2F2"/>
         <w:tabs>
           <w:tab w:val="left" w:pos="240"/>
           <w:tab w:val="left" w:pos="480"/>
@@ -3667,45 +5153,37 @@
           <w:tab w:val="left" w:pos="2640"/>
           <w:tab w:val="left" w:pos="2880"/>
         </w:tabs>
-        <w:spacing w:after="0" w:before="0" w:line="240"/>
         <w:ind w:left="720"/>
       </w:pPr>
       <w:r>
         <w:rPr>
-          <w:rFonts w:ascii="Consolas" w:cs="Consolas" w:eastAsia="Consolas" w:hAnsi="Consolas"/>
-          <w:sz w:val="16"/>
-          <w:szCs w:val="16"/>
-        </w:rPr>
-        <w:tab/>
-      </w:r>
-      <w:r>
-        <w:rPr>
-          <w:rFonts w:ascii="Consolas" w:cs="Consolas" w:eastAsia="Consolas" w:hAnsi="Consolas"/>
-          <w:sz w:val="16"/>
-          <w:szCs w:val="16"/>
-        </w:rPr>
-        <w:tab/>
-      </w:r>
-      <w:r>
-        <w:rPr>
-          <w:rFonts w:ascii="Consolas" w:cs="Consolas" w:eastAsia="Consolas" w:hAnsi="Consolas"/>
-          <w:sz w:val="16"/>
-          <w:szCs w:val="16"/>
-        </w:rPr>
-        <w:tab/>
-      </w:r>
-      <w:r>
-        <w:rPr>
-          <w:rFonts w:ascii="Consolas" w:cs="Consolas" w:eastAsia="Consolas" w:hAnsi="Consolas"/>
-          <w:sz w:val="16"/>
-          <w:szCs w:val="16"/>
-        </w:rPr>
-        <w:t xml:space="preserve">else:</w:t>
-      </w:r>
-    </w:p>
-    <w:p>
-      <w:pPr>
-        <w:shd w:fill="F2F2F2" w:val="clear"/>
+          <w:rFonts w:ascii="Consolas" w:eastAsia="Consolas" w:hAnsi="Consolas" w:cs="Consolas"/>
+          <w:sz w:val="16"/>
+          <w:szCs w:val="16"/>
+        </w:rPr>
+        <w:tab/>
+      </w:r>
+      <w:r>
+        <w:rPr>
+          <w:rFonts w:ascii="Consolas" w:eastAsia="Consolas" w:hAnsi="Consolas" w:cs="Consolas"/>
+          <w:sz w:val="16"/>
+          <w:szCs w:val="16"/>
+        </w:rPr>
+        <w:tab/>
+      </w:r>
+      <w:r>
+        <w:rPr>
+          <w:rFonts w:ascii="Consolas" w:eastAsia="Consolas" w:hAnsi="Consolas" w:cs="Consolas"/>
+          <w:sz w:val="16"/>
+          <w:szCs w:val="16"/>
+        </w:rPr>
+        <w:tab/>
+        <w:t>else:</w:t>
+      </w:r>
+    </w:p>
+    <w:p>
+      <w:pPr>
+        <w:shd w:val="clear" w:color="auto" w:fill="F2F2F2"/>
         <w:tabs>
           <w:tab w:val="left" w:pos="240"/>
           <w:tab w:val="left" w:pos="480"/>
@@ -3720,49 +5198,79 @@
           <w:tab w:val="left" w:pos="2640"/>
           <w:tab w:val="left" w:pos="2880"/>
         </w:tabs>
-        <w:spacing w:after="160" w:before="0" w:line="240"/>
+        <w:spacing w:after="160"/>
         <w:ind w:left="720"/>
       </w:pPr>
       <w:r>
         <w:rPr>
-          <w:rFonts w:ascii="Consolas" w:cs="Consolas" w:eastAsia="Consolas" w:hAnsi="Consolas"/>
-          <w:sz w:val="16"/>
-          <w:szCs w:val="16"/>
-        </w:rPr>
-        <w:tab/>
-      </w:r>
-      <w:r>
-        <w:rPr>
-          <w:rFonts w:ascii="Consolas" w:cs="Consolas" w:eastAsia="Consolas" w:hAnsi="Consolas"/>
-          <w:sz w:val="16"/>
-          <w:szCs w:val="16"/>
-        </w:rPr>
-        <w:tab/>
-      </w:r>
-      <w:r>
-        <w:rPr>
-          <w:rFonts w:ascii="Consolas" w:cs="Consolas" w:eastAsia="Consolas" w:hAnsi="Consolas"/>
-          <w:sz w:val="16"/>
-          <w:szCs w:val="16"/>
-        </w:rPr>
-        <w:tab/>
-      </w:r>
-      <w:r>
-        <w:rPr>
-          <w:rFonts w:ascii="Consolas" w:cs="Consolas" w:eastAsia="Consolas" w:hAnsi="Consolas"/>
-          <w:sz w:val="16"/>
-          <w:szCs w:val="16"/>
-        </w:rPr>
-        <w:tab/>
-      </w:r>
-      <w:r>
-        <w:rPr>
-          <w:rFonts w:ascii="Consolas" w:cs="Consolas" w:eastAsia="Consolas" w:hAnsi="Consolas"/>
-          <w:sz w:val="16"/>
-          <w:szCs w:val="16"/>
-        </w:rPr>
-        <w:t xml:space="preserve">status_label.text = "%s's slide chain fizzled out." % player.player_name</w:t>
-      </w:r>
+          <w:rFonts w:ascii="Consolas" w:eastAsia="Consolas" w:hAnsi="Consolas" w:cs="Consolas"/>
+          <w:sz w:val="16"/>
+          <w:szCs w:val="16"/>
+        </w:rPr>
+        <w:tab/>
+      </w:r>
+      <w:r>
+        <w:rPr>
+          <w:rFonts w:ascii="Consolas" w:eastAsia="Consolas" w:hAnsi="Consolas" w:cs="Consolas"/>
+          <w:sz w:val="16"/>
+          <w:szCs w:val="16"/>
+        </w:rPr>
+        <w:tab/>
+      </w:r>
+      <w:r>
+        <w:rPr>
+          <w:rFonts w:ascii="Consolas" w:eastAsia="Consolas" w:hAnsi="Consolas" w:cs="Consolas"/>
+          <w:sz w:val="16"/>
+          <w:szCs w:val="16"/>
+        </w:rPr>
+        <w:tab/>
+      </w:r>
+      <w:r>
+        <w:rPr>
+          <w:rFonts w:ascii="Consolas" w:eastAsia="Consolas" w:hAnsi="Consolas" w:cs="Consolas"/>
+          <w:sz w:val="16"/>
+          <w:szCs w:val="16"/>
+        </w:rPr>
+        <w:tab/>
+      </w:r>
+      <w:proofErr w:type="spellStart"/>
+      <w:r>
+        <w:rPr>
+          <w:rFonts w:ascii="Consolas" w:eastAsia="Consolas" w:hAnsi="Consolas" w:cs="Consolas"/>
+          <w:sz w:val="16"/>
+          <w:szCs w:val="16"/>
+        </w:rPr>
+        <w:t>status_label.text</w:t>
+      </w:r>
+      <w:proofErr w:type="spellEnd"/>
+      <w:r>
+        <w:rPr>
+          <w:rFonts w:ascii="Consolas" w:eastAsia="Consolas" w:hAnsi="Consolas" w:cs="Consolas"/>
+          <w:sz w:val="16"/>
+          <w:szCs w:val="16"/>
+        </w:rPr>
+        <w:t xml:space="preserve"> = "%s's slide chain fizzled out." % </w:t>
+      </w:r>
+      <w:proofErr w:type="spellStart"/>
+      <w:proofErr w:type="gramStart"/>
+      <w:r>
+        <w:rPr>
+          <w:rFonts w:ascii="Consolas" w:eastAsia="Consolas" w:hAnsi="Consolas" w:cs="Consolas"/>
+          <w:sz w:val="16"/>
+          <w:szCs w:val="16"/>
+        </w:rPr>
+        <w:t>player.player</w:t>
+      </w:r>
+      <w:proofErr w:type="gramEnd"/>
+      <w:r>
+        <w:rPr>
+          <w:rFonts w:ascii="Consolas" w:eastAsia="Consolas" w:hAnsi="Consolas" w:cs="Consolas"/>
+          <w:sz w:val="16"/>
+          <w:szCs w:val="16"/>
+        </w:rPr>
+        <w:t>_name</w:t>
+      </w:r>
+      <w:proofErr w:type="spellEnd"/>
     </w:p>
     <w:p>
       <w:pPr>
@@ -3772,51 +5280,163 @@
       <w:r>
         <w:t xml:space="preserve">Compare it with </w:t>
       </w:r>
-      <w:r>
-        <w:rPr>
-          <w:rFonts w:ascii="Consolas" w:cs="Consolas" w:eastAsia="Consolas" w:hAnsi="Consolas"/>
-          <w:sz w:val="18"/>
-          <w:szCs w:val="18"/>
-          <w:shd w:fill="EEEEEE" w:val="clear"/>
-        </w:rPr>
-        <w:t xml:space="preserve">move_current_player()</w:t>
+      <w:proofErr w:type="spellStart"/>
+      <w:r>
+        <w:rPr>
+          <w:rFonts w:ascii="Consolas" w:eastAsia="Consolas" w:hAnsi="Consolas" w:cs="Consolas"/>
+          <w:sz w:val="18"/>
+          <w:szCs w:val="18"/>
+          <w:shd w:val="clear" w:color="auto" w:fill="EEEEEE"/>
+        </w:rPr>
+        <w:t>move_current_</w:t>
+      </w:r>
+      <w:proofErr w:type="gramStart"/>
+      <w:r>
+        <w:rPr>
+          <w:rFonts w:ascii="Consolas" w:eastAsia="Consolas" w:hAnsi="Consolas" w:cs="Consolas"/>
+          <w:sz w:val="18"/>
+          <w:szCs w:val="18"/>
+          <w:shd w:val="clear" w:color="auto" w:fill="EEEEEE"/>
+        </w:rPr>
+        <w:t>player</w:t>
+      </w:r>
+      <w:proofErr w:type="spellEnd"/>
+      <w:r>
+        <w:rPr>
+          <w:rFonts w:ascii="Consolas" w:eastAsia="Consolas" w:hAnsi="Consolas" w:cs="Consolas"/>
+          <w:sz w:val="18"/>
+          <w:szCs w:val="18"/>
+          <w:shd w:val="clear" w:color="auto" w:fill="EEEEEE"/>
+        </w:rPr>
+        <w:t>(</w:t>
+      </w:r>
+      <w:proofErr w:type="gramEnd"/>
+      <w:r>
+        <w:rPr>
+          <w:rFonts w:ascii="Consolas" w:eastAsia="Consolas" w:hAnsi="Consolas" w:cs="Consolas"/>
+          <w:sz w:val="18"/>
+          <w:szCs w:val="18"/>
+          <w:shd w:val="clear" w:color="auto" w:fill="EEEEEE"/>
+        </w:rPr>
+        <w:t>)</w:t>
       </w:r>
       <w:r>
         <w:t xml:space="preserve">: forward adds 1 per step, backwards subtracts 1, and </w:t>
       </w:r>
       <w:r>
         <w:rPr>
-          <w:rFonts w:ascii="Consolas" w:cs="Consolas" w:eastAsia="Consolas" w:hAnsi="Consolas"/>
-          <w:sz w:val="18"/>
-          <w:szCs w:val="18"/>
-          <w:shd w:fill="EEEEEE" w:val="clear"/>
-        </w:rPr>
-        <w:t xml:space="preserve">_wrap_tile_index()</w:t>
+          <w:rFonts w:ascii="Consolas" w:eastAsia="Consolas" w:hAnsi="Consolas" w:cs="Consolas"/>
+          <w:sz w:val="18"/>
+          <w:szCs w:val="18"/>
+          <w:shd w:val="clear" w:color="auto" w:fill="EEEEEE"/>
+        </w:rPr>
+        <w:t>_</w:t>
+      </w:r>
+      <w:proofErr w:type="spellStart"/>
+      <w:r>
+        <w:rPr>
+          <w:rFonts w:ascii="Consolas" w:eastAsia="Consolas" w:hAnsi="Consolas" w:cs="Consolas"/>
+          <w:sz w:val="18"/>
+          <w:szCs w:val="18"/>
+          <w:shd w:val="clear" w:color="auto" w:fill="EEEEEE"/>
+        </w:rPr>
+        <w:t>wrap_tile_</w:t>
+      </w:r>
+      <w:proofErr w:type="gramStart"/>
+      <w:r>
+        <w:rPr>
+          <w:rFonts w:ascii="Consolas" w:eastAsia="Consolas" w:hAnsi="Consolas" w:cs="Consolas"/>
+          <w:sz w:val="18"/>
+          <w:szCs w:val="18"/>
+          <w:shd w:val="clear" w:color="auto" w:fill="EEEEEE"/>
+        </w:rPr>
+        <w:t>index</w:t>
+      </w:r>
+      <w:proofErr w:type="spellEnd"/>
+      <w:r>
+        <w:rPr>
+          <w:rFonts w:ascii="Consolas" w:eastAsia="Consolas" w:hAnsi="Consolas" w:cs="Consolas"/>
+          <w:sz w:val="18"/>
+          <w:szCs w:val="18"/>
+          <w:shd w:val="clear" w:color="auto" w:fill="EEEEEE"/>
+        </w:rPr>
+        <w:t>(</w:t>
+      </w:r>
+      <w:proofErr w:type="gramEnd"/>
+      <w:r>
+        <w:rPr>
+          <w:rFonts w:ascii="Consolas" w:eastAsia="Consolas" w:hAnsi="Consolas" w:cs="Consolas"/>
+          <w:sz w:val="18"/>
+          <w:szCs w:val="18"/>
+          <w:shd w:val="clear" w:color="auto" w:fill="EEEEEE"/>
+        </w:rPr>
+        <w:t>)</w:t>
       </w:r>
       <w:r>
         <w:t xml:space="preserve"> handles walking off tile 0. The last part matters - after sliding back we call </w:t>
       </w:r>
-      <w:r>
-        <w:rPr>
-          <w:rFonts w:ascii="Consolas" w:cs="Consolas" w:eastAsia="Consolas" w:hAnsi="Consolas"/>
-          <w:sz w:val="18"/>
-          <w:szCs w:val="18"/>
-          <w:shd w:fill="EEEEEE" w:val="clear"/>
-        </w:rPr>
-        <w:t xml:space="preserve">resolve_landed_tile()</w:t>
-      </w:r>
-      <w:r>
-        <w:t xml:space="preserve"> again on the new square, exactly like the boost tile does. That is what makes a slip onto a hazard actually cost a life. The </w:t>
-      </w:r>
-      <w:r>
-        <w:rPr>
-          <w:rFonts w:ascii="Consolas" w:cs="Consolas" w:eastAsia="Consolas" w:hAnsi="Consolas"/>
-          <w:sz w:val="18"/>
-          <w:szCs w:val="18"/>
-          <w:shd w:fill="EEEEEE" w:val="clear"/>
-        </w:rPr>
-        <w:t xml:space="preserve">chain_depth</w:t>
-      </w:r>
+      <w:proofErr w:type="spellStart"/>
+      <w:r>
+        <w:rPr>
+          <w:rFonts w:ascii="Consolas" w:eastAsia="Consolas" w:hAnsi="Consolas" w:cs="Consolas"/>
+          <w:sz w:val="18"/>
+          <w:szCs w:val="18"/>
+          <w:shd w:val="clear" w:color="auto" w:fill="EEEEEE"/>
+        </w:rPr>
+        <w:t>resolve_landed_</w:t>
+      </w:r>
+      <w:proofErr w:type="gramStart"/>
+      <w:r>
+        <w:rPr>
+          <w:rFonts w:ascii="Consolas" w:eastAsia="Consolas" w:hAnsi="Consolas" w:cs="Consolas"/>
+          <w:sz w:val="18"/>
+          <w:szCs w:val="18"/>
+          <w:shd w:val="clear" w:color="auto" w:fill="EEEEEE"/>
+        </w:rPr>
+        <w:t>tile</w:t>
+      </w:r>
+      <w:proofErr w:type="spellEnd"/>
+      <w:r>
+        <w:rPr>
+          <w:rFonts w:ascii="Consolas" w:eastAsia="Consolas" w:hAnsi="Consolas" w:cs="Consolas"/>
+          <w:sz w:val="18"/>
+          <w:szCs w:val="18"/>
+          <w:shd w:val="clear" w:color="auto" w:fill="EEEEEE"/>
+        </w:rPr>
+        <w:t>(</w:t>
+      </w:r>
+      <w:proofErr w:type="gramEnd"/>
+      <w:r>
+        <w:rPr>
+          <w:rFonts w:ascii="Consolas" w:eastAsia="Consolas" w:hAnsi="Consolas" w:cs="Consolas"/>
+          <w:sz w:val="18"/>
+          <w:szCs w:val="18"/>
+          <w:shd w:val="clear" w:color="auto" w:fill="EEEEEE"/>
+        </w:rPr>
+        <w:t>)</w:t>
+      </w:r>
+      <w:r>
+        <w:t xml:space="preserve"> again on the new square, exactly like the boost tile does. That is what makes a slip onto a hazard </w:t>
+      </w:r>
+      <w:proofErr w:type="gramStart"/>
+      <w:r>
+        <w:t>actually cost</w:t>
+      </w:r>
+      <w:proofErr w:type="gramEnd"/>
+      <w:r>
+        <w:t xml:space="preserve"> a life. The </w:t>
+      </w:r>
+      <w:proofErr w:type="spellStart"/>
+      <w:r>
+        <w:rPr>
+          <w:rFonts w:ascii="Consolas" w:eastAsia="Consolas" w:hAnsi="Consolas" w:cs="Consolas"/>
+          <w:sz w:val="18"/>
+          <w:szCs w:val="18"/>
+          <w:shd w:val="clear" w:color="auto" w:fill="EEEEEE"/>
+        </w:rPr>
+        <w:t>chain_depth</w:t>
+      </w:r>
+      <w:proofErr w:type="spellEnd"/>
       <w:r>
         <w:t xml:space="preserve"> guard stops two tiles from bouncing a player back and forth forever.</w:t>
       </w:r>
@@ -3824,10 +5444,10 @@
     <w:p>
       <w:pPr>
         <w:pStyle w:val="Heading3"/>
-        <w:spacing w:after="120" w:before="240"/>
-      </w:pPr>
-      <w:r>
-        <w:t xml:space="preserve">Test it:</w:t>
+        <w:spacing w:before="240" w:after="120"/>
+      </w:pPr>
+      <w:r>
+        <w:t>Test it:</w:t>
       </w:r>
     </w:p>
     <w:p>
@@ -3844,13 +5464,24 @@
       </w:r>
       <w:r>
         <w:rPr>
-          <w:rFonts w:ascii="Consolas" w:cs="Consolas" w:eastAsia="Consolas" w:hAnsi="Consolas"/>
-          <w:sz w:val="18"/>
-          <w:szCs w:val="18"/>
-          <w:shd w:fill="EEEEEE" w:val="clear"/>
-        </w:rPr>
-        <w:t xml:space="preserve">scenes/Main.tscn</w:t>
-      </w:r>
+          <w:rFonts w:ascii="Consolas" w:eastAsia="Consolas" w:hAnsi="Consolas" w:cs="Consolas"/>
+          <w:sz w:val="18"/>
+          <w:szCs w:val="18"/>
+          <w:shd w:val="clear" w:color="auto" w:fill="EEEEEE"/>
+        </w:rPr>
+        <w:t>scenes/</w:t>
+      </w:r>
+      <w:proofErr w:type="spellStart"/>
+      <w:r>
+        <w:rPr>
+          <w:rFonts w:ascii="Consolas" w:eastAsia="Consolas" w:hAnsi="Consolas" w:cs="Consolas"/>
+          <w:sz w:val="18"/>
+          <w:szCs w:val="18"/>
+          <w:shd w:val="clear" w:color="auto" w:fill="EEEEEE"/>
+        </w:rPr>
+        <w:t>Main.tscn</w:t>
+      </w:r>
+      <w:proofErr w:type="spellEnd"/>
       <w:r>
         <w:t xml:space="preserve">, pick a normal tile and click it. In the </w:t>
       </w:r>
@@ -3859,7 +5490,7 @@
           <w:b/>
           <w:bCs/>
         </w:rPr>
-        <w:t xml:space="preserve">Inspector</w:t>
+        <w:t>Inspector</w:t>
       </w:r>
       <w:r>
         <w:t xml:space="preserve">, set </w:t>
@@ -3869,44 +5500,52 @@
           <w:b/>
           <w:bCs/>
         </w:rPr>
-        <w:t xml:space="preserve">Tile Type</w:t>
+        <w:t>Tile Type</w:t>
       </w:r>
       <w:r>
         <w:t xml:space="preserve"> to </w:t>
       </w:r>
       <w:r>
         <w:rPr>
-          <w:rFonts w:ascii="Consolas" w:cs="Consolas" w:eastAsia="Consolas" w:hAnsi="Consolas"/>
-          <w:sz w:val="18"/>
-          <w:szCs w:val="18"/>
-          <w:shd w:fill="EEEEEE" w:val="clear"/>
-        </w:rPr>
-        <w:t xml:space="preserve">MOVE_BACK</w:t>
-      </w:r>
-      <w:r>
-        <w:t xml:space="preserve"> - and see your brand new </w:t>
+          <w:rFonts w:ascii="Consolas" w:eastAsia="Consolas" w:hAnsi="Consolas" w:cs="Consolas"/>
+          <w:sz w:val="18"/>
+          <w:szCs w:val="18"/>
+          <w:shd w:val="clear" w:color="auto" w:fill="EEEEEE"/>
+        </w:rPr>
+        <w:t>MOVE_BACK</w:t>
+      </w:r>
+      <w:r>
+        <w:t xml:space="preserve"> - and see your </w:t>
+      </w:r>
+      <w:proofErr w:type="gramStart"/>
+      <w:r>
+        <w:t>brand new</w:t>
+      </w:r>
+      <w:proofErr w:type="gramEnd"/>
+      <w:r>
+        <w:t xml:space="preserve"> </w:t>
       </w:r>
       <w:r>
         <w:rPr>
           <w:b/>
           <w:bCs/>
         </w:rPr>
-        <w:t xml:space="preserve">Move Back Amount</w:t>
+        <w:t>Move Back Amount</w:t>
       </w:r>
       <w:r>
         <w:t xml:space="preserve"> field appear. Set it to </w:t>
       </w:r>
       <w:r>
         <w:rPr>
-          <w:rFonts w:ascii="Consolas" w:cs="Consolas" w:eastAsia="Consolas" w:hAnsi="Consolas"/>
-          <w:sz w:val="18"/>
-          <w:szCs w:val="18"/>
-          <w:shd w:fill="EEEEEE" w:val="clear"/>
-        </w:rPr>
-        <w:t xml:space="preserve">2</w:t>
-      </w:r>
-      <w:r>
-        <w:t xml:space="preserve">.</w:t>
+          <w:rFonts w:ascii="Consolas" w:eastAsia="Consolas" w:hAnsi="Consolas" w:cs="Consolas"/>
+          <w:sz w:val="18"/>
+          <w:szCs w:val="18"/>
+          <w:shd w:val="clear" w:color="auto" w:fill="EEEEEE"/>
+        </w:rPr>
+        <w:t>2</w:t>
+      </w:r>
+      <w:r>
+        <w:t>.</w:t>
       </w:r>
     </w:p>
     <w:p>
@@ -3918,13 +5557,15 @@
         </w:numPr>
         <w:spacing w:after="60"/>
       </w:pPr>
+      <w:proofErr w:type="spellStart"/>
       <w:r>
         <w:rPr>
           <w:b/>
           <w:bCs/>
         </w:rPr>
-        <w:t xml:space="preserve">Ctrl+S</w:t>
-      </w:r>
+        <w:t>Ctrl+S</w:t>
+      </w:r>
+      <w:proofErr w:type="spellEnd"/>
       <w:r>
         <w:t xml:space="preserve">, </w:t>
       </w:r>
@@ -3933,10 +5574,15 @@
           <w:b/>
           <w:bCs/>
         </w:rPr>
-        <w:t xml:space="preserve">F5</w:t>
-      </w:r>
-      <w:r>
-        <w:t xml:space="preserve">, and land on it.</w:t>
+        <w:t>F5</w:t>
+      </w:r>
+      <w:r>
+        <w:t>, and land on it.</w:t>
+      </w:r>
+    </w:p>
+    <w:p>
+      <w:r>
+        <w:br w:type="page"/>
       </w:r>
     </w:p>
     <w:p>
@@ -3944,6 +5590,7 @@
         <w:spacing w:after="120"/>
       </w:pPr>
       <w:r>
+        <w:lastRenderedPageBreak/>
         <w:t xml:space="preserve">✅ </w:t>
       </w:r>
       <w:r>
@@ -3951,17 +5598,25 @@
           <w:b/>
           <w:bCs/>
         </w:rPr>
-        <w:t xml:space="preserve">CHECKPOINT:</w:t>
-      </w:r>
-      <w:r>
-        <w:t xml:space="preserve"> The amber tile slides players backwards, the tooltip says "Slip Back 2", your own </w:t>
+        <w:t>CHECKPOINT:</w:t>
+      </w:r>
+      <w:r>
+        <w:t xml:space="preserve"> The amber tile slides players backwards, the tooltip </w:t>
+      </w:r>
+      <w:proofErr w:type="gramStart"/>
+      <w:r>
+        <w:t>says</w:t>
+      </w:r>
+      <w:proofErr w:type="gramEnd"/>
+      <w:r>
+        <w:t xml:space="preserve"> "Slip Back 2", your own </w:t>
       </w:r>
       <w:r>
         <w:rPr>
           <w:b/>
           <w:bCs/>
         </w:rPr>
-        <w:t xml:space="preserve">Move Back Amount</w:t>
+        <w:t>Move Back Amount</w:t>
       </w:r>
       <w:r>
         <w:t xml:space="preserve"> field controls the distance, and the square-swap can move the tile around without losing it. Bonus test: place a MOVE_BACK tile a couple of squares ahead of a hazard, land on it, and watch a player slide back onto the hazard and lose a life - proof that the landing square's effect really fires.</w:t>
@@ -3970,10 +5625,10 @@
     <w:p>
       <w:pPr>
         <w:pStyle w:val="Heading2"/>
-        <w:spacing w:after="120" w:before="240"/>
-      </w:pPr>
-      <w:r>
-        <w:t xml:space="preserve">Part 8 - Give MOVE_BACK Its Own Icon</w:t>
+        <w:spacing w:before="240" w:after="120"/>
+      </w:pPr>
+      <w:r>
+        <w:t>Part 8 - Give MOVE_BACK Its Own Icon</w:t>
       </w:r>
     </w:p>
     <w:p>
@@ -3981,7 +5636,7 @@
         <w:spacing w:after="120"/>
       </w:pPr>
       <w:r>
-        <w:t xml:space="preserve">The borrowed boost arrow points the wrong way. Fix that:</w:t>
+        <w:t>The borrowed boost arrow points the wrong way. Fix that:</w:t>
       </w:r>
     </w:p>
     <w:p>
@@ -3998,39 +5653,39 @@
       </w:r>
       <w:r>
         <w:rPr>
-          <w:rFonts w:ascii="Consolas" w:cs="Consolas" w:eastAsia="Consolas" w:hAnsi="Consolas"/>
-          <w:sz w:val="18"/>
-          <w:szCs w:val="18"/>
-          <w:shd w:fill="EEEEEE" w:val="clear"/>
-        </w:rPr>
-        <w:t xml:space="preserve">assets\sprites</w:t>
+          <w:rFonts w:ascii="Consolas" w:eastAsia="Consolas" w:hAnsi="Consolas" w:cs="Consolas"/>
+          <w:sz w:val="18"/>
+          <w:szCs w:val="18"/>
+          <w:shd w:val="clear" w:color="auto" w:fill="EEEEEE"/>
+        </w:rPr>
+        <w:t>assets\sprites</w:t>
       </w:r>
       <w:r>
         <w:t xml:space="preserve"> folder and duplicate </w:t>
       </w:r>
       <w:r>
         <w:rPr>
-          <w:rFonts w:ascii="Consolas" w:cs="Consolas" w:eastAsia="Consolas" w:hAnsi="Consolas"/>
-          <w:sz w:val="18"/>
-          <w:szCs w:val="18"/>
-          <w:shd w:fill="EEEEEE" w:val="clear"/>
-        </w:rPr>
-        <w:t xml:space="preserve">icon_move.png</w:t>
+          <w:rFonts w:ascii="Consolas" w:eastAsia="Consolas" w:hAnsi="Consolas" w:cs="Consolas"/>
+          <w:sz w:val="18"/>
+          <w:szCs w:val="18"/>
+          <w:shd w:val="clear" w:color="auto" w:fill="EEEEEE"/>
+        </w:rPr>
+        <w:t>icon_move.png</w:t>
       </w:r>
       <w:r>
         <w:t xml:space="preserve"> as </w:t>
       </w:r>
       <w:r>
         <w:rPr>
-          <w:rFonts w:ascii="Consolas" w:cs="Consolas" w:eastAsia="Consolas" w:hAnsi="Consolas"/>
-          <w:sz w:val="18"/>
-          <w:szCs w:val="18"/>
-          <w:shd w:fill="EEEEEE" w:val="clear"/>
-        </w:rPr>
-        <w:t xml:space="preserve">icon_move_back.png</w:t>
-      </w:r>
-      <w:r>
-        <w:t xml:space="preserve">.</w:t>
+          <w:rFonts w:ascii="Consolas" w:eastAsia="Consolas" w:hAnsi="Consolas" w:cs="Consolas"/>
+          <w:sz w:val="18"/>
+          <w:szCs w:val="18"/>
+          <w:shd w:val="clear" w:color="auto" w:fill="EEEEEE"/>
+        </w:rPr>
+        <w:t>icon_move_back.png</w:t>
+      </w:r>
+      <w:r>
+        <w:t>.</w:t>
       </w:r>
     </w:p>
     <w:p>
@@ -4043,7 +5698,7 @@
         <w:spacing w:after="60"/>
       </w:pPr>
       <w:r>
-        <w:t xml:space="preserve">Open the copy in any image editor, flip it horizontally so it points backwards, and recolour it to match the tile's amber accent.</w:t>
+        <w:t>Open the copy in any image editor, flip it horizontally so it points backwards, and recolour it to match the tile's amber accent.</w:t>
       </w:r>
     </w:p>
     <w:p>
@@ -4060,24 +5715,24 @@
       </w:r>
       <w:r>
         <w:rPr>
-          <w:rFonts w:ascii="Consolas" w:cs="Consolas" w:eastAsia="Consolas" w:hAnsi="Consolas"/>
-          <w:sz w:val="18"/>
-          <w:szCs w:val="18"/>
-          <w:shd w:fill="EEEEEE" w:val="clear"/>
-        </w:rPr>
-        <w:t xml:space="preserve">scripts/board_position.gd</w:t>
+          <w:rFonts w:ascii="Consolas" w:eastAsia="Consolas" w:hAnsi="Consolas" w:cs="Consolas"/>
+          <w:sz w:val="18"/>
+          <w:szCs w:val="18"/>
+          <w:shd w:val="clear" w:color="auto" w:fill="EEEEEE"/>
+        </w:rPr>
+        <w:t>scripts/board_position.gd</w:t>
       </w:r>
       <w:r>
         <w:t xml:space="preserve">, update your </w:t>
       </w:r>
       <w:r>
         <w:rPr>
-          <w:rFonts w:ascii="Consolas" w:cs="Consolas" w:eastAsia="Consolas" w:hAnsi="Consolas"/>
-          <w:sz w:val="18"/>
-          <w:szCs w:val="18"/>
-          <w:shd w:fill="EEEEEE" w:val="clear"/>
-        </w:rPr>
-        <w:t xml:space="preserve">ICON_TEXTURES</w:t>
+          <w:rFonts w:ascii="Consolas" w:eastAsia="Consolas" w:hAnsi="Consolas" w:cs="Consolas"/>
+          <w:sz w:val="18"/>
+          <w:szCs w:val="18"/>
+          <w:shd w:val="clear" w:color="auto" w:fill="EEEEEE"/>
+        </w:rPr>
+        <w:t>ICON_TEXTURES</w:t>
       </w:r>
       <w:r>
         <w:t xml:space="preserve"> entry to load the new file:</w:t>
@@ -4085,7 +5740,7 @@
     </w:p>
     <w:p>
       <w:pPr>
-        <w:shd w:fill="F2F2F2" w:val="clear"/>
+        <w:shd w:val="clear" w:color="auto" w:fill="F2F2F2"/>
         <w:tabs>
           <w:tab w:val="left" w:pos="240"/>
           <w:tab w:val="left" w:pos="480"/>
@@ -4100,16 +5755,26 @@
           <w:tab w:val="left" w:pos="2640"/>
           <w:tab w:val="left" w:pos="2880"/>
         </w:tabs>
-        <w:spacing w:after="160" w:before="0" w:line="240"/>
+        <w:spacing w:after="160"/>
         <w:ind w:left="720"/>
       </w:pPr>
-      <w:r>
-        <w:rPr>
-          <w:rFonts w:ascii="Consolas" w:cs="Consolas" w:eastAsia="Consolas" w:hAnsi="Consolas"/>
-          <w:sz w:val="16"/>
-          <w:szCs w:val="16"/>
-        </w:rPr>
-        <w:t xml:space="preserve">TileType.MOVE_BACK: preload("res://assets/sprites/icon_move_back.png")</w:t>
+      <w:proofErr w:type="spellStart"/>
+      <w:r>
+        <w:rPr>
+          <w:rFonts w:ascii="Consolas" w:eastAsia="Consolas" w:hAnsi="Consolas" w:cs="Consolas"/>
+          <w:sz w:val="16"/>
+          <w:szCs w:val="16"/>
+        </w:rPr>
+        <w:t>TileType.MOVE_BACK</w:t>
+      </w:r>
+      <w:proofErr w:type="spellEnd"/>
+      <w:r>
+        <w:rPr>
+          <w:rFonts w:ascii="Consolas" w:eastAsia="Consolas" w:hAnsi="Consolas" w:cs="Consolas"/>
+          <w:sz w:val="16"/>
+          <w:szCs w:val="16"/>
+        </w:rPr>
+        <w:t>: preload("res://assets/sprites/icon_move_back.png")</w:t>
       </w:r>
     </w:p>
     <w:p>
@@ -4122,7 +5787,7 @@
         <w:spacing w:after="60"/>
       </w:pPr>
       <w:r>
-        <w:t xml:space="preserve">Run the game and check the new icon appears.</w:t>
+        <w:t>Run the game and check the new icon appears.</w:t>
       </w:r>
     </w:p>
     <w:p>
@@ -4137,39 +5802,36 @@
           <w:b/>
           <w:bCs/>
         </w:rPr>
-        <w:t xml:space="preserve">CHECKPOINT:</w:t>
-      </w:r>
-      <w:r>
-        <w:t xml:space="preserve"> Your new tile type has its own colour, its own icon, its own message, and its own rule - built by you, from nothing, in one morning. This afternoon's worksheets use exactly the same skills.</w:t>
+        <w:t>CHECKPOINT:</w:t>
+      </w:r>
+      <w:r>
+        <w:t xml:space="preserve"> Your new tile type has its own colour, its own icon, its own message, and its own rule - built by you, from nothing, in one morning. This afternoon's worksheets use </w:t>
+      </w:r>
+      <w:proofErr w:type="gramStart"/>
+      <w:r>
+        <w:t>exactly the same</w:t>
+      </w:r>
+      <w:proofErr w:type="gramEnd"/>
+      <w:r>
+        <w:t xml:space="preserve"> skills.</w:t>
       </w:r>
     </w:p>
     <w:sectPr>
-      <w:pgSz w:w="11906" w:h="16838" w:orient="portrait"/>
+      <w:headerReference w:type="default" r:id="rId7"/>
+      <w:footerReference w:type="default" r:id="rId8"/>
+      <w:pgSz w:w="11906" w:h="16838"/>
       <w:pgMar w:top="1440" w:right="1440" w:bottom="1440" w:left="1440" w:header="708" w:footer="708" w:gutter="0"/>
-      <w:pgNumType/>
+      <w:cols w:space="720"/>
       <w:docGrid w:linePitch="360"/>
     </w:sectPr>
   </w:body>
 </w:document>
 </file>
 
-<file path=word/comments.xml><?xml version="1.0" encoding="utf-8"?>
-<w:comments xmlns:cx="http://schemas.microsoft.com/office/drawing/2014/chartex" xmlns:cx1="http://schemas.microsoft.com/office/drawing/2015/9/8/chartex" xmlns:cx2="http://schemas.microsoft.com/office/drawing/2015/10/21/chartex" xmlns:cx3="http://schemas.microsoft.com/office/drawing/2016/5/9/chartex" xmlns:cx4="http://schemas.microsoft.com/office/drawing/2016/5/10/chartex" xmlns:cx5="http://schemas.microsoft.com/office/drawing/2016/5/11/chartex" xmlns:cx6="http://schemas.microsoft.com/office/drawing/2016/5/12/chartex" xmlns:cx7="http://schemas.microsoft.com/office/drawing/2016/5/13/chartex" xmlns:cx8="http://schemas.microsoft.com/office/drawing/2016/5/14/chartex" xmlns:mc="http://schemas.openxmlformats.org/markup-compatibility/2006" xmlns:aink="http://schemas.microsoft.com/office/drawing/2016/ink" xmlns:am3d="http://schemas.microsoft.com/office/drawing/2017/model3d" xmlns:o="urn:schemas-microsoft-com:office:office" xmlns:r="http://schemas.openxmlformats.org/officeDocument/2006/relationships" xmlns:m="http://schemas.openxmlformats.org/officeDocument/2006/math" xmlns:v="urn:schemas-microsoft-com:vml" xmlns:wp14="http://schemas.microsoft.com/office/word/2010/wordprocessingDrawing" xmlns:wp="http://schemas.openxmlformats.org/drawingml/2006/wordprocessingDrawing" xmlns:w10="urn:schemas-microsoft-com:office:word" xmlns:w="http://schemas.openxmlformats.org/wordprocessingml/2006/main" xmlns:w14="http://schemas.microsoft.com/office/word/2010/wordml" xmlns:w15="http://schemas.microsoft.com/office/word/2012/wordml" xmlns:w16cex="http://schemas.microsoft.com/office/word/2018/wordml/cex" xmlns:w16cid="http://schemas.microsoft.com/office/word/2016/wordml/cid" xmlns:w16="http://schemas.microsoft.com/office/word/2018/wordml" xmlns:w16sdtdh="http://schemas.microsoft.com/office/word/2020/wordml/sdtdatahash" xmlns:w16se="http://schemas.microsoft.com/office/word/2015/wordml/symex" xmlns:wpg="http://schemas.microsoft.com/office/word/2010/wordprocessingGroup" xmlns:wpi="http://schemas.microsoft.com/office/word/2010/wordprocessingInk" xmlns:wne="http://schemas.microsoft.com/office/word/2006/wordml" xmlns:wps="http://schemas.microsoft.com/office/word/2010/wordprocessingShape"/>
-</file>
-
 <file path=word/endnotes.xml><?xml version="1.0" encoding="utf-8"?>
-<w:endnotes xmlns:wpc="http://schemas.microsoft.com/office/word/2010/wordprocessingCanvas" xmlns:mc="http://schemas.openxmlformats.org/markup-compatibility/2006" xmlns:o="urn:schemas-microsoft-com:office:office" xmlns:r="http://schemas.openxmlformats.org/officeDocument/2006/relationships" xmlns:m="http://schemas.openxmlformats.org/officeDocument/2006/math" xmlns:v="urn:schemas-microsoft-com:vml" xmlns:wp14="http://schemas.microsoft.com/office/word/2010/wordprocessingDrawing" xmlns:wp="http://schemas.openxmlformats.org/drawingml/2006/wordprocessingDrawing" xmlns:w10="urn:schemas-microsoft-com:office:word" xmlns:w="http://schemas.openxmlformats.org/wordprocessingml/2006/main" xmlns:w14="http://schemas.microsoft.com/office/word/2010/wordml" xmlns:w15="http://schemas.microsoft.com/office/word/2012/wordml" xmlns:wpg="http://schemas.microsoft.com/office/word/2010/wordprocessingGroup" xmlns:wpi="http://schemas.microsoft.com/office/word/2010/wordprocessingInk" xmlns:wne="http://schemas.microsoft.com/office/word/2006/wordml" xmlns:wps="http://schemas.microsoft.com/office/word/2010/wordprocessingShape" mc:Ignorable="w14 w15 wp14">
+<w:endnotes xmlns:wpc="http://schemas.microsoft.com/office/word/2010/wordprocessingCanvas" xmlns:cx="http://schemas.microsoft.com/office/drawing/2014/chartex" xmlns:cx1="http://schemas.microsoft.com/office/drawing/2015/9/8/chartex" xmlns:cx2="http://schemas.microsoft.com/office/drawing/2015/10/21/chartex" xmlns:cx3="http://schemas.microsoft.com/office/drawing/2016/5/9/chartex" xmlns:cx4="http://schemas.microsoft.com/office/drawing/2016/5/10/chartex" xmlns:cx5="http://schemas.microsoft.com/office/drawing/2016/5/11/chartex" xmlns:cx6="http://schemas.microsoft.com/office/drawing/2016/5/12/chartex" xmlns:cx7="http://schemas.microsoft.com/office/drawing/2016/5/13/chartex" xmlns:cx8="http://schemas.microsoft.com/office/drawing/2016/5/14/chartex" xmlns:mc="http://schemas.openxmlformats.org/markup-compatibility/2006" xmlns:aink="http://schemas.microsoft.com/office/drawing/2016/ink" xmlns:am3d="http://schemas.microsoft.com/office/drawing/2017/model3d" xmlns:o="urn:schemas-microsoft-com:office:office" xmlns:oel="http://schemas.microsoft.com/office/2019/extlst" xmlns:r="http://schemas.openxmlformats.org/officeDocument/2006/relationships" xmlns:m="http://schemas.openxmlformats.org/officeDocument/2006/math" xmlns:v="urn:schemas-microsoft-com:vml" xmlns:wp14="http://schemas.microsoft.com/office/word/2010/wordprocessingDrawing" xmlns:wp="http://schemas.openxmlformats.org/drawingml/2006/wordprocessingDrawing" xmlns:w10="urn:schemas-microsoft-com:office:word" xmlns:w="http://schemas.openxmlformats.org/wordprocessingml/2006/main" xmlns:w14="http://schemas.microsoft.com/office/word/2010/wordml" xmlns:w15="http://schemas.microsoft.com/office/word/2012/wordml" xmlns:w16cex="http://schemas.microsoft.com/office/word/2018/wordml/cex" xmlns:w16cid="http://schemas.microsoft.com/office/word/2016/wordml/cid" xmlns:w16="http://schemas.microsoft.com/office/word/2018/wordml" xmlns:w16du="http://schemas.microsoft.com/office/word/2023/wordml/word16du" xmlns:w16sdtdh="http://schemas.microsoft.com/office/word/2020/wordml/sdtdatahash" xmlns:w16sdtfl="http://schemas.microsoft.com/office/word/2024/wordml/sdtformatlock" xmlns:w16se="http://schemas.microsoft.com/office/word/2015/wordml/symex" xmlns:wpg="http://schemas.microsoft.com/office/word/2010/wordprocessingGroup" xmlns:wpi="http://schemas.microsoft.com/office/word/2010/wordprocessingInk" xmlns:wne="http://schemas.microsoft.com/office/word/2006/wordml" xmlns:wps="http://schemas.microsoft.com/office/word/2010/wordprocessingShape" mc:Ignorable="w14 w15 w16se w16cid w16 w16cex w16sdtdh w16sdtfl w16du wp14">
   <w:endnote w:type="separator" w:id="-1">
     <w:p>
-      <w:pPr>
-        <w:spacing w:after="0" w:line="240" w:lineRule="auto"/>
-      </w:pPr>
-      <w:r>
-        <w:rPr>
-          <w:rStyle w:val="EndnoteReference"/>
-        </w:rPr>
-        <w:endnoteRef/>
-      </w:r>
       <w:r>
         <w:separator/>
       </w:r>
@@ -4177,15 +5839,6 @@
   </w:endnote>
   <w:endnote w:type="continuationSeparator" w:id="0">
     <w:p>
-      <w:pPr>
-        <w:spacing w:after="0" w:line="240" w:lineRule="auto"/>
-      </w:pPr>
-      <w:r>
-        <w:rPr>
-          <w:rStyle w:val="EndnoteReference"/>
-        </w:rPr>
-        <w:endnoteRef/>
-      </w:r>
       <w:r>
         <w:continuationSeparator/>
       </w:r>
@@ -4194,19 +5847,138 @@
 </w:endnotes>
 </file>
 
+<file path=word/footer1.xml><?xml version="1.0" encoding="utf-8"?>
+<w:ftr xmlns:wpc="http://schemas.microsoft.com/office/word/2010/wordprocessingCanvas" xmlns:cx="http://schemas.microsoft.com/office/drawing/2014/chartex" xmlns:cx1="http://schemas.microsoft.com/office/drawing/2015/9/8/chartex" xmlns:cx2="http://schemas.microsoft.com/office/drawing/2015/10/21/chartex" xmlns:cx3="http://schemas.microsoft.com/office/drawing/2016/5/9/chartex" xmlns:cx4="http://schemas.microsoft.com/office/drawing/2016/5/10/chartex" xmlns:cx5="http://schemas.microsoft.com/office/drawing/2016/5/11/chartex" xmlns:cx6="http://schemas.microsoft.com/office/drawing/2016/5/12/chartex" xmlns:cx7="http://schemas.microsoft.com/office/drawing/2016/5/13/chartex" xmlns:cx8="http://schemas.microsoft.com/office/drawing/2016/5/14/chartex" xmlns:mc="http://schemas.openxmlformats.org/markup-compatibility/2006" xmlns:aink="http://schemas.microsoft.com/office/drawing/2016/ink" xmlns:am3d="http://schemas.microsoft.com/office/drawing/2017/model3d" xmlns:o="urn:schemas-microsoft-com:office:office" xmlns:oel="http://schemas.microsoft.com/office/2019/extlst" xmlns:r="http://schemas.openxmlformats.org/officeDocument/2006/relationships" xmlns:m="http://schemas.openxmlformats.org/officeDocument/2006/math" xmlns:v="urn:schemas-microsoft-com:vml" xmlns:wp14="http://schemas.microsoft.com/office/word/2010/wordprocessingDrawing" xmlns:wp="http://schemas.openxmlformats.org/drawingml/2006/wordprocessingDrawing" xmlns:w10="urn:schemas-microsoft-com:office:word" xmlns:w="http://schemas.openxmlformats.org/wordprocessingml/2006/main" xmlns:w14="http://schemas.microsoft.com/office/word/2010/wordml" xmlns:w15="http://schemas.microsoft.com/office/word/2012/wordml" xmlns:w16cex="http://schemas.microsoft.com/office/word/2018/wordml/cex" xmlns:w16cid="http://schemas.microsoft.com/office/word/2016/wordml/cid" xmlns:w16="http://schemas.microsoft.com/office/word/2018/wordml" xmlns:w16du="http://schemas.microsoft.com/office/word/2023/wordml/word16du" xmlns:w16sdtdh="http://schemas.microsoft.com/office/word/2020/wordml/sdtdatahash" xmlns:w16sdtfl="http://schemas.microsoft.com/office/word/2024/wordml/sdtformatlock" xmlns:w16se="http://schemas.microsoft.com/office/word/2015/wordml/symex" xmlns:wpg="http://schemas.microsoft.com/office/word/2010/wordprocessingGroup" xmlns:wpi="http://schemas.microsoft.com/office/word/2010/wordprocessingInk" xmlns:wne="http://schemas.microsoft.com/office/word/2006/wordml" xmlns:wps="http://schemas.microsoft.com/office/word/2010/wordprocessingShape" mc:Ignorable="w14 w15 w16se w16cid w16 w16cex w16sdtdh w16sdtfl w16du wp14">
+  <w:sdt>
+    <w:sdtPr>
+      <w:id w:val="-961810463"/>
+      <w:docPartObj>
+        <w:docPartGallery w:val="Page Numbers (Bottom of Page)"/>
+        <w:docPartUnique/>
+      </w:docPartObj>
+    </w:sdtPr>
+    <w:sdtContent>
+      <w:sdt>
+        <w:sdtPr>
+          <w:id w:val="-1769616900"/>
+          <w:docPartObj>
+            <w:docPartGallery w:val="Page Numbers (Top of Page)"/>
+            <w:docPartUnique/>
+          </w:docPartObj>
+        </w:sdtPr>
+        <w:sdtContent>
+          <w:p>
+            <w:pPr>
+              <w:pStyle w:val="Footer"/>
+              <w:jc w:val="right"/>
+            </w:pPr>
+            <w:r>
+              <w:t xml:space="preserve">Page </w:t>
+            </w:r>
+            <w:r>
+              <w:rPr>
+                <w:b/>
+                <w:bCs/>
+                <w:sz w:val="24"/>
+                <w:szCs w:val="24"/>
+              </w:rPr>
+              <w:fldChar w:fldCharType="begin"/>
+            </w:r>
+            <w:r>
+              <w:rPr>
+                <w:b/>
+                <w:bCs/>
+              </w:rPr>
+              <w:instrText xml:space="preserve"> PAGE </w:instrText>
+            </w:r>
+            <w:r>
+              <w:rPr>
+                <w:b/>
+                <w:bCs/>
+                <w:sz w:val="24"/>
+                <w:szCs w:val="24"/>
+              </w:rPr>
+              <w:fldChar w:fldCharType="separate"/>
+            </w:r>
+            <w:r>
+              <w:rPr>
+                <w:b/>
+                <w:bCs/>
+                <w:noProof/>
+              </w:rPr>
+              <w:t>2</w:t>
+            </w:r>
+            <w:r>
+              <w:rPr>
+                <w:b/>
+                <w:bCs/>
+                <w:sz w:val="24"/>
+                <w:szCs w:val="24"/>
+              </w:rPr>
+              <w:fldChar w:fldCharType="end"/>
+            </w:r>
+            <w:r>
+              <w:t xml:space="preserve"> of </w:t>
+            </w:r>
+            <w:r>
+              <w:rPr>
+                <w:b/>
+                <w:bCs/>
+                <w:sz w:val="24"/>
+                <w:szCs w:val="24"/>
+              </w:rPr>
+              <w:fldChar w:fldCharType="begin"/>
+            </w:r>
+            <w:r>
+              <w:rPr>
+                <w:b/>
+                <w:bCs/>
+              </w:rPr>
+              <w:instrText xml:space="preserve"> NUMPAGES  </w:instrText>
+            </w:r>
+            <w:r>
+              <w:rPr>
+                <w:b/>
+                <w:bCs/>
+                <w:sz w:val="24"/>
+                <w:szCs w:val="24"/>
+              </w:rPr>
+              <w:fldChar w:fldCharType="separate"/>
+            </w:r>
+            <w:r>
+              <w:rPr>
+                <w:b/>
+                <w:bCs/>
+                <w:noProof/>
+              </w:rPr>
+              <w:t>2</w:t>
+            </w:r>
+            <w:r>
+              <w:rPr>
+                <w:b/>
+                <w:bCs/>
+                <w:sz w:val="24"/>
+                <w:szCs w:val="24"/>
+              </w:rPr>
+              <w:fldChar w:fldCharType="end"/>
+            </w:r>
+          </w:p>
+        </w:sdtContent>
+      </w:sdt>
+    </w:sdtContent>
+  </w:sdt>
+  <w:p>
+    <w:pPr>
+      <w:pStyle w:val="Footer"/>
+    </w:pPr>
+  </w:p>
+</w:ftr>
+</file>
+
 <file path=word/footnotes.xml><?xml version="1.0" encoding="utf-8"?>
-<w:footnotes xmlns:wpc="http://schemas.microsoft.com/office/word/2010/wordprocessingCanvas" xmlns:mc="http://schemas.openxmlformats.org/markup-compatibility/2006" xmlns:o="urn:schemas-microsoft-com:office:office" xmlns:r="http://schemas.openxmlformats.org/officeDocument/2006/relationships" xmlns:m="http://schemas.openxmlformats.org/officeDocument/2006/math" xmlns:v="urn:schemas-microsoft-com:vml" xmlns:wp14="http://schemas.microsoft.com/office/word/2010/wordprocessingDrawing" xmlns:wp="http://schemas.openxmlformats.org/drawingml/2006/wordprocessingDrawing" xmlns:w10="urn:schemas-microsoft-com:office:word" xmlns:w="http://schemas.openxmlformats.org/wordprocessingml/2006/main" xmlns:w14="http://schemas.microsoft.com/office/word/2010/wordml" xmlns:w15="http://schemas.microsoft.com/office/word/2012/wordml" xmlns:wpg="http://schemas.microsoft.com/office/word/2010/wordprocessingGroup" xmlns:wpi="http://schemas.microsoft.com/office/word/2010/wordprocessingInk" xmlns:wne="http://schemas.microsoft.com/office/word/2006/wordml" xmlns:wps="http://schemas.microsoft.com/office/word/2010/wordprocessingShape" mc:Ignorable="w14 w15 wp14">
+<w:footnotes xmlns:wpc="http://schemas.microsoft.com/office/word/2010/wordprocessingCanvas" xmlns:cx="http://schemas.microsoft.com/office/drawing/2014/chartex" xmlns:cx1="http://schemas.microsoft.com/office/drawing/2015/9/8/chartex" xmlns:cx2="http://schemas.microsoft.com/office/drawing/2015/10/21/chartex" xmlns:cx3="http://schemas.microsoft.com/office/drawing/2016/5/9/chartex" xmlns:cx4="http://schemas.microsoft.com/office/drawing/2016/5/10/chartex" xmlns:cx5="http://schemas.microsoft.com/office/drawing/2016/5/11/chartex" xmlns:cx6="http://schemas.microsoft.com/office/drawing/2016/5/12/chartex" xmlns:cx7="http://schemas.microsoft.com/office/drawing/2016/5/13/chartex" xmlns:cx8="http://schemas.microsoft.com/office/drawing/2016/5/14/chartex" xmlns:mc="http://schemas.openxmlformats.org/markup-compatibility/2006" xmlns:aink="http://schemas.microsoft.com/office/drawing/2016/ink" xmlns:am3d="http://schemas.microsoft.com/office/drawing/2017/model3d" xmlns:o="urn:schemas-microsoft-com:office:office" xmlns:oel="http://schemas.microsoft.com/office/2019/extlst" xmlns:r="http://schemas.openxmlformats.org/officeDocument/2006/relationships" xmlns:m="http://schemas.openxmlformats.org/officeDocument/2006/math" xmlns:v="urn:schemas-microsoft-com:vml" xmlns:wp14="http://schemas.microsoft.com/office/word/2010/wordprocessingDrawing" xmlns:wp="http://schemas.openxmlformats.org/drawingml/2006/wordprocessingDrawing" xmlns:w10="urn:schemas-microsoft-com:office:word" xmlns:w="http://schemas.openxmlformats.org/wordprocessingml/2006/main" xmlns:w14="http://schemas.microsoft.com/office/word/2010/wordml" xmlns:w15="http://schemas.microsoft.com/office/word/2012/wordml" xmlns:w16cex="http://schemas.microsoft.com/office/word/2018/wordml/cex" xmlns:w16cid="http://schemas.microsoft.com/office/word/2016/wordml/cid" xmlns:w16="http://schemas.microsoft.com/office/word/2018/wordml" xmlns:w16du="http://schemas.microsoft.com/office/word/2023/wordml/word16du" xmlns:w16sdtdh="http://schemas.microsoft.com/office/word/2020/wordml/sdtdatahash" xmlns:w16sdtfl="http://schemas.microsoft.com/office/word/2024/wordml/sdtformatlock" xmlns:w16se="http://schemas.microsoft.com/office/word/2015/wordml/symex" xmlns:wpg="http://schemas.microsoft.com/office/word/2010/wordprocessingGroup" xmlns:wpi="http://schemas.microsoft.com/office/word/2010/wordprocessingInk" xmlns:wne="http://schemas.microsoft.com/office/word/2006/wordml" xmlns:wps="http://schemas.microsoft.com/office/word/2010/wordprocessingShape" mc:Ignorable="w14 w15 w16se w16cid w16 w16cex w16sdtdh w16sdtfl w16du wp14">
   <w:footnote w:type="separator" w:id="-1">
     <w:p>
-      <w:pPr>
-        <w:spacing w:after="0" w:line="240" w:lineRule="auto"/>
-      </w:pPr>
-      <w:r>
-        <w:rPr>
-          <w:rStyle w:val="FootnoteReference"/>
-        </w:rPr>
-        <w:footnoteRef/>
-      </w:r>
       <w:r>
         <w:separator/>
       </w:r>
@@ -4214,15 +5986,6 @@
   </w:footnote>
   <w:footnote w:type="continuationSeparator" w:id="0">
     <w:p>
-      <w:pPr>
-        <w:spacing w:after="0" w:line="240" w:lineRule="auto"/>
-      </w:pPr>
-      <w:r>
-        <w:rPr>
-          <w:rStyle w:val="FootnoteReference"/>
-        </w:rPr>
-        <w:footnoteRef/>
-      </w:r>
       <w:r>
         <w:continuationSeparator/>
       </w:r>
@@ -4231,11 +5994,88 @@
 </w:footnotes>
 </file>
 
+<file path=word/header1.xml><?xml version="1.0" encoding="utf-8"?>
+<w:hdr xmlns:wpc="http://schemas.microsoft.com/office/word/2010/wordprocessingCanvas" xmlns:cx="http://schemas.microsoft.com/office/drawing/2014/chartex" xmlns:cx1="http://schemas.microsoft.com/office/drawing/2015/9/8/chartex" xmlns:cx2="http://schemas.microsoft.com/office/drawing/2015/10/21/chartex" xmlns:cx3="http://schemas.microsoft.com/office/drawing/2016/5/9/chartex" xmlns:cx4="http://schemas.microsoft.com/office/drawing/2016/5/10/chartex" xmlns:cx5="http://schemas.microsoft.com/office/drawing/2016/5/11/chartex" xmlns:cx6="http://schemas.microsoft.com/office/drawing/2016/5/12/chartex" xmlns:cx7="http://schemas.microsoft.com/office/drawing/2016/5/13/chartex" xmlns:cx8="http://schemas.microsoft.com/office/drawing/2016/5/14/chartex" xmlns:mc="http://schemas.openxmlformats.org/markup-compatibility/2006" xmlns:aink="http://schemas.microsoft.com/office/drawing/2016/ink" xmlns:am3d="http://schemas.microsoft.com/office/drawing/2017/model3d" xmlns:o="urn:schemas-microsoft-com:office:office" xmlns:oel="http://schemas.microsoft.com/office/2019/extlst" xmlns:r="http://schemas.openxmlformats.org/officeDocument/2006/relationships" xmlns:m="http://schemas.openxmlformats.org/officeDocument/2006/math" xmlns:v="urn:schemas-microsoft-com:vml" xmlns:wp14="http://schemas.microsoft.com/office/word/2010/wordprocessingDrawing" xmlns:wp="http://schemas.openxmlformats.org/drawingml/2006/wordprocessingDrawing" xmlns:w10="urn:schemas-microsoft-com:office:word" xmlns:w="http://schemas.openxmlformats.org/wordprocessingml/2006/main" xmlns:w14="http://schemas.microsoft.com/office/word/2010/wordml" xmlns:w15="http://schemas.microsoft.com/office/word/2012/wordml" xmlns:w16cex="http://schemas.microsoft.com/office/word/2018/wordml/cex" xmlns:w16cid="http://schemas.microsoft.com/office/word/2016/wordml/cid" xmlns:w16="http://schemas.microsoft.com/office/word/2018/wordml" xmlns:w16du="http://schemas.microsoft.com/office/word/2023/wordml/word16du" xmlns:w16sdtdh="http://schemas.microsoft.com/office/word/2020/wordml/sdtdatahash" xmlns:w16sdtfl="http://schemas.microsoft.com/office/word/2024/wordml/sdtformatlock" xmlns:w16se="http://schemas.microsoft.com/office/word/2015/wordml/symex" xmlns:wpg="http://schemas.microsoft.com/office/word/2010/wordprocessingGroup" xmlns:wpi="http://schemas.microsoft.com/office/word/2010/wordprocessingInk" xmlns:wne="http://schemas.microsoft.com/office/word/2006/wordml" xmlns:wps="http://schemas.microsoft.com/office/word/2010/wordprocessingShape" mc:Ignorable="w14 w15 w16se w16cid w16 w16cex w16sdtdh w16sdtfl w16du wp14">
+  <w:p>
+    <w:pPr>
+      <w:pStyle w:val="Header"/>
+    </w:pPr>
+    <w:r>
+      <w:t xml:space="preserve">Worksheet 0 - The Guided Build </w:t>
+    </w:r>
+  </w:p>
+</w:hdr>
+</file>
+
 <file path=word/numbering.xml><?xml version="1.0" encoding="utf-8"?>
-<w:numbering xmlns:wpc="http://schemas.microsoft.com/office/word/2010/wordprocessingCanvas" xmlns:mc="http://schemas.openxmlformats.org/markup-compatibility/2006" xmlns:o="urn:schemas-microsoft-com:office:office" xmlns:r="http://schemas.openxmlformats.org/officeDocument/2006/relationships" xmlns:m="http://schemas.openxmlformats.org/officeDocument/2006/math" xmlns:v="urn:schemas-microsoft-com:vml" xmlns:wp14="http://schemas.microsoft.com/office/word/2010/wordprocessingDrawing" xmlns:wp="http://schemas.openxmlformats.org/drawingml/2006/wordprocessingDrawing" xmlns:w10="urn:schemas-microsoft-com:office:word" xmlns:w="http://schemas.openxmlformats.org/wordprocessingml/2006/main" xmlns:w14="http://schemas.microsoft.com/office/word/2010/wordml" xmlns:w15="http://schemas.microsoft.com/office/word/2012/wordml" xmlns:wpg="http://schemas.microsoft.com/office/word/2010/wordprocessingGroup" xmlns:wpi="http://schemas.microsoft.com/office/word/2010/wordprocessingInk" xmlns:wne="http://schemas.microsoft.com/office/word/2006/wordml" xmlns:wps="http://schemas.microsoft.com/office/word/2010/wordprocessingShape" mc:Ignorable="w14 w15 wp14">
+<w:numbering xmlns:wpc="http://schemas.microsoft.com/office/word/2010/wordprocessingCanvas" xmlns:cx="http://schemas.microsoft.com/office/drawing/2014/chartex" xmlns:cx1="http://schemas.microsoft.com/office/drawing/2015/9/8/chartex" xmlns:cx2="http://schemas.microsoft.com/office/drawing/2015/10/21/chartex" xmlns:cx3="http://schemas.microsoft.com/office/drawing/2016/5/9/chartex" xmlns:cx4="http://schemas.microsoft.com/office/drawing/2016/5/10/chartex" xmlns:cx5="http://schemas.microsoft.com/office/drawing/2016/5/11/chartex" xmlns:cx6="http://schemas.microsoft.com/office/drawing/2016/5/12/chartex" xmlns:cx7="http://schemas.microsoft.com/office/drawing/2016/5/13/chartex" xmlns:cx8="http://schemas.microsoft.com/office/drawing/2016/5/14/chartex" xmlns:mc="http://schemas.openxmlformats.org/markup-compatibility/2006" xmlns:aink="http://schemas.microsoft.com/office/drawing/2016/ink" xmlns:am3d="http://schemas.microsoft.com/office/drawing/2017/model3d" xmlns:o="urn:schemas-microsoft-com:office:office" xmlns:oel="http://schemas.microsoft.com/office/2019/extlst" xmlns:r="http://schemas.openxmlformats.org/officeDocument/2006/relationships" xmlns:m="http://schemas.openxmlformats.org/officeDocument/2006/math" xmlns:v="urn:schemas-microsoft-com:vml" xmlns:wp14="http://schemas.microsoft.com/office/word/2010/wordprocessingDrawing" xmlns:wp="http://schemas.openxmlformats.org/drawingml/2006/wordprocessingDrawing" xmlns:w10="urn:schemas-microsoft-com:office:word" xmlns:w="http://schemas.openxmlformats.org/wordprocessingml/2006/main" xmlns:w14="http://schemas.microsoft.com/office/word/2010/wordml" xmlns:w15="http://schemas.microsoft.com/office/word/2012/wordml" xmlns:w16cex="http://schemas.microsoft.com/office/word/2018/wordml/cex" xmlns:w16cid="http://schemas.microsoft.com/office/word/2016/wordml/cid" xmlns:w16="http://schemas.microsoft.com/office/word/2018/wordml" xmlns:w16du="http://schemas.microsoft.com/office/word/2023/wordml/word16du" xmlns:w16sdtdh="http://schemas.microsoft.com/office/word/2020/wordml/sdtdatahash" xmlns:w16sdtfl="http://schemas.microsoft.com/office/word/2024/wordml/sdtformatlock" xmlns:w16se="http://schemas.microsoft.com/office/word/2015/wordml/symex" xmlns:wpg="http://schemas.microsoft.com/office/word/2010/wordprocessingGroup" xmlns:wpi="http://schemas.microsoft.com/office/word/2010/wordprocessingInk" xmlns:wne="http://schemas.microsoft.com/office/word/2006/wordml" xmlns:wps="http://schemas.microsoft.com/office/word/2010/wordprocessingShape" mc:Ignorable="w14 w15 w16se w16cid w16 w16cex w16sdtdh w16sdtfl w16du wp14">
+  <w:abstractNum w:abstractNumId="0" w15:restartNumberingAfterBreak="0">
+    <w:nsid w:val="26A549AC"/>
+    <w:multiLevelType w:val="hybridMultilevel"/>
+    <w:tmpl w:val="387434A4"/>
+    <w:lvl w:ilvl="0" w:tplc="CBDE8DBA">
+      <w:start w:val="1"/>
+      <w:numFmt w:val="bullet"/>
+      <w:lvlText w:val="•"/>
+      <w:lvlJc w:val="left"/>
+      <w:pPr>
+        <w:ind w:left="720" w:hanging="360"/>
+      </w:pPr>
+    </w:lvl>
+    <w:lvl w:ilvl="1" w:tplc="B672E0C8">
+      <w:start w:val="1"/>
+      <w:numFmt w:val="bullet"/>
+      <w:lvlText w:val="◦"/>
+      <w:lvlJc w:val="left"/>
+      <w:pPr>
+        <w:ind w:left="1440" w:hanging="360"/>
+      </w:pPr>
+    </w:lvl>
+    <w:lvl w:ilvl="2" w:tplc="E7AC4CB4">
+      <w:start w:val="1"/>
+      <w:numFmt w:val="bullet"/>
+      <w:lvlText w:val="▪"/>
+      <w:lvlJc w:val="left"/>
+      <w:pPr>
+        <w:ind w:left="2160" w:hanging="360"/>
+      </w:pPr>
+    </w:lvl>
+    <w:lvl w:ilvl="3" w:tplc="24843C7C">
+      <w:numFmt w:val="decimal"/>
+      <w:lvlText w:val=""/>
+      <w:lvlJc w:val="left"/>
+    </w:lvl>
+    <w:lvl w:ilvl="4" w:tplc="DF626D98">
+      <w:numFmt w:val="decimal"/>
+      <w:lvlText w:val=""/>
+      <w:lvlJc w:val="left"/>
+    </w:lvl>
+    <w:lvl w:ilvl="5" w:tplc="D5467F44">
+      <w:numFmt w:val="decimal"/>
+      <w:lvlText w:val=""/>
+      <w:lvlJc w:val="left"/>
+    </w:lvl>
+    <w:lvl w:ilvl="6" w:tplc="BB04119E">
+      <w:numFmt w:val="decimal"/>
+      <w:lvlText w:val=""/>
+      <w:lvlJc w:val="left"/>
+    </w:lvl>
+    <w:lvl w:ilvl="7" w:tplc="595CA658">
+      <w:numFmt w:val="decimal"/>
+      <w:lvlText w:val=""/>
+      <w:lvlJc w:val="left"/>
+    </w:lvl>
+    <w:lvl w:ilvl="8" w:tplc="0B8443C4">
+      <w:numFmt w:val="decimal"/>
+      <w:lvlText w:val=""/>
+      <w:lvlJc w:val="left"/>
+    </w:lvl>
+  </w:abstractNum>
   <w:abstractNum w:abstractNumId="1" w15:restartNumberingAfterBreak="0">
+    <w:nsid w:val="3C264633"/>
     <w:multiLevelType w:val="hybridMultilevel"/>
-    <w:lvl w:ilvl="0" w15:tentative="1">
+    <w:tmpl w:val="4FC83436"/>
+    <w:lvl w:ilvl="0" w:tplc="851612FC">
       <w:start w:val="1"/>
       <w:numFmt w:val="bullet"/>
       <w:lvlText w:val="●"/>
@@ -4244,7 +6084,7 @@
         <w:ind w:left="720" w:hanging="360"/>
       </w:pPr>
     </w:lvl>
-    <w:lvl w:ilvl="1" w15:tentative="1">
+    <w:lvl w:ilvl="1" w:tplc="CCDE1F00">
       <w:start w:val="1"/>
       <w:numFmt w:val="bullet"/>
       <w:lvlText w:val="○"/>
@@ -4253,7 +6093,7 @@
         <w:ind w:left="1440" w:hanging="360"/>
       </w:pPr>
     </w:lvl>
-    <w:lvl w:ilvl="2" w15:tentative="1">
+    <w:lvl w:ilvl="2" w:tplc="84342EE4">
       <w:start w:val="1"/>
       <w:numFmt w:val="bullet"/>
       <w:lvlText w:val="■"/>
@@ -4262,7 +6102,7 @@
         <w:ind w:left="2160" w:hanging="360"/>
       </w:pPr>
     </w:lvl>
-    <w:lvl w:ilvl="3" w15:tentative="1">
+    <w:lvl w:ilvl="3" w:tplc="672C8274">
       <w:start w:val="1"/>
       <w:numFmt w:val="bullet"/>
       <w:lvlText w:val="●"/>
@@ -4271,7 +6111,7 @@
         <w:ind w:left="2880" w:hanging="360"/>
       </w:pPr>
     </w:lvl>
-    <w:lvl w:ilvl="4" w15:tentative="1">
+    <w:lvl w:ilvl="4" w:tplc="3CD6452A">
       <w:start w:val="1"/>
       <w:numFmt w:val="bullet"/>
       <w:lvlText w:val="○"/>
@@ -4280,7 +6120,7 @@
         <w:ind w:left="3600" w:hanging="360"/>
       </w:pPr>
     </w:lvl>
-    <w:lvl w:ilvl="5" w15:tentative="1">
+    <w:lvl w:ilvl="5" w:tplc="D744C356">
       <w:start w:val="1"/>
       <w:numFmt w:val="bullet"/>
       <w:lvlText w:val="■"/>
@@ -4289,7 +6129,7 @@
         <w:ind w:left="4320" w:hanging="360"/>
       </w:pPr>
     </w:lvl>
-    <w:lvl w:ilvl="6" w15:tentative="1">
+    <w:lvl w:ilvl="6" w:tplc="62420C72">
       <w:start w:val="1"/>
       <w:numFmt w:val="bullet"/>
       <w:lvlText w:val="●"/>
@@ -4298,7 +6138,7 @@
         <w:ind w:left="5040" w:hanging="360"/>
       </w:pPr>
     </w:lvl>
-    <w:lvl w:ilvl="7" w15:tentative="1">
+    <w:lvl w:ilvl="7" w:tplc="B20AD430">
       <w:start w:val="1"/>
       <w:numFmt w:val="bullet"/>
       <w:lvlText w:val="●"/>
@@ -4307,7 +6147,7 @@
         <w:ind w:left="5760" w:hanging="360"/>
       </w:pPr>
     </w:lvl>
-    <w:lvl w:ilvl="8" w15:tentative="1">
+    <w:lvl w:ilvl="8" w:tplc="BE30EF5E">
       <w:start w:val="1"/>
       <w:numFmt w:val="bullet"/>
       <w:lvlText w:val="●"/>
@@ -4318,38 +6158,10 @@
     </w:lvl>
   </w:abstractNum>
   <w:abstractNum w:abstractNumId="2" w15:restartNumberingAfterBreak="0">
+    <w:nsid w:val="76695FA3"/>
     <w:multiLevelType w:val="hybridMultilevel"/>
-    <w:lvl w:ilvl="0" w15:tentative="1">
-      <w:start w:val="1"/>
-      <w:numFmt w:val="bullet"/>
-      <w:lvlText w:val="•"/>
-      <w:lvlJc w:val="left"/>
-      <w:pPr>
-        <w:ind w:left="720" w:hanging="360"/>
-      </w:pPr>
-    </w:lvl>
-    <w:lvl w:ilvl="1" w15:tentative="1">
-      <w:start w:val="1"/>
-      <w:numFmt w:val="bullet"/>
-      <w:lvlText w:val="◦"/>
-      <w:lvlJc w:val="left"/>
-      <w:pPr>
-        <w:ind w:left="1440" w:hanging="360"/>
-      </w:pPr>
-    </w:lvl>
-    <w:lvl w:ilvl="2" w15:tentative="1">
-      <w:start w:val="1"/>
-      <w:numFmt w:val="bullet"/>
-      <w:lvlText w:val="▪"/>
-      <w:lvlJc w:val="left"/>
-      <w:pPr>
-        <w:ind w:left="2160" w:hanging="360"/>
-      </w:pPr>
-    </w:lvl>
-  </w:abstractNum>
-  <w:abstractNum w:abstractNumId="3" w15:restartNumberingAfterBreak="0">
-    <w:multiLevelType w:val="hybridMultilevel"/>
-    <w:lvl w:ilvl="0" w15:tentative="1">
+    <w:tmpl w:val="5E0C7090"/>
+    <w:lvl w:ilvl="0" w:tplc="D8C0B944">
       <w:start w:val="1"/>
       <w:numFmt w:val="decimal"/>
       <w:lvlText w:val="%1."/>
@@ -4358,7 +6170,7 @@
         <w:ind w:left="720" w:hanging="360"/>
       </w:pPr>
     </w:lvl>
-    <w:lvl w:ilvl="1" w15:tentative="1">
+    <w:lvl w:ilvl="1" w:tplc="07D0F38C">
       <w:start w:val="1"/>
       <w:numFmt w:val="decimal"/>
       <w:lvlText w:val="%2."/>
@@ -4367,7 +6179,7 @@
         <w:ind w:left="1440" w:hanging="360"/>
       </w:pPr>
     </w:lvl>
-    <w:lvl w:ilvl="2" w15:tentative="1">
+    <w:lvl w:ilvl="2" w:tplc="CA4091EA">
       <w:start w:val="1"/>
       <w:numFmt w:val="decimal"/>
       <w:lvlText w:val="%3."/>
@@ -4376,75 +6188,105 @@
         <w:ind w:left="2160" w:hanging="360"/>
       </w:pPr>
     </w:lvl>
+    <w:lvl w:ilvl="3" w:tplc="2CAAF37A">
+      <w:numFmt w:val="decimal"/>
+      <w:lvlText w:val=""/>
+      <w:lvlJc w:val="left"/>
+    </w:lvl>
+    <w:lvl w:ilvl="4" w:tplc="56EC02FC">
+      <w:numFmt w:val="decimal"/>
+      <w:lvlText w:val=""/>
+      <w:lvlJc w:val="left"/>
+    </w:lvl>
+    <w:lvl w:ilvl="5" w:tplc="E90AB4E4">
+      <w:numFmt w:val="decimal"/>
+      <w:lvlText w:val=""/>
+      <w:lvlJc w:val="left"/>
+    </w:lvl>
+    <w:lvl w:ilvl="6" w:tplc="FF0E47B4">
+      <w:numFmt w:val="decimal"/>
+      <w:lvlText w:val=""/>
+      <w:lvlJc w:val="left"/>
+    </w:lvl>
+    <w:lvl w:ilvl="7" w:tplc="1046D086">
+      <w:numFmt w:val="decimal"/>
+      <w:lvlText w:val=""/>
+      <w:lvlJc w:val="left"/>
+    </w:lvl>
+    <w:lvl w:ilvl="8" w:tplc="3EF6D6DE">
+      <w:numFmt w:val="decimal"/>
+      <w:lvlText w:val=""/>
+      <w:lvlJc w:val="left"/>
+    </w:lvl>
   </w:abstractNum>
-  <w:num w:numId="1">
+  <w:num w:numId="1" w16cid:durableId="1195927255">
     <w:abstractNumId w:val="1"/>
     <w:lvlOverride w:ilvl="0">
       <w:startOverride w:val="1"/>
     </w:lvlOverride>
   </w:num>
-  <w:num w:numId="2">
-    <w:abstractNumId w:val="3"/>
-    <w:lvlOverride w:ilvl="0">
-      <w:startOverride w:val="1"/>
-    </w:lvlOverride>
-  </w:num>
-  <w:num w:numId="3">
-    <w:abstractNumId w:val="3"/>
-    <w:lvlOverride w:ilvl="0">
-      <w:startOverride w:val="1"/>
-    </w:lvlOverride>
-  </w:num>
-  <w:num w:numId="4">
-    <w:abstractNumId w:val="3"/>
-    <w:lvlOverride w:ilvl="0">
-      <w:startOverride w:val="1"/>
-    </w:lvlOverride>
-  </w:num>
-  <w:num w:numId="5">
-    <w:abstractNumId w:val="3"/>
-    <w:lvlOverride w:ilvl="0">
-      <w:startOverride w:val="1"/>
-    </w:lvlOverride>
-  </w:num>
-  <w:num w:numId="6">
+  <w:num w:numId="2" w16cid:durableId="512382593">
     <w:abstractNumId w:val="2"/>
     <w:lvlOverride w:ilvl="0">
       <w:startOverride w:val="1"/>
     </w:lvlOverride>
   </w:num>
-  <w:num w:numId="7">
-    <w:abstractNumId w:val="3"/>
+  <w:num w:numId="3" w16cid:durableId="929922137">
+    <w:abstractNumId w:val="2"/>
     <w:lvlOverride w:ilvl="0">
       <w:startOverride w:val="1"/>
     </w:lvlOverride>
   </w:num>
-  <w:num w:numId="8">
-    <w:abstractNumId w:val="3"/>
+  <w:num w:numId="4" w16cid:durableId="73625672">
+    <w:abstractNumId w:val="2"/>
     <w:lvlOverride w:ilvl="0">
       <w:startOverride w:val="1"/>
     </w:lvlOverride>
   </w:num>
-  <w:num w:numId="9">
-    <w:abstractNumId w:val="3"/>
+  <w:num w:numId="5" w16cid:durableId="1644119303">
+    <w:abstractNumId w:val="2"/>
     <w:lvlOverride w:ilvl="0">
       <w:startOverride w:val="1"/>
     </w:lvlOverride>
   </w:num>
-  <w:num w:numId="10">
-    <w:abstractNumId w:val="3"/>
+  <w:num w:numId="6" w16cid:durableId="793333318">
+    <w:abstractNumId w:val="0"/>
     <w:lvlOverride w:ilvl="0">
       <w:startOverride w:val="1"/>
     </w:lvlOverride>
   </w:num>
-  <w:num w:numId="11">
-    <w:abstractNumId w:val="3"/>
+  <w:num w:numId="7" w16cid:durableId="1161966307">
+    <w:abstractNumId w:val="2"/>
     <w:lvlOverride w:ilvl="0">
       <w:startOverride w:val="1"/>
     </w:lvlOverride>
   </w:num>
-  <w:num w:numId="12">
-    <w:abstractNumId w:val="3"/>
+  <w:num w:numId="8" w16cid:durableId="1135637982">
+    <w:abstractNumId w:val="2"/>
+    <w:lvlOverride w:ilvl="0">
+      <w:startOverride w:val="1"/>
+    </w:lvlOverride>
+  </w:num>
+  <w:num w:numId="9" w16cid:durableId="1600677012">
+    <w:abstractNumId w:val="2"/>
+    <w:lvlOverride w:ilvl="0">
+      <w:startOverride w:val="1"/>
+    </w:lvlOverride>
+  </w:num>
+  <w:num w:numId="10" w16cid:durableId="1269193115">
+    <w:abstractNumId w:val="2"/>
+    <w:lvlOverride w:ilvl="0">
+      <w:startOverride w:val="1"/>
+    </w:lvlOverride>
+  </w:num>
+  <w:num w:numId="11" w16cid:durableId="1129590465">
+    <w:abstractNumId w:val="2"/>
+    <w:lvlOverride w:ilvl="0">
+      <w:startOverride w:val="1"/>
+    </w:lvlOverride>
+  </w:num>
+  <w:num w:numId="12" w16cid:durableId="1909799025">
+    <w:abstractNumId w:val="2"/>
     <w:lvlOverride w:ilvl="0">
       <w:startOverride w:val="1"/>
     </w:lvlOverride>
@@ -4453,32 +6295,407 @@
 </file>
 
 <file path=word/styles.xml><?xml version="1.0" encoding="utf-8"?>
-<w:styles xmlns:mc="http://schemas.openxmlformats.org/markup-compatibility/2006" xmlns:r="http://schemas.openxmlformats.org/officeDocument/2006/relationships" xmlns:w="http://schemas.openxmlformats.org/wordprocessingml/2006/main" xmlns:w14="http://schemas.microsoft.com/office/word/2010/wordml" xmlns:w15="http://schemas.microsoft.com/office/word/2012/wordml" mc:Ignorable="w14 w15">
+<w:styles xmlns:mc="http://schemas.openxmlformats.org/markup-compatibility/2006" xmlns:r="http://schemas.openxmlformats.org/officeDocument/2006/relationships" xmlns:w="http://schemas.openxmlformats.org/wordprocessingml/2006/main" xmlns:w14="http://schemas.microsoft.com/office/word/2010/wordml" xmlns:w15="http://schemas.microsoft.com/office/word/2012/wordml" xmlns:w16cex="http://schemas.microsoft.com/office/word/2018/wordml/cex" xmlns:w16cid="http://schemas.microsoft.com/office/word/2016/wordml/cid" xmlns:w16="http://schemas.microsoft.com/office/word/2018/wordml" xmlns:w16du="http://schemas.microsoft.com/office/word/2023/wordml/word16du" xmlns:w16sdtdh="http://schemas.microsoft.com/office/word/2020/wordml/sdtdatahash" xmlns:w16sdtfl="http://schemas.microsoft.com/office/word/2024/wordml/sdtformatlock" xmlns:w16se="http://schemas.microsoft.com/office/word/2015/wordml/symex" mc:Ignorable="w14 w15 w16se w16cid w16 w16cex w16sdtdh w16sdtfl w16du">
   <w:docDefaults>
     <w:rPrDefault>
       <w:rPr>
-        <w:rFonts w:ascii="Calibri" w:cs="Calibri" w:eastAsia="Calibri" w:hAnsi="Calibri"/>
+        <w:rFonts w:ascii="Calibri" w:eastAsia="Calibri" w:hAnsi="Calibri" w:cs="Calibri"/>
         <w:sz w:val="22"/>
         <w:szCs w:val="22"/>
+        <w:lang w:val="en-GB" w:eastAsia="en-GB" w:bidi="ar-SA"/>
       </w:rPr>
     </w:rPrDefault>
     <w:pPrDefault/>
   </w:docDefaults>
-  <w:style w:type="paragraph" w:styleId="Title">
-    <w:name w:val="Title"/>
-    <w:basedOn w:val="Normal"/>
-    <w:next w:val="Normal"/>
+  <w:latentStyles w:defLockedState="0" w:defUIPriority="99" w:defSemiHidden="0" w:defUnhideWhenUsed="0" w:defQFormat="0" w:count="376">
+    <w:lsdException w:name="Normal" w:uiPriority="0" w:qFormat="1"/>
+    <w:lsdException w:name="heading 1" w:uiPriority="9" w:qFormat="1"/>
+    <w:lsdException w:name="heading 2" w:semiHidden="1" w:uiPriority="9" w:unhideWhenUsed="1" w:qFormat="1"/>
+    <w:lsdException w:name="heading 3" w:semiHidden="1" w:uiPriority="9" w:unhideWhenUsed="1" w:qFormat="1"/>
+    <w:lsdException w:name="heading 4" w:semiHidden="1" w:uiPriority="9" w:unhideWhenUsed="1" w:qFormat="1"/>
+    <w:lsdException w:name="heading 5" w:semiHidden="1" w:uiPriority="9" w:unhideWhenUsed="1" w:qFormat="1"/>
+    <w:lsdException w:name="heading 6" w:semiHidden="1" w:uiPriority="9" w:unhideWhenUsed="1" w:qFormat="1"/>
+    <w:lsdException w:name="heading 7" w:semiHidden="1" w:uiPriority="9" w:unhideWhenUsed="1" w:qFormat="1"/>
+    <w:lsdException w:name="heading 8" w:semiHidden="1" w:uiPriority="9" w:unhideWhenUsed="1" w:qFormat="1"/>
+    <w:lsdException w:name="heading 9" w:semiHidden="1" w:uiPriority="9" w:unhideWhenUsed="1" w:qFormat="1"/>
+    <w:lsdException w:name="index 1" w:semiHidden="1" w:unhideWhenUsed="1"/>
+    <w:lsdException w:name="index 2" w:semiHidden="1" w:unhideWhenUsed="1"/>
+    <w:lsdException w:name="index 3" w:semiHidden="1" w:unhideWhenUsed="1"/>
+    <w:lsdException w:name="index 4" w:semiHidden="1" w:unhideWhenUsed="1"/>
+    <w:lsdException w:name="index 5" w:semiHidden="1" w:unhideWhenUsed="1"/>
+    <w:lsdException w:name="index 6" w:semiHidden="1" w:unhideWhenUsed="1"/>
+    <w:lsdException w:name="index 7" w:semiHidden="1" w:unhideWhenUsed="1"/>
+    <w:lsdException w:name="index 8" w:semiHidden="1" w:unhideWhenUsed="1"/>
+    <w:lsdException w:name="index 9" w:semiHidden="1" w:unhideWhenUsed="1"/>
+    <w:lsdException w:name="toc 1" w:semiHidden="1" w:uiPriority="39" w:unhideWhenUsed="1"/>
+    <w:lsdException w:name="toc 2" w:semiHidden="1" w:uiPriority="39" w:unhideWhenUsed="1"/>
+    <w:lsdException w:name="toc 3" w:semiHidden="1" w:uiPriority="39" w:unhideWhenUsed="1"/>
+    <w:lsdException w:name="toc 4" w:semiHidden="1" w:uiPriority="39" w:unhideWhenUsed="1"/>
+    <w:lsdException w:name="toc 5" w:semiHidden="1" w:uiPriority="39" w:unhideWhenUsed="1"/>
+    <w:lsdException w:name="toc 6" w:semiHidden="1" w:uiPriority="39" w:unhideWhenUsed="1"/>
+    <w:lsdException w:name="toc 7" w:semiHidden="1" w:uiPriority="39" w:unhideWhenUsed="1"/>
+    <w:lsdException w:name="toc 8" w:semiHidden="1" w:uiPriority="39" w:unhideWhenUsed="1"/>
+    <w:lsdException w:name="toc 9" w:semiHidden="1" w:uiPriority="39" w:unhideWhenUsed="1"/>
+    <w:lsdException w:name="Normal Indent" w:semiHidden="1" w:unhideWhenUsed="1"/>
+    <w:lsdException w:name="footnote text" w:semiHidden="1" w:unhideWhenUsed="1"/>
+    <w:lsdException w:name="annotation text" w:semiHidden="1" w:unhideWhenUsed="1"/>
+    <w:lsdException w:name="header" w:semiHidden="1" w:unhideWhenUsed="1"/>
+    <w:lsdException w:name="footer" w:semiHidden="1" w:unhideWhenUsed="1"/>
+    <w:lsdException w:name="index heading" w:semiHidden="1" w:unhideWhenUsed="1"/>
+    <w:lsdException w:name="caption" w:semiHidden="1" w:uiPriority="35" w:unhideWhenUsed="1" w:qFormat="1"/>
+    <w:lsdException w:name="table of figures" w:semiHidden="1" w:unhideWhenUsed="1"/>
+    <w:lsdException w:name="envelope address" w:semiHidden="1" w:unhideWhenUsed="1"/>
+    <w:lsdException w:name="envelope return" w:semiHidden="1" w:unhideWhenUsed="1"/>
+    <w:lsdException w:name="footnote reference" w:semiHidden="1" w:unhideWhenUsed="1"/>
+    <w:lsdException w:name="annotation reference" w:semiHidden="1" w:unhideWhenUsed="1"/>
+    <w:lsdException w:name="line number" w:semiHidden="1" w:unhideWhenUsed="1"/>
+    <w:lsdException w:name="page number" w:semiHidden="1" w:unhideWhenUsed="1"/>
+    <w:lsdException w:name="endnote reference" w:semiHidden="1" w:unhideWhenUsed="1"/>
+    <w:lsdException w:name="endnote text" w:semiHidden="1" w:unhideWhenUsed="1"/>
+    <w:lsdException w:name="table of authorities" w:semiHidden="1" w:unhideWhenUsed="1"/>
+    <w:lsdException w:name="macro" w:semiHidden="1" w:unhideWhenUsed="1"/>
+    <w:lsdException w:name="toa heading" w:semiHidden="1" w:unhideWhenUsed="1"/>
+    <w:lsdException w:name="List" w:semiHidden="1" w:unhideWhenUsed="1"/>
+    <w:lsdException w:name="List Bullet" w:semiHidden="1" w:unhideWhenUsed="1"/>
+    <w:lsdException w:name="List Number" w:semiHidden="1" w:unhideWhenUsed="1"/>
+    <w:lsdException w:name="List 2" w:semiHidden="1" w:unhideWhenUsed="1"/>
+    <w:lsdException w:name="List 3" w:semiHidden="1" w:unhideWhenUsed="1"/>
+    <w:lsdException w:name="List 4" w:semiHidden="1" w:unhideWhenUsed="1"/>
+    <w:lsdException w:name="List 5" w:semiHidden="1" w:unhideWhenUsed="1"/>
+    <w:lsdException w:name="List Bullet 2" w:semiHidden="1" w:unhideWhenUsed="1"/>
+    <w:lsdException w:name="List Bullet 3" w:semiHidden="1" w:unhideWhenUsed="1"/>
+    <w:lsdException w:name="List Bullet 4" w:semiHidden="1" w:unhideWhenUsed="1"/>
+    <w:lsdException w:name="List Bullet 5" w:semiHidden="1" w:unhideWhenUsed="1"/>
+    <w:lsdException w:name="List Number 2" w:semiHidden="1" w:unhideWhenUsed="1"/>
+    <w:lsdException w:name="List Number 3" w:semiHidden="1" w:unhideWhenUsed="1"/>
+    <w:lsdException w:name="List Number 4" w:semiHidden="1" w:unhideWhenUsed="1"/>
+    <w:lsdException w:name="List Number 5" w:semiHidden="1" w:unhideWhenUsed="1"/>
+    <w:lsdException w:name="Title" w:uiPriority="10" w:qFormat="1"/>
+    <w:lsdException w:name="Closing" w:semiHidden="1" w:unhideWhenUsed="1"/>
+    <w:lsdException w:name="Signature" w:semiHidden="1" w:unhideWhenUsed="1"/>
+    <w:lsdException w:name="Default Paragraph Font" w:semiHidden="1" w:uiPriority="1" w:unhideWhenUsed="1"/>
+    <w:lsdException w:name="Body Text" w:semiHidden="1" w:unhideWhenUsed="1"/>
+    <w:lsdException w:name="Body Text Indent" w:semiHidden="1" w:unhideWhenUsed="1"/>
+    <w:lsdException w:name="List Continue" w:semiHidden="1" w:unhideWhenUsed="1"/>
+    <w:lsdException w:name="List Continue 2" w:semiHidden="1" w:unhideWhenUsed="1"/>
+    <w:lsdException w:name="List Continue 3" w:semiHidden="1" w:unhideWhenUsed="1"/>
+    <w:lsdException w:name="List Continue 4" w:semiHidden="1" w:unhideWhenUsed="1"/>
+    <w:lsdException w:name="List Continue 5" w:semiHidden="1" w:unhideWhenUsed="1"/>
+    <w:lsdException w:name="Message Header" w:semiHidden="1" w:unhideWhenUsed="1"/>
+    <w:lsdException w:name="Subtitle" w:uiPriority="11" w:qFormat="1"/>
+    <w:lsdException w:name="Salutation" w:semiHidden="1" w:unhideWhenUsed="1"/>
+    <w:lsdException w:name="Date" w:semiHidden="1" w:unhideWhenUsed="1"/>
+    <w:lsdException w:name="Body Text First Indent" w:semiHidden="1" w:unhideWhenUsed="1"/>
+    <w:lsdException w:name="Body Text First Indent 2" w:semiHidden="1" w:unhideWhenUsed="1"/>
+    <w:lsdException w:name="Note Heading" w:semiHidden="1" w:unhideWhenUsed="1"/>
+    <w:lsdException w:name="Body Text 2" w:semiHidden="1" w:unhideWhenUsed="1"/>
+    <w:lsdException w:name="Body Text 3" w:semiHidden="1" w:unhideWhenUsed="1"/>
+    <w:lsdException w:name="Body Text Indent 2" w:semiHidden="1" w:unhideWhenUsed="1"/>
+    <w:lsdException w:name="Body Text Indent 3" w:semiHidden="1" w:unhideWhenUsed="1"/>
+    <w:lsdException w:name="Block Text" w:semiHidden="1" w:unhideWhenUsed="1"/>
+    <w:lsdException w:name="Hyperlink" w:semiHidden="1" w:unhideWhenUsed="1"/>
+    <w:lsdException w:name="FollowedHyperlink" w:semiHidden="1" w:unhideWhenUsed="1"/>
+    <w:lsdException w:name="Strong" w:uiPriority="22" w:qFormat="1"/>
+    <w:lsdException w:name="Emphasis" w:uiPriority="20" w:qFormat="1"/>
+    <w:lsdException w:name="Document Map" w:semiHidden="1" w:unhideWhenUsed="1"/>
+    <w:lsdException w:name="Plain Text" w:semiHidden="1" w:unhideWhenUsed="1"/>
+    <w:lsdException w:name="E-mail Signature" w:semiHidden="1" w:unhideWhenUsed="1"/>
+    <w:lsdException w:name="HTML Top of Form" w:semiHidden="1" w:unhideWhenUsed="1"/>
+    <w:lsdException w:name="HTML Bottom of Form" w:semiHidden="1" w:unhideWhenUsed="1"/>
+    <w:lsdException w:name="Normal (Web)" w:semiHidden="1" w:unhideWhenUsed="1"/>
+    <w:lsdException w:name="HTML Acronym" w:semiHidden="1" w:unhideWhenUsed="1"/>
+    <w:lsdException w:name="HTML Address" w:semiHidden="1" w:unhideWhenUsed="1"/>
+    <w:lsdException w:name="HTML Cite" w:semiHidden="1" w:unhideWhenUsed="1"/>
+    <w:lsdException w:name="HTML Code" w:semiHidden="1" w:unhideWhenUsed="1"/>
+    <w:lsdException w:name="HTML Definition" w:semiHidden="1" w:unhideWhenUsed="1"/>
+    <w:lsdException w:name="HTML Keyboard" w:semiHidden="1" w:unhideWhenUsed="1"/>
+    <w:lsdException w:name="HTML Preformatted" w:semiHidden="1" w:unhideWhenUsed="1"/>
+    <w:lsdException w:name="HTML Sample" w:semiHidden="1" w:unhideWhenUsed="1"/>
+    <w:lsdException w:name="HTML Typewriter" w:semiHidden="1" w:unhideWhenUsed="1"/>
+    <w:lsdException w:name="HTML Variable" w:semiHidden="1" w:unhideWhenUsed="1"/>
+    <w:lsdException w:name="Normal Table" w:semiHidden="1" w:unhideWhenUsed="1"/>
+    <w:lsdException w:name="annotation subject" w:semiHidden="1" w:unhideWhenUsed="1"/>
+    <w:lsdException w:name="No List" w:semiHidden="1" w:unhideWhenUsed="1"/>
+    <w:lsdException w:name="Outline List 1" w:semiHidden="1" w:unhideWhenUsed="1"/>
+    <w:lsdException w:name="Outline List 2" w:semiHidden="1" w:unhideWhenUsed="1"/>
+    <w:lsdException w:name="Outline List 3" w:semiHidden="1" w:unhideWhenUsed="1"/>
+    <w:lsdException w:name="Table Simple 1" w:semiHidden="1" w:unhideWhenUsed="1"/>
+    <w:lsdException w:name="Table Simple 2" w:semiHidden="1" w:unhideWhenUsed="1"/>
+    <w:lsdException w:name="Table Simple 3" w:semiHidden="1" w:unhideWhenUsed="1"/>
+    <w:lsdException w:name="Table Classic 1" w:semiHidden="1" w:unhideWhenUsed="1"/>
+    <w:lsdException w:name="Table Classic 2" w:semiHidden="1" w:unhideWhenUsed="1"/>
+    <w:lsdException w:name="Table Classic 3" w:semiHidden="1" w:unhideWhenUsed="1"/>
+    <w:lsdException w:name="Table Classic 4" w:semiHidden="1" w:unhideWhenUsed="1"/>
+    <w:lsdException w:name="Table Colorful 1" w:semiHidden="1" w:unhideWhenUsed="1"/>
+    <w:lsdException w:name="Table Colorful 2" w:semiHidden="1" w:unhideWhenUsed="1"/>
+    <w:lsdException w:name="Table Colorful 3" w:semiHidden="1" w:unhideWhenUsed="1"/>
+    <w:lsdException w:name="Table Columns 1" w:semiHidden="1" w:unhideWhenUsed="1"/>
+    <w:lsdException w:name="Table Columns 2" w:semiHidden="1" w:unhideWhenUsed="1"/>
+    <w:lsdException w:name="Table Columns 3" w:semiHidden="1" w:unhideWhenUsed="1"/>
+    <w:lsdException w:name="Table Columns 4" w:semiHidden="1" w:unhideWhenUsed="1"/>
+    <w:lsdException w:name="Table Columns 5" w:semiHidden="1" w:unhideWhenUsed="1"/>
+    <w:lsdException w:name="Table Grid 1" w:semiHidden="1" w:unhideWhenUsed="1"/>
+    <w:lsdException w:name="Table Grid 2" w:semiHidden="1" w:unhideWhenUsed="1"/>
+    <w:lsdException w:name="Table Grid 3" w:semiHidden="1" w:unhideWhenUsed="1"/>
+    <w:lsdException w:name="Table Grid 4" w:semiHidden="1" w:unhideWhenUsed="1"/>
+    <w:lsdException w:name="Table Grid 5" w:semiHidden="1" w:unhideWhenUsed="1"/>
+    <w:lsdException w:name="Table Grid 6" w:semiHidden="1" w:unhideWhenUsed="1"/>
+    <w:lsdException w:name="Table Grid 7" w:semiHidden="1" w:unhideWhenUsed="1"/>
+    <w:lsdException w:name="Table Grid 8" w:semiHidden="1" w:unhideWhenUsed="1"/>
+    <w:lsdException w:name="Table List 1" w:semiHidden="1" w:unhideWhenUsed="1"/>
+    <w:lsdException w:name="Table List 2" w:semiHidden="1" w:unhideWhenUsed="1"/>
+    <w:lsdException w:name="Table List 3" w:semiHidden="1" w:unhideWhenUsed="1"/>
+    <w:lsdException w:name="Table List 4" w:semiHidden="1" w:unhideWhenUsed="1"/>
+    <w:lsdException w:name="Table List 5" w:semiHidden="1" w:unhideWhenUsed="1"/>
+    <w:lsdException w:name="Table List 6" w:semiHidden="1" w:unhideWhenUsed="1"/>
+    <w:lsdException w:name="Table List 7" w:semiHidden="1" w:unhideWhenUsed="1"/>
+    <w:lsdException w:name="Table List 8" w:semiHidden="1" w:unhideWhenUsed="1"/>
+    <w:lsdException w:name="Table 3D effects 1" w:semiHidden="1" w:unhideWhenUsed="1"/>
+    <w:lsdException w:name="Table 3D effects 2" w:semiHidden="1" w:unhideWhenUsed="1"/>
+    <w:lsdException w:name="Table 3D effects 3" w:semiHidden="1" w:unhideWhenUsed="1"/>
+    <w:lsdException w:name="Table Contemporary" w:semiHidden="1" w:unhideWhenUsed="1"/>
+    <w:lsdException w:name="Table Elegant" w:semiHidden="1" w:unhideWhenUsed="1"/>
+    <w:lsdException w:name="Table Professional" w:semiHidden="1" w:unhideWhenUsed="1"/>
+    <w:lsdException w:name="Table Subtle 1" w:semiHidden="1" w:unhideWhenUsed="1"/>
+    <w:lsdException w:name="Table Subtle 2" w:semiHidden="1" w:unhideWhenUsed="1"/>
+    <w:lsdException w:name="Table Web 1" w:semiHidden="1" w:unhideWhenUsed="1"/>
+    <w:lsdException w:name="Table Web 2" w:semiHidden="1" w:unhideWhenUsed="1"/>
+    <w:lsdException w:name="Table Web 3" w:semiHidden="1" w:unhideWhenUsed="1"/>
+    <w:lsdException w:name="Balloon Text" w:semiHidden="1" w:unhideWhenUsed="1"/>
+    <w:lsdException w:name="Table Grid" w:uiPriority="39"/>
+    <w:lsdException w:name="Table Theme" w:semiHidden="1" w:unhideWhenUsed="1"/>
+    <w:lsdException w:name="Placeholder Text" w:semiHidden="1"/>
+    <w:lsdException w:name="No Spacing" w:uiPriority="1" w:qFormat="1"/>
+    <w:lsdException w:name="Light Shading" w:uiPriority="60"/>
+    <w:lsdException w:name="Light List" w:uiPriority="61"/>
+    <w:lsdException w:name="Light Grid" w:uiPriority="62"/>
+    <w:lsdException w:name="Medium Shading 1" w:uiPriority="63"/>
+    <w:lsdException w:name="Medium Shading 2" w:uiPriority="64"/>
+    <w:lsdException w:name="Medium List 1" w:uiPriority="65"/>
+    <w:lsdException w:name="Medium List 2" w:uiPriority="66"/>
+    <w:lsdException w:name="Medium Grid 1" w:uiPriority="67"/>
+    <w:lsdException w:name="Medium Grid 2" w:uiPriority="68"/>
+    <w:lsdException w:name="Medium Grid 3" w:uiPriority="69"/>
+    <w:lsdException w:name="Dark List" w:uiPriority="70"/>
+    <w:lsdException w:name="Colorful Shading" w:uiPriority="71"/>
+    <w:lsdException w:name="Colorful List" w:uiPriority="72"/>
+    <w:lsdException w:name="Colorful Grid" w:uiPriority="73"/>
+    <w:lsdException w:name="Light Shading Accent 1" w:uiPriority="60"/>
+    <w:lsdException w:name="Light List Accent 1" w:uiPriority="61"/>
+    <w:lsdException w:name="Light Grid Accent 1" w:uiPriority="62"/>
+    <w:lsdException w:name="Medium Shading 1 Accent 1" w:uiPriority="63"/>
+    <w:lsdException w:name="Medium Shading 2 Accent 1" w:uiPriority="64"/>
+    <w:lsdException w:name="Medium List 1 Accent 1" w:uiPriority="65"/>
+    <w:lsdException w:name="Revision" w:semiHidden="1"/>
+    <w:lsdException w:name="List Paragraph" w:uiPriority="34" w:qFormat="1"/>
+    <w:lsdException w:name="Quote" w:uiPriority="29" w:qFormat="1"/>
+    <w:lsdException w:name="Intense Quote" w:uiPriority="30" w:qFormat="1"/>
+    <w:lsdException w:name="Medium List 2 Accent 1" w:uiPriority="66"/>
+    <w:lsdException w:name="Medium Grid 1 Accent 1" w:uiPriority="67"/>
+    <w:lsdException w:name="Medium Grid 2 Accent 1" w:uiPriority="68"/>
+    <w:lsdException w:name="Medium Grid 3 Accent 1" w:uiPriority="69"/>
+    <w:lsdException w:name="Dark List Accent 1" w:uiPriority="70"/>
+    <w:lsdException w:name="Colorful Shading Accent 1" w:uiPriority="71"/>
+    <w:lsdException w:name="Colorful List Accent 1" w:uiPriority="72"/>
+    <w:lsdException w:name="Colorful Grid Accent 1" w:uiPriority="73"/>
+    <w:lsdException w:name="Light Shading Accent 2" w:uiPriority="60"/>
+    <w:lsdException w:name="Light List Accent 2" w:uiPriority="61"/>
+    <w:lsdException w:name="Light Grid Accent 2" w:uiPriority="62"/>
+    <w:lsdException w:name="Medium Shading 1 Accent 2" w:uiPriority="63"/>
+    <w:lsdException w:name="Medium Shading 2 Accent 2" w:uiPriority="64"/>
+    <w:lsdException w:name="Medium List 1 Accent 2" w:uiPriority="65"/>
+    <w:lsdException w:name="Medium List 2 Accent 2" w:uiPriority="66"/>
+    <w:lsdException w:name="Medium Grid 1 Accent 2" w:uiPriority="67"/>
+    <w:lsdException w:name="Medium Grid 2 Accent 2" w:uiPriority="68"/>
+    <w:lsdException w:name="Medium Grid 3 Accent 2" w:uiPriority="69"/>
+    <w:lsdException w:name="Dark List Accent 2" w:uiPriority="70"/>
+    <w:lsdException w:name="Colorful Shading Accent 2" w:uiPriority="71"/>
+    <w:lsdException w:name="Colorful List Accent 2" w:uiPriority="72"/>
+    <w:lsdException w:name="Colorful Grid Accent 2" w:uiPriority="73"/>
+    <w:lsdException w:name="Light Shading Accent 3" w:uiPriority="60"/>
+    <w:lsdException w:name="Light List Accent 3" w:uiPriority="61"/>
+    <w:lsdException w:name="Light Grid Accent 3" w:uiPriority="62"/>
+    <w:lsdException w:name="Medium Shading 1 Accent 3" w:uiPriority="63"/>
+    <w:lsdException w:name="Medium Shading 2 Accent 3" w:uiPriority="64"/>
+    <w:lsdException w:name="Medium List 1 Accent 3" w:uiPriority="65"/>
+    <w:lsdException w:name="Medium List 2 Accent 3" w:uiPriority="66"/>
+    <w:lsdException w:name="Medium Grid 1 Accent 3" w:uiPriority="67"/>
+    <w:lsdException w:name="Medium Grid 2 Accent 3" w:uiPriority="68"/>
+    <w:lsdException w:name="Medium Grid 3 Accent 3" w:uiPriority="69"/>
+    <w:lsdException w:name="Dark List Accent 3" w:uiPriority="70"/>
+    <w:lsdException w:name="Colorful Shading Accent 3" w:uiPriority="71"/>
+    <w:lsdException w:name="Colorful List Accent 3" w:uiPriority="72"/>
+    <w:lsdException w:name="Colorful Grid Accent 3" w:uiPriority="73"/>
+    <w:lsdException w:name="Light Shading Accent 4" w:uiPriority="60"/>
+    <w:lsdException w:name="Light List Accent 4" w:uiPriority="61"/>
+    <w:lsdException w:name="Light Grid Accent 4" w:uiPriority="62"/>
+    <w:lsdException w:name="Medium Shading 1 Accent 4" w:uiPriority="63"/>
+    <w:lsdException w:name="Medium Shading 2 Accent 4" w:uiPriority="64"/>
+    <w:lsdException w:name="Medium List 1 Accent 4" w:uiPriority="65"/>
+    <w:lsdException w:name="Medium List 2 Accent 4" w:uiPriority="66"/>
+    <w:lsdException w:name="Medium Grid 1 Accent 4" w:uiPriority="67"/>
+    <w:lsdException w:name="Medium Grid 2 Accent 4" w:uiPriority="68"/>
+    <w:lsdException w:name="Medium Grid 3 Accent 4" w:uiPriority="69"/>
+    <w:lsdException w:name="Dark List Accent 4" w:uiPriority="70"/>
+    <w:lsdException w:name="Colorful Shading Accent 4" w:uiPriority="71"/>
+    <w:lsdException w:name="Colorful List Accent 4" w:uiPriority="72"/>
+    <w:lsdException w:name="Colorful Grid Accent 4" w:uiPriority="73"/>
+    <w:lsdException w:name="Light Shading Accent 5" w:uiPriority="60"/>
+    <w:lsdException w:name="Light List Accent 5" w:uiPriority="61"/>
+    <w:lsdException w:name="Light Grid Accent 5" w:uiPriority="62"/>
+    <w:lsdException w:name="Medium Shading 1 Accent 5" w:uiPriority="63"/>
+    <w:lsdException w:name="Medium Shading 2 Accent 5" w:uiPriority="64"/>
+    <w:lsdException w:name="Medium List 1 Accent 5" w:uiPriority="65"/>
+    <w:lsdException w:name="Medium List 2 Accent 5" w:uiPriority="66"/>
+    <w:lsdException w:name="Medium Grid 1 Accent 5" w:uiPriority="67"/>
+    <w:lsdException w:name="Medium Grid 2 Accent 5" w:uiPriority="68"/>
+    <w:lsdException w:name="Medium Grid 3 Accent 5" w:uiPriority="69"/>
+    <w:lsdException w:name="Dark List Accent 5" w:uiPriority="70"/>
+    <w:lsdException w:name="Colorful Shading Accent 5" w:uiPriority="71"/>
+    <w:lsdException w:name="Colorful List Accent 5" w:uiPriority="72"/>
+    <w:lsdException w:name="Colorful Grid Accent 5" w:uiPriority="73"/>
+    <w:lsdException w:name="Light Shading Accent 6" w:uiPriority="60"/>
+    <w:lsdException w:name="Light List Accent 6" w:uiPriority="61"/>
+    <w:lsdException w:name="Light Grid Accent 6" w:uiPriority="62"/>
+    <w:lsdException w:name="Medium Shading 1 Accent 6" w:uiPriority="63"/>
+    <w:lsdException w:name="Medium Shading 2 Accent 6" w:uiPriority="64"/>
+    <w:lsdException w:name="Medium List 1 Accent 6" w:uiPriority="65"/>
+    <w:lsdException w:name="Medium List 2 Accent 6" w:uiPriority="66"/>
+    <w:lsdException w:name="Medium Grid 1 Accent 6" w:uiPriority="67"/>
+    <w:lsdException w:name="Medium Grid 2 Accent 6" w:uiPriority="68"/>
+    <w:lsdException w:name="Medium Grid 3 Accent 6" w:uiPriority="69"/>
+    <w:lsdException w:name="Dark List Accent 6" w:uiPriority="70"/>
+    <w:lsdException w:name="Colorful Shading Accent 6" w:uiPriority="71"/>
+    <w:lsdException w:name="Colorful List Accent 6" w:uiPriority="72"/>
+    <w:lsdException w:name="Colorful Grid Accent 6" w:uiPriority="73"/>
+    <w:lsdException w:name="Subtle Emphasis" w:uiPriority="19" w:qFormat="1"/>
+    <w:lsdException w:name="Intense Emphasis" w:uiPriority="21" w:qFormat="1"/>
+    <w:lsdException w:name="Subtle Reference" w:uiPriority="31" w:qFormat="1"/>
+    <w:lsdException w:name="Intense Reference" w:uiPriority="32" w:qFormat="1"/>
+    <w:lsdException w:name="Book Title" w:uiPriority="33" w:qFormat="1"/>
+    <w:lsdException w:name="Bibliography" w:semiHidden="1" w:uiPriority="37" w:unhideWhenUsed="1"/>
+    <w:lsdException w:name="TOC Heading" w:semiHidden="1" w:uiPriority="39" w:unhideWhenUsed="1" w:qFormat="1"/>
+    <w:lsdException w:name="Plain Table 1" w:uiPriority="41"/>
+    <w:lsdException w:name="Plain Table 2" w:uiPriority="42"/>
+    <w:lsdException w:name="Plain Table 3" w:uiPriority="43"/>
+    <w:lsdException w:name="Plain Table 4" w:uiPriority="44"/>
+    <w:lsdException w:name="Plain Table 5" w:uiPriority="45"/>
+    <w:lsdException w:name="Grid Table Light" w:uiPriority="40"/>
+    <w:lsdException w:name="Grid Table 1 Light" w:uiPriority="46"/>
+    <w:lsdException w:name="Grid Table 2" w:uiPriority="47"/>
+    <w:lsdException w:name="Grid Table 3" w:uiPriority="48"/>
+    <w:lsdException w:name="Grid Table 4" w:uiPriority="49"/>
+    <w:lsdException w:name="Grid Table 5 Dark" w:uiPriority="50"/>
+    <w:lsdException w:name="Grid Table 6 Colorful" w:uiPriority="51"/>
+    <w:lsdException w:name="Grid Table 7 Colorful" w:uiPriority="52"/>
+    <w:lsdException w:name="Grid Table 1 Light Accent 1" w:uiPriority="46"/>
+    <w:lsdException w:name="Grid Table 2 Accent 1" w:uiPriority="47"/>
+    <w:lsdException w:name="Grid Table 3 Accent 1" w:uiPriority="48"/>
+    <w:lsdException w:name="Grid Table 4 Accent 1" w:uiPriority="49"/>
+    <w:lsdException w:name="Grid Table 5 Dark Accent 1" w:uiPriority="50"/>
+    <w:lsdException w:name="Grid Table 6 Colorful Accent 1" w:uiPriority="51"/>
+    <w:lsdException w:name="Grid Table 7 Colorful Accent 1" w:uiPriority="52"/>
+    <w:lsdException w:name="Grid Table 1 Light Accent 2" w:uiPriority="46"/>
+    <w:lsdException w:name="Grid Table 2 Accent 2" w:uiPriority="47"/>
+    <w:lsdException w:name="Grid Table 3 Accent 2" w:uiPriority="48"/>
+    <w:lsdException w:name="Grid Table 4 Accent 2" w:uiPriority="49"/>
+    <w:lsdException w:name="Grid Table 5 Dark Accent 2" w:uiPriority="50"/>
+    <w:lsdException w:name="Grid Table 6 Colorful Accent 2" w:uiPriority="51"/>
+    <w:lsdException w:name="Grid Table 7 Colorful Accent 2" w:uiPriority="52"/>
+    <w:lsdException w:name="Grid Table 1 Light Accent 3" w:uiPriority="46"/>
+    <w:lsdException w:name="Grid Table 2 Accent 3" w:uiPriority="47"/>
+    <w:lsdException w:name="Grid Table 3 Accent 3" w:uiPriority="48"/>
+    <w:lsdException w:name="Grid Table 4 Accent 3" w:uiPriority="49"/>
+    <w:lsdException w:name="Grid Table 5 Dark Accent 3" w:uiPriority="50"/>
+    <w:lsdException w:name="Grid Table 6 Colorful Accent 3" w:uiPriority="51"/>
+    <w:lsdException w:name="Grid Table 7 Colorful Accent 3" w:uiPriority="52"/>
+    <w:lsdException w:name="Grid Table 1 Light Accent 4" w:uiPriority="46"/>
+    <w:lsdException w:name="Grid Table 2 Accent 4" w:uiPriority="47"/>
+    <w:lsdException w:name="Grid Table 3 Accent 4" w:uiPriority="48"/>
+    <w:lsdException w:name="Grid Table 4 Accent 4" w:uiPriority="49"/>
+    <w:lsdException w:name="Grid Table 5 Dark Accent 4" w:uiPriority="50"/>
+    <w:lsdException w:name="Grid Table 6 Colorful Accent 4" w:uiPriority="51"/>
+    <w:lsdException w:name="Grid Table 7 Colorful Accent 4" w:uiPriority="52"/>
+    <w:lsdException w:name="Grid Table 1 Light Accent 5" w:uiPriority="46"/>
+    <w:lsdException w:name="Grid Table 2 Accent 5" w:uiPriority="47"/>
+    <w:lsdException w:name="Grid Table 3 Accent 5" w:uiPriority="48"/>
+    <w:lsdException w:name="Grid Table 4 Accent 5" w:uiPriority="49"/>
+    <w:lsdException w:name="Grid Table 5 Dark Accent 5" w:uiPriority="50"/>
+    <w:lsdException w:name="Grid Table 6 Colorful Accent 5" w:uiPriority="51"/>
+    <w:lsdException w:name="Grid Table 7 Colorful Accent 5" w:uiPriority="52"/>
+    <w:lsdException w:name="Grid Table 1 Light Accent 6" w:uiPriority="46"/>
+    <w:lsdException w:name="Grid Table 2 Accent 6" w:uiPriority="47"/>
+    <w:lsdException w:name="Grid Table 3 Accent 6" w:uiPriority="48"/>
+    <w:lsdException w:name="Grid Table 4 Accent 6" w:uiPriority="49"/>
+    <w:lsdException w:name="Grid Table 5 Dark Accent 6" w:uiPriority="50"/>
+    <w:lsdException w:name="Grid Table 6 Colorful Accent 6" w:uiPriority="51"/>
+    <w:lsdException w:name="Grid Table 7 Colorful Accent 6" w:uiPriority="52"/>
+    <w:lsdException w:name="List Table 1 Light" w:uiPriority="46"/>
+    <w:lsdException w:name="List Table 2" w:uiPriority="47"/>
+    <w:lsdException w:name="List Table 3" w:uiPriority="48"/>
+    <w:lsdException w:name="List Table 4" w:uiPriority="49"/>
+    <w:lsdException w:name="List Table 5 Dark" w:uiPriority="50"/>
+    <w:lsdException w:name="List Table 6 Colorful" w:uiPriority="51"/>
+    <w:lsdException w:name="List Table 7 Colorful" w:uiPriority="52"/>
+    <w:lsdException w:name="List Table 1 Light Accent 1" w:uiPriority="46"/>
+    <w:lsdException w:name="List Table 2 Accent 1" w:uiPriority="47"/>
+    <w:lsdException w:name="List Table 3 Accent 1" w:uiPriority="48"/>
+    <w:lsdException w:name="List Table 4 Accent 1" w:uiPriority="49"/>
+    <w:lsdException w:name="List Table 5 Dark Accent 1" w:uiPriority="50"/>
+    <w:lsdException w:name="List Table 6 Colorful Accent 1" w:uiPriority="51"/>
+    <w:lsdException w:name="List Table 7 Colorful Accent 1" w:uiPriority="52"/>
+    <w:lsdException w:name="List Table 1 Light Accent 2" w:uiPriority="46"/>
+    <w:lsdException w:name="List Table 2 Accent 2" w:uiPriority="47"/>
+    <w:lsdException w:name="List Table 3 Accent 2" w:uiPriority="48"/>
+    <w:lsdException w:name="List Table 4 Accent 2" w:uiPriority="49"/>
+    <w:lsdException w:name="List Table 5 Dark Accent 2" w:uiPriority="50"/>
+    <w:lsdException w:name="List Table 6 Colorful Accent 2" w:uiPriority="51"/>
+    <w:lsdException w:name="List Table 7 Colorful Accent 2" w:uiPriority="52"/>
+    <w:lsdException w:name="List Table 1 Light Accent 3" w:uiPriority="46"/>
+    <w:lsdException w:name="List Table 2 Accent 3" w:uiPriority="47"/>
+    <w:lsdException w:name="List Table 3 Accent 3" w:uiPriority="48"/>
+    <w:lsdException w:name="List Table 4 Accent 3" w:uiPriority="49"/>
+    <w:lsdException w:name="List Table 5 Dark Accent 3" w:uiPriority="50"/>
+    <w:lsdException w:name="List Table 6 Colorful Accent 3" w:uiPriority="51"/>
+    <w:lsdException w:name="List Table 7 Colorful Accent 3" w:uiPriority="52"/>
+    <w:lsdException w:name="List Table 1 Light Accent 4" w:uiPriority="46"/>
+    <w:lsdException w:name="List Table 2 Accent 4" w:uiPriority="47"/>
+    <w:lsdException w:name="List Table 3 Accent 4" w:uiPriority="48"/>
+    <w:lsdException w:name="List Table 4 Accent 4" w:uiPriority="49"/>
+    <w:lsdException w:name="List Table 5 Dark Accent 4" w:uiPriority="50"/>
+    <w:lsdException w:name="List Table 6 Colorful Accent 4" w:uiPriority="51"/>
+    <w:lsdException w:name="List Table 7 Colorful Accent 4" w:uiPriority="52"/>
+    <w:lsdException w:name="List Table 1 Light Accent 5" w:uiPriority="46"/>
+    <w:lsdException w:name="List Table 2 Accent 5" w:uiPriority="47"/>
+    <w:lsdException w:name="List Table 3 Accent 5" w:uiPriority="48"/>
+    <w:lsdException w:name="List Table 4 Accent 5" w:uiPriority="49"/>
+    <w:lsdException w:name="List Table 5 Dark Accent 5" w:uiPriority="50"/>
+    <w:lsdException w:name="List Table 6 Colorful Accent 5" w:uiPriority="51"/>
+    <w:lsdException w:name="List Table 7 Colorful Accent 5" w:uiPriority="52"/>
+    <w:lsdException w:name="List Table 1 Light Accent 6" w:uiPriority="46"/>
+    <w:lsdException w:name="List Table 2 Accent 6" w:uiPriority="47"/>
+    <w:lsdException w:name="List Table 3 Accent 6" w:uiPriority="48"/>
+    <w:lsdException w:name="List Table 4 Accent 6" w:uiPriority="49"/>
+    <w:lsdException w:name="List Table 5 Dark Accent 6" w:uiPriority="50"/>
+    <w:lsdException w:name="List Table 6 Colorful Accent 6" w:uiPriority="51"/>
+    <w:lsdException w:name="List Table 7 Colorful Accent 6" w:uiPriority="52"/>
+    <w:lsdException w:name="Mention" w:semiHidden="1" w:unhideWhenUsed="1"/>
+    <w:lsdException w:name="Smart Hyperlink" w:semiHidden="1" w:unhideWhenUsed="1"/>
+    <w:lsdException w:name="Hashtag" w:semiHidden="1" w:unhideWhenUsed="1"/>
+    <w:lsdException w:name="Unresolved Mention" w:semiHidden="1" w:unhideWhenUsed="1"/>
+    <w:lsdException w:name="Smart Link" w:semiHidden="1" w:unhideWhenUsed="1"/>
+  </w:latentStyles>
+  <w:style w:type="paragraph" w:default="1" w:styleId="Normal">
+    <w:name w:val="Normal"/>
     <w:qFormat/>
-    <w:rPr>
-      <w:sz w:val="56"/>
-      <w:szCs w:val="56"/>
-    </w:rPr>
   </w:style>
   <w:style w:type="paragraph" w:styleId="Heading1">
-    <w:name w:val="Heading 1"/>
-    <w:basedOn w:val="Normal"/>
-    <w:next w:val="Normal"/>
+    <w:name w:val="heading 1"/>
+    <w:uiPriority w:val="9"/>
     <w:qFormat/>
+    <w:pPr>
+      <w:outlineLvl w:val="0"/>
+    </w:pPr>
     <w:rPr>
       <w:color w:val="2E74B5"/>
       <w:sz w:val="32"/>
@@ -4486,10 +6703,13 @@
     </w:rPr>
   </w:style>
   <w:style w:type="paragraph" w:styleId="Heading2">
-    <w:name w:val="Heading 2"/>
-    <w:basedOn w:val="Normal"/>
-    <w:next w:val="Normal"/>
+    <w:name w:val="heading 2"/>
+    <w:uiPriority w:val="9"/>
+    <w:unhideWhenUsed/>
     <w:qFormat/>
+    <w:pPr>
+      <w:outlineLvl w:val="1"/>
+    </w:pPr>
     <w:rPr>
       <w:color w:val="2E74B5"/>
       <w:sz w:val="26"/>
@@ -4497,10 +6717,13 @@
     </w:rPr>
   </w:style>
   <w:style w:type="paragraph" w:styleId="Heading3">
-    <w:name w:val="Heading 3"/>
-    <w:basedOn w:val="Normal"/>
-    <w:next w:val="Normal"/>
+    <w:name w:val="heading 3"/>
+    <w:uiPriority w:val="9"/>
+    <w:unhideWhenUsed/>
     <w:qFormat/>
+    <w:pPr>
+      <w:outlineLvl w:val="2"/>
+    </w:pPr>
     <w:rPr>
       <w:color w:val="1F4D78"/>
       <w:sz w:val="24"/>
@@ -4508,10 +6731,14 @@
     </w:rPr>
   </w:style>
   <w:style w:type="paragraph" w:styleId="Heading4">
-    <w:name w:val="Heading 4"/>
-    <w:basedOn w:val="Normal"/>
-    <w:next w:val="Normal"/>
+    <w:name w:val="heading 4"/>
+    <w:uiPriority w:val="9"/>
+    <w:semiHidden/>
+    <w:unhideWhenUsed/>
     <w:qFormat/>
+    <w:pPr>
+      <w:outlineLvl w:val="3"/>
+    </w:pPr>
     <w:rPr>
       <w:i/>
       <w:iCs/>
@@ -4519,27 +6746,69 @@
     </w:rPr>
   </w:style>
   <w:style w:type="paragraph" w:styleId="Heading5">
-    <w:name w:val="Heading 5"/>
-    <w:basedOn w:val="Normal"/>
-    <w:next w:val="Normal"/>
+    <w:name w:val="heading 5"/>
+    <w:uiPriority w:val="9"/>
+    <w:semiHidden/>
+    <w:unhideWhenUsed/>
     <w:qFormat/>
+    <w:pPr>
+      <w:outlineLvl w:val="4"/>
+    </w:pPr>
     <w:rPr>
       <w:color w:val="2E74B5"/>
     </w:rPr>
   </w:style>
   <w:style w:type="paragraph" w:styleId="Heading6">
-    <w:name w:val="Heading 6"/>
-    <w:basedOn w:val="Normal"/>
-    <w:next w:val="Normal"/>
+    <w:name w:val="heading 6"/>
+    <w:uiPriority w:val="9"/>
+    <w:semiHidden/>
+    <w:unhideWhenUsed/>
     <w:qFormat/>
+    <w:pPr>
+      <w:outlineLvl w:val="5"/>
+    </w:pPr>
     <w:rPr>
       <w:color w:val="1F4D78"/>
     </w:rPr>
   </w:style>
-  <w:style w:type="paragraph" w:styleId="Strong">
-    <w:name w:val="Strong"/>
-    <w:basedOn w:val="Normal"/>
-    <w:next w:val="Normal"/>
+  <w:style w:type="character" w:default="1" w:styleId="DefaultParagraphFont">
+    <w:name w:val="Default Paragraph Font"/>
+    <w:uiPriority w:val="1"/>
+    <w:semiHidden/>
+    <w:unhideWhenUsed/>
+  </w:style>
+  <w:style w:type="table" w:default="1" w:styleId="TableNormal">
+    <w:name w:val="Normal Table"/>
+    <w:uiPriority w:val="99"/>
+    <w:semiHidden/>
+    <w:unhideWhenUsed/>
+    <w:tblPr>
+      <w:tblInd w:w="0" w:type="dxa"/>
+      <w:tblCellMar>
+        <w:top w:w="0" w:type="dxa"/>
+        <w:left w:w="108" w:type="dxa"/>
+        <w:bottom w:w="0" w:type="dxa"/>
+        <w:right w:w="108" w:type="dxa"/>
+      </w:tblCellMar>
+    </w:tblPr>
+  </w:style>
+  <w:style w:type="numbering" w:default="1" w:styleId="NoList">
+    <w:name w:val="No List"/>
+    <w:uiPriority w:val="99"/>
+    <w:semiHidden/>
+    <w:unhideWhenUsed/>
+  </w:style>
+  <w:style w:type="paragraph" w:styleId="Title">
+    <w:name w:val="Title"/>
+    <w:uiPriority w:val="10"/>
+    <w:qFormat/>
+    <w:rPr>
+      <w:sz w:val="56"/>
+      <w:szCs w:val="56"/>
+    </w:rPr>
+  </w:style>
+  <w:style w:type="paragraph" w:customStyle="1" w:styleId="Strong1">
+    <w:name w:val="Strong1"/>
     <w:qFormat/>
     <w:rPr>
       <w:b/>
@@ -4548,12 +6817,10 @@
   </w:style>
   <w:style w:type="paragraph" w:styleId="ListParagraph">
     <w:name w:val="List Paragraph"/>
-    <w:basedOn w:val="Normal"/>
     <w:qFormat/>
   </w:style>
   <w:style w:type="character" w:styleId="Hyperlink">
     <w:name w:val="Hyperlink"/>
-    <w:basedOn w:val="DefaultParagraphFont"/>
     <w:uiPriority w:val="99"/>
     <w:unhideWhenUsed/>
     <w:rPr>
@@ -4563,7 +6830,6 @@
   </w:style>
   <w:style w:type="character" w:styleId="FootnoteReference">
     <w:name w:val="footnote reference"/>
-    <w:basedOn w:val="DefaultParagraphFont"/>
     <w:uiPriority w:val="99"/>
     <w:semiHidden/>
     <w:unhideWhenUsed/>
@@ -4573,22 +6839,17 @@
   </w:style>
   <w:style w:type="paragraph" w:styleId="FootnoteText">
     <w:name w:val="footnote text"/>
-    <w:basedOn w:val="Normal"/>
     <w:link w:val="FootnoteTextChar"/>
     <w:uiPriority w:val="99"/>
     <w:semiHidden/>
     <w:unhideWhenUsed/>
-    <w:pPr>
-      <w:spacing w:after="0" w:line="240" w:lineRule="auto"/>
-    </w:pPr>
     <w:rPr>
       <w:sz w:val="20"/>
       <w:szCs w:val="20"/>
     </w:rPr>
   </w:style>
-  <w:style w:type="character" w:styleId="FootnoteTextChar">
+  <w:style w:type="character" w:customStyle="1" w:styleId="FootnoteTextChar">
     <w:name w:val="Footnote Text Char"/>
-    <w:basedOn w:val="DefaultParagraphFont"/>
     <w:link w:val="FootnoteText"/>
     <w:uiPriority w:val="99"/>
     <w:semiHidden/>
@@ -4600,7 +6861,6 @@
   </w:style>
   <w:style w:type="character" w:styleId="EndnoteReference">
     <w:name w:val="endnote reference"/>
-    <w:basedOn w:val="DefaultParagraphFont"/>
     <w:uiPriority w:val="99"/>
     <w:semiHidden/>
     <w:unhideWhenUsed/>
@@ -4610,22 +6870,17 @@
   </w:style>
   <w:style w:type="paragraph" w:styleId="EndnoteText">
     <w:name w:val="endnote text"/>
-    <w:basedOn w:val="Normal"/>
     <w:link w:val="EndnoteTextChar"/>
     <w:uiPriority w:val="99"/>
     <w:semiHidden/>
     <w:unhideWhenUsed/>
-    <w:pPr>
-      <w:spacing w:after="0" w:line="240" w:lineRule="auto"/>
-    </w:pPr>
     <w:rPr>
       <w:sz w:val="20"/>
       <w:szCs w:val="20"/>
     </w:rPr>
   </w:style>
-  <w:style w:type="character" w:styleId="EndnoteTextChar">
+  <w:style w:type="character" w:customStyle="1" w:styleId="EndnoteTextChar">
     <w:name w:val="Endnote Text Char"/>
-    <w:basedOn w:val="DefaultParagraphFont"/>
     <w:link w:val="EndnoteText"/>
     <w:uiPriority w:val="99"/>
     <w:semiHidden/>
@@ -4635,5 +6890,362 @@
       <w:szCs w:val="20"/>
     </w:rPr>
   </w:style>
+  <w:style w:type="paragraph" w:styleId="Header">
+    <w:name w:val="header"/>
+    <w:basedOn w:val="Normal"/>
+    <w:link w:val="HeaderChar"/>
+    <w:uiPriority w:val="99"/>
+    <w:unhideWhenUsed/>
+    <w:rsid w:val="00F45ECF"/>
+    <w:pPr>
+      <w:tabs>
+        <w:tab w:val="center" w:pos="4513"/>
+        <w:tab w:val="right" w:pos="9026"/>
+      </w:tabs>
+    </w:pPr>
+  </w:style>
+  <w:style w:type="character" w:customStyle="1" w:styleId="HeaderChar">
+    <w:name w:val="Header Char"/>
+    <w:basedOn w:val="DefaultParagraphFont"/>
+    <w:link w:val="Header"/>
+    <w:uiPriority w:val="99"/>
+    <w:rsid w:val="00F45ECF"/>
+  </w:style>
+  <w:style w:type="paragraph" w:styleId="Footer">
+    <w:name w:val="footer"/>
+    <w:basedOn w:val="Normal"/>
+    <w:link w:val="FooterChar"/>
+    <w:uiPriority w:val="99"/>
+    <w:unhideWhenUsed/>
+    <w:rsid w:val="00F45ECF"/>
+    <w:pPr>
+      <w:tabs>
+        <w:tab w:val="center" w:pos="4513"/>
+        <w:tab w:val="right" w:pos="9026"/>
+      </w:tabs>
+    </w:pPr>
+  </w:style>
+  <w:style w:type="character" w:customStyle="1" w:styleId="FooterChar">
+    <w:name w:val="Footer Char"/>
+    <w:basedOn w:val="DefaultParagraphFont"/>
+    <w:link w:val="Footer"/>
+    <w:uiPriority w:val="99"/>
+    <w:rsid w:val="00F45ECF"/>
+  </w:style>
 </w:styles>
+</file>
+
+<file path=word/theme/theme1.xml><?xml version="1.0" encoding="utf-8"?>
+<a:theme xmlns:a="http://schemas.openxmlformats.org/drawingml/2006/main" name="Office Theme">
+  <a:themeElements>
+    <a:clrScheme name="Office">
+      <a:dk1>
+        <a:sysClr val="windowText" lastClr="000000"/>
+      </a:dk1>
+      <a:lt1>
+        <a:sysClr val="window" lastClr="FFFFFF"/>
+      </a:lt1>
+      <a:dk2>
+        <a:srgbClr val="0E2841"/>
+      </a:dk2>
+      <a:lt2>
+        <a:srgbClr val="E8E8E8"/>
+      </a:lt2>
+      <a:accent1>
+        <a:srgbClr val="156082"/>
+      </a:accent1>
+      <a:accent2>
+        <a:srgbClr val="E97132"/>
+      </a:accent2>
+      <a:accent3>
+        <a:srgbClr val="196B24"/>
+      </a:accent3>
+      <a:accent4>
+        <a:srgbClr val="0F9ED5"/>
+      </a:accent4>
+      <a:accent5>
+        <a:srgbClr val="A02B93"/>
+      </a:accent5>
+      <a:accent6>
+        <a:srgbClr val="4EA72E"/>
+      </a:accent6>
+      <a:hlink>
+        <a:srgbClr val="467886"/>
+      </a:hlink>
+      <a:folHlink>
+        <a:srgbClr val="96607D"/>
+      </a:folHlink>
+    </a:clrScheme>
+    <a:fontScheme name="Office">
+      <a:majorFont>
+        <a:latin typeface="Aptos Display" panose="02110004020202020204"/>
+        <a:ea typeface=""/>
+        <a:cs typeface=""/>
+        <a:font script="Jpan" typeface="游ゴシック Light"/>
+        <a:font script="Hang" typeface="맑은 고딕"/>
+        <a:font script="Hans" typeface="等线 Light"/>
+        <a:font script="Hant" typeface="新細明體"/>
+        <a:font script="Arab" typeface="Times New Roman"/>
+        <a:font script="Hebr" typeface="Times New Roman"/>
+        <a:font script="Thai" typeface="Angsana New"/>
+        <a:font script="Ethi" typeface="Nyala"/>
+        <a:font script="Beng" typeface="Vrinda"/>
+        <a:font script="Gujr" typeface="Shruti"/>
+        <a:font script="Khmr" typeface="MoolBoran"/>
+        <a:font script="Knda" typeface="Tunga"/>
+        <a:font script="Guru" typeface="Raavi"/>
+        <a:font script="Cans" typeface="Euphemia"/>
+        <a:font script="Cher" typeface="Plantagenet Cherokee"/>
+        <a:font script="Yiii" typeface="Microsoft Yi Baiti"/>
+        <a:font script="Tibt" typeface="Microsoft Himalaya"/>
+        <a:font script="Thaa" typeface="MV Boli"/>
+        <a:font script="Deva" typeface="Mangal"/>
+        <a:font script="Telu" typeface="Gautami"/>
+        <a:font script="Taml" typeface="Latha"/>
+        <a:font script="Syrc" typeface="Estrangelo Edessa"/>
+        <a:font script="Orya" typeface="Kalinga"/>
+        <a:font script="Mlym" typeface="Kartika"/>
+        <a:font script="Laoo" typeface="DokChampa"/>
+        <a:font script="Sinh" typeface="Iskoola Pota"/>
+        <a:font script="Mong" typeface="Mongolian Baiti"/>
+        <a:font script="Viet" typeface="Times New Roman"/>
+        <a:font script="Uigh" typeface="Microsoft Uighur"/>
+        <a:font script="Geor" typeface="Sylfaen"/>
+        <a:font script="Armn" typeface="Arial"/>
+        <a:font script="Bugi" typeface="Leelawadee UI"/>
+        <a:font script="Bopo" typeface="Microsoft JhengHei"/>
+        <a:font script="Java" typeface="Javanese Text"/>
+        <a:font script="Lisu" typeface="Segoe UI"/>
+        <a:font script="Mymr" typeface="Myanmar Text"/>
+        <a:font script="Nkoo" typeface="Ebrima"/>
+        <a:font script="Olck" typeface="Nirmala UI"/>
+        <a:font script="Osma" typeface="Ebrima"/>
+        <a:font script="Phag" typeface="Phagspa"/>
+        <a:font script="Syrn" typeface="Estrangelo Edessa"/>
+        <a:font script="Syrj" typeface="Estrangelo Edessa"/>
+        <a:font script="Syre" typeface="Estrangelo Edessa"/>
+        <a:font script="Sora" typeface="Nirmala UI"/>
+        <a:font script="Tale" typeface="Microsoft Tai Le"/>
+        <a:font script="Talu" typeface="Microsoft New Tai Lue"/>
+        <a:font script="Tfng" typeface="Ebrima"/>
+      </a:majorFont>
+      <a:minorFont>
+        <a:latin typeface="Aptos" panose="02110004020202020204"/>
+        <a:ea typeface=""/>
+        <a:cs typeface=""/>
+        <a:font script="Jpan" typeface="游明朝"/>
+        <a:font script="Hang" typeface="맑은 고딕"/>
+        <a:font script="Hans" typeface="等线"/>
+        <a:font script="Hant" typeface="新細明體"/>
+        <a:font script="Arab" typeface="Arial"/>
+        <a:font script="Hebr" typeface="Arial"/>
+        <a:font script="Thai" typeface="Cordia New"/>
+        <a:font script="Ethi" typeface="Nyala"/>
+        <a:font script="Beng" typeface="Vrinda"/>
+        <a:font script="Gujr" typeface="Shruti"/>
+        <a:font script="Khmr" typeface="DaunPenh"/>
+        <a:font script="Knda" typeface="Tunga"/>
+        <a:font script="Guru" typeface="Raavi"/>
+        <a:font script="Cans" typeface="Euphemia"/>
+        <a:font script="Cher" typeface="Plantagenet Cherokee"/>
+        <a:font script="Yiii" typeface="Microsoft Yi Baiti"/>
+        <a:font script="Tibt" typeface="Microsoft Himalaya"/>
+        <a:font script="Thaa" typeface="MV Boli"/>
+        <a:font script="Deva" typeface="Mangal"/>
+        <a:font script="Telu" typeface="Gautami"/>
+        <a:font script="Taml" typeface="Latha"/>
+        <a:font script="Syrc" typeface="Estrangelo Edessa"/>
+        <a:font script="Orya" typeface="Kalinga"/>
+        <a:font script="Mlym" typeface="Kartika"/>
+        <a:font script="Laoo" typeface="DokChampa"/>
+        <a:font script="Sinh" typeface="Iskoola Pota"/>
+        <a:font script="Mong" typeface="Mongolian Baiti"/>
+        <a:font script="Viet" typeface="Arial"/>
+        <a:font script="Uigh" typeface="Microsoft Uighur"/>
+        <a:font script="Geor" typeface="Sylfaen"/>
+        <a:font script="Armn" typeface="Arial"/>
+        <a:font script="Bugi" typeface="Leelawadee UI"/>
+        <a:font script="Bopo" typeface="Microsoft JhengHei"/>
+        <a:font script="Java" typeface="Javanese Text"/>
+        <a:font script="Lisu" typeface="Segoe UI"/>
+        <a:font script="Mymr" typeface="Myanmar Text"/>
+        <a:font script="Nkoo" typeface="Ebrima"/>
+        <a:font script="Olck" typeface="Nirmala UI"/>
+        <a:font script="Osma" typeface="Ebrima"/>
+        <a:font script="Phag" typeface="Phagspa"/>
+        <a:font script="Syrn" typeface="Estrangelo Edessa"/>
+        <a:font script="Syrj" typeface="Estrangelo Edessa"/>
+        <a:font script="Syre" typeface="Estrangelo Edessa"/>
+        <a:font script="Sora" typeface="Nirmala UI"/>
+        <a:font script="Tale" typeface="Microsoft Tai Le"/>
+        <a:font script="Talu" typeface="Microsoft New Tai Lue"/>
+        <a:font script="Tfng" typeface="Ebrima"/>
+      </a:minorFont>
+    </a:fontScheme>
+    <a:fmtScheme name="Office">
+      <a:fillStyleLst>
+        <a:solidFill>
+          <a:schemeClr val="phClr"/>
+        </a:solidFill>
+        <a:gradFill rotWithShape="1">
+          <a:gsLst>
+            <a:gs pos="0">
+              <a:schemeClr val="phClr">
+                <a:lumMod val="110000"/>
+                <a:satMod val="105000"/>
+                <a:tint val="67000"/>
+              </a:schemeClr>
+            </a:gs>
+            <a:gs pos="50000">
+              <a:schemeClr val="phClr">
+                <a:lumMod val="105000"/>
+                <a:satMod val="103000"/>
+                <a:tint val="73000"/>
+              </a:schemeClr>
+            </a:gs>
+            <a:gs pos="100000">
+              <a:schemeClr val="phClr">
+                <a:lumMod val="105000"/>
+                <a:satMod val="109000"/>
+                <a:tint val="81000"/>
+              </a:schemeClr>
+            </a:gs>
+          </a:gsLst>
+          <a:lin ang="5400000" scaled="0"/>
+        </a:gradFill>
+        <a:gradFill rotWithShape="1">
+          <a:gsLst>
+            <a:gs pos="0">
+              <a:schemeClr val="phClr">
+                <a:satMod val="103000"/>
+                <a:lumMod val="102000"/>
+                <a:tint val="94000"/>
+              </a:schemeClr>
+            </a:gs>
+            <a:gs pos="50000">
+              <a:schemeClr val="phClr">
+                <a:satMod val="110000"/>
+                <a:lumMod val="100000"/>
+                <a:shade val="100000"/>
+              </a:schemeClr>
+            </a:gs>
+            <a:gs pos="100000">
+              <a:schemeClr val="phClr">
+                <a:lumMod val="99000"/>
+                <a:satMod val="120000"/>
+                <a:shade val="78000"/>
+              </a:schemeClr>
+            </a:gs>
+          </a:gsLst>
+          <a:lin ang="5400000" scaled="0"/>
+        </a:gradFill>
+      </a:fillStyleLst>
+      <a:lnStyleLst>
+        <a:ln w="12700" cap="flat" cmpd="sng" algn="ctr">
+          <a:solidFill>
+            <a:schemeClr val="phClr"/>
+          </a:solidFill>
+          <a:prstDash val="solid"/>
+          <a:miter lim="800000"/>
+        </a:ln>
+        <a:ln w="19050" cap="flat" cmpd="sng" algn="ctr">
+          <a:solidFill>
+            <a:schemeClr val="phClr"/>
+          </a:solidFill>
+          <a:prstDash val="solid"/>
+          <a:miter lim="800000"/>
+        </a:ln>
+        <a:ln w="25400" cap="flat" cmpd="sng" algn="ctr">
+          <a:solidFill>
+            <a:schemeClr val="phClr"/>
+          </a:solidFill>
+          <a:prstDash val="solid"/>
+          <a:miter lim="800000"/>
+        </a:ln>
+      </a:lnStyleLst>
+      <a:effectStyleLst>
+        <a:effectStyle>
+          <a:effectLst/>
+        </a:effectStyle>
+        <a:effectStyle>
+          <a:effectLst/>
+        </a:effectStyle>
+        <a:effectStyle>
+          <a:effectLst>
+            <a:outerShdw blurRad="57150" dist="19050" dir="5400000" algn="ctr" rotWithShape="0">
+              <a:srgbClr val="000000">
+                <a:alpha val="63000"/>
+              </a:srgbClr>
+            </a:outerShdw>
+          </a:effectLst>
+        </a:effectStyle>
+      </a:effectStyleLst>
+      <a:bgFillStyleLst>
+        <a:solidFill>
+          <a:schemeClr val="phClr"/>
+        </a:solidFill>
+        <a:solidFill>
+          <a:schemeClr val="phClr">
+            <a:tint val="95000"/>
+            <a:satMod val="170000"/>
+          </a:schemeClr>
+        </a:solidFill>
+        <a:gradFill rotWithShape="1">
+          <a:gsLst>
+            <a:gs pos="0">
+              <a:schemeClr val="phClr">
+                <a:tint val="93000"/>
+                <a:satMod val="150000"/>
+                <a:shade val="98000"/>
+                <a:lumMod val="102000"/>
+              </a:schemeClr>
+            </a:gs>
+            <a:gs pos="50000">
+              <a:schemeClr val="phClr">
+                <a:tint val="98000"/>
+                <a:satMod val="130000"/>
+                <a:shade val="90000"/>
+                <a:lumMod val="103000"/>
+              </a:schemeClr>
+            </a:gs>
+            <a:gs pos="100000">
+              <a:schemeClr val="phClr">
+                <a:shade val="63000"/>
+                <a:satMod val="120000"/>
+              </a:schemeClr>
+            </a:gs>
+          </a:gsLst>
+          <a:lin ang="5400000" scaled="0"/>
+        </a:gradFill>
+      </a:bgFillStyleLst>
+    </a:fmtScheme>
+  </a:themeElements>
+  <a:objectDefaults>
+    <a:lnDef>
+      <a:spPr/>
+      <a:bodyPr/>
+      <a:lstStyle/>
+      <a:style>
+        <a:lnRef idx="2">
+          <a:schemeClr val="accent1"/>
+        </a:lnRef>
+        <a:fillRef idx="0">
+          <a:schemeClr val="accent1"/>
+        </a:fillRef>
+        <a:effectRef idx="1">
+          <a:schemeClr val="accent1"/>
+        </a:effectRef>
+        <a:fontRef idx="minor">
+          <a:schemeClr val="tx1"/>
+        </a:fontRef>
+      </a:style>
+    </a:lnDef>
+  </a:objectDefaults>
+  <a:extraClrSchemeLst/>
+  <a:extLst>
+    <a:ext uri="{05A4C25C-085E-4340-85A3-A5531E510DB2}">
+      <thm15:themeFamily xmlns:thm15="http://schemas.microsoft.com/office/thememl/2012/main" name="Office Theme" id="{2E142A2C-CD16-42D6-873A-C26D2A0506FA}" vid="{1BDDFF52-6CD6-40A5-AB3C-68EB2F1E4D0A}"/>
+    </a:ext>
+  </a:extLst>
+</a:theme>
 </file>